--- a/docs/final-report-draft.docx
+++ b/docs/final-report-draft.docx
@@ -10,7 +10,7 @@
         <w:rPr>
           <w:rFonts w:ascii="Malgun Gothic" w:hAnsi="Malgun Gothic" w:eastAsia="Malgun Gothic"/>
         </w:rPr>
-        <w:t>Chrono Rush — 프로젝트 최종 보고서 (초안)</w:t>
+        <w:t>Chrono Rush — 프로젝트 최종 보고서</w:t>
       </w:r>
     </w:p>
     <w:p>
@@ -55,7 +55,7 @@
         <w:rPr>
           <w:rFonts w:ascii="Malgun Gothic" w:hAnsi="Malgun Gothic" w:eastAsia="Malgun Gothic"/>
         </w:rPr>
-        <w:t xml:space="preserve"> [TODO: 팀명]</w:t>
+        <w:t xml:space="preserve"> Game Programming Team *(팀명 확정 시 수정)*</w:t>
       </w:r>
     </w:p>
     <w:p>
@@ -70,7 +70,7 @@
         <w:rPr>
           <w:rFonts w:ascii="Malgun Gothic" w:hAnsi="Malgun Gothic" w:eastAsia="Malgun Gothic"/>
         </w:rPr>
-        <w:t xml:space="preserve"> [TODO: 학번 · 이름 · 역할] (A / B / 조현진)</w:t>
+        <w:t xml:space="preserve"> [학번 · 팀원 A 이름 · A] / [학번 · 팀원 B 이름 · B] / [학번 · 조현진 · UI·통합]</w:t>
       </w:r>
     </w:p>
     <w:p>
@@ -86,77 +86,6 @@
           <w:rFonts w:ascii="Malgun Gothic" w:hAnsi="Malgun Gothic" w:eastAsia="Malgun Gothic"/>
         </w:rPr>
         <w:t xml:space="preserve"> 2026년 6월 6일</w:t>
-      </w:r>
-    </w:p>
-    <w:p>
-      <w:r>
-        <w:rPr>
-          <w:rFonts w:ascii="Malgun Gothic" w:hAnsi="Malgun Gothic" w:eastAsia="Malgun Gothic"/>
-        </w:rPr>
-        <w:t>&gt;</w:t>
-      </w:r>
-    </w:p>
-    <w:p>
-      <w:r>
-        <w:rPr>
-          <w:rFonts w:ascii="Malgun Gothic" w:hAnsi="Malgun Gothic" w:eastAsia="Malgun Gothic"/>
-        </w:rPr>
-        <w:t xml:space="preserve">⚠️ 이 파일은 </w:t>
-      </w:r>
-      <w:r>
-        <w:rPr>
-          <w:rFonts w:ascii="Malgun Gothic" w:hAnsi="Malgun Gothic" w:eastAsia="Malgun Gothic"/>
-          <w:b/>
-        </w:rPr>
-        <w:t>초안</w:t>
-      </w:r>
-      <w:r>
-        <w:rPr>
-          <w:rFonts w:ascii="Malgun Gothic" w:hAnsi="Malgun Gothic" w:eastAsia="Malgun Gothic"/>
-        </w:rPr>
-        <w:t xml:space="preserve">입니다. PDF 제출 전 </w:t>
-      </w:r>
-      <w:r>
-        <w:rPr>
-          <w:rFonts w:ascii="Consolas" w:hAnsi="Consolas"/>
-          <w:color w:val="333333"/>
-          <w:sz w:val="20"/>
-        </w:rPr>
-        <w:t>[TODO]</w:t>
-      </w:r>
-      <w:r>
-        <w:rPr>
-          <w:rFonts w:ascii="Malgun Gothic" w:hAnsi="Malgun Gothic" w:eastAsia="Malgun Gothic"/>
-        </w:rPr>
-        <w:t>·</w:t>
-      </w:r>
-      <w:r>
-        <w:rPr>
-          <w:rFonts w:ascii="Consolas" w:hAnsi="Consolas"/>
-          <w:color w:val="333333"/>
-          <w:sz w:val="20"/>
-        </w:rPr>
-        <w:t>[캡처]</w:t>
-      </w:r>
-      <w:r>
-        <w:rPr>
-          <w:rFonts w:ascii="Malgun Gothic" w:hAnsi="Malgun Gothic" w:eastAsia="Malgun Gothic"/>
-        </w:rPr>
-        <w:t xml:space="preserve">를 모두 채우고, </w:t>
-      </w:r>
-      <w:r>
-        <w:rPr>
-          <w:rFonts w:ascii="Consolas" w:hAnsi="Consolas"/>
-          <w:color w:val="333333"/>
-          <w:sz w:val="20"/>
-        </w:rPr>
-        <w:t>docs/report-writing-guide.md</w:t>
-      </w:r>
-      <w:r>
-        <w:rPr>
-          <w:rFonts w:ascii="Malgun Gothic" w:hAnsi="Malgun Gothic" w:eastAsia="Malgun Gothic"/>
-        </w:rPr>
-        <w:t>의 분담표에 따라 팀원이 수정하세요.</w:t>
       </w:r>
     </w:p>
     <w:p>
@@ -217,7 +146,7 @@
         <w:rPr>
           <w:rFonts w:ascii="Malgun Gothic" w:hAnsi="Malgun Gothic" w:eastAsia="Malgun Gothic"/>
         </w:rPr>
-        <w:t xml:space="preserve">, C++과 SDL2만으로 2D 러너(Endless Runner)를 구현하는 것을 목표로 한다. 단순 달리기를 넘어 </w:t>
+        <w:t xml:space="preserve">, C++20과 SDL2만으로 2D 러너(Endless Runner)를 구현하는 것을 목표로 한다. 단순 자동 달리기를 넘어 </w:t>
       </w:r>
       <w:r>
         <w:rPr>
@@ -256,7 +185,41 @@
         <w:rPr>
           <w:rFonts w:ascii="Malgun Gothic" w:hAnsi="Malgun Gothic" w:eastAsia="Malgun Gothic"/>
         </w:rPr>
-        <w:t xml:space="preserve"> 을 결합해 “시간을 조작하는 러너”라는 컨셉을 코드 수준에서 검증하였다.</w:t>
+        <w:t xml:space="preserve"> 을 하나의 루프에 묶어 “시간을 조작하는 SF 러너”라는 컨셉을 </w:t>
+      </w:r>
+      <w:r>
+        <w:rPr>
+          <w:rFonts w:ascii="Malgun Gothic" w:hAnsi="Malgun Gothic" w:eastAsia="Malgun Gothic"/>
+          <w:b/>
+        </w:rPr>
+        <w:t>코드·물리·스냅샷 수준</w:t>
+      </w:r>
+      <w:r>
+        <w:rPr>
+          <w:rFonts w:ascii="Malgun Gothic" w:hAnsi="Malgun Gothic" w:eastAsia="Malgun Gothic"/>
+        </w:rPr>
+        <w:t>에서 검증하였다.</w:t>
+      </w:r>
+    </w:p>
+    <w:p>
+      <w:r>
+        <w:rPr>
+          <w:rFonts w:ascii="Malgun Gothic" w:hAnsi="Malgun Gothic" w:eastAsia="Malgun Gothic"/>
+        </w:rPr>
+        <w:t xml:space="preserve">과제 요구사항(자체 물리, 고정 timestep, Git 협업)을 만족하면서도, 플레이 테스트를 통해 </w:t>
+      </w:r>
+      <w:r>
+        <w:rPr>
+          <w:rFonts w:ascii="Malgun Gothic" w:hAnsi="Malgun Gothic" w:eastAsia="Malgun Gothic"/>
+          <w:b/>
+        </w:rPr>
+        <w:t>조작 수·UI 흐름·스테이지 길이</w:t>
+      </w:r>
+      <w:r>
+        <w:rPr>
+          <w:rFonts w:ascii="Malgun Gothic" w:hAnsi="Malgun Gothic" w:eastAsia="Malgun Gothic"/>
+        </w:rPr>
+        <w:t>를 여러 차례 조정하였다(2.6절).</w:t>
       </w:r>
     </w:p>
     <w:p>
@@ -314,7 +277,20 @@
         <w:rPr>
           <w:rFonts w:ascii="Malgun Gothic" w:hAnsi="Malgun Gothic" w:eastAsia="Malgun Gothic"/>
         </w:rPr>
-        <w:t xml:space="preserve"> 로 위기를 넘긴다. HP는 이동 거리에 비례해 감소하며, 3개 스테이지·총 15km를 완주하면 클리어 연출이 재생된다.</w:t>
+        <w:t xml:space="preserve"> 로 위기를 넘긴다. HP는 이동 거리에 비례해 감소하며, </w:t>
+      </w:r>
+      <w:r>
+        <w:rPr>
+          <w:rFonts w:ascii="Malgun Gothic" w:hAnsi="Malgun Gothic" w:eastAsia="Malgun Gothic"/>
+          <w:b/>
+        </w:rPr>
+        <w:t>Mars → Glacier → Emerald</w:t>
+      </w:r>
+      <w:r>
+        <w:rPr>
+          <w:rFonts w:ascii="Malgun Gothic" w:hAnsi="Malgun Gothic" w:eastAsia="Malgun Gothic"/>
+        </w:rPr>
+        <w:t xml:space="preserve"> 3스테이지·총 15km를 완주하면 Clear! 연출과 함께 리더보드에 점수가 기록된다.</w:t>
       </w:r>
     </w:p>
     <w:p>
@@ -419,7 +395,7 @@
               <w:rPr>
                 <w:rFonts w:ascii="Malgun Gothic" w:hAnsi="Malgun Gothic" w:eastAsia="Malgun Gothic"/>
               </w:rPr>
-              <w:t>SDL2 2.30.6 (FetchContent)</w:t>
+              <w:t>SDL2 2.30.6 (CMake FetchContent)</w:t>
             </w:r>
           </w:p>
         </w:tc>
@@ -475,7 +451,7 @@
               <w:rPr>
                 <w:rFonts w:ascii="Malgun Gothic" w:hAnsi="Malgun Gothic" w:eastAsia="Malgun Gothic"/>
               </w:rPr>
-              <w:t>Windows (MSVC)</w:t>
+              <w:t>Windows x64 (MSVC)</w:t>
             </w:r>
           </w:p>
         </w:tc>
@@ -503,7 +479,7 @@
               <w:rPr>
                 <w:rFonts w:ascii="Malgun Gothic" w:hAnsi="Malgun Gothic" w:eastAsia="Malgun Gothic"/>
               </w:rPr>
-              <w:t>GitHub (`miniherb13/Game-Programming`)</w:t>
+              <w:t>GitHub — `miniherb13/Game-Programming`</w:t>
             </w:r>
           </w:p>
         </w:tc>
@@ -531,7 +507,35 @@
               <w:rPr>
                 <w:rFonts w:ascii="Malgun Gothic" w:hAnsi="Malgun Gothic" w:eastAsia="Malgun Gothic"/>
               </w:rPr>
-              <w:t>PNG 스프라이트, stb_image 로드, 빌드 시 `assets/` 복사</w:t>
+              <w:t>PNG/JPEG, stb_image 로드, POST_BUILD 시 `assets/` 복사</w:t>
+            </w:r>
+          </w:p>
+        </w:tc>
+      </w:tr>
+      <w:tr>
+        <w:tc>
+          <w:tcPr>
+            <w:tcW w:type="dxa" w:w="4819"/>
+          </w:tcPr>
+          <w:p>
+            <w:r>
+              <w:rPr>
+                <w:rFonts w:ascii="Malgun Gothic" w:hAnsi="Malgun Gothic" w:eastAsia="Malgun Gothic"/>
+              </w:rPr>
+              <w:t>해상도</w:t>
+            </w:r>
+          </w:p>
+        </w:tc>
+        <w:tc>
+          <w:tcPr>
+            <w:tcW w:type="dxa" w:w="4819"/>
+          </w:tcPr>
+          <w:p>
+            <w:r>
+              <w:rPr>
+                <w:rFonts w:ascii="Malgun Gothic" w:hAnsi="Malgun Gothic" w:eastAsia="Malgun Gothic"/>
+              </w:rPr>
+              <w:t>1280×720, 60Hz 고정 업데이트</w:t>
             </w:r>
           </w:p>
         </w:tc>
@@ -542,8 +546,15 @@
       <w:r>
         <w:rPr>
           <w:rFonts w:ascii="Malgun Gothic" w:hAnsi="Malgun Gothic" w:eastAsia="Malgun Gothic"/>
-        </w:rPr>
-        <w:t xml:space="preserve">실행: 프로젝트 루트에서 </w:t>
+          <w:b/>
+        </w:rPr>
+        <w:t>빌드·실행:</w:t>
+      </w:r>
+      <w:r>
+        <w:rPr>
+          <w:rFonts w:ascii="Malgun Gothic" w:hAnsi="Malgun Gothic" w:eastAsia="Malgun Gothic"/>
+        </w:rPr>
+        <w:t xml:space="preserve"> 프로젝트 루트에서 </w:t>
       </w:r>
       <w:r>
         <w:rPr>
@@ -551,13 +562,98 @@
           <w:color w:val="333333"/>
           <w:sz w:val="20"/>
         </w:rPr>
+        <w:t>.\build.ps1</w:t>
+      </w:r>
+      <w:r>
+        <w:rPr>
+          <w:rFonts w:ascii="Malgun Gothic" w:hAnsi="Malgun Gothic" w:eastAsia="Malgun Gothic"/>
+        </w:rPr>
+        <w:t xml:space="preserve"> (MSVC </w:t>
+      </w:r>
+      <w:r>
+        <w:rPr>
+          <w:rFonts w:ascii="Consolas" w:hAnsi="Consolas"/>
+          <w:color w:val="333333"/>
+          <w:sz w:val="20"/>
+        </w:rPr>
+        <w:t>vcvars</w:t>
+      </w:r>
+      <w:r>
+        <w:rPr>
+          <w:rFonts w:ascii="Malgun Gothic" w:hAnsi="Malgun Gothic" w:eastAsia="Malgun Gothic"/>
+        </w:rPr>
+        <w:t xml:space="preserve"> 자동 설정). </w:t>
+      </w:r>
+      <w:r>
+        <w:rPr>
+          <w:rFonts w:ascii="Consolas" w:hAnsi="Consolas"/>
+          <w:color w:val="333333"/>
+          <w:sz w:val="20"/>
+        </w:rPr>
         <w:t>.\build.ps1 -Run</w:t>
       </w:r>
       <w:r>
         <w:rPr>
           <w:rFonts w:ascii="Malgun Gothic" w:hAnsi="Malgun Gothic" w:eastAsia="Malgun Gothic"/>
         </w:rPr>
-        <w:t xml:space="preserve"> (MSVC 경로 자동 설정).</w:t>
+        <w:t xml:space="preserve"> 또는 </w:t>
+      </w:r>
+      <w:r>
+        <w:rPr>
+          <w:rFonts w:ascii="Consolas" w:hAnsi="Consolas"/>
+          <w:color w:val="333333"/>
+          <w:sz w:val="20"/>
+        </w:rPr>
+        <w:t>build\chrono_rush_demo.exe</w:t>
+      </w:r>
+      <w:r>
+        <w:rPr>
+          <w:rFonts w:ascii="Malgun Gothic" w:hAnsi="Malgun Gothic" w:eastAsia="Malgun Gothic"/>
+        </w:rPr>
+        <w:t xml:space="preserve"> 실행.</w:t>
+      </w:r>
+    </w:p>
+    <w:p>
+      <w:r>
+        <w:rPr>
+          <w:rFonts w:ascii="Malgun Gothic" w:hAnsi="Malgun Gothic" w:eastAsia="Malgun Gothic"/>
+          <w:b/>
+        </w:rPr>
+        <w:t>배포:</w:t>
+      </w:r>
+      <w:r>
+        <w:rPr>
+          <w:rFonts w:ascii="Malgun Gothic" w:hAnsi="Malgun Gothic" w:eastAsia="Malgun Gothic"/>
+        </w:rPr>
+        <w:t xml:space="preserve"> Release 빌드(</w:t>
+      </w:r>
+      <w:r>
+        <w:rPr>
+          <w:rFonts w:ascii="Consolas" w:hAnsi="Consolas"/>
+          <w:color w:val="333333"/>
+          <w:sz w:val="20"/>
+        </w:rPr>
+        <w:t>build-release/</w:t>
+      </w:r>
+      <w:r>
+        <w:rPr>
+          <w:rFonts w:ascii="Malgun Gothic" w:hAnsi="Malgun Gothic" w:eastAsia="Malgun Gothic"/>
+        </w:rPr>
+        <w:t xml:space="preserve">)의 exe + </w:t>
+      </w:r>
+      <w:r>
+        <w:rPr>
+          <w:rFonts w:ascii="Consolas" w:hAnsi="Consolas"/>
+          <w:color w:val="333333"/>
+          <w:sz w:val="20"/>
+        </w:rPr>
+        <w:t>assets/</w:t>
+      </w:r>
+      <w:r>
+        <w:rPr>
+          <w:rFonts w:ascii="Malgun Gothic" w:hAnsi="Malgun Gothic" w:eastAsia="Malgun Gothic"/>
+        </w:rPr>
+        <w:t xml:space="preserve"> 폴더만 zip으로 묶어 타 PC에 전달 가능(VC++ Redistributable x64 필요).</w:t>
       </w:r>
     </w:p>
     <w:p>
@@ -569,6 +665,69 @@
           <w:rFonts w:ascii="Malgun Gothic" w:hAnsi="Malgun Gothic" w:eastAsia="Malgun Gothic"/>
         </w:rPr>
         <w:t>1.4 팀 구성 및 역할</w:t>
+      </w:r>
+    </w:p>
+    <w:p>
+      <w:r>
+        <w:rPr>
+          <w:rFonts w:ascii="Malgun Gothic" w:hAnsi="Malgun Gothic" w:eastAsia="Malgun Gothic"/>
+        </w:rPr>
+        <w:t xml:space="preserve">README </w:t>
+      </w:r>
+      <w:r>
+        <w:rPr>
+          <w:rFonts w:ascii="Malgun Gothic" w:hAnsi="Malgun Gothic" w:eastAsia="Malgun Gothic"/>
+          <w:b/>
+        </w:rPr>
+        <w:t>옵션 1</w:t>
+      </w:r>
+      <w:r>
+        <w:rPr>
+          <w:rFonts w:ascii="Malgun Gothic" w:hAnsi="Malgun Gothic" w:eastAsia="Malgun Gothic"/>
+        </w:rPr>
+        <w:t xml:space="preserve"> 분담과 실제 Git 커밋·브랜치(</w:t>
+      </w:r>
+      <w:r>
+        <w:rPr>
+          <w:rFonts w:ascii="Consolas" w:hAnsi="Consolas"/>
+          <w:color w:val="333333"/>
+          <w:sz w:val="20"/>
+        </w:rPr>
+        <w:t>main</w:t>
+      </w:r>
+      <w:r>
+        <w:rPr>
+          <w:rFonts w:ascii="Malgun Gothic" w:hAnsi="Malgun Gothic" w:eastAsia="Malgun Gothic"/>
+        </w:rPr>
+        <w:t xml:space="preserve">, </w:t>
+      </w:r>
+      <w:r>
+        <w:rPr>
+          <w:rFonts w:ascii="Consolas" w:hAnsi="Consolas"/>
+          <w:color w:val="333333"/>
+          <w:sz w:val="20"/>
+        </w:rPr>
+        <w:t>현진</w:t>
+      </w:r>
+      <w:r>
+        <w:rPr>
+          <w:rFonts w:ascii="Malgun Gothic" w:hAnsi="Malgun Gothic" w:eastAsia="Malgun Gothic"/>
+        </w:rPr>
+        <w:t xml:space="preserve">, </w:t>
+      </w:r>
+      <w:r>
+        <w:rPr>
+          <w:rFonts w:ascii="Consolas" w:hAnsi="Consolas"/>
+          <w:color w:val="333333"/>
+          <w:sz w:val="20"/>
+        </w:rPr>
+        <w:t>효담</w:t>
+      </w:r>
+      <w:r>
+        <w:rPr>
+          <w:rFonts w:ascii="Malgun Gothic" w:hAnsi="Malgun Gothic" w:eastAsia="Malgun Gothic"/>
+        </w:rPr>
+        <w:t>)를 기준으로 역할을 정리하였다.</w:t>
       </w:r>
     </w:p>
     <w:tbl>
@@ -649,7 +808,7 @@
               <w:rPr>
                 <w:rFonts w:ascii="Malgun Gothic" w:hAnsi="Malgun Gothic" w:eastAsia="Malgun Gothic"/>
               </w:rPr>
-              <w:t>[TODO: 이름]</w:t>
+              <w:t>[이름]</w:t>
             </w:r>
           </w:p>
         </w:tc>
@@ -662,7 +821,7 @@
               <w:rPr>
                 <w:rFonts w:ascii="Malgun Gothic" w:hAnsi="Malgun Gothic" w:eastAsia="Malgun Gothic"/>
               </w:rPr>
-              <w:t>폭탄 물리·투척, 중력장(블랙홀), `GameSnapshot`·객체별 스냅샷, 폭발 연동</w:t>
+              <w:t>`Bomb.cpp`, `GravityField.cpp` — 폭탄 투척·바운스·폭발, 블랙홀 힘 모델, `BombSlotSnapshot`/`GravityFieldSnapshot`, `GameSnapshot::Capture`/`Apply`</w:t>
             </w:r>
           </w:p>
         </w:tc>
@@ -690,7 +849,7 @@
               <w:rPr>
                 <w:rFonts w:ascii="Malgun Gothic" w:hAnsi="Malgun Gothic" w:eastAsia="Malgun Gothic"/>
               </w:rPr>
-              <w:t>[TODO: 이름]</w:t>
+              <w:t>[이름]</w:t>
             </w:r>
           </w:p>
         </w:tc>
@@ -703,7 +862,7 @@
               <w:rPr>
                 <w:rFonts w:ascii="Malgun Gothic" w:hAnsi="Malgun Gothic" w:eastAsia="Malgun Gothic"/>
               </w:rPr>
-              <w:t>`RewindBuffer`, 스폰·스크롤·난이도, F 슬로우·스태미나 분리, 낙하 장애물</w:t>
+              <w:t>`RewindBuffer`, 스폰·스크롤·난이도 곡선, F 슬로우·이중 스태미나, 낙하 장애물, **리더보드·폭탄 쿨다운 2초**</w:t>
             </w:r>
           </w:p>
         </w:tc>
@@ -744,7 +903,133 @@
               <w:rPr>
                 <w:rFonts w:ascii="Malgun Gothic" w:hAnsi="Malgun Gothic" w:eastAsia="Malgun Gothic"/>
               </w:rPr>
-              <w:t>3스테이지(Emerald), HUD·타이틀·조작법, `UiText`·VFX, 빌드 스크립트, 통합·버그 수정</w:t>
+              <w:t>Emerald 3스테이지, HUD·타이틀·조작법 2단계 UI, `UiText`·`VfxLibrary`, `build.ps1`, merge·버그 수정</w:t>
+            </w:r>
+          </w:p>
+        </w:tc>
+      </w:tr>
+    </w:tbl>
+    <w:p/>
+    <w:tbl>
+      <w:tblPr>
+        <w:tblStyle w:val="TableGrid"/>
+        <w:tblW w:type="auto" w:w="0"/>
+        <w:tblLook w:firstColumn="1" w:firstRow="1" w:lastColumn="0" w:lastRow="0" w:noHBand="0" w:noVBand="1" w:val="04A0"/>
+      </w:tblPr>
+      <w:tblGrid>
+        <w:gridCol w:w="4819"/>
+        <w:gridCol w:w="4819"/>
+      </w:tblGrid>
+      <w:tr>
+        <w:tc>
+          <w:tcPr>
+            <w:tcW w:type="dxa" w:w="4819"/>
+          </w:tcPr>
+          <w:p>
+            <w:r>
+              <w:rPr>
+                <w:rFonts w:ascii="Malgun Gothic" w:hAnsi="Malgun Gothic" w:eastAsia="Malgun Gothic"/>
+                <w:b/>
+              </w:rPr>
+              <w:t>담당</w:t>
+            </w:r>
+          </w:p>
+        </w:tc>
+        <w:tc>
+          <w:tcPr>
+            <w:tcW w:type="dxa" w:w="4819"/>
+          </w:tcPr>
+          <w:p>
+            <w:r>
+              <w:rPr>
+                <w:rFonts w:ascii="Malgun Gothic" w:hAnsi="Malgun Gothic" w:eastAsia="Malgun Gothic"/>
+                <w:b/>
+              </w:rPr>
+              <w:t>대표 파일</w:t>
+            </w:r>
+          </w:p>
+        </w:tc>
+      </w:tr>
+      <w:tr>
+        <w:tc>
+          <w:tcPr>
+            <w:tcW w:type="dxa" w:w="4819"/>
+          </w:tcPr>
+          <w:p>
+            <w:r>
+              <w:rPr>
+                <w:rFonts w:ascii="Malgun Gothic" w:hAnsi="Malgun Gothic" w:eastAsia="Malgun Gothic"/>
+              </w:rPr>
+              <w:t>A</w:t>
+            </w:r>
+          </w:p>
+        </w:tc>
+        <w:tc>
+          <w:tcPr>
+            <w:tcW w:type="dxa" w:w="4819"/>
+          </w:tcPr>
+          <w:p>
+            <w:r>
+              <w:rPr>
+                <w:rFonts w:ascii="Malgun Gothic" w:hAnsi="Malgun Gothic" w:eastAsia="Malgun Gothic"/>
+              </w:rPr>
+              <w:t>`src/game/Bomb.cpp`, `GravityField.cpp`, `src/rewind/Snapshot.cpp`</w:t>
+            </w:r>
+          </w:p>
+        </w:tc>
+      </w:tr>
+      <w:tr>
+        <w:tc>
+          <w:tcPr>
+            <w:tcW w:type="dxa" w:w="4819"/>
+          </w:tcPr>
+          <w:p>
+            <w:r>
+              <w:rPr>
+                <w:rFonts w:ascii="Malgun Gothic" w:hAnsi="Malgun Gothic" w:eastAsia="Malgun Gothic"/>
+              </w:rPr>
+              <w:t>B</w:t>
+            </w:r>
+          </w:p>
+        </w:tc>
+        <w:tc>
+          <w:tcPr>
+            <w:tcW w:type="dxa" w:w="4819"/>
+          </w:tcPr>
+          <w:p>
+            <w:r>
+              <w:rPr>
+                <w:rFonts w:ascii="Malgun Gothic" w:hAnsi="Malgun Gothic" w:eastAsia="Malgun Gothic"/>
+              </w:rPr>
+              <w:t>`src/rewind/RewindBuffer.cpp`, `src/game/Game.cpp`(스폰·슬로우·역행 호출)</w:t>
+            </w:r>
+          </w:p>
+        </w:tc>
+      </w:tr>
+      <w:tr>
+        <w:tc>
+          <w:tcPr>
+            <w:tcW w:type="dxa" w:w="4819"/>
+          </w:tcPr>
+          <w:p>
+            <w:r>
+              <w:rPr>
+                <w:rFonts w:ascii="Malgun Gothic" w:hAnsi="Malgun Gothic" w:eastAsia="Malgun Gothic"/>
+              </w:rPr>
+              <w:t>조현진</w:t>
+            </w:r>
+          </w:p>
+        </w:tc>
+        <w:tc>
+          <w:tcPr>
+            <w:tcW w:type="dxa" w:w="4819"/>
+          </w:tcPr>
+          <w:p>
+            <w:r>
+              <w:rPr>
+                <w:rFonts w:ascii="Malgun Gothic" w:hAnsi="Malgun Gothic" w:eastAsia="Malgun Gothic"/>
+              </w:rPr>
+              <w:t>`StageEmerald.cpp`, `UiText.cpp`, `VfxLibrary.cpp`, `PlayerSprite.cpp`, `build.ps1`</w:t>
             </w:r>
           </w:p>
         </w:tc>
@@ -811,17 +1096,50 @@
         <w:rPr>
           <w:rFonts w:ascii="Malgun Gothic" w:hAnsi="Malgun Gothic" w:eastAsia="Malgun Gothic"/>
         </w:rPr>
-        <w:t xml:space="preserve"> 순으로 환경색과 장애물 밀도가 변하며, “행성을 가로지르는 시간 여행 러너”라는 내러티브를 시각적으로 전달한다.</w:t>
-      </w:r>
-    </w:p>
-    <w:p>
+        <w:t xml:space="preserve"> 순으로 환경색·장애물 밀도·낙하 빈도가 증가하며, “행성을 가로지르는 시간 여행 러너”라는 내러티브를 시각적으로 전달한다. 타이틀은 </w:t>
+      </w:r>
       <w:r>
         <w:rPr>
           <w:rFonts w:ascii="Consolas" w:hAnsi="Consolas"/>
           <w:color w:val="333333"/>
           <w:sz w:val="20"/>
         </w:rPr>
-        <w:t>[캡처: 타이틀 화면 — CHRONO RUSH 로고 + SPACE 안내]</w:t>
+        <w:t>title_screen_v2.png</w:t>
+      </w:r>
+      <w:r>
+        <w:rPr>
+          <w:rFonts w:ascii="Malgun Gothic" w:hAnsi="Malgun Gothic" w:eastAsia="Malgun Gothic"/>
+        </w:rPr>
+        <w:t xml:space="preserve">를 비율 유지(contain)로 표시하고, 레터박스는 </w:t>
+      </w:r>
+      <w:r>
+        <w:rPr>
+          <w:rFonts w:ascii="Consolas" w:hAnsi="Consolas"/>
+          <w:color w:val="333333"/>
+          <w:sz w:val="20"/>
+        </w:rPr>
+        <w:t>#080A12</w:t>
+      </w:r>
+      <w:r>
+        <w:rPr>
+          <w:rFonts w:ascii="Malgun Gothic" w:hAnsi="Malgun Gothic" w:eastAsia="Malgun Gothic"/>
+        </w:rPr>
+        <w:t xml:space="preserve"> 단색으로 처리하여 워터마크·UI 겹침을 제거하였다.</w:t>
+      </w:r>
+    </w:p>
+    <w:p>
+      <w:r>
+        <w:rPr>
+          <w:rFonts w:ascii="Malgun Gothic" w:hAnsi="Malgun Gothic" w:eastAsia="Malgun Gothic"/>
+          <w:b/>
+        </w:rPr>
+        <w:t>그림 1.</w:t>
+      </w:r>
+      <w:r>
+        <w:rPr>
+          <w:rFonts w:ascii="Malgun Gothic" w:hAnsi="Malgun Gothic" w:eastAsia="Malgun Gothic"/>
+        </w:rPr>
+        <w:t xml:space="preserve"> 타이틀 화면 — CHRONO RUSH 로고, “Press SPACE” 안내 *(1280×720 캡처 후 삽입)*</w:t>
       </w:r>
     </w:p>
     <w:p>
@@ -850,7 +1168,35 @@
         <w:rPr>
           <w:rFonts w:ascii="Malgun Gothic" w:hAnsi="Malgun Gothic" w:eastAsia="Malgun Gothic"/>
         </w:rPr>
-        <w:t xml:space="preserve"> — 카메라는 플레이어 X를 고정하고 맵이 스크롤된다.</w:t>
+        <w:t xml:space="preserve"> — 카메라는 플레이어 X를 화면 좌측(~140px)에 고정하고, </w:t>
+      </w:r>
+      <w:r>
+        <w:rPr>
+          <w:rFonts w:ascii="Consolas" w:hAnsi="Consolas"/>
+          <w:color w:val="333333"/>
+          <w:sz w:val="20"/>
+        </w:rPr>
+        <w:t>m_distance</w:t>
+      </w:r>
+      <w:r>
+        <w:rPr>
+          <w:rFonts w:ascii="Malgun Gothic" w:hAnsi="Malgun Gothic" w:eastAsia="Malgun Gothic"/>
+        </w:rPr>
+        <w:t>·</w:t>
+      </w:r>
+      <w:r>
+        <w:rPr>
+          <w:rFonts w:ascii="Consolas" w:hAnsi="Consolas"/>
+          <w:color w:val="333333"/>
+          <w:sz w:val="20"/>
+        </w:rPr>
+        <w:t>m_scrollSpeed</w:t>
+      </w:r>
+      <w:r>
+        <w:rPr>
+          <w:rFonts w:ascii="Malgun Gothic" w:hAnsi="Malgun Gothic" w:eastAsia="Malgun Gothic"/>
+        </w:rPr>
+        <w:t>로 맵이 스크롤된다.</w:t>
       </w:r>
     </w:p>
     <w:p>
@@ -868,7 +1214,7 @@
         <w:rPr>
           <w:rFonts w:ascii="Malgun Gothic" w:hAnsi="Malgun Gothic" w:eastAsia="Malgun Gothic"/>
         </w:rPr>
-        <w:t xml:space="preserve"> — 점프(C), 실드(별 아이템), 폭탄 파괴.</w:t>
+        <w:t xml:space="preserve"> — 점프(C), 실드(별 아이템 5초), 폭탄으로 Tall 등 일부 장애물 파괴.</w:t>
       </w:r>
     </w:p>
     <w:p>
@@ -886,7 +1232,7 @@
         <w:rPr>
           <w:rFonts w:ascii="Malgun Gothic" w:hAnsi="Malgun Gothic" w:eastAsia="Malgun Gothic"/>
         </w:rPr>
-        <w:t xml:space="preserve"> — HP(거리), 슬로우 스태미나(파랑), 역행 스태미나(보라).</w:t>
+        <w:t xml:space="preserve"> — HP(거리), 슬로우 스태미나(파랑, 최대 1.5), 역행 스태미나(보라).</w:t>
       </w:r>
     </w:p>
     <w:p>
@@ -904,7 +1250,21 @@
         <w:rPr>
           <w:rFonts w:ascii="Malgun Gothic" w:hAnsi="Malgun Gothic" w:eastAsia="Malgun Gothic"/>
         </w:rPr>
-        <w:t xml:space="preserve"> — F 슬로우, Z 역행(약 3초 분량 스냅샷 복원).</w:t>
+        <w:t xml:space="preserve"> — F 슬로우(</w:t>
+      </w:r>
+      <w:r>
+        <w:rPr>
+          <w:rFonts w:ascii="Consolas" w:hAnsi="Consolas"/>
+          <w:color w:val="333333"/>
+          <w:sz w:val="20"/>
+        </w:rPr>
+        <w:t>simDt = dt × 0.35</w:t>
+      </w:r>
+      <w:r>
+        <w:rPr>
+          <w:rFonts w:ascii="Malgun Gothic" w:hAnsi="Malgun Gothic" w:eastAsia="Malgun Gothic"/>
+        </w:rPr>
+        <w:t>), Z 역행(180프레임 ≈ 3초 복원).</w:t>
       </w:r>
     </w:p>
     <w:p>
@@ -916,13 +1276,13 @@
           <w:rFonts w:ascii="Malgun Gothic" w:hAnsi="Malgun Gothic" w:eastAsia="Malgun Gothic"/>
           <w:b/>
         </w:rPr>
-        <w:t>클리어 / 게임오버</w:t>
-      </w:r>
-      <w:r>
-        <w:rPr>
-          <w:rFonts w:ascii="Malgun Gothic" w:hAnsi="Malgun Gothic" w:eastAsia="Malgun Gothic"/>
-        </w:rPr>
-        <w:t xml:space="preserve"> — 15km 도달 시 Clear! + 폭죽, HP 0 또는 낙사 시 Game Over.</w:t>
+        <w:t>점수·클리어</w:t>
+      </w:r>
+      <w:r>
+        <w:rPr>
+          <w:rFonts w:ascii="Malgun Gothic" w:hAnsi="Malgun Gothic" w:eastAsia="Malgun Gothic"/>
+        </w:rPr>
+        <w:t xml:space="preserve"> — 점수 = 거리/10 + 폭탄 처치×50. 15km 클리어 시 Clear! + 폭죽, Game Over 시 상위 10개 리더보드 갱신.</w:t>
       </w:r>
     </w:p>
     <w:p>
@@ -999,7 +1359,7 @@
               <w:rPr>
                 <w:rFonts w:ascii="Malgun Gothic" w:hAnsi="Malgun Gothic" w:eastAsia="Malgun Gothic"/>
               </w:rPr>
-              <w:t>점프 (코요테 타임·점프 버퍼 적용)</w:t>
+              <w:t>점프 (코요테 타임·점프 버퍼)</w:t>
             </w:r>
           </w:p>
         </w:tc>
@@ -1027,7 +1387,7 @@
               <w:rPr>
                 <w:rFonts w:ascii="Malgun Gothic" w:hAnsi="Malgun Gothic" w:eastAsia="Malgun Gothic"/>
               </w:rPr>
-              <w:t>폭탄 충전 → 발사 (마우스 조준, 점선 궤도)</w:t>
+              <w:t>폭탄 충전(`throw_0`→`throw_1`) → 발사(`throw_2`, 0.35초). 마우스 조준, 점선 궤도</w:t>
             </w:r>
           </w:p>
         </w:tc>
@@ -1055,7 +1415,7 @@
               <w:rPr>
                 <w:rFonts w:ascii="Malgun Gothic" w:hAnsi="Malgun Gothic" w:eastAsia="Malgun Gothic"/>
               </w:rPr>
-              <w:t>슬로우 모션 ON/OFF (슬로우 스태미나 소모)</w:t>
+              <w:t>슬로우 모션 ON/OFF (슬로우 스태미나 초당 0.5 소모, 비활성 시 0.25 회복)</w:t>
             </w:r>
           </w:p>
         </w:tc>
@@ -1083,7 +1443,7 @@
               <w:rPr>
                 <w:rFonts w:ascii="Malgun Gothic" w:hAnsi="Malgun Gothic" w:eastAsia="Malgun Gothic"/>
               </w:rPr>
-              <w:t>시간 역행 (역행 스태미나 1.5 소모, 약 3초 되감기)</w:t>
+              <w:t>시간 역행 (역행 스태미나 1.5 소모, 버퍼 180프레임 소진)</w:t>
             </w:r>
           </w:p>
         </w:tc>
@@ -1111,7 +1471,7 @@
               <w:rPr>
                 <w:rFonts w:ascii="Malgun Gothic" w:hAnsi="Malgun Gothic" w:eastAsia="Malgun Gothic"/>
               </w:rPr>
-              <w:t>일시정지 / 일시정지 중 종료</w:t>
+              <w:t>일시정지 / 일시정지 중 한 번 더: 종료</w:t>
             </w:r>
           </w:p>
         </w:tc>
@@ -1139,7 +1499,7 @@
               <w:rPr>
                 <w:rFonts w:ascii="Malgun Gothic" w:hAnsi="Malgun Gothic" w:eastAsia="Malgun Gothic"/>
               </w:rPr>
-              <w:t>타이틀 → 조작법 → 게임 시작 / 일시정지 해제 / 재시작</w:t>
+              <w:t>타이틀 → 조작법 → 게임 시작 / 일시정지 해제 / Clear 후 타이틀</w:t>
             </w:r>
           </w:p>
         </w:tc>
@@ -1150,104 +1510,58 @@
       <w:r>
         <w:rPr>
           <w:rFonts w:ascii="Malgun Gothic" w:hAnsi="Malgun Gothic" w:eastAsia="Malgun Gothic"/>
-        </w:rPr>
-        <w:t xml:space="preserve">아이템: </w:t>
-      </w:r>
-      <w:r>
-        <w:rPr>
-          <w:rFonts w:ascii="Malgun Gothic" w:hAnsi="Malgun Gothic" w:eastAsia="Malgun Gothic"/>
           <w:b/>
         </w:rPr>
-        <w:t>번개 = 슬로우 스태미나</w:t>
-      </w:r>
-      <w:r>
-        <w:rPr>
-          <w:rFonts w:ascii="Malgun Gothic" w:hAnsi="Malgun Gothic" w:eastAsia="Malgun Gothic"/>
-        </w:rPr>
-        <w:t xml:space="preserve">, </w:t>
-      </w:r>
-      <w:r>
-        <w:rPr>
-          <w:rFonts w:ascii="Malgun Gothic" w:hAnsi="Malgun Gothic" w:eastAsia="Malgun Gothic"/>
-          <w:b/>
-        </w:rPr>
-        <w:t>하트 = HP</w:t>
-      </w:r>
-      <w:r>
-        <w:rPr>
-          <w:rFonts w:ascii="Malgun Gothic" w:hAnsi="Malgun Gothic" w:eastAsia="Malgun Gothic"/>
-        </w:rPr>
-        <w:t xml:space="preserve">, </w:t>
-      </w:r>
-      <w:r>
-        <w:rPr>
-          <w:rFonts w:ascii="Malgun Gothic" w:hAnsi="Malgun Gothic" w:eastAsia="Malgun Gothic"/>
-          <w:b/>
-        </w:rPr>
-        <w:t>별 = 실드(무적 5초)</w:t>
-      </w:r>
-      <w:r>
-        <w:rPr>
-          <w:rFonts w:ascii="Malgun Gothic" w:hAnsi="Malgun Gothic" w:eastAsia="Malgun Gothic"/>
-        </w:rPr>
-        <w:t>.</w:t>
+        <w:t>아이템:</w:t>
+      </w:r>
+      <w:r>
+        <w:rPr>
+          <w:rFonts w:ascii="Malgun Gothic" w:hAnsi="Malgun Gothic" w:eastAsia="Malgun Gothic"/>
+        </w:rPr>
+        <w:t xml:space="preserve"> 번개 = 슬로우 스태미나, 하트 = HP, 별 = 실드(무적 5초, 장애물 Y 밀림 무시).</w:t>
       </w:r>
     </w:p>
     <w:p>
       <w:r>
         <w:rPr>
-          <w:rFonts w:ascii="Consolas" w:hAnsi="Consolas"/>
-          <w:color w:val="333333"/>
-          <w:sz w:val="20"/>
-        </w:rPr>
-        <w:t>[캡처: 인게임 조작법 오버레이 — 맵 위 패널]</w:t>
+          <w:rFonts w:ascii="Malgun Gothic" w:hAnsi="Malgun Gothic" w:eastAsia="Malgun Gothic"/>
+          <w:b/>
+        </w:rPr>
+        <w:t>시작 흐름:</w:t>
+      </w:r>
+      <w:r>
+        <w:rPr>
+          <w:rFonts w:ascii="Malgun Gothic" w:hAnsi="Malgun Gothic" w:eastAsia="Malgun Gothic"/>
+        </w:rPr>
+        <w:t xml:space="preserve"> 타이틀(Space) → </w:t>
+      </w:r>
+      <w:r>
+        <w:rPr>
+          <w:rFonts w:ascii="Malgun Gothic" w:hAnsi="Malgun Gothic" w:eastAsia="Malgun Gothic"/>
+          <w:b/>
+        </w:rPr>
+        <w:t>인게임 배경 + 조작법 패널</w:t>
+      </w:r>
+      <w:r>
+        <w:rPr>
+          <w:rFonts w:ascii="Malgun Gothic" w:hAnsi="Malgun Gothic" w:eastAsia="Malgun Gothic"/>
+        </w:rPr>
+        <w:t>(Space) → 본 게임. 타이틀 아트와 조작 설명을 분리하여 가독성을 높였다.</w:t>
       </w:r>
     </w:p>
     <w:p>
       <w:r>
         <w:rPr>
           <w:rFonts w:ascii="Malgun Gothic" w:hAnsi="Malgun Gothic" w:eastAsia="Malgun Gothic"/>
-        </w:rPr>
-        <w:t xml:space="preserve">시작 흐름: </w:t>
-      </w:r>
-      <w:r>
-        <w:rPr>
-          <w:rFonts w:ascii="Malgun Gothic" w:hAnsi="Malgun Gothic" w:eastAsia="Malgun Gothic"/>
           <w:b/>
         </w:rPr>
-        <w:t>타이틀(Space)</w:t>
-      </w:r>
-      <w:r>
-        <w:rPr>
-          <w:rFonts w:ascii="Malgun Gothic" w:hAnsi="Malgun Gothic" w:eastAsia="Malgun Gothic"/>
-        </w:rPr>
-        <w:t xml:space="preserve"> → </w:t>
-      </w:r>
-      <w:r>
-        <w:rPr>
-          <w:rFonts w:ascii="Malgun Gothic" w:hAnsi="Malgun Gothic" w:eastAsia="Malgun Gothic"/>
-          <w:b/>
-        </w:rPr>
-        <w:t>인게임 배경 + 조작법 패널(Space)</w:t>
-      </w:r>
-      <w:r>
-        <w:rPr>
-          <w:rFonts w:ascii="Malgun Gothic" w:hAnsi="Malgun Gothic" w:eastAsia="Malgun Gothic"/>
-        </w:rPr>
-        <w:t xml:space="preserve"> → </w:t>
-      </w:r>
-      <w:r>
-        <w:rPr>
-          <w:rFonts w:ascii="Malgun Gothic" w:hAnsi="Malgun Gothic" w:eastAsia="Malgun Gothic"/>
-          <w:b/>
-        </w:rPr>
-        <w:t>본 게임</w:t>
-      </w:r>
-      <w:r>
-        <w:rPr>
-          <w:rFonts w:ascii="Malgun Gothic" w:hAnsi="Malgun Gothic" w:eastAsia="Malgun Gothic"/>
-        </w:rPr>
-        <w:t>.</w:t>
+        <w:t>그림 2.</w:t>
+      </w:r>
+      <w:r>
+        <w:rPr>
+          <w:rFonts w:ascii="Malgun Gothic" w:hAnsi="Malgun Gothic" w:eastAsia="Malgun Gothic"/>
+        </w:rPr>
+        <w:t xml:space="preserve"> 인게임 조작법 오버레이 — 맵 위 반투명 패널 *(캡처 후 삽입)*</w:t>
       </w:r>
     </w:p>
     <w:p>
@@ -1434,7 +1748,7 @@
               <w:rPr>
                 <w:rFonts w:ascii="Malgun Gothic" w:hAnsi="Malgun Gothic" w:eastAsia="Malgun Gothic"/>
               </w:rPr>
-              <w:t>빙하 테마, 낙하 장애물(유성) 스폰 시작</w:t>
+              <w:t>빙하 테마, **낙하 장애물(유성)** 스폰 시작</w:t>
             </w:r>
           </w:p>
         </w:tc>
@@ -1488,7 +1802,7 @@
               <w:rPr>
                 <w:rFonts w:ascii="Malgun Gothic" w:hAnsi="Malgun Gothic" w:eastAsia="Malgun Gothic"/>
               </w:rPr>
-              <w:t>에메랄드 테마, 난이도·낙하 빈도 상승</w:t>
+              <w:t>에메랄드 테마, 스폰 간격 단축·낙하 빈도 상승</w:t>
             </w:r>
           </w:p>
         </w:tc>
@@ -1554,7 +1868,7 @@
         <w:rPr>
           <w:rFonts w:ascii="Malgun Gothic" w:hAnsi="Malgun Gothic" w:eastAsia="Malgun Gothic"/>
         </w:rPr>
-        <w:t>스테이지 전환 시 페이드·알림 UI(</w:t>
+        <w:t>스테이지 전환 시 페이드·</w:t>
       </w:r>
       <w:r>
         <w:rPr>
@@ -1568,7 +1882,7 @@
         <w:rPr>
           <w:rFonts w:ascii="Malgun Gothic" w:hAnsi="Malgun Gothic" w:eastAsia="Malgun Gothic"/>
         </w:rPr>
-        <w:t xml:space="preserve">, </w:t>
+        <w:t xml:space="preserve"> / </w:t>
       </w:r>
       <w:r>
         <w:rPr>
@@ -1582,17 +1896,64 @@
         <w:rPr>
           <w:rFonts w:ascii="Malgun Gothic" w:hAnsi="Malgun Gothic" w:eastAsia="Malgun Gothic"/>
         </w:rPr>
-        <w:t>)가 표시된다.</w:t>
-      </w:r>
-    </w:p>
-    <w:p>
+        <w:t xml:space="preserve"> 알림 UI가 표시된다. 각 스테이지는 </w:t>
+      </w:r>
       <w:r>
         <w:rPr>
           <w:rFonts w:ascii="Consolas" w:hAnsi="Consolas"/>
           <w:color w:val="333333"/>
           <w:sz w:val="20"/>
         </w:rPr>
-        <w:t>[캡처: Mars / Glacier / Emerald 각 1장 — 작게 3열 배치]</w:t>
+        <w:t>StageMap</w:t>
+      </w:r>
+      <w:r>
+        <w:rPr>
+          <w:rFonts w:ascii="Malgun Gothic" w:hAnsi="Malgun Gothic" w:eastAsia="Malgun Gothic"/>
+        </w:rPr>
+        <w:t xml:space="preserve"> / </w:t>
+      </w:r>
+      <w:r>
+        <w:rPr>
+          <w:rFonts w:ascii="Consolas" w:hAnsi="Consolas"/>
+          <w:color w:val="333333"/>
+          <w:sz w:val="20"/>
+        </w:rPr>
+        <w:t>StageGlacier</w:t>
+      </w:r>
+      <w:r>
+        <w:rPr>
+          <w:rFonts w:ascii="Malgun Gothic" w:hAnsi="Malgun Gothic" w:eastAsia="Malgun Gothic"/>
+        </w:rPr>
+        <w:t xml:space="preserve"> / </w:t>
+      </w:r>
+      <w:r>
+        <w:rPr>
+          <w:rFonts w:ascii="Consolas" w:hAnsi="Consolas"/>
+          <w:color w:val="333333"/>
+          <w:sz w:val="20"/>
+        </w:rPr>
+        <w:t>StageEmerald</w:t>
+      </w:r>
+      <w:r>
+        <w:rPr>
+          <w:rFonts w:ascii="Malgun Gothic" w:hAnsi="Malgun Gothic" w:eastAsia="Malgun Gothic"/>
+        </w:rPr>
+        <w:t xml:space="preserve"> 클래스가 타일·패럴랙스·데코를 담당한다.</w:t>
+      </w:r>
+    </w:p>
+    <w:p>
+      <w:r>
+        <w:rPr>
+          <w:rFonts w:ascii="Malgun Gothic" w:hAnsi="Malgun Gothic" w:eastAsia="Malgun Gothic"/>
+          <w:b/>
+        </w:rPr>
+        <w:t>그림 3.</w:t>
+      </w:r>
+      <w:r>
+        <w:rPr>
+          <w:rFonts w:ascii="Malgun Gothic" w:hAnsi="Malgun Gothic" w:eastAsia="Malgun Gothic"/>
+        </w:rPr>
+        <w:t xml:space="preserve"> Mars / Glacier / Emerald 인게임 화면 각 1장 *(3열 배치 권장)*</w:t>
       </w:r>
     </w:p>
     <w:p>
@@ -1603,7 +1964,7 @@
         <w:rPr>
           <w:rFonts w:ascii="Malgun Gothic" w:hAnsi="Malgun Gothic" w:eastAsia="Malgun Gothic"/>
         </w:rPr>
-        <w:t>2.5 장애물·아이템</w:t>
+        <w:t>2.5 장애물·아이템·점수</w:t>
       </w:r>
     </w:p>
     <w:p>
@@ -1621,14 +1982,14 @@
         <w:rPr>
           <w:rFonts w:ascii="Malgun Gothic" w:hAnsi="Malgun Gothic" w:eastAsia="Malgun Gothic"/>
         </w:rPr>
-        <w:t xml:space="preserve"> Normal, Tall, Bounce, Spike, Triangle, Ceiling, Moving + </w:t>
+        <w:t xml:space="preserve"> Normal, Tall, Bounce, Spike, Triangle, Ceiling, Moving, </w:t>
       </w:r>
       <w:r>
         <w:rPr>
           <w:rFonts w:ascii="Malgun Gothic" w:hAnsi="Malgun Gothic" w:eastAsia="Malgun Gothic"/>
           <w:b/>
         </w:rPr>
-        <w:t>낙하형(Falling)</w:t>
+        <w:t>Falling(낙하)</w:t>
       </w:r>
     </w:p>
     <w:p>
@@ -1639,7 +2000,7 @@
         <w:rPr>
           <w:rFonts w:ascii="Malgun Gothic" w:hAnsi="Malgun Gothic" w:eastAsia="Malgun Gothic"/>
         </w:rPr>
-        <w:t>Tall 등 일부는 폭탄으로 파괴 가능.</w:t>
+        <w:t>Tall 등 일부는 폭탄 폭발 반경(약 95px) 안에서 파괴 가능.</w:t>
       </w:r>
     </w:p>
     <w:p>
@@ -1650,7 +2011,7 @@
         <w:rPr>
           <w:rFonts w:ascii="Malgun Gothic" w:hAnsi="Malgun Gothic" w:eastAsia="Malgun Gothic"/>
         </w:rPr>
-        <w:t>스프라이트는 스테이지별 PNG, 흰 테두리 bake(</w:t>
+        <w:t xml:space="preserve">스프라이트는 스테이지별 PNG; </w:t>
       </w:r>
       <w:r>
         <w:rPr>
@@ -1664,7 +2025,7 @@
         <w:rPr>
           <w:rFonts w:ascii="Malgun Gothic" w:hAnsi="Malgun Gothic" w:eastAsia="Malgun Gothic"/>
         </w:rPr>
-        <w:t>)로 시인성 확보.</w:t>
+        <w:t>으로 흰 테두리 bake하여 배경과 구분.</w:t>
       </w:r>
     </w:p>
     <w:p>
@@ -1697,6 +2058,52 @@
           <w:rFonts w:ascii="Malgun Gothic" w:hAnsi="Malgun Gothic" w:eastAsia="Malgun Gothic"/>
         </w:rPr>
         <w:t>).</w:t>
+      </w:r>
+    </w:p>
+    <w:p>
+      <w:pPr>
+        <w:pStyle w:val="ListBullet"/>
+      </w:pPr>
+      <w:r>
+        <w:rPr>
+          <w:rFonts w:ascii="Malgun Gothic" w:hAnsi="Malgun Gothic" w:eastAsia="Malgun Gothic"/>
+          <w:b/>
+        </w:rPr>
+        <w:t>리더보드:</w:t>
+      </w:r>
+      <w:r>
+        <w:rPr>
+          <w:rFonts w:ascii="Malgun Gothic" w:hAnsi="Malgun Gothic" w:eastAsia="Malgun Gothic"/>
+        </w:rPr>
+        <w:t xml:space="preserve"> </w:t>
+      </w:r>
+      <w:r>
+        <w:rPr>
+          <w:rFonts w:ascii="Consolas" w:hAnsi="Consolas"/>
+          <w:color w:val="333333"/>
+          <w:sz w:val="20"/>
+        </w:rPr>
+        <w:t>scores.txt</w:t>
+      </w:r>
+      <w:r>
+        <w:rPr>
+          <w:rFonts w:ascii="Malgun Gothic" w:hAnsi="Malgun Gothic" w:eastAsia="Malgun Gothic"/>
+        </w:rPr>
+        <w:t xml:space="preserve">에 점수·거리·폭탄 킬 저장, 상위 10개, Game Over 화면에 </w:t>
+      </w:r>
+      <w:r>
+        <w:rPr>
+          <w:rFonts w:ascii="Consolas" w:hAnsi="Consolas"/>
+          <w:color w:val="333333"/>
+          <w:sz w:val="20"/>
+        </w:rPr>
+        <w:t>[ TOP 10 ]</w:t>
+      </w:r>
+      <w:r>
+        <w:rPr>
+          <w:rFonts w:ascii="Malgun Gothic" w:hAnsi="Malgun Gothic" w:eastAsia="Malgun Gothic"/>
+        </w:rPr>
+        <w:t xml:space="preserve"> 표시.</w:t>
       </w:r>
     </w:p>
     <w:p>
@@ -1824,7 +2231,7 @@
               <w:rPr>
                 <w:rFonts w:ascii="Malgun Gothic" w:hAnsi="Malgun Gothic" w:eastAsia="Malgun Gothic"/>
               </w:rPr>
-              <w:t>V키로 수동 배치 (인력/척력)</w:t>
+              <w:t>V키 수동 배치 (인력/척력)</w:t>
             </w:r>
           </w:p>
         </w:tc>
@@ -1850,7 +2257,7 @@
               <w:rPr>
                 <w:rFonts w:ascii="Malgun Gothic" w:hAnsi="Malgun Gothic" w:eastAsia="Malgun Gothic"/>
               </w:rPr>
-              <w:t>조작 수 과다, 폭탄과 루프 분리 → “폭탄=공격+블랙홀”로 통합</w:t>
+              <w:t>조작 수 과다 → “폭탄=공격+블랙홀” 통합</w:t>
             </w:r>
           </w:p>
         </w:tc>
@@ -1932,7 +2339,7 @@
               <w:rPr>
                 <w:rFonts w:ascii="Malgun Gothic" w:hAnsi="Malgun Gothic" w:eastAsia="Malgun Gothic"/>
               </w:rPr>
-              <w:t>(미구현)</w:t>
+              <w:t>미구현</w:t>
             </w:r>
           </w:p>
         </w:tc>
@@ -1958,7 +2365,7 @@
               <w:rPr>
                 <w:rFonts w:ascii="Malgun Gothic" w:hAnsi="Malgun Gothic" w:eastAsia="Malgun Gothic"/>
               </w:rPr>
-              <w:t>물리·스폰·스태미나가 동일 시간 스케일을 쓰도록 정리</w:t>
+              <w:t>물리·스폰·HP·스태미나가 동일 시간 스케일</w:t>
             </w:r>
           </w:p>
         </w:tc>
@@ -2012,7 +2419,7 @@
               <w:rPr>
                 <w:rFonts w:ascii="Malgun Gothic" w:hAnsi="Malgun Gothic" w:eastAsia="Malgun Gothic"/>
               </w:rPr>
-              <w:t>타이틀 아트와 UI 분리, 맵 미리보기</w:t>
+              <w:t>타이틀 아트·맵 미리보기 분리</w:t>
             </w:r>
           </w:p>
         </w:tc>
@@ -2040,7 +2447,7 @@
               <w:rPr>
                 <w:rFonts w:ascii="Malgun Gothic" w:hAnsi="Malgun Gothic" w:eastAsia="Malgun Gothic"/>
               </w:rPr>
-              <w:t>10km 도달 시 즉시 재시작</w:t>
+              <w:t>10km 즉시 재시작</w:t>
             </w:r>
           </w:p>
         </w:tc>
@@ -2053,7 +2460,7 @@
               <w:rPr>
                 <w:rFonts w:ascii="Malgun Gothic" w:hAnsi="Malgun Gothic" w:eastAsia="Malgun Gothic"/>
               </w:rPr>
-              <w:t>**15km Clear! + 폭죽, Space로 타이틀**</w:t>
+              <w:t>**15km Clear! + Space 타이틀**</w:t>
             </w:r>
           </w:p>
         </w:tc>
@@ -2066,7 +2473,7 @@
               <w:rPr>
                 <w:rFonts w:ascii="Malgun Gothic" w:hAnsi="Malgun Gothic" w:eastAsia="Malgun Gothic"/>
               </w:rPr>
-              <w:t>3스테이지(15km) 구조에 맞춤</w:t>
+              <w:t>3스테이지×5km 구조</w:t>
             </w:r>
           </w:p>
         </w:tc>
@@ -2107,7 +2514,7 @@
               <w:rPr>
                 <w:rFonts w:ascii="Malgun Gothic" w:hAnsi="Malgun Gothic" w:eastAsia="Malgun Gothic"/>
               </w:rPr>
-              <w:t>**타원형 파티클 오라**</w:t>
+              <w:t>**타원 궤도 파티클 20개**</w:t>
             </w:r>
           </w:p>
         </w:tc>
@@ -2125,18 +2532,170 @@
           </w:p>
         </w:tc>
       </w:tr>
+      <w:tr>
+        <w:tc>
+          <w:tcPr>
+            <w:tcW w:type="dxa" w:w="2409"/>
+          </w:tcPr>
+          <w:p>
+            <w:r>
+              <w:rPr>
+                <w:rFonts w:ascii="Malgun Gothic" w:hAnsi="Malgun Gothic" w:eastAsia="Malgun Gothic"/>
+              </w:rPr>
+              <w:t>폭탄 연사</w:t>
+            </w:r>
+          </w:p>
+        </w:tc>
+        <w:tc>
+          <w:tcPr>
+            <w:tcW w:type="dxa" w:w="2409"/>
+          </w:tcPr>
+          <w:p>
+            <w:r>
+              <w:rPr>
+                <w:rFonts w:ascii="Malgun Gothic" w:hAnsi="Malgun Gothic" w:eastAsia="Malgun Gothic"/>
+              </w:rPr>
+              <w:t>제한 없음</w:t>
+            </w:r>
+          </w:p>
+        </w:tc>
+        <w:tc>
+          <w:tcPr>
+            <w:tcW w:type="dxa" w:w="2409"/>
+          </w:tcPr>
+          <w:p>
+            <w:r>
+              <w:rPr>
+                <w:rFonts w:ascii="Malgun Gothic" w:hAnsi="Malgun Gothic" w:eastAsia="Malgun Gothic"/>
+              </w:rPr>
+              <w:t>**발사 후 2초 쿨다운**</w:t>
+            </w:r>
+          </w:p>
+        </w:tc>
+        <w:tc>
+          <w:tcPr>
+            <w:tcW w:type="dxa" w:w="2409"/>
+          </w:tcPr>
+          <w:p>
+            <w:r>
+              <w:rPr>
+                <w:rFonts w:ascii="Malgun Gothic" w:hAnsi="Malgun Gothic" w:eastAsia="Malgun Gothic"/>
+              </w:rPr>
+              <w:t>블랙홀·점수 남용 방지 *(B)*</w:t>
+            </w:r>
+          </w:p>
+        </w:tc>
+      </w:tr>
+      <w:tr>
+        <w:tc>
+          <w:tcPr>
+            <w:tcW w:type="dxa" w:w="2409"/>
+          </w:tcPr>
+          <w:p>
+            <w:r>
+              <w:rPr>
+                <w:rFonts w:ascii="Malgun Gothic" w:hAnsi="Malgun Gothic" w:eastAsia="Malgun Gothic"/>
+              </w:rPr>
+              <w:t>클리어 후 기록</w:t>
+            </w:r>
+          </w:p>
+        </w:tc>
+        <w:tc>
+          <w:tcPr>
+            <w:tcW w:type="dxa" w:w="2409"/>
+          </w:tcPr>
+          <w:p>
+            <w:r>
+              <w:rPr>
+                <w:rFonts w:ascii="Malgun Gothic" w:hAnsi="Malgun Gothic" w:eastAsia="Malgun Gothic"/>
+              </w:rPr>
+              <w:t>없음</w:t>
+            </w:r>
+          </w:p>
+        </w:tc>
+        <w:tc>
+          <w:tcPr>
+            <w:tcW w:type="dxa" w:w="2409"/>
+          </w:tcPr>
+          <w:p>
+            <w:r>
+              <w:rPr>
+                <w:rFonts w:ascii="Malgun Gothic" w:hAnsi="Malgun Gothic" w:eastAsia="Malgun Gothic"/>
+              </w:rPr>
+              <w:t>**로컬 리더보드 TOP 10**</w:t>
+            </w:r>
+          </w:p>
+        </w:tc>
+        <w:tc>
+          <w:tcPr>
+            <w:tcW w:type="dxa" w:w="2409"/>
+          </w:tcPr>
+          <w:p>
+            <w:r>
+              <w:rPr>
+                <w:rFonts w:ascii="Malgun Gothic" w:hAnsi="Malgun Gothic" w:eastAsia="Malgun Gothic"/>
+              </w:rPr>
+              <w:t>재도전 동기 *(B)*</w:t>
+            </w:r>
+          </w:p>
+        </w:tc>
+      </w:tr>
+      <w:tr>
+        <w:tc>
+          <w:tcPr>
+            <w:tcW w:type="dxa" w:w="2409"/>
+          </w:tcPr>
+          <w:p>
+            <w:r>
+              <w:rPr>
+                <w:rFonts w:ascii="Malgun Gothic" w:hAnsi="Malgun Gothic" w:eastAsia="Malgun Gothic"/>
+              </w:rPr>
+              <w:t>2스테이지 이후</w:t>
+            </w:r>
+          </w:p>
+        </w:tc>
+        <w:tc>
+          <w:tcPr>
+            <w:tcW w:type="dxa" w:w="2409"/>
+          </w:tcPr>
+          <w:p>
+            <w:r>
+              <w:rPr>
+                <w:rFonts w:ascii="Malgun Gothic" w:hAnsi="Malgun Gothic" w:eastAsia="Malgun Gothic"/>
+              </w:rPr>
+              <w:t>지상 장애물만</w:t>
+            </w:r>
+          </w:p>
+        </w:tc>
+        <w:tc>
+          <w:tcPr>
+            <w:tcW w:type="dxa" w:w="2409"/>
+          </w:tcPr>
+          <w:p>
+            <w:r>
+              <w:rPr>
+                <w:rFonts w:ascii="Malgun Gothic" w:hAnsi="Malgun Gothic" w:eastAsia="Malgun Gothic"/>
+              </w:rPr>
+              <w:t>**Glacier부터 낙하 장애물**</w:t>
+            </w:r>
+          </w:p>
+        </w:tc>
+        <w:tc>
+          <w:tcPr>
+            <w:tcW w:type="dxa" w:w="2409"/>
+          </w:tcPr>
+          <w:p>
+            <w:r>
+              <w:rPr>
+                <w:rFonts w:ascii="Malgun Gothic" w:hAnsi="Malgun Gothic" w:eastAsia="Malgun Gothic"/>
+              </w:rPr>
+              <w:t>난이도 곡선·긴장감 *(B)*</w:t>
+            </w:r>
+          </w:p>
+        </w:tc>
+      </w:tr>
     </w:tbl>
     <w:p/>
-    <w:p>
-      <w:r>
-        <w:rPr>
-          <w:rFonts w:ascii="Consolas" w:hAnsi="Consolas"/>
-          <w:color w:val="333333"/>
-          <w:sz w:val="20"/>
-        </w:rPr>
-        <w:t>[TODO: 팀원 A/B — 본인 담당 변경 1줄씩 추가]</w:t>
-      </w:r>
-    </w:p>
     <w:p>
       <w:r>
         <w:t>────────────────────────────────────────</w:t>
@@ -2165,6 +2724,69 @@
       </w:r>
     </w:p>
     <w:p>
+      <w:r>
+        <w:rPr>
+          <w:rFonts w:ascii="Malgun Gothic" w:hAnsi="Malgun Gothic" w:eastAsia="Malgun Gothic"/>
+        </w:rPr>
+        <w:t xml:space="preserve">SDL2 윈도우와 가변 </w:t>
+      </w:r>
+      <w:r>
+        <w:rPr>
+          <w:rFonts w:ascii="Consolas" w:hAnsi="Consolas"/>
+          <w:color w:val="333333"/>
+          <w:sz w:val="20"/>
+        </w:rPr>
+        <w:t>dt</w:t>
+      </w:r>
+      <w:r>
+        <w:rPr>
+          <w:rFonts w:ascii="Malgun Gothic" w:hAnsi="Malgun Gothic" w:eastAsia="Malgun Gothic"/>
+        </w:rPr>
+        <w:t xml:space="preserve"> 루프 위에, 게임 규칙은 </w:t>
+      </w:r>
+      <w:r>
+        <w:rPr>
+          <w:rFonts w:ascii="Malgun Gothic" w:hAnsi="Malgun Gothic" w:eastAsia="Malgun Gothic"/>
+          <w:b/>
+        </w:rPr>
+        <w:t>60Hz 고정 timestep</w:t>
+      </w:r>
+      <w:r>
+        <w:rPr>
+          <w:rFonts w:ascii="Malgun Gothic" w:hAnsi="Malgun Gothic" w:eastAsia="Malgun Gothic"/>
+        </w:rPr>
+        <w:t xml:space="preserve">으로만 진행한다. 역행은 매 고정 프레임마다 </w:t>
+      </w:r>
+      <w:r>
+        <w:rPr>
+          <w:rFonts w:ascii="Consolas" w:hAnsi="Consolas"/>
+          <w:color w:val="333333"/>
+          <w:sz w:val="20"/>
+        </w:rPr>
+        <w:t>GameSnapshot</w:t>
+      </w:r>
+      <w:r>
+        <w:rPr>
+          <w:rFonts w:ascii="Malgun Gothic" w:hAnsi="Malgun Gothic" w:eastAsia="Malgun Gothic"/>
+        </w:rPr>
+        <w:t xml:space="preserve">을 링 버퍼에 쌓고, Z 입력 시 180프레임을 역순으로 </w:t>
+      </w:r>
+      <w:r>
+        <w:rPr>
+          <w:rFonts w:ascii="Consolas" w:hAnsi="Consolas"/>
+          <w:color w:val="333333"/>
+          <w:sz w:val="20"/>
+        </w:rPr>
+        <w:t>Pop</w:t>
+      </w:r>
+      <w:r>
+        <w:rPr>
+          <w:rFonts w:ascii="Malgun Gothic" w:hAnsi="Malgun Gothic" w:eastAsia="Malgun Gothic"/>
+        </w:rPr>
+        <w:t>하여 복원한다.</w:t>
+      </w:r>
+    </w:p>
+    <w:p>
       <w:pPr>
         <w:ind w:left="283"/>
       </w:pPr>
@@ -2174,35 +2796,102 @@
           <w:color w:val="222222"/>
           <w:sz w:val="18"/>
         </w:rPr>
-        <w:t>main.cpp</w:t>
+        <w:t>flowchart TB</w:t>
         <w:br/>
-        <w:t xml:space="preserve">  └─ App (SDL 윈도우, 메인 루프)</w:t>
+        <w:t xml:space="preserve">  subgraph App["App (main loop)"]</w:t>
         <w:br/>
-        <w:t xml:space="preserve">       ├─ Clock        — 가변 dt</w:t>
+        <w:t xml:space="preserve">    Clock["Clock — 가변 dt"]</w:t>
         <w:br/>
-        <w:t xml:space="preserve">       ├─ Input        — 키·마우스, 프레임당 1회 소비 규칙</w:t>
+        <w:t xml:space="preserve">    Input["Input — 키·마우스"]</w:t>
         <w:br/>
-        <w:t xml:space="preserve">       └─ Game         — 규칙·렌더·스폰</w:t>
+        <w:t xml:space="preserve">    Game["Game"]</w:t>
         <w:br/>
-        <w:t xml:space="preserve">            ├─ PhysicsWorld   — 고정 timestep, 원-원 충돌</w:t>
+        <w:t xml:space="preserve">  end</w:t>
         <w:br/>
-        <w:t xml:space="preserve">            ├─ RewindBuffer   — GameSnapshot × 180프레임</w:t>
+        <w:t xml:space="preserve">  subgraph Sim["고정 1/60s"]</w:t>
         <w:br/>
-        <w:t xml:space="preserve">            ├─ BombSystem / GravityFieldSystem</w:t>
+        <w:t xml:space="preserve">    Capture["GameSnapshot::Capture"]</w:t>
         <w:br/>
-        <w:t xml:space="preserve">            ├─ StageMap / StageGlacier / StageEmerald</w:t>
+        <w:t xml:space="preserve">    Push["RewindBuffer::PushFrame"]</w:t>
         <w:br/>
-        <w:t xml:space="preserve">            └─ VfxLibrary / UiText / PlayerSprite …</w:t>
+        <w:t xml:space="preserve">    Physics["PhysicsWorld::Step"]</w:t>
+        <w:br/>
+        <w:t xml:space="preserve">    Bomb["BombSystem::FixedUpdate"]</w:t>
+        <w:br/>
+        <w:t xml:space="preserve">    Field["GravityFieldSystem"]</w:t>
+        <w:br/>
+        <w:t xml:space="preserve">  end</w:t>
+        <w:br/>
+        <w:t xml:space="preserve">  subgraph Render["렌더"]</w:t>
+        <w:br/>
+        <w:t xml:space="preserve">    Stage["StageMap / Glacier / Emerald"]</w:t>
+        <w:br/>
+        <w:t xml:space="preserve">    VFX["VfxLibrary"]</w:t>
+        <w:br/>
+        <w:t xml:space="preserve">    HUD["UiText HUD"]</w:t>
+        <w:br/>
+        <w:t xml:space="preserve">  end</w:t>
+        <w:br/>
+        <w:t xml:space="preserve">  Clock --&gt; Game</w:t>
+        <w:br/>
+        <w:t xml:space="preserve">  Input --&gt; Game</w:t>
+        <w:br/>
+        <w:t xml:space="preserve">  Game --&gt; Capture --&gt; Push</w:t>
+        <w:br/>
+        <w:t xml:space="preserve">  Game --&gt; Physics --&gt; Bomb --&gt; Field</w:t>
+        <w:br/>
+        <w:t xml:space="preserve">  Game --&gt; Stage --&gt; VFX --&gt; HUD</w:t>
       </w:r>
     </w:p>
     <w:p>
       <w:r>
         <w:rPr>
+          <w:rFonts w:ascii="Malgun Gothic" w:hAnsi="Malgun Gothic" w:eastAsia="Malgun Gothic"/>
+          <w:b/>
+        </w:rPr>
+        <w:t>그림 4.</w:t>
+      </w:r>
+      <w:r>
+        <w:rPr>
+          <w:rFonts w:ascii="Malgun Gothic" w:hAnsi="Malgun Gothic" w:eastAsia="Malgun Gothic"/>
+        </w:rPr>
+        <w:t xml:space="preserve"> 시스템 블록 다이어그램 — 위 mermaid를 draw.io/PPT로 옮겨 PNG 삽입 권장</w:t>
+      </w:r>
+    </w:p>
+    <w:p>
+      <w:r>
+        <w:rPr>
+          <w:rFonts w:ascii="Malgun Gothic" w:hAnsi="Malgun Gothic" w:eastAsia="Malgun Gothic"/>
+          <w:b/>
+        </w:rPr>
+        <w:t>텍스트 요약:</w:t>
+      </w:r>
+    </w:p>
+    <w:p>
+      <w:pPr>
+        <w:ind w:left="283"/>
+      </w:pPr>
+      <w:r>
+        <w:rPr>
           <w:rFonts w:ascii="Consolas" w:hAnsi="Consolas"/>
-          <w:color w:val="333333"/>
-          <w:sz w:val="20"/>
-        </w:rPr>
-        <w:t>[캡처: 위 다이어그램을 draw.io 또는 PowerPoint로 그려 삽입]</w:t>
+          <w:color w:val="222222"/>
+          <w:sz w:val="18"/>
+        </w:rPr>
+        <w:t>main.cpp → App (SDL, 메인 루프)</w:t>
+        <w:br/>
+        <w:t xml:space="preserve">  ├─ Clock, Input</w:t>
+        <w:br/>
+        <w:t xml:space="preserve">  └─ Game</w:t>
+        <w:br/>
+        <w:t xml:space="preserve">       ├─ PhysicsWorld      — 고정 timestep, 원-원 충돌</w:t>
+        <w:br/>
+        <w:t xml:space="preserve">       ├─ RewindBuffer      — GameSnapshot × 180</w:t>
+        <w:br/>
+        <w:t xml:space="preserve">       ├─ BombSystem / GravityFieldSystem</w:t>
+        <w:br/>
+        <w:t xml:space="preserve">       ├─ StageMap / StageGlacier / StageEmerald</w:t>
+        <w:br/>
+        <w:t xml:space="preserve">       └─ VfxLibrary / UiText / PlayerSprite …</w:t>
       </w:r>
     </w:p>
     <w:p>
@@ -2279,7 +2968,7 @@
               <w:rPr>
                 <w:rFonts w:ascii="Malgun Gothic" w:hAnsi="Malgun Gothic" w:eastAsia="Malgun Gothic"/>
               </w:rPr>
-              <w:t>앱 진입·메인 루프</w:t>
+              <w:t>`App.cpp` — 윈도우·메인 루프·고정 dt 누적</w:t>
             </w:r>
           </w:p>
         </w:tc>
@@ -2335,7 +3024,7 @@
               <w:rPr>
                 <w:rFonts w:ascii="Malgun Gothic" w:hAnsi="Malgun Gothic" w:eastAsia="Malgun Gothic"/>
               </w:rPr>
-              <w:t>PhysicsWorld, Body</w:t>
+              <w:t>PhysicsWorld, Body (Kinematic/Dynamic/Static)</w:t>
             </w:r>
           </w:p>
         </w:tc>
@@ -2419,7 +3108,7 @@
               <w:rPr>
                 <w:rFonts w:ascii="Malgun Gothic" w:hAnsi="Malgun Gothic" w:eastAsia="Malgun Gothic"/>
               </w:rPr>
-              <w:t>UiText, VfxLibrary, SpriteOutline</w:t>
+              <w:t>UiText(GDI 한글), VfxLibrary, SpriteOutline</w:t>
             </w:r>
           </w:p>
         </w:tc>
@@ -2475,7 +3164,7 @@
               <w:rPr>
                 <w:rFonts w:ascii="Malgun Gothic" w:hAnsi="Malgun Gothic" w:eastAsia="Malgun Gothic"/>
               </w:rPr>
-              <w:t>snapshot-agreement, 보고서 초안</w:t>
+              <w:t>snapshot-agreement, 보고서, team-b-tasks</w:t>
             </w:r>
           </w:p>
         </w:tc>
@@ -2494,49 +3183,19 @@
       </w:r>
     </w:p>
     <w:p>
-      <w:pPr>
-        <w:pStyle w:val="ListNumber"/>
-      </w:pPr>
-      <w:r>
-        <w:rPr>
-          <w:rFonts w:ascii="Malgun Gothic" w:hAnsi="Malgun Gothic" w:eastAsia="Malgun Gothic"/>
-          <w:b/>
-        </w:rPr>
-        <w:t>입력</w:t>
-      </w:r>
-      <w:r>
-        <w:rPr>
-          <w:rFonts w:ascii="Malgun Gothic" w:hAnsi="Malgun Gothic" w:eastAsia="Malgun Gothic"/>
-        </w:rPr>
-        <w:t xml:space="preserve"> — </w:t>
-      </w:r>
       <w:r>
         <w:rPr>
           <w:rFonts w:ascii="Consolas" w:hAnsi="Consolas"/>
           <w:color w:val="333333"/>
           <w:sz w:val="20"/>
         </w:rPr>
-        <w:t>Input::Pump</w:t>
-      </w:r>
-      <w:r>
-        <w:rPr>
-          <w:rFonts w:ascii="Malgun Gothic" w:hAnsi="Malgun Gothic" w:eastAsia="Malgun Gothic"/>
-        </w:rPr>
-        <w:t xml:space="preserve"> → </w:t>
-      </w:r>
-      <w:r>
-        <w:rPr>
-          <w:rFonts w:ascii="Consolas" w:hAnsi="Consolas"/>
-          <w:color w:val="333333"/>
-          <w:sz w:val="20"/>
-        </w:rPr>
-        <w:t>HandleInput</w:t>
-      </w:r>
-      <w:r>
-        <w:rPr>
-          <w:rFonts w:ascii="Malgun Gothic" w:hAnsi="Malgun Gothic" w:eastAsia="Malgun Gothic"/>
-        </w:rPr>
-        <w:t xml:space="preserve"> (슬로우 토글, 역행 큐 등)</w:t>
+        <w:t>App::Run</w:t>
+      </w:r>
+      <w:r>
+        <w:rPr>
+          <w:rFonts w:ascii="Malgun Gothic" w:hAnsi="Malgun Gothic" w:eastAsia="Malgun Gothic"/>
+        </w:rPr>
+        <w:t>에서 매 프레임:</w:t>
       </w:r>
     </w:p>
     <w:p>
@@ -2548,7 +3207,7 @@
           <w:rFonts w:ascii="Malgun Gothic" w:hAnsi="Malgun Gothic" w:eastAsia="Malgun Gothic"/>
           <w:b/>
         </w:rPr>
-        <w:t>고정 업데이트</w:t>
+        <w:t>입력</w:t>
       </w:r>
       <w:r>
         <w:rPr>
@@ -2562,13 +3221,13 @@
           <w:color w:val="333333"/>
           <w:sz w:val="20"/>
         </w:rPr>
-        <w:t>IsGameplayActive()</w:t>
-      </w:r>
-      <w:r>
-        <w:rPr>
-          <w:rFonts w:ascii="Malgun Gothic" w:hAnsi="Malgun Gothic" w:eastAsia="Malgun Gothic"/>
-        </w:rPr>
-        <w:t xml:space="preserve">일 때만 </w:t>
+        <w:t>Input::Pump</w:t>
+      </w:r>
+      <w:r>
+        <w:rPr>
+          <w:rFonts w:ascii="Malgun Gothic" w:hAnsi="Malgun Gothic" w:eastAsia="Malgun Gothic"/>
+        </w:rPr>
+        <w:t xml:space="preserve"> → </w:t>
       </w:r>
       <w:r>
         <w:rPr>
@@ -2576,13 +3235,13 @@
           <w:color w:val="333333"/>
           <w:sz w:val="20"/>
         </w:rPr>
-        <w:t>FixedUpdate(1/60s)</w:t>
-      </w:r>
-      <w:r>
-        <w:rPr>
-          <w:rFonts w:ascii="Malgun Gothic" w:hAnsi="Malgun Gothic" w:eastAsia="Malgun Gothic"/>
-        </w:rPr>
-        <w:t xml:space="preserve"> 누적</w:t>
+        <w:t>Game::HandleInput</w:t>
+      </w:r>
+      <w:r>
+        <w:rPr>
+          <w:rFonts w:ascii="Malgun Gothic" w:hAnsi="Malgun Gothic" w:eastAsia="Malgun Gothic"/>
+        </w:rPr>
+        <w:t xml:space="preserve"> (슬로우 토글, 역행 큐, 폭탄 충전)</w:t>
       </w:r>
     </w:p>
     <w:p>
@@ -2594,7 +3253,7 @@
           <w:rFonts w:ascii="Malgun Gothic" w:hAnsi="Malgun Gothic" w:eastAsia="Malgun Gothic"/>
           <w:b/>
         </w:rPr>
-        <w:t>가변 업데이트</w:t>
+        <w:t>고정 업데이트</w:t>
       </w:r>
       <w:r>
         <w:rPr>
@@ -2608,13 +3267,49 @@
           <w:color w:val="333333"/>
           <w:sz w:val="20"/>
         </w:rPr>
-        <w:t>UpdateVisualEffects</w:t>
-      </w:r>
-      <w:r>
-        <w:rPr>
-          <w:rFonts w:ascii="Malgun Gothic" w:hAnsi="Malgun Gothic" w:eastAsia="Malgun Gothic"/>
-        </w:rPr>
-        <w:t xml:space="preserve"> (역행 VFX, 블랙홀 파티클)</w:t>
+        <w:t>IsGameplayActive()</w:t>
+      </w:r>
+      <w:r>
+        <w:rPr>
+          <w:rFonts w:ascii="Malgun Gothic" w:hAnsi="Malgun Gothic" w:eastAsia="Malgun Gothic"/>
+        </w:rPr>
+        <w:t xml:space="preserve">일 때 </w:t>
+      </w:r>
+      <w:r>
+        <w:rPr>
+          <w:rFonts w:ascii="Consolas" w:hAnsi="Consolas"/>
+          <w:color w:val="333333"/>
+          <w:sz w:val="20"/>
+        </w:rPr>
+        <w:t>acc += dt</w:t>
+      </w:r>
+      <w:r>
+        <w:rPr>
+          <w:rFonts w:ascii="Malgun Gothic" w:hAnsi="Malgun Gothic" w:eastAsia="Malgun Gothic"/>
+        </w:rPr>
+        <w:t xml:space="preserve">, </w:t>
+      </w:r>
+      <w:r>
+        <w:rPr>
+          <w:rFonts w:ascii="Consolas" w:hAnsi="Consolas"/>
+          <w:color w:val="333333"/>
+          <w:sz w:val="20"/>
+        </w:rPr>
+        <w:t>while (acc &gt;= 1/60)</w:t>
+      </w:r>
+      <w:r>
+        <w:rPr>
+          <w:rFonts w:ascii="Malgun Gothic" w:hAnsi="Malgun Gothic" w:eastAsia="Malgun Gothic"/>
+        </w:rPr>
+        <w:t xml:space="preserve"> → </w:t>
+      </w:r>
+      <w:r>
+        <w:rPr>
+          <w:rFonts w:ascii="Consolas" w:hAnsi="Consolas"/>
+          <w:color w:val="333333"/>
+          <w:sz w:val="20"/>
+        </w:rPr>
+        <w:t>FixedUpdate</w:t>
       </w:r>
     </w:p>
     <w:p>
@@ -2626,21 +3321,13 @@
           <w:rFonts w:ascii="Malgun Gothic" w:hAnsi="Malgun Gothic" w:eastAsia="Malgun Gothic"/>
           <w:b/>
         </w:rPr>
-        <w:t>렌더</w:t>
-      </w:r>
-      <w:r>
-        <w:rPr>
-          <w:rFonts w:ascii="Malgun Gothic" w:hAnsi="Malgun Gothic" w:eastAsia="Malgun Gothic"/>
-        </w:rPr>
-        <w:t xml:space="preserve"> — 배경 → 오브젝트 → HUD → 오버레이(일시정지·조작법·Clear)</w:t>
-      </w:r>
-    </w:p>
-    <w:p>
-      <w:r>
-        <w:rPr>
-          <w:rFonts w:ascii="Malgun Gothic" w:hAnsi="Malgun Gothic" w:eastAsia="Malgun Gothic"/>
-        </w:rPr>
-        <w:t xml:space="preserve">슬로우 활성 시 </w:t>
+        <w:t>가변 업데이트</w:t>
+      </w:r>
+      <w:r>
+        <w:rPr>
+          <w:rFonts w:ascii="Malgun Gothic" w:hAnsi="Malgun Gothic" w:eastAsia="Malgun Gothic"/>
+        </w:rPr>
+        <w:t xml:space="preserve"> — </w:t>
       </w:r>
       <w:r>
         <w:rPr>
@@ -2648,13 +3335,53 @@
           <w:color w:val="333333"/>
           <w:sz w:val="20"/>
         </w:rPr>
+        <w:t>UpdateVisualEffects</w:t>
+      </w:r>
+      <w:r>
+        <w:rPr>
+          <w:rFonts w:ascii="Malgun Gothic" w:hAnsi="Malgun Gothic" w:eastAsia="Malgun Gothic"/>
+        </w:rPr>
+        <w:t xml:space="preserve"> (역행 VFX, 블랙홀 파티클, 실드 오라 위상)</w:t>
+      </w:r>
+    </w:p>
+    <w:p>
+      <w:pPr>
+        <w:pStyle w:val="ListNumber"/>
+      </w:pPr>
+      <w:r>
+        <w:rPr>
+          <w:rFonts w:ascii="Malgun Gothic" w:hAnsi="Malgun Gothic" w:eastAsia="Malgun Gothic"/>
+          <w:b/>
+        </w:rPr>
+        <w:t>렌더</w:t>
+      </w:r>
+      <w:r>
+        <w:rPr>
+          <w:rFonts w:ascii="Malgun Gothic" w:hAnsi="Malgun Gothic" w:eastAsia="Malgun Gothic"/>
+        </w:rPr>
+        <w:t xml:space="preserve"> — 배경·스테이지 → 오브젝트 → HUD → 오버레이(일시정지·조작법·Clear·GameOver·리더보드)</w:t>
+      </w:r>
+    </w:p>
+    <w:p>
+      <w:r>
+        <w:rPr>
+          <w:rFonts w:ascii="Malgun Gothic" w:hAnsi="Malgun Gothic" w:eastAsia="Malgun Gothic"/>
+        </w:rPr>
+        <w:t xml:space="preserve">슬로우 활성 시 </w:t>
+      </w:r>
+      <w:r>
+        <w:rPr>
+          <w:rFonts w:ascii="Consolas" w:hAnsi="Consolas"/>
+          <w:color w:val="333333"/>
+          <w:sz w:val="20"/>
+        </w:rPr>
         <w:t>simDt = dt × 0.35</w:t>
       </w:r>
       <w:r>
         <w:rPr>
           <w:rFonts w:ascii="Malgun Gothic" w:hAnsi="Malgun Gothic" w:eastAsia="Malgun Gothic"/>
         </w:rPr>
-        <w:t xml:space="preserve">로 물리·스폰·HP 감소·스태미나 소모를 </w:t>
+        <w:t xml:space="preserve">로 물리·스폰·HP 감소·스태미나 소모·폭탄 쿨다운을 </w:t>
       </w:r>
       <w:r>
         <w:rPr>
@@ -2667,7 +3394,7 @@
         <w:rPr>
           <w:rFonts w:ascii="Malgun Gothic" w:hAnsi="Malgun Gothic" w:eastAsia="Malgun Gothic"/>
         </w:rPr>
-        <w:t>로 처리한다.</w:t>
+        <w:t>로 처리하여 “느려진 세계”가 일관되게 느껴지도록 하였다.</w:t>
       </w:r>
     </w:p>
     <w:p>
@@ -2693,25 +3420,19 @@
         </w:rPr>
         <w:t>FixedUpdate (매 1/60s)</w:t>
         <w:br/>
-        <w:t xml:space="preserve">  GameSnapshot::Capture(플레이어, 폭탄×16, 중력장×6, 상자…)</w:t>
+        <w:t xml:space="preserve">  GameSnapshot::Capture(플레이어, 폭탄×16, 중력장×6, 상자×96, HP·스태미나…)</w:t>
         <w:br/>
         <w:t xml:space="preserve">  RewindBuffer::PushFrame</w:t>
         <w:br/>
         <w:br/>
-        <w:t>Z 입력 + 스태미나 ≥ 1.5 + 버퍼 가득</w:t>
+        <w:t>Z + 역행 스태미나 ≥ 1.5 + 쿨다운 없음 + 버퍼 충분</w:t>
         <w:br/>
         <w:t xml:space="preserve">  180 × PopFrame → GameSnapshot::Apply</w:t>
         <w:br/>
-        <w:t xml:space="preserve">  역행 VFX, 0.5s freeze, 무적 2s</w:t>
+        <w:t xml:space="preserve">  0.5s freeze, 2s 무적, 슬로우 해제, 역행 VFX</w:t>
       </w:r>
     </w:p>
     <w:p>
-      <w:r>
-        <w:rPr>
-          <w:rFonts w:ascii="Malgun Gothic" w:hAnsi="Malgun Gothic" w:eastAsia="Malgun Gothic"/>
-        </w:rPr>
-        <w:t xml:space="preserve">상세 필드·ID 정책은 </w:t>
-      </w:r>
       <w:r>
         <w:rPr>
           <w:rFonts w:ascii="Consolas" w:hAnsi="Consolas"/>
@@ -2724,7 +3445,46 @@
         <w:rPr>
           <w:rFonts w:ascii="Malgun Gothic" w:hAnsi="Malgun Gothic" w:eastAsia="Malgun Gothic"/>
         </w:rPr>
-        <w:t xml:space="preserve"> 참고.</w:t>
+        <w:t xml:space="preserve">에 </w:t>
+      </w:r>
+      <w:r>
+        <w:rPr>
+          <w:rFonts w:ascii="Malgun Gothic" w:hAnsi="Malgun Gothic" w:eastAsia="Malgun Gothic"/>
+          <w:b/>
+        </w:rPr>
+        <w:t>BodySnapshot 공통 필드</w:t>
+      </w:r>
+      <w:r>
+        <w:rPr>
+          <w:rFonts w:ascii="Malgun Gothic" w:hAnsi="Malgun Gothic" w:eastAsia="Malgun Gothic"/>
+        </w:rPr>
+        <w:t xml:space="preserve">, </w:t>
+      </w:r>
+      <w:r>
+        <w:rPr>
+          <w:rFonts w:ascii="Malgun Gothic" w:hAnsi="Malgun Gothic" w:eastAsia="Malgun Gothic"/>
+          <w:b/>
+        </w:rPr>
+        <w:t>고정 슬롯 ID(폭탄 16·필드 6)</w:t>
+      </w:r>
+      <w:r>
+        <w:rPr>
+          <w:rFonts w:ascii="Malgun Gothic" w:hAnsi="Malgun Gothic" w:eastAsia="Malgun Gothic"/>
+        </w:rPr>
+        <w:t xml:space="preserve">, </w:t>
+      </w:r>
+      <w:r>
+        <w:rPr>
+          <w:rFonts w:ascii="Malgun Gothic" w:hAnsi="Malgun Gothic" w:eastAsia="Malgun Gothic"/>
+          <w:b/>
+        </w:rPr>
+        <w:t>“해당 프레임 그대로 복원”</w:t>
+      </w:r>
+      <w:r>
+        <w:rPr>
+          <w:rFonts w:ascii="Malgun Gothic" w:hAnsi="Malgun Gothic" w:eastAsia="Malgun Gothic"/>
+        </w:rPr>
+        <w:t xml:space="preserve"> 규칙을 문서화하여 A·B가 병렬 작업할 수 있었다.</w:t>
       </w:r>
     </w:p>
     <w:p>
@@ -2744,47 +3504,6 @@
       </w:r>
     </w:p>
     <w:p>
-      <w:r>
-        <w:rPr>
-          <w:rFonts w:ascii="Malgun Gothic" w:hAnsi="Malgun Gothic" w:eastAsia="Malgun Gothic"/>
-          <w:b/>
-        </w:rPr>
-        <w:t>4.1</w:t>
-      </w:r>
-      <w:r>
-        <w:rPr>
-          <w:rFonts w:ascii="Malgun Gothic" w:hAnsi="Malgun Gothic" w:eastAsia="Malgun Gothic"/>
-        </w:rPr>
-        <w:t xml:space="preserve"> → B 보완 / </w:t>
-      </w:r>
-      <w:r>
-        <w:rPr>
-          <w:rFonts w:ascii="Malgun Gothic" w:hAnsi="Malgun Gothic" w:eastAsia="Malgun Gothic"/>
-          <w:b/>
-        </w:rPr>
-        <w:t>4.2</w:t>
-      </w:r>
-      <w:r>
-        <w:rPr>
-          <w:rFonts w:ascii="Malgun Gothic" w:hAnsi="Malgun Gothic" w:eastAsia="Malgun Gothic"/>
-        </w:rPr>
-        <w:t xml:space="preserve"> → A 보완 / </w:t>
-      </w:r>
-      <w:r>
-        <w:rPr>
-          <w:rFonts w:ascii="Malgun Gothic" w:hAnsi="Malgun Gothic" w:eastAsia="Malgun Gothic"/>
-          <w:b/>
-        </w:rPr>
-        <w:t>4.3</w:t>
-      </w:r>
-      <w:r>
-        <w:rPr>
-          <w:rFonts w:ascii="Malgun Gothic" w:hAnsi="Malgun Gothic" w:eastAsia="Malgun Gothic"/>
-        </w:rPr>
-        <w:t xml:space="preserve"> → B + 조현진 보완</w:t>
-      </w:r>
-    </w:p>
-    <w:p>
       <w:pPr>
         <w:pStyle w:val="Heading2"/>
       </w:pPr>
@@ -2834,7 +3553,7 @@
         <w:rPr>
           <w:rFonts w:ascii="Malgun Gothic" w:hAnsi="Malgun Gothic" w:eastAsia="Malgun Gothic"/>
         </w:rPr>
-        <w:t xml:space="preserve"> (고정 timestep 60Hz)</w:t>
+        <w:t xml:space="preserve"> (고정 60Hz)</w:t>
       </w:r>
     </w:p>
     <w:p>
@@ -2846,13 +3565,13 @@
           <w:rFonts w:ascii="Malgun Gothic" w:hAnsi="Malgun Gothic" w:eastAsia="Malgun Gothic"/>
           <w:b/>
         </w:rPr>
-        <w:t>단위:</w:t>
-      </w:r>
-      <w:r>
-        <w:rPr>
-          <w:rFonts w:ascii="Malgun Gothic" w:hAnsi="Malgun Gothic" w:eastAsia="Malgun Gothic"/>
-        </w:rPr>
-        <w:t xml:space="preserve"> 프레임마다 </w:t>
+        <w:t>구조:</w:t>
+      </w:r>
+      <w:r>
+        <w:rPr>
+          <w:rFonts w:ascii="Malgun Gothic" w:hAnsi="Malgun Gothic" w:eastAsia="Malgun Gothic"/>
+        </w:rPr>
+        <w:t xml:space="preserve"> 원형 버퍼 </w:t>
       </w:r>
       <w:r>
         <w:rPr>
@@ -2860,13 +3579,41 @@
           <w:color w:val="333333"/>
           <w:sz w:val="20"/>
         </w:rPr>
-        <w:t>GameSnapshot</w:t>
-      </w:r>
-      <w:r>
-        <w:rPr>
-          <w:rFonts w:ascii="Malgun Gothic" w:hAnsi="Malgun Gothic" w:eastAsia="Malgun Gothic"/>
-        </w:rPr>
-        <w:t xml:space="preserve"> 전체 저장 (플레이어·폭탄·필드·상자·게임 상태)</w:t>
+        <w:t>m_storage</w:t>
+      </w:r>
+      <w:r>
+        <w:rPr>
+          <w:rFonts w:ascii="Malgun Gothic" w:hAnsi="Malgun Gothic" w:eastAsia="Malgun Gothic"/>
+        </w:rPr>
+        <w:t xml:space="preserve">, </w:t>
+      </w:r>
+      <w:r>
+        <w:rPr>
+          <w:rFonts w:ascii="Consolas" w:hAnsi="Consolas"/>
+          <w:color w:val="333333"/>
+          <w:sz w:val="20"/>
+        </w:rPr>
+        <w:t>PushFrame</w:t>
+      </w:r>
+      <w:r>
+        <w:rPr>
+          <w:rFonts w:ascii="Malgun Gothic" w:hAnsi="Malgun Gothic" w:eastAsia="Malgun Gothic"/>
+        </w:rPr>
+        <w:t xml:space="preserve">은 head 전진, </w:t>
+      </w:r>
+      <w:r>
+        <w:rPr>
+          <w:rFonts w:ascii="Consolas" w:hAnsi="Consolas"/>
+          <w:color w:val="333333"/>
+          <w:sz w:val="20"/>
+        </w:rPr>
+        <w:t>PopFrame</w:t>
+      </w:r>
+      <w:r>
+        <w:rPr>
+          <w:rFonts w:ascii="Malgun Gothic" w:hAnsi="Malgun Gothic" w:eastAsia="Malgun Gothic"/>
+        </w:rPr>
+        <w:t>은 최신 프레임부터 역순 소비</w:t>
       </w:r>
     </w:p>
     <w:p>
@@ -2878,13 +3625,13 @@
           <w:rFonts w:ascii="Malgun Gothic" w:hAnsi="Malgun Gothic" w:eastAsia="Malgun Gothic"/>
           <w:b/>
         </w:rPr>
-        <w:t>API:</w:t>
-      </w:r>
-      <w:r>
-        <w:rPr>
-          <w:rFonts w:ascii="Malgun Gothic" w:hAnsi="Malgun Gothic" w:eastAsia="Malgun Gothic"/>
-        </w:rPr>
-        <w:t xml:space="preserve"> </w:t>
+        <w:t>단위:</w:t>
+      </w:r>
+      <w:r>
+        <w:rPr>
+          <w:rFonts w:ascii="Malgun Gothic" w:hAnsi="Malgun Gothic" w:eastAsia="Malgun Gothic"/>
+        </w:rPr>
+        <w:t xml:space="preserve"> 프레임마다 </w:t>
       </w:r>
       <w:r>
         <w:rPr>
@@ -2892,21 +3639,36 @@
           <w:color w:val="333333"/>
           <w:sz w:val="20"/>
         </w:rPr>
-        <w:t>PushFrame(const GameSnapshot&amp;)</w:t>
-      </w:r>
-      <w:r>
-        <w:rPr>
-          <w:rFonts w:ascii="Malgun Gothic" w:hAnsi="Malgun Gothic" w:eastAsia="Malgun Gothic"/>
-        </w:rPr>
-        <w:t xml:space="preserve">, </w:t>
-      </w:r>
+        <w:t>GameSnapshot</w:t>
+      </w:r>
+      <w:r>
+        <w:rPr>
+          <w:rFonts w:ascii="Malgun Gothic" w:hAnsi="Malgun Gothic" w:eastAsia="Malgun Gothic"/>
+        </w:rPr>
+        <w:t xml:space="preserve"> 전체 (플레이어·폭탄·필드·상자·HP 등)</w:t>
+      </w:r>
+    </w:p>
+    <w:p>
+      <w:pPr>
+        <w:ind w:left="283"/>
+      </w:pPr>
       <w:r>
         <w:rPr>
           <w:rFonts w:ascii="Consolas" w:hAnsi="Consolas"/>
-          <w:color w:val="333333"/>
-          <w:sz w:val="20"/>
-        </w:rPr>
-        <w:t>PopFrame(GameSnapshot&amp;)</w:t>
+          <w:color w:val="222222"/>
+          <w:sz w:val="18"/>
+        </w:rPr>
+        <w:t>// RewindBuffer.cpp — 링 버퍼 Push (요약)</w:t>
+        <w:br/>
+        <w:t>void RewindBuffer::PushFrame(const GameSnapshot&amp; frame) {</w:t>
+        <w:br/>
+        <w:t xml:space="preserve">  m_storage[m_head] = frame;</w:t>
+        <w:br/>
+        <w:t xml:space="preserve">  m_head = (m_head + 1) % m_capacity;</w:t>
+        <w:br/>
+        <w:t xml:space="preserve">  if (m_size &lt; m_capacity) m_size++;</w:t>
+        <w:br/>
+        <w:t>}</w:t>
       </w:r>
     </w:p>
     <w:p>
@@ -2978,7 +3740,20 @@
         <w:rPr>
           <w:rFonts w:ascii="Malgun Gothic" w:hAnsi="Malgun Gothic" w:eastAsia="Malgun Gothic"/>
         </w:rPr>
-        <w:t xml:space="preserve"> 스냅샷 기준으로 폭탄·필드가 취소된다.</w:t>
+        <w:t xml:space="preserve"> 스냅샷 기준으로 폭탄·필드가 </w:t>
+      </w:r>
+      <w:r>
+        <w:rPr>
+          <w:rFonts w:ascii="Malgun Gothic" w:hAnsi="Malgun Gothic" w:eastAsia="Malgun Gothic"/>
+          <w:b/>
+        </w:rPr>
+        <w:t>취소</w:t>
+      </w:r>
+      <w:r>
+        <w:rPr>
+          <w:rFonts w:ascii="Malgun Gothic" w:hAnsi="Malgun Gothic" w:eastAsia="Malgun Gothic"/>
+        </w:rPr>
+        <w:t>된다.</w:t>
       </w:r>
     </w:p>
     <w:p>
@@ -2989,7 +3764,20 @@
         <w:rPr>
           <w:rFonts w:ascii="Malgun Gothic" w:hAnsi="Malgun Gothic" w:eastAsia="Malgun Gothic"/>
         </w:rPr>
-        <w:t>슬롯 인덱스 고정(폭탄 16, 중력장 6)으로 풀링 bodyId와 스냅샷 인덱스가 어긋나지 않게 설계하였다.</w:t>
+        <w:t xml:space="preserve">폭탄·중력장은 </w:t>
+      </w:r>
+      <w:r>
+        <w:rPr>
+          <w:rFonts w:ascii="Malgun Gothic" w:hAnsi="Malgun Gothic" w:eastAsia="Malgun Gothic"/>
+          <w:b/>
+        </w:rPr>
+        <w:t>고정 슬롯 인덱스</w:t>
+      </w:r>
+      <w:r>
+        <w:rPr>
+          <w:rFonts w:ascii="Malgun Gothic" w:hAnsi="Malgun Gothic" w:eastAsia="Malgun Gothic"/>
+        </w:rPr>
+        <w:t>(0..15, 0..5)로 풀링 bodyId와 스냅샷이 1:1 대응한다.</w:t>
       </w:r>
     </w:p>
     <w:p>
@@ -3066,7 +3854,7 @@
               <w:rPr>
                 <w:rFonts w:ascii="Malgun Gothic" w:hAnsi="Malgun Gothic" w:eastAsia="Malgun Gothic"/>
               </w:rPr>
-              <w:t>1.5</w:t>
+              <w:t>1.5 (`kRewindStaminaCost`)</w:t>
             </w:r>
           </w:p>
         </w:tc>
@@ -3094,7 +3882,7 @@
               <w:rPr>
                 <w:rFonts w:ascii="Malgun Gothic" w:hAnsi="Malgun Gothic" w:eastAsia="Malgun Gothic"/>
               </w:rPr>
-              <w:t>역행 직후 동일량</w:t>
+              <w:t>역행 직후 1.5 (동일량)</w:t>
             </w:r>
           </w:p>
         </w:tc>
@@ -3137,7 +3925,7 @@
               <w:rPr>
                 <w:rFonts w:ascii="Malgun Gothic" w:hAnsi="Malgun Gothic" w:eastAsia="Malgun Gothic"/>
               </w:rPr>
-              <w:t>실패 시</w:t>
+              <w:t>실패</w:t>
             </w:r>
           </w:p>
         </w:tc>
@@ -3150,7 +3938,35 @@
               <w:rPr>
                 <w:rFonts w:ascii="Malgun Gothic" w:hAnsi="Malgun Gothic" w:eastAsia="Malgun Gothic"/>
               </w:rPr>
-              <w:t>포즈·VFX 없음 (스태미나·버퍼 부족)</w:t>
+              <w:t>스태미나·버퍼·쿨다운 부족 시 포즈·VFX 없음</w:t>
+            </w:r>
+          </w:p>
+        </w:tc>
+      </w:tr>
+      <w:tr>
+        <w:tc>
+          <w:tcPr>
+            <w:tcW w:type="dxa" w:w="4819"/>
+          </w:tcPr>
+          <w:p>
+            <w:r>
+              <w:rPr>
+                <w:rFonts w:ascii="Malgun Gothic" w:hAnsi="Malgun Gothic" w:eastAsia="Malgun Gothic"/>
+              </w:rPr>
+              <w:t>입력</w:t>
+            </w:r>
+          </w:p>
+        </w:tc>
+        <w:tc>
+          <w:tcPr>
+            <w:tcW w:type="dxa" w:w="4819"/>
+          </w:tcPr>
+          <w:p>
+            <w:r>
+              <w:rPr>
+                <w:rFonts w:ascii="Malgun Gothic" w:hAnsi="Malgun Gothic" w:eastAsia="Malgun Gothic"/>
+              </w:rPr>
+              <w:t>프레임당 1회 소비 (`Input` 소비 규칙)</w:t>
             </w:r>
           </w:p>
         </w:tc>
@@ -3165,7 +3981,7 @@
         <w:rPr>
           <w:rFonts w:ascii="Malgun Gothic" w:hAnsi="Malgun Gothic" w:eastAsia="Malgun Gothic"/>
         </w:rPr>
-        <w:t>4.1.4 역행 VFX `[조현진 — 연출·버그 수정]`</w:t>
+        <w:t>4.1.4 역행 VFX `[조현진]`</w:t>
       </w:r>
     </w:p>
     <w:p>
@@ -3175,21 +3991,15 @@
       <w:r>
         <w:rPr>
           <w:rFonts w:ascii="Malgun Gothic" w:hAnsi="Malgun Gothic" w:eastAsia="Malgun Gothic"/>
-        </w:rPr>
-        <w:t xml:space="preserve">플레이어 과거 위치 </w:t>
-      </w:r>
-      <w:r>
-        <w:rPr>
-          <w:rFonts w:ascii="Malgun Gothic" w:hAnsi="Malgun Gothic" w:eastAsia="Malgun Gothic"/>
           <w:b/>
         </w:rPr>
-        <w:t>유령(Ghost)</w:t>
-      </w:r>
-      <w:r>
-        <w:rPr>
-          <w:rFonts w:ascii="Malgun Gothic" w:hAnsi="Malgun Gothic" w:eastAsia="Malgun Gothic"/>
-        </w:rPr>
-        <w:t xml:space="preserve"> + 수렴 파티클 + 시계 소용돌이</w:t>
+        <w:t>Ghost:</w:t>
+      </w:r>
+      <w:r>
+        <w:rPr>
+          <w:rFonts w:ascii="Malgun Gothic" w:hAnsi="Malgun Gothic" w:eastAsia="Malgun Gothic"/>
+        </w:rPr>
+        <w:t xml:space="preserve"> 과거 위치에 달리기 스프라이트 + 파란 tint (어두운 사각 아티팩트 제거)</w:t>
       </w:r>
     </w:p>
     <w:p>
@@ -3199,8 +4009,41 @@
       <w:r>
         <w:rPr>
           <w:rFonts w:ascii="Malgun Gothic" w:hAnsi="Malgun Gothic" w:eastAsia="Malgun Gothic"/>
-        </w:rPr>
-        <w:t>유령: 달리기 스프라이트 + 파란 tint (어두운 사각 박스 아티팩트 제거)</w:t>
+          <w:b/>
+        </w:rPr>
+        <w:t>수렴 파티클</w:t>
+      </w:r>
+      <w:r>
+        <w:rPr>
+          <w:rFonts w:ascii="Malgun Gothic" w:hAnsi="Malgun Gothic" w:eastAsia="Malgun Gothic"/>
+        </w:rPr>
+        <w:t xml:space="preserve"> 340 + </w:t>
+      </w:r>
+      <w:r>
+        <w:rPr>
+          <w:rFonts w:ascii="Malgun Gothic" w:hAnsi="Malgun Gothic" w:eastAsia="Malgun Gothic"/>
+          <w:b/>
+        </w:rPr>
+        <w:t>링</w:t>
+      </w:r>
+      <w:r>
+        <w:rPr>
+          <w:rFonts w:ascii="Malgun Gothic" w:hAnsi="Malgun Gothic" w:eastAsia="Malgun Gothic"/>
+        </w:rPr>
+        <w:t xml:space="preserve"> 200 + </w:t>
+      </w:r>
+      <w:r>
+        <w:rPr>
+          <w:rFonts w:ascii="Malgun Gothic" w:hAnsi="Malgun Gothic" w:eastAsia="Malgun Gothic"/>
+          <w:b/>
+        </w:rPr>
+        <w:t>스파크</w:t>
+      </w:r>
+      <w:r>
+        <w:rPr>
+          <w:rFonts w:ascii="Malgun Gothic" w:hAnsi="Malgun Gothic" w:eastAsia="Malgun Gothic"/>
+        </w:rPr>
+        <w:t xml:space="preserve"> 220, 총 1.4초 fade in/out</w:t>
       </w:r>
     </w:p>
     <w:p>
@@ -3211,43 +4054,35 @@
         <w:rPr>
           <w:rFonts w:ascii="Malgun Gothic" w:hAnsi="Malgun Gothic" w:eastAsia="Malgun Gothic"/>
         </w:rPr>
-        <w:t xml:space="preserve">비네트 </w:t>
+        <w:t xml:space="preserve">비네트 corner 검은 사각 제거, 화면 중앙 고정 포즈 제거 → </w:t>
       </w:r>
       <w:r>
         <w:rPr>
           <w:rFonts w:ascii="Malgun Gothic" w:hAnsi="Malgun Gothic" w:eastAsia="Malgun Gothic"/>
           <w:b/>
         </w:rPr>
-        <w:t>코ner 검은 사각형 제거</w:t>
-      </w:r>
-      <w:r>
-        <w:rPr>
-          <w:rFonts w:ascii="Malgun Gothic" w:hAnsi="Malgun Gothic" w:eastAsia="Malgun Gothic"/>
-        </w:rPr>
-        <w:t xml:space="preserve">, 화면 중앙 고정 포즈 제거 → </w:t>
-      </w:r>
-      <w:r>
-        <w:rPr>
-          <w:rFonts w:ascii="Malgun Gothic" w:hAnsi="Malgun Gothic" w:eastAsia="Malgun Gothic"/>
-          <w:b/>
-        </w:rPr>
-        <w:t>실제 좌표</w:t>
-      </w:r>
-      <w:r>
-        <w:rPr>
-          <w:rFonts w:ascii="Malgun Gothic" w:hAnsi="Malgun Gothic" w:eastAsia="Malgun Gothic"/>
-        </w:rPr>
-        <w:t>에 캐릭터 표시</w:t>
+        <w:t>실제 플레이어 좌표</w:t>
+      </w:r>
+      <w:r>
+        <w:rPr>
+          <w:rFonts w:ascii="Malgun Gothic" w:hAnsi="Malgun Gothic" w:eastAsia="Malgun Gothic"/>
+        </w:rPr>
+        <w:t>에 연출</w:t>
       </w:r>
     </w:p>
     <w:p>
       <w:r>
         <w:rPr>
-          <w:rFonts w:ascii="Consolas" w:hAnsi="Consolas"/>
-          <w:color w:val="333333"/>
-          <w:sz w:val="20"/>
-        </w:rPr>
-        <w:t>[캡처: Z 사용 직후 — 유령 + 소용돌이]</w:t>
+          <w:rFonts w:ascii="Malgun Gothic" w:hAnsi="Malgun Gothic" w:eastAsia="Malgun Gothic"/>
+          <w:b/>
+        </w:rPr>
+        <w:t>그림 5.</w:t>
+      </w:r>
+      <w:r>
+        <w:rPr>
+          <w:rFonts w:ascii="Malgun Gothic" w:hAnsi="Malgun Gothic" w:eastAsia="Malgun Gothic"/>
+        </w:rPr>
+        <w:t xml:space="preserve"> Z 사용 직후 — 유령·소용돌이·비네트 *(캡처 후 삽입)*</w:t>
       </w:r>
     </w:p>
     <w:p>
@@ -3270,9 +4105,9 @@
         <w:br/>
         <w:t xml:space="preserve">  SpawnRewindVfx(rewoundPlayer.pos);</w:t>
         <w:br/>
-        <w:t xml:space="preserve">  m_rewindFreezeLeft = kRewindFreezeSeconds;</w:t>
+        <w:t xml:space="preserve">  m_rewindFreezeLeft = kRewindFreezeSeconds;  // 0.5f</w:t>
         <w:br/>
-        <w:t xml:space="preserve">  ...</w:t>
+        <w:t xml:space="preserve">  m_hitCooldown = kRewindInvincibleTime;      // 2.0f</w:t>
         <w:br/>
         <w:t>}</w:t>
       </w:r>
@@ -3347,7 +4182,7 @@
         <w:rPr>
           <w:rFonts w:ascii="Malgun Gothic" w:hAnsi="Malgun Gothic" w:eastAsia="Malgun Gothic"/>
         </w:rPr>
-        <w:t xml:space="preserve">), </w:t>
+        <w:t xml:space="preserve">, 최대 1.2초), </w:t>
       </w:r>
       <w:r>
         <w:rPr>
@@ -3374,7 +4209,7 @@
         <w:rPr>
           <w:rFonts w:ascii="Malgun Gothic" w:hAnsi="Malgun Gothic" w:eastAsia="Malgun Gothic"/>
         </w:rPr>
-        <w:t xml:space="preserve"> 포즈)</w:t>
+        <w:t xml:space="preserve"> 0.35초)</w:t>
       </w:r>
     </w:p>
     <w:p>
@@ -3392,7 +4227,7 @@
         <w:rPr>
           <w:rFonts w:ascii="Malgun Gothic" w:hAnsi="Malgun Gothic" w:eastAsia="Malgun Gothic"/>
         </w:rPr>
-        <w:t xml:space="preserve"> 마우스 방향, 점선 궤도(</w:t>
+        <w:t xml:space="preserve"> 마우스 방향, </w:t>
       </w:r>
       <w:r>
         <w:rPr>
@@ -3406,7 +4241,7 @@
         <w:rPr>
           <w:rFonts w:ascii="Malgun Gothic" w:hAnsi="Malgun Gothic" w:eastAsia="Malgun Gothic"/>
         </w:rPr>
-        <w:t>)</w:t>
+        <w:t xml:space="preserve"> 점선 궤도(60Hz 시뮬레이션 200스텝)</w:t>
       </w:r>
     </w:p>
     <w:p>
@@ -3424,7 +4259,7 @@
         <w:rPr>
           <w:rFonts w:ascii="Malgun Gothic" w:hAnsi="Malgun Gothic" w:eastAsia="Malgun Gothic"/>
         </w:rPr>
-        <w:t xml:space="preserve"> Dynamic Body, 바운스·마찰, 바닥·장애물 충돌</w:t>
+        <w:t xml:space="preserve"> Dynamic Body, restitution 0.32, 마찰·바닥 마찰, 장애물 충돌</w:t>
       </w:r>
     </w:p>
     <w:p>
@@ -3442,7 +4277,52 @@
         <w:rPr>
           <w:rFonts w:ascii="Malgun Gothic" w:hAnsi="Malgun Gothic" w:eastAsia="Malgun Gothic"/>
         </w:rPr>
-        <w:t xml:space="preserve"> 퓨즈 또는 충돌 조건 → 반경 95px, 장애물·낙하물 파괴, 점수 +50</w:t>
+        <w:t xml:space="preserve"> 퓨즈/충돌 → 반경 ~95px, 장애물·낙하물 파괴, 점수 +50</w:t>
+      </w:r>
+    </w:p>
+    <w:p>
+      <w:pPr>
+        <w:pStyle w:val="ListBullet"/>
+      </w:pPr>
+      <w:r>
+        <w:rPr>
+          <w:rFonts w:ascii="Malgun Gothic" w:hAnsi="Malgun Gothic" w:eastAsia="Malgun Gothic"/>
+          <w:b/>
+        </w:rPr>
+        <w:t>쿨다운:</w:t>
+      </w:r>
+      <w:r>
+        <w:rPr>
+          <w:rFonts w:ascii="Malgun Gothic" w:hAnsi="Malgun Gothic" w:eastAsia="Malgun Gothic"/>
+        </w:rPr>
+        <w:t xml:space="preserve"> 발사 후 </w:t>
+      </w:r>
+      <w:r>
+        <w:rPr>
+          <w:rFonts w:ascii="Malgun Gothic" w:hAnsi="Malgun Gothic" w:eastAsia="Malgun Gothic"/>
+          <w:b/>
+        </w:rPr>
+        <w:t>2.0초</w:t>
+      </w:r>
+      <w:r>
+        <w:rPr>
+          <w:rFonts w:ascii="Malgun Gothic" w:hAnsi="Malgun Gothic" w:eastAsia="Malgun Gothic"/>
+        </w:rPr>
+        <w:t xml:space="preserve"> (</w:t>
+      </w:r>
+      <w:r>
+        <w:rPr>
+          <w:rFonts w:ascii="Consolas" w:hAnsi="Consolas"/>
+          <w:color w:val="333333"/>
+          <w:sz w:val="20"/>
+        </w:rPr>
+        <w:t>m_bombCooldown</w:t>
+      </w:r>
+      <w:r>
+        <w:rPr>
+          <w:rFonts w:ascii="Malgun Gothic" w:hAnsi="Malgun Gothic" w:eastAsia="Malgun Gothic"/>
+        </w:rPr>
+        <w:t>, B 추가)</w:t>
       </w:r>
     </w:p>
     <w:p>
@@ -3471,7 +4351,7 @@
         <w:rPr>
           <w:rFonts w:ascii="Malgun Gothic" w:hAnsi="Malgun Gothic" w:eastAsia="Malgun Gothic"/>
         </w:rPr>
-        <w:t xml:space="preserve"> 폭탄 폭발 시 </w:t>
+        <w:t xml:space="preserve"> </w:t>
       </w:r>
       <w:r>
         <w:rPr>
@@ -3480,6 +4360,12 @@
           <w:sz w:val="20"/>
         </w:rPr>
         <w:t>GravityFieldSystem::SpawnFromExplosion</w:t>
+      </w:r>
+      <w:r>
+        <w:rPr>
+          <w:rFonts w:ascii="Malgun Gothic" w:hAnsi="Malgun Gothic" w:eastAsia="Malgun Gothic"/>
+        </w:rPr>
+        <w:t xml:space="preserve"> — 폭탄 폭발 시</w:t>
       </w:r>
     </w:p>
     <w:p>
@@ -3491,13 +4377,13 @@
           <w:rFonts w:ascii="Malgun Gothic" w:hAnsi="Malgun Gothic" w:eastAsia="Malgun Gothic"/>
           <w:b/>
         </w:rPr>
-        <w:t>힘 모델:</w:t>
-      </w:r>
-      <w:r>
-        <w:rPr>
-          <w:rFonts w:ascii="Malgun Gothic" w:hAnsi="Malgun Gothic" w:eastAsia="Malgun Gothic"/>
-        </w:rPr>
-        <w:t xml:space="preserve"> 거리 제곱 반비례 + 최소 거리·최대 힘 클램프 (</w:t>
+        <w:t>힘:</w:t>
+      </w:r>
+      <w:r>
+        <w:rPr>
+          <w:rFonts w:ascii="Malgun Gothic" w:hAnsi="Malgun Gothic" w:eastAsia="Malgun Gothic"/>
+        </w:rPr>
+        <w:t xml:space="preserve"> 거리² 반비례 </w:t>
       </w:r>
       <w:r>
         <w:rPr>
@@ -3505,13 +4391,41 @@
           <w:color w:val="333333"/>
           <w:sz w:val="20"/>
         </w:rPr>
-        <w:t>GravityFieldTuning</w:t>
-      </w:r>
-      <w:r>
-        <w:rPr>
-          <w:rFonts w:ascii="Malgun Gothic" w:hAnsi="Malgun Gothic" w:eastAsia="Malgun Gothic"/>
-        </w:rPr>
-        <w:t>)</w:t>
+        <w:t>strengthK</w:t>
+      </w:r>
+      <w:r>
+        <w:rPr>
+          <w:rFonts w:ascii="Malgun Gothic" w:hAnsi="Malgun Gothic" w:eastAsia="Malgun Gothic"/>
+        </w:rPr>
+        <w:t xml:space="preserve">, </w:t>
+      </w:r>
+      <w:r>
+        <w:rPr>
+          <w:rFonts w:ascii="Consolas" w:hAnsi="Consolas"/>
+          <w:color w:val="333333"/>
+          <w:sz w:val="20"/>
+        </w:rPr>
+        <w:t>minDistSq</w:t>
+      </w:r>
+      <w:r>
+        <w:rPr>
+          <w:rFonts w:ascii="Malgun Gothic" w:hAnsi="Malgun Gothic" w:eastAsia="Malgun Gothic"/>
+        </w:rPr>
+        <w:t>·</w:t>
+      </w:r>
+      <w:r>
+        <w:rPr>
+          <w:rFonts w:ascii="Consolas" w:hAnsi="Consolas"/>
+          <w:color w:val="333333"/>
+          <w:sz w:val="20"/>
+        </w:rPr>
+        <w:t>maxForce</w:t>
+      </w:r>
+      <w:r>
+        <w:rPr>
+          <w:rFonts w:ascii="Malgun Gothic" w:hAnsi="Malgun Gothic" w:eastAsia="Malgun Gothic"/>
+        </w:rPr>
+        <w:t xml:space="preserve"> 클램프</w:t>
       </w:r>
     </w:p>
     <w:p>
@@ -3561,17 +4475,22 @@
         <w:rPr>
           <w:rFonts w:ascii="Malgun Gothic" w:hAnsi="Malgun Gothic" w:eastAsia="Malgun Gothic"/>
         </w:rPr>
-        <w:t xml:space="preserve"> — 소용돌이· accretion · shockwave</w:t>
+        <w:t xml:space="preserve"> — accretion ring, shockwave, ember sheet</w:t>
       </w:r>
     </w:p>
     <w:p>
       <w:r>
         <w:rPr>
-          <w:rFonts w:ascii="Consolas" w:hAnsi="Consolas"/>
-          <w:color w:val="333333"/>
-          <w:sz w:val="20"/>
-        </w:rPr>
-        <w:t>[캡처: 폭탄 궤도 + 폭발 후 블랙홀]</w:t>
+          <w:rFonts w:ascii="Malgun Gothic" w:hAnsi="Malgun Gothic" w:eastAsia="Malgun Gothic"/>
+          <w:b/>
+        </w:rPr>
+        <w:t>그림 6.</w:t>
+      </w:r>
+      <w:r>
+        <w:rPr>
+          <w:rFonts w:ascii="Malgun Gothic" w:hAnsi="Malgun Gothic" w:eastAsia="Malgun Gothic"/>
+        </w:rPr>
+        <w:t xml:space="preserve"> 폭탄 점선 궤도 + 폭발 후 블랙홀 *(캡처 후 삽입)*</w:t>
       </w:r>
     </w:p>
     <w:p>
@@ -3582,7 +4501,452 @@
         <w:rPr>
           <w:rFonts w:ascii="Malgun Gothic" w:hAnsi="Malgun Gothic" w:eastAsia="Malgun Gothic"/>
         </w:rPr>
-        <w:t>4.2.3 스냅샷 (A)</w:t>
+        <w:t>4.2.3 스냅샷 필드 (A)</w:t>
+      </w:r>
+    </w:p>
+    <w:p>
+      <w:r>
+        <w:rPr>
+          <w:rFonts w:ascii="Malgun Gothic" w:hAnsi="Malgun Gothic" w:eastAsia="Malgun Gothic"/>
+          <w:b/>
+        </w:rPr>
+        <w:t>BombSlotSnapshot</w:t>
+      </w:r>
+      <w:r>
+        <w:rPr>
+          <w:rFonts w:ascii="Malgun Gothic" w:hAnsi="Malgun Gothic" w:eastAsia="Malgun Gothic"/>
+        </w:rPr>
+        <w:t xml:space="preserve"> (</w:t>
+      </w:r>
+      <w:r>
+        <w:rPr>
+          <w:rFonts w:ascii="Consolas" w:hAnsi="Consolas"/>
+          <w:color w:val="333333"/>
+          <w:sz w:val="20"/>
+        </w:rPr>
+        <w:t>include/game/Bomb.h</w:t>
+      </w:r>
+      <w:r>
+        <w:rPr>
+          <w:rFonts w:ascii="Malgun Gothic" w:hAnsi="Malgun Gothic" w:eastAsia="Malgun Gothic"/>
+        </w:rPr>
+        <w:t>):</w:t>
+      </w:r>
+    </w:p>
+    <w:tbl>
+      <w:tblPr>
+        <w:tblStyle w:val="TableGrid"/>
+        <w:tblW w:type="auto" w:w="0"/>
+        <w:tblLook w:firstColumn="1" w:firstRow="1" w:lastColumn="0" w:lastRow="0" w:noHBand="0" w:noVBand="1" w:val="04A0"/>
+      </w:tblPr>
+      <w:tblGrid>
+        <w:gridCol w:w="4819"/>
+        <w:gridCol w:w="4819"/>
+      </w:tblGrid>
+      <w:tr>
+        <w:tc>
+          <w:tcPr>
+            <w:tcW w:type="dxa" w:w="4819"/>
+          </w:tcPr>
+          <w:p>
+            <w:r>
+              <w:rPr>
+                <w:rFonts w:ascii="Malgun Gothic" w:hAnsi="Malgun Gothic" w:eastAsia="Malgun Gothic"/>
+                <w:b/>
+              </w:rPr>
+              <w:t>필드</w:t>
+            </w:r>
+          </w:p>
+        </w:tc>
+        <w:tc>
+          <w:tcPr>
+            <w:tcW w:type="dxa" w:w="4819"/>
+          </w:tcPr>
+          <w:p>
+            <w:r>
+              <w:rPr>
+                <w:rFonts w:ascii="Malgun Gothic" w:hAnsi="Malgun Gothic" w:eastAsia="Malgun Gothic"/>
+                <w:b/>
+              </w:rPr>
+              <w:t>설명</w:t>
+            </w:r>
+          </w:p>
+        </w:tc>
+      </w:tr>
+      <w:tr>
+        <w:tc>
+          <w:tcPr>
+            <w:tcW w:type="dxa" w:w="4819"/>
+          </w:tcPr>
+          <w:p>
+            <w:r>
+              <w:rPr>
+                <w:rFonts w:ascii="Malgun Gothic" w:hAnsi="Malgun Gothic" w:eastAsia="Malgun Gothic"/>
+              </w:rPr>
+              <w:t>`physics`</w:t>
+            </w:r>
+          </w:p>
+        </w:tc>
+        <w:tc>
+          <w:tcPr>
+            <w:tcW w:type="dxa" w:w="4819"/>
+          </w:tcPr>
+          <w:p>
+            <w:r>
+              <w:rPr>
+                <w:rFonts w:ascii="Malgun Gothic" w:hAnsi="Malgun Gothic" w:eastAsia="Malgun Gothic"/>
+              </w:rPr>
+              <w:t>`BodySnapshot` — pos, vel, onGround, active</w:t>
+            </w:r>
+          </w:p>
+        </w:tc>
+      </w:tr>
+      <w:tr>
+        <w:tc>
+          <w:tcPr>
+            <w:tcW w:type="dxa" w:w="4819"/>
+          </w:tcPr>
+          <w:p>
+            <w:r>
+              <w:rPr>
+                <w:rFonts w:ascii="Malgun Gothic" w:hAnsi="Malgun Gothic" w:eastAsia="Malgun Gothic"/>
+              </w:rPr>
+              <w:t>`phase`</w:t>
+            </w:r>
+          </w:p>
+        </w:tc>
+        <w:tc>
+          <w:tcPr>
+            <w:tcW w:type="dxa" w:w="4819"/>
+          </w:tcPr>
+          <w:p>
+            <w:r>
+              <w:rPr>
+                <w:rFonts w:ascii="Malgun Gothic" w:hAnsi="Malgun Gothic" w:eastAsia="Malgun Gothic"/>
+              </w:rPr>
+              <w:t>Inactive / Flying / Exploded</w:t>
+            </w:r>
+          </w:p>
+        </w:tc>
+      </w:tr>
+      <w:tr>
+        <w:tc>
+          <w:tcPr>
+            <w:tcW w:type="dxa" w:w="4819"/>
+          </w:tcPr>
+          <w:p>
+            <w:r>
+              <w:rPr>
+                <w:rFonts w:ascii="Malgun Gothic" w:hAnsi="Malgun Gothic" w:eastAsia="Malgun Gothic"/>
+              </w:rPr>
+              <w:t>`fuseLeft`</w:t>
+            </w:r>
+          </w:p>
+        </w:tc>
+        <w:tc>
+          <w:tcPr>
+            <w:tcW w:type="dxa" w:w="4819"/>
+          </w:tcPr>
+          <w:p>
+            <w:r>
+              <w:rPr>
+                <w:rFonts w:ascii="Malgun Gothic" w:hAnsi="Malgun Gothic" w:eastAsia="Malgun Gothic"/>
+              </w:rPr>
+              <w:t>폭발까지 남은 시간</w:t>
+            </w:r>
+          </w:p>
+        </w:tc>
+      </w:tr>
+      <w:tr>
+        <w:tc>
+          <w:tcPr>
+            <w:tcW w:type="dxa" w:w="4819"/>
+          </w:tcPr>
+          <w:p>
+            <w:r>
+              <w:rPr>
+                <w:rFonts w:ascii="Malgun Gothic" w:hAnsi="Malgun Gothic" w:eastAsia="Malgun Gothic"/>
+              </w:rPr>
+              <w:t>`visualLeft`</w:t>
+            </w:r>
+          </w:p>
+        </w:tc>
+        <w:tc>
+          <w:tcPr>
+            <w:tcW w:type="dxa" w:w="4819"/>
+          </w:tcPr>
+          <w:p>
+            <w:r>
+              <w:rPr>
+                <w:rFonts w:ascii="Malgun Gothic" w:hAnsi="Malgun Gothic" w:eastAsia="Malgun Gothic"/>
+              </w:rPr>
+              <w:t>폭발 연출 타이머</w:t>
+            </w:r>
+          </w:p>
+        </w:tc>
+      </w:tr>
+      <w:tr>
+        <w:tc>
+          <w:tcPr>
+            <w:tcW w:type="dxa" w:w="4819"/>
+          </w:tcPr>
+          <w:p>
+            <w:r>
+              <w:rPr>
+                <w:rFonts w:ascii="Malgun Gothic" w:hAnsi="Malgun Gothic" w:eastAsia="Malgun Gothic"/>
+              </w:rPr>
+              <w:t>`explosionCenter`</w:t>
+            </w:r>
+          </w:p>
+        </w:tc>
+        <w:tc>
+          <w:tcPr>
+            <w:tcW w:type="dxa" w:w="4819"/>
+          </w:tcPr>
+          <w:p>
+            <w:r>
+              <w:rPr>
+                <w:rFonts w:ascii="Malgun Gothic" w:hAnsi="Malgun Gothic" w:eastAsia="Malgun Gothic"/>
+              </w:rPr>
+              <w:t>폭발 중심 (역행 시 복원)</w:t>
+            </w:r>
+          </w:p>
+        </w:tc>
+      </w:tr>
+      <w:tr>
+        <w:tc>
+          <w:tcPr>
+            <w:tcW w:type="dxa" w:w="4819"/>
+          </w:tcPr>
+          <w:p>
+            <w:r>
+              <w:rPr>
+                <w:rFonts w:ascii="Malgun Gothic" w:hAnsi="Malgun Gothic" w:eastAsia="Malgun Gothic"/>
+              </w:rPr>
+              <w:t>`wasOnGround`, `prevVelY`</w:t>
+            </w:r>
+          </w:p>
+        </w:tc>
+        <w:tc>
+          <w:tcPr>
+            <w:tcW w:type="dxa" w:w="4819"/>
+          </w:tcPr>
+          <w:p>
+            <w:r>
+              <w:rPr>
+                <w:rFonts w:ascii="Malgun Gothic" w:hAnsi="Malgun Gothic" w:eastAsia="Malgun Gothic"/>
+              </w:rPr>
+              <w:t>바운스·착지 판정 보조</w:t>
+            </w:r>
+          </w:p>
+        </w:tc>
+      </w:tr>
+    </w:tbl>
+    <w:p/>
+    <w:p>
+      <w:r>
+        <w:rPr>
+          <w:rFonts w:ascii="Malgun Gothic" w:hAnsi="Malgun Gothic" w:eastAsia="Malgun Gothic"/>
+          <w:b/>
+        </w:rPr>
+        <w:t>GravityFieldSnapshot:</w:t>
+      </w:r>
+    </w:p>
+    <w:tbl>
+      <w:tblPr>
+        <w:tblStyle w:val="TableGrid"/>
+        <w:tblW w:type="auto" w:w="0"/>
+        <w:tblLook w:firstColumn="1" w:firstRow="1" w:lastColumn="0" w:lastRow="0" w:noHBand="0" w:noVBand="1" w:val="04A0"/>
+      </w:tblPr>
+      <w:tblGrid>
+        <w:gridCol w:w="4819"/>
+        <w:gridCol w:w="4819"/>
+      </w:tblGrid>
+      <w:tr>
+        <w:tc>
+          <w:tcPr>
+            <w:tcW w:type="dxa" w:w="4819"/>
+          </w:tcPr>
+          <w:p>
+            <w:r>
+              <w:rPr>
+                <w:rFonts w:ascii="Malgun Gothic" w:hAnsi="Malgun Gothic" w:eastAsia="Malgun Gothic"/>
+                <w:b/>
+              </w:rPr>
+              <w:t>필드</w:t>
+            </w:r>
+          </w:p>
+        </w:tc>
+        <w:tc>
+          <w:tcPr>
+            <w:tcW w:type="dxa" w:w="4819"/>
+          </w:tcPr>
+          <w:p>
+            <w:r>
+              <w:rPr>
+                <w:rFonts w:ascii="Malgun Gothic" w:hAnsi="Malgun Gothic" w:eastAsia="Malgun Gothic"/>
+                <w:b/>
+              </w:rPr>
+              <w:t>설명</w:t>
+            </w:r>
+          </w:p>
+        </w:tc>
+      </w:tr>
+      <w:tr>
+        <w:tc>
+          <w:tcPr>
+            <w:tcW w:type="dxa" w:w="4819"/>
+          </w:tcPr>
+          <w:p>
+            <w:r>
+              <w:rPr>
+                <w:rFonts w:ascii="Malgun Gothic" w:hAnsi="Malgun Gothic" w:eastAsia="Malgun Gothic"/>
+              </w:rPr>
+              <w:t>`active`, `mode`</w:t>
+            </w:r>
+          </w:p>
+        </w:tc>
+        <w:tc>
+          <w:tcPr>
+            <w:tcW w:type="dxa" w:w="4819"/>
+          </w:tcPr>
+          <w:p>
+            <w:r>
+              <w:rPr>
+                <w:rFonts w:ascii="Malgun Gothic" w:hAnsi="Malgun Gothic" w:eastAsia="Malgun Gothic"/>
+              </w:rPr>
+              <w:t>Attract / Repel</w:t>
+            </w:r>
+          </w:p>
+        </w:tc>
+      </w:tr>
+      <w:tr>
+        <w:tc>
+          <w:tcPr>
+            <w:tcW w:type="dxa" w:w="4819"/>
+          </w:tcPr>
+          <w:p>
+            <w:r>
+              <w:rPr>
+                <w:rFonts w:ascii="Malgun Gothic" w:hAnsi="Malgun Gothic" w:eastAsia="Malgun Gothic"/>
+              </w:rPr>
+              <w:t>`center`, `radius`, `timeLeft`</w:t>
+            </w:r>
+          </w:p>
+        </w:tc>
+        <w:tc>
+          <w:tcPr>
+            <w:tcW w:type="dxa" w:w="4819"/>
+          </w:tcPr>
+          <w:p>
+            <w:r>
+              <w:rPr>
+                <w:rFonts w:ascii="Malgun Gothic" w:hAnsi="Malgun Gothic" w:eastAsia="Malgun Gothic"/>
+              </w:rPr>
+              <w:t>필드 형상·수명</w:t>
+            </w:r>
+          </w:p>
+        </w:tc>
+      </w:tr>
+      <w:tr>
+        <w:tc>
+          <w:tcPr>
+            <w:tcW w:type="dxa" w:w="4819"/>
+          </w:tcPr>
+          <w:p>
+            <w:r>
+              <w:rPr>
+                <w:rFonts w:ascii="Malgun Gothic" w:hAnsi="Malgun Gothic" w:eastAsia="Malgun Gothic"/>
+              </w:rPr>
+              <w:t>`spinAngle`, `affects*`</w:t>
+            </w:r>
+          </w:p>
+        </w:tc>
+        <w:tc>
+          <w:tcPr>
+            <w:tcW w:type="dxa" w:w="4819"/>
+          </w:tcPr>
+          <w:p>
+            <w:r>
+              <w:rPr>
+                <w:rFonts w:ascii="Malgun Gothic" w:hAnsi="Malgun Gothic" w:eastAsia="Malgun Gothic"/>
+              </w:rPr>
+              <w:t>연출·적용 대상 플래그</w:t>
+            </w:r>
+          </w:p>
+        </w:tc>
+      </w:tr>
+    </w:tbl>
+    <w:p/>
+    <w:p>
+      <w:r>
+        <w:rPr>
+          <w:rFonts w:ascii="Consolas" w:hAnsi="Consolas"/>
+          <w:color w:val="333333"/>
+          <w:sz w:val="20"/>
+        </w:rPr>
+        <w:t>GameSnapshot::Capture</w:t>
+      </w:r>
+      <w:r>
+        <w:rPr>
+          <w:rFonts w:ascii="Malgun Gothic" w:hAnsi="Malgun Gothic" w:eastAsia="Malgun Gothic"/>
+        </w:rPr>
+        <w:t xml:space="preserve"> / </w:t>
+      </w:r>
+      <w:r>
+        <w:rPr>
+          <w:rFonts w:ascii="Consolas" w:hAnsi="Consolas"/>
+          <w:color w:val="333333"/>
+          <w:sz w:val="20"/>
+        </w:rPr>
+        <w:t>Apply</w:t>
+      </w:r>
+      <w:r>
+        <w:rPr>
+          <w:rFonts w:ascii="Malgun Gothic" w:hAnsi="Malgun Gothic" w:eastAsia="Malgun Gothic"/>
+        </w:rPr>
+        <w:t xml:space="preserve">에서 폭탄 16슬롯·필드 6슬롯·상자 </w:t>
+      </w:r>
+      <w:r>
+        <w:rPr>
+          <w:rFonts w:ascii="Consolas" w:hAnsi="Consolas"/>
+          <w:color w:val="333333"/>
+          <w:sz w:val="20"/>
+        </w:rPr>
+        <w:t>props[]</w:t>
+      </w:r>
+      <w:r>
+        <w:rPr>
+          <w:rFonts w:ascii="Malgun Gothic" w:hAnsi="Malgun Gothic" w:eastAsia="Malgun Gothic"/>
+        </w:rPr>
+        <w:t>를 일괄 저장·복원한다.</w:t>
+      </w:r>
+    </w:p>
+    <w:p>
+      <w:r>
+        <w:t>────────────────────────────────────────</w:t>
+      </w:r>
+    </w:p>
+    <w:p>
+      <w:pPr>
+        <w:pStyle w:val="Heading2"/>
+      </w:pPr>
+      <w:r>
+        <w:rPr>
+          <w:rFonts w:ascii="Malgun Gothic" w:hAnsi="Malgun Gothic" w:eastAsia="Malgun Gothic"/>
+        </w:rPr>
+        <w:t>4.3 물리·러너·스테이지 `[담당: B + 조현진]`</w:t>
+      </w:r>
+    </w:p>
+    <w:p>
+      <w:pPr>
+        <w:pStyle w:val="Heading3"/>
+      </w:pPr>
+      <w:r>
+        <w:rPr>
+          <w:rFonts w:ascii="Malgun Gothic" w:hAnsi="Malgun Gothic" w:eastAsia="Malgun Gothic"/>
+        </w:rPr>
+        <w:t>4.3.1 PhysicsWorld</w:t>
       </w:r>
     </w:p>
     <w:p>
@@ -3591,17 +4955,43 @@
       </w:pPr>
       <w:r>
         <w:rPr>
+          <w:rFonts w:ascii="Malgun Gothic" w:hAnsi="Malgun Gothic" w:eastAsia="Malgun Gothic"/>
+          <w:b/>
+        </w:rPr>
+        <w:t>MotionType:</w:t>
+      </w:r>
+      <w:r>
+        <w:rPr>
+          <w:rFonts w:ascii="Malgun Gothic" w:hAnsi="Malgun Gothic" w:eastAsia="Malgun Gothic"/>
+        </w:rPr>
+        <w:t xml:space="preserve"> Player = </w:t>
+      </w:r>
+      <w:r>
+        <w:rPr>
+          <w:rFonts w:ascii="Malgun Gothic" w:hAnsi="Malgun Gothic" w:eastAsia="Malgun Gothic"/>
+          <w:b/>
+        </w:rPr>
+        <w:t>Kinematic</w:t>
+      </w:r>
+      <w:r>
+        <w:rPr>
+          <w:rFonts w:ascii="Malgun Gothic" w:hAnsi="Malgun Gothic" w:eastAsia="Malgun Gothic"/>
+        </w:rPr>
+        <w:t xml:space="preserve"> (</w:t>
+      </w:r>
+      <w:r>
+        <w:rPr>
           <w:rFonts w:ascii="Consolas" w:hAnsi="Consolas"/>
           <w:color w:val="333333"/>
           <w:sz w:val="20"/>
         </w:rPr>
-        <w:t>BombSlotSnapshot</w:t>
-      </w:r>
-      <w:r>
-        <w:rPr>
-          <w:rFonts w:ascii="Malgun Gothic" w:hAnsi="Malgun Gothic" w:eastAsia="Malgun Gothic"/>
-        </w:rPr>
-        <w:t>: phase, fuse, explosionCenter 등</w:t>
+        <w:t>lockVelX</w:t>
+      </w:r>
+      <w:r>
+        <w:rPr>
+          <w:rFonts w:ascii="Malgun Gothic" w:hAnsi="Malgun Gothic" w:eastAsia="Malgun Gothic"/>
+        </w:rPr>
+        <w:t>), 폭탄 = Dynamic, 장애물 = Static/Dynamic</w:t>
       </w:r>
     </w:p>
     <w:p>
@@ -3610,17 +5000,29 @@
       </w:pPr>
       <w:r>
         <w:rPr>
-          <w:rFonts w:ascii="Consolas" w:hAnsi="Consolas"/>
-          <w:color w:val="333333"/>
-          <w:sz w:val="20"/>
-        </w:rPr>
-        <w:t>GravityFieldSnapshot</w:t>
-      </w:r>
-      <w:r>
-        <w:rPr>
-          <w:rFonts w:ascii="Malgun Gothic" w:hAnsi="Malgun Gothic" w:eastAsia="Malgun Gothic"/>
-        </w:rPr>
-        <w:t>: active, center, radius, timeLeft</w:t>
+          <w:rFonts w:ascii="Malgun Gothic" w:hAnsi="Malgun Gothic" w:eastAsia="Malgun Gothic"/>
+          <w:b/>
+        </w:rPr>
+        <w:t>충돌:</w:t>
+      </w:r>
+      <w:r>
+        <w:rPr>
+          <w:rFonts w:ascii="Malgun Gothic" w:hAnsi="Malgun Gothic" w:eastAsia="Malgun Gothic"/>
+        </w:rPr>
+        <w:t xml:space="preserve"> Dynamic끼리 탄성 반응; Player–Obstacle은 </w:t>
+      </w:r>
+      <w:r>
+        <w:rPr>
+          <w:rFonts w:ascii="Malgun Gothic" w:hAnsi="Malgun Gothic" w:eastAsia="Malgun Gothic"/>
+          <w:b/>
+        </w:rPr>
+        <w:t>Y만 분리</w:t>
+      </w:r>
+      <w:r>
+        <w:rPr>
+          <w:rFonts w:ascii="Malgun Gothic" w:hAnsi="Malgun Gothic" w:eastAsia="Malgun Gothic"/>
+        </w:rPr>
+        <w:t xml:space="preserve"> (러너 X 스크롤 유지)</w:t>
       </w:r>
     </w:p>
     <w:p>
@@ -3629,17 +5031,30 @@
       </w:pPr>
       <w:r>
         <w:rPr>
+          <w:rFonts w:ascii="Malgun Gothic" w:hAnsi="Malgun Gothic" w:eastAsia="Malgun Gothic"/>
+          <w:b/>
+        </w:rPr>
+        <w:t>실드:</w:t>
+      </w:r>
+      <w:r>
+        <w:rPr>
+          <w:rFonts w:ascii="Malgun Gothic" w:hAnsi="Malgun Gothic" w:eastAsia="Malgun Gothic"/>
+        </w:rPr>
+        <w:t xml:space="preserve"> </w:t>
+      </w:r>
+      <w:r>
+        <w:rPr>
           <w:rFonts w:ascii="Consolas" w:hAnsi="Consolas"/>
           <w:color w:val="333333"/>
           <w:sz w:val="20"/>
         </w:rPr>
-        <w:t>GameSnapshot::Capture</w:t>
-      </w:r>
-      <w:r>
-        <w:rPr>
-          <w:rFonts w:ascii="Malgun Gothic" w:hAnsi="Malgun Gothic" w:eastAsia="Malgun Gothic"/>
-        </w:rPr>
-        <w:t xml:space="preserve"> / </w:t>
+        <w:t>Body::ignoreObstacleContact</w:t>
+      </w:r>
+      <w:r>
+        <w:rPr>
+          <w:rFonts w:ascii="Malgun Gothic" w:hAnsi="Malgun Gothic" w:eastAsia="Malgun Gothic"/>
+        </w:rPr>
+        <w:t xml:space="preserve"> — 무적 중 장애물 Y 밀림·</w:t>
       </w:r>
       <w:r>
         <w:rPr>
@@ -3647,28 +5062,375 @@
           <w:color w:val="333333"/>
           <w:sz w:val="20"/>
         </w:rPr>
-        <w:t>Apply</w:t>
-      </w:r>
-      <w:r>
-        <w:rPr>
-          <w:rFonts w:ascii="Malgun Gothic" w:hAnsi="Malgun Gothic" w:eastAsia="Malgun Gothic"/>
-        </w:rPr>
-        <w:t>에서 일괄 저장·복원</w:t>
+        <w:t>PreventPlayerObstacleClimb</w:t>
+      </w:r>
+      <w:r>
+        <w:rPr>
+          <w:rFonts w:ascii="Malgun Gothic" w:hAnsi="Malgun Gothic" w:eastAsia="Malgun Gothic"/>
+        </w:rPr>
+        <w:t xml:space="preserve"> 스킵으로 “벽에 붙어 즉시 착지” 버그 방지</w:t>
       </w:r>
     </w:p>
     <w:p>
+      <w:pPr>
+        <w:pStyle w:val="Heading3"/>
+      </w:pPr>
+      <w:r>
+        <w:rPr>
+          <w:rFonts w:ascii="Malgun Gothic" w:hAnsi="Malgun Gothic" w:eastAsia="Malgun Gothic"/>
+        </w:rPr>
+        <w:t>4.3.2 러너·스폰</w:t>
+      </w:r>
+    </w:p>
+    <w:p>
+      <w:pPr>
+        <w:pStyle w:val="ListBullet"/>
+      </w:pPr>
+      <w:r>
+        <w:rPr>
+          <w:rFonts w:ascii="Malgun Gothic" w:hAnsi="Malgun Gothic" w:eastAsia="Malgun Gothic"/>
+        </w:rPr>
+        <w:t xml:space="preserve">플레이어 화면 X 고정, </w:t>
+      </w:r>
       <w:r>
         <w:rPr>
           <w:rFonts w:ascii="Consolas" w:hAnsi="Consolas"/>
           <w:color w:val="333333"/>
           <w:sz w:val="20"/>
         </w:rPr>
-        <w:t>[TODO: A — BombSlotSnapshot 필드 표 1개 추가]</w:t>
+        <w:t>m_distance</w:t>
+      </w:r>
+      <w:r>
+        <w:rPr>
+          <w:rFonts w:ascii="Malgun Gothic" w:hAnsi="Malgun Gothic" w:eastAsia="Malgun Gothic"/>
+        </w:rPr>
+        <w:t>·</w:t>
+      </w:r>
+      <w:r>
+        <w:rPr>
+          <w:rFonts w:ascii="Consolas" w:hAnsi="Consolas"/>
+          <w:color w:val="333333"/>
+          <w:sz w:val="20"/>
+        </w:rPr>
+        <w:t>m_scrollSpeed</w:t>
+      </w:r>
+      <w:r>
+        <w:rPr>
+          <w:rFonts w:ascii="Malgun Gothic" w:hAnsi="Malgun Gothic" w:eastAsia="Malgun Gothic"/>
+        </w:rPr>
+        <w:t xml:space="preserve"> 증가</w:t>
       </w:r>
     </w:p>
     <w:p>
+      <w:pPr>
+        <w:pStyle w:val="ListBullet"/>
+      </w:pPr>
+      <w:r>
+        <w:rPr>
+          <w:rFonts w:ascii="Consolas" w:hAnsi="Consolas"/>
+          <w:color w:val="333333"/>
+          <w:sz w:val="20"/>
+        </w:rPr>
+        <w:t>UpdateSpawn</w:t>
+      </w:r>
+      <w:r>
+        <w:rPr>
+          <w:rFonts w:ascii="Malgun Gothic" w:hAnsi="Malgun Gothic" w:eastAsia="Malgun Gothic"/>
+        </w:rPr>
+        <w:t xml:space="preserve"> — 패턴 기반 장애물·아이템 스폰</w:t>
+      </w:r>
+    </w:p>
+    <w:p>
+      <w:pPr>
+        <w:pStyle w:val="ListBullet"/>
+      </w:pPr>
+      <w:r>
+        <w:rPr>
+          <w:rFonts w:ascii="Malgun Gothic" w:hAnsi="Malgun Gothic" w:eastAsia="Malgun Gothic"/>
+        </w:rPr>
+        <w:t xml:space="preserve">Glacier(5km~) </w:t>
+      </w:r>
+      <w:r>
+        <w:rPr>
+          <w:rFonts w:ascii="Malgun Gothic" w:hAnsi="Malgun Gothic" w:eastAsia="Malgun Gothic"/>
+          <w:b/>
+        </w:rPr>
+        <w:t>낙하 장애물</w:t>
+      </w:r>
+      <w:r>
+        <w:rPr>
+          <w:rFonts w:ascii="Malgun Gothic" w:hAnsi="Malgun Gothic" w:eastAsia="Malgun Gothic"/>
+        </w:rPr>
+        <w:t xml:space="preserve">, Emerald에서 </w:t>
+      </w:r>
+      <w:r>
+        <w:rPr>
+          <w:rFonts w:ascii="Malgun Gothic" w:hAnsi="Malgun Gothic" w:eastAsia="Malgun Gothic"/>
+          <w:b/>
+        </w:rPr>
+        <w:t>스폰 간격 단축</w:t>
+      </w:r>
+      <w:r>
+        <w:rPr>
+          <w:rFonts w:ascii="Malgun Gothic" w:hAnsi="Malgun Gothic" w:eastAsia="Malgun Gothic"/>
+        </w:rPr>
+        <w:t xml:space="preserve"> (B)</w:t>
+      </w:r>
+    </w:p>
+    <w:p>
+      <w:pPr>
+        <w:pStyle w:val="Heading3"/>
+      </w:pPr>
+      <w:r>
+        <w:rPr>
+          <w:rFonts w:ascii="Malgun Gothic" w:hAnsi="Malgun Gothic" w:eastAsia="Malgun Gothic"/>
+        </w:rPr>
+        <w:t>4.3.3 UI·타이틀·리더보드 `[조현진 + B]`</w:t>
+      </w:r>
+    </w:p>
+    <w:p>
+      <w:pPr>
+        <w:pStyle w:val="ListBullet"/>
+      </w:pPr>
+      <w:r>
+        <w:rPr>
+          <w:rFonts w:ascii="Malgun Gothic" w:hAnsi="Malgun Gothic" w:eastAsia="Malgun Gothic"/>
+          <w:b/>
+        </w:rPr>
+        <w:t>UiText:</w:t>
+      </w:r>
+      <w:r>
+        <w:rPr>
+          <w:rFonts w:ascii="Malgun Gothic" w:hAnsi="Malgun Gothic" w:eastAsia="Malgun Gothic"/>
+        </w:rPr>
+        <w:t xml:space="preserve"> Windows GDI </w:t>
+      </w:r>
+      <w:r>
+        <w:rPr>
+          <w:rFonts w:ascii="Malgun Gothic" w:hAnsi="Malgun Gothic" w:eastAsia="Malgun Gothic"/>
+          <w:b/>
+        </w:rPr>
+        <w:t>맑은 고딕</w:t>
+      </w:r>
+      <w:r>
+        <w:rPr>
+          <w:rFonts w:ascii="Malgun Gothic" w:hAnsi="Malgun Gothic" w:eastAsia="Malgun Gothic"/>
+        </w:rPr>
+        <w:t xml:space="preserve"> — 한글 HUD·팝업·스테이지 알림</w:t>
+      </w:r>
+    </w:p>
+    <w:p>
+      <w:pPr>
+        <w:pStyle w:val="ListBullet"/>
+      </w:pPr>
+      <w:r>
+        <w:rPr>
+          <w:rFonts w:ascii="Malgun Gothic" w:hAnsi="Malgun Gothic" w:eastAsia="Malgun Gothic"/>
+          <w:b/>
+        </w:rPr>
+        <w:t>HUD:</w:t>
+      </w:r>
+      <w:r>
+        <w:rPr>
+          <w:rFonts w:ascii="Malgun Gothic" w:hAnsi="Malgun Gothic" w:eastAsia="Malgun Gothic"/>
+        </w:rPr>
+        <w:t xml:space="preserve"> Cookie Run 스타일 HP·슬로우/역행 스태미나·거리·점수·경과 시간</w:t>
+      </w:r>
+    </w:p>
+    <w:p>
+      <w:pPr>
+        <w:pStyle w:val="ListBullet"/>
+      </w:pPr>
+      <w:r>
+        <w:rPr>
+          <w:rFonts w:ascii="Malgun Gothic" w:hAnsi="Malgun Gothic" w:eastAsia="Malgun Gothic"/>
+          <w:b/>
+        </w:rPr>
+        <w:t>타이틀:</w:t>
+      </w:r>
+      <w:r>
+        <w:rPr>
+          <w:rFonts w:ascii="Malgun Gothic" w:hAnsi="Malgun Gothic" w:eastAsia="Malgun Gothic"/>
+        </w:rPr>
+        <w:t xml:space="preserve"> </w:t>
+      </w:r>
+      <w:r>
+        <w:rPr>
+          <w:rFonts w:ascii="Consolas" w:hAnsi="Consolas"/>
+          <w:color w:val="333333"/>
+          <w:sz w:val="20"/>
+        </w:rPr>
+        <w:t>title_screen_v2.png</w:t>
+      </w:r>
+      <w:r>
+        <w:rPr>
+          <w:rFonts w:ascii="Malgun Gothic" w:hAnsi="Malgun Gothic" w:eastAsia="Malgun Gothic"/>
+        </w:rPr>
+        <w:t xml:space="preserve">, contain 렌더, </w:t>
+      </w:r>
+      <w:r>
+        <w:rPr>
+          <w:rFonts w:ascii="Consolas" w:hAnsi="Consolas"/>
+          <w:color w:val="333333"/>
+          <w:sz w:val="20"/>
+        </w:rPr>
+        <w:t>#080A12</w:t>
+      </w:r>
+      <w:r>
+        <w:rPr>
+          <w:rFonts w:ascii="Malgun Gothic" w:hAnsi="Malgun Gothic" w:eastAsia="Malgun Gothic"/>
+        </w:rPr>
+        <w:t xml:space="preserve"> 배경</w:t>
+      </w:r>
+    </w:p>
+    <w:p>
+      <w:pPr>
+        <w:pStyle w:val="ListBullet"/>
+      </w:pPr>
+      <w:r>
+        <w:rPr>
+          <w:rFonts w:ascii="Malgun Gothic" w:hAnsi="Malgun Gothic" w:eastAsia="Malgun Gothic"/>
+          <w:b/>
+        </w:rPr>
+        <w:t>실드:</w:t>
+      </w:r>
+      <w:r>
+        <w:rPr>
+          <w:rFonts w:ascii="Malgun Gothic" w:hAnsi="Malgun Gothic" w:eastAsia="Malgun Gothic"/>
+        </w:rPr>
+        <w:t xml:space="preserve"> 노란 타원 궤도 </w:t>
+      </w:r>
+      <w:r>
+        <w:rPr>
+          <w:rFonts w:ascii="Malgun Gothic" w:hAnsi="Malgun Gothic" w:eastAsia="Malgun Gothic"/>
+          <w:b/>
+        </w:rPr>
+        <w:t>파티클 20개</w:t>
+      </w:r>
+      <w:r>
+        <w:rPr>
+          <w:rFonts w:ascii="Malgun Gothic" w:hAnsi="Malgun Gothic" w:eastAsia="Malgun Gothic"/>
+        </w:rPr>
+        <w:t xml:space="preserve">, </w:t>
+      </w:r>
+      <w:r>
+        <w:rPr>
+          <w:rFonts w:ascii="Consolas" w:hAnsi="Consolas"/>
+          <w:color w:val="333333"/>
+          <w:sz w:val="20"/>
+        </w:rPr>
+        <w:t>m_shieldOrbitPhase</w:t>
+      </w:r>
+      <w:r>
+        <w:rPr>
+          <w:rFonts w:ascii="Malgun Gothic" w:hAnsi="Malgun Gothic" w:eastAsia="Malgun Gothic"/>
+        </w:rPr>
+        <w:t xml:space="preserve"> 회전</w:t>
+      </w:r>
+    </w:p>
+    <w:p>
+      <w:pPr>
+        <w:pStyle w:val="ListBullet"/>
+      </w:pPr>
+      <w:r>
+        <w:rPr>
+          <w:rFonts w:ascii="Malgun Gothic" w:hAnsi="Malgun Gothic" w:eastAsia="Malgun Gothic"/>
+          <w:b/>
+        </w:rPr>
+        <w:t>리더보드:</w:t>
+      </w:r>
+      <w:r>
+        <w:rPr>
+          <w:rFonts w:ascii="Malgun Gothic" w:hAnsi="Malgun Gothic" w:eastAsia="Malgun Gothic"/>
+        </w:rPr>
+        <w:t xml:space="preserve"> </w:t>
+      </w:r>
+      <w:r>
+        <w:rPr>
+          <w:rFonts w:ascii="Consolas" w:hAnsi="Consolas"/>
+          <w:color w:val="333333"/>
+          <w:sz w:val="20"/>
+        </w:rPr>
+        <w:t>LoadLeaderboard</w:t>
+      </w:r>
+      <w:r>
+        <w:rPr>
+          <w:rFonts w:ascii="Malgun Gothic" w:hAnsi="Malgun Gothic" w:eastAsia="Malgun Gothic"/>
+        </w:rPr>
+        <w:t>/</w:t>
+      </w:r>
+      <w:r>
+        <w:rPr>
+          <w:rFonts w:ascii="Consolas" w:hAnsi="Consolas"/>
+          <w:color w:val="333333"/>
+          <w:sz w:val="20"/>
+        </w:rPr>
+        <w:t>SaveLeaderboard</w:t>
+      </w:r>
+      <w:r>
+        <w:rPr>
+          <w:rFonts w:ascii="Malgun Gothic" w:hAnsi="Malgun Gothic" w:eastAsia="Malgun Gothic"/>
+        </w:rPr>
+        <w:t xml:space="preserve">, Game Over 시 </w:t>
+      </w:r>
+      <w:r>
+        <w:rPr>
+          <w:rFonts w:ascii="Consolas" w:hAnsi="Consolas"/>
+          <w:color w:val="333333"/>
+          <w:sz w:val="20"/>
+        </w:rPr>
+        <w:t>SubmitScore</w:t>
+      </w:r>
+      <w:r>
+        <w:rPr>
+          <w:rFonts w:ascii="Malgun Gothic" w:hAnsi="Malgun Gothic" w:eastAsia="Malgun Gothic"/>
+        </w:rPr>
+        <w:t xml:space="preserve">, </w:t>
+      </w:r>
+      <w:r>
+        <w:rPr>
+          <w:rFonts w:ascii="Consolas" w:hAnsi="Consolas"/>
+          <w:color w:val="333333"/>
+          <w:sz w:val="20"/>
+        </w:rPr>
+        <w:t>[ TOP 10 ]</w:t>
+      </w:r>
+      <w:r>
+        <w:rPr>
+          <w:rFonts w:ascii="Malgun Gothic" w:hAnsi="Malgun Gothic" w:eastAsia="Malgun Gothic"/>
+        </w:rPr>
+        <w:t xml:space="preserve"> 렌더 (B)</w:t>
+      </w:r>
+    </w:p>
+    <w:p>
+      <w:r>
+        <w:rPr>
+          <w:rFonts w:ascii="Malgun Gothic" w:hAnsi="Malgun Gothic" w:eastAsia="Malgun Gothic"/>
+          <w:b/>
+        </w:rPr>
+        <w:t>그림 7.</w:t>
+      </w:r>
+      <w:r>
+        <w:rPr>
+          <w:rFonts w:ascii="Malgun Gothic" w:hAnsi="Malgun Gothic" w:eastAsia="Malgun Gothic"/>
+        </w:rPr>
+        <w:t xml:space="preserve"> HUD + 실드 오라 + 거리 표시 *(캡처 후 삽입)*</w:t>
+      </w:r>
+    </w:p>
+    <w:p>
       <w:r>
         <w:t>────────────────────────────────────────</w:t>
+      </w:r>
+    </w:p>
+    <w:p>
+      <w:pPr>
+        <w:pStyle w:val="Heading1"/>
+      </w:pPr>
+      <w:r>
+        <w:rPr>
+          <w:rFonts w:ascii="Malgun Gothic" w:hAnsi="Malgun Gothic" w:eastAsia="Malgun Gothic"/>
+        </w:rPr>
+        <w:t>5. 협업 및 설계 의사결정</w:t>
       </w:r>
     </w:p>
     <w:p>
@@ -3679,18 +5441,127 @@
         <w:rPr>
           <w:rFonts w:ascii="Malgun Gothic" w:hAnsi="Malgun Gothic" w:eastAsia="Malgun Gothic"/>
         </w:rPr>
-        <w:t>4.3 물리·러너·스테이지 `[담당: B + 조현진]`</w:t>
+        <w:t>5.1 사전 합의 (`docs/snapshot-agreement.md`)</w:t>
       </w:r>
     </w:p>
     <w:p>
       <w:pPr>
-        <w:pStyle w:val="Heading3"/>
+        <w:pStyle w:val="ListNumber"/>
       </w:pPr>
       <w:r>
         <w:rPr>
           <w:rFonts w:ascii="Malgun Gothic" w:hAnsi="Malgun Gothic" w:eastAsia="Malgun Gothic"/>
-        </w:rPr>
-        <w:t>4.3.1 PhysicsWorld</w:t>
+          <w:b/>
+        </w:rPr>
+        <w:t>공통 포맷:</w:t>
+      </w:r>
+      <w:r>
+        <w:rPr>
+          <w:rFonts w:ascii="Malgun Gothic" w:hAnsi="Malgun Gothic" w:eastAsia="Malgun Gothic"/>
+        </w:rPr>
+        <w:t xml:space="preserve"> </w:t>
+      </w:r>
+      <w:r>
+        <w:rPr>
+          <w:rFonts w:ascii="Consolas" w:hAnsi="Consolas"/>
+          <w:color w:val="333333"/>
+          <w:sz w:val="20"/>
+        </w:rPr>
+        <w:t>BodySnapshot</w:t>
+      </w:r>
+      <w:r>
+        <w:rPr>
+          <w:rFonts w:ascii="Malgun Gothic" w:hAnsi="Malgun Gothic" w:eastAsia="Malgun Gothic"/>
+        </w:rPr>
+        <w:t xml:space="preserve"> — active, pos, vel, onGround</w:t>
+      </w:r>
+    </w:p>
+    <w:p>
+      <w:pPr>
+        <w:pStyle w:val="ListNumber"/>
+      </w:pPr>
+      <w:r>
+        <w:rPr>
+          <w:rFonts w:ascii="Malgun Gothic" w:hAnsi="Malgun Gothic" w:eastAsia="Malgun Gothic"/>
+          <w:b/>
+        </w:rPr>
+        <w:t>ID 정책:</w:t>
+      </w:r>
+      <w:r>
+        <w:rPr>
+          <w:rFonts w:ascii="Malgun Gothic" w:hAnsi="Malgun Gothic" w:eastAsia="Malgun Gothic"/>
+        </w:rPr>
+        <w:t xml:space="preserve"> 폭탄·중력장·상자 </w:t>
+      </w:r>
+      <w:r>
+        <w:rPr>
+          <w:rFonts w:ascii="Malgun Gothic" w:hAnsi="Malgun Gothic" w:eastAsia="Malgun Gothic"/>
+          <w:b/>
+        </w:rPr>
+        <w:t>고정 슬롯 인덱스</w:t>
+      </w:r>
+    </w:p>
+    <w:p>
+      <w:pPr>
+        <w:pStyle w:val="ListNumber"/>
+      </w:pPr>
+      <w:r>
+        <w:rPr>
+          <w:rFonts w:ascii="Malgun Gothic" w:hAnsi="Malgun Gothic" w:eastAsia="Malgun Gothic"/>
+          <w:b/>
+        </w:rPr>
+        <w:t>역행 규칙:</w:t>
+      </w:r>
+      <w:r>
+        <w:rPr>
+          <w:rFonts w:ascii="Malgun Gothic" w:hAnsi="Malgun Gothic" w:eastAsia="Malgun Gothic"/>
+        </w:rPr>
+        <w:t xml:space="preserve"> 저장된 프레임 그대로 복원 (폭발·필드 취소 포함)</w:t>
+      </w:r>
+    </w:p>
+    <w:p>
+      <w:r>
+        <w:rPr>
+          <w:rFonts w:ascii="Malgun Gothic" w:hAnsi="Malgun Gothic" w:eastAsia="Malgun Gothic"/>
+        </w:rPr>
+        <w:t xml:space="preserve">A가 스냅샷 </w:t>
+      </w:r>
+      <w:r>
+        <w:rPr>
+          <w:rFonts w:ascii="Malgun Gothic" w:hAnsi="Malgun Gothic" w:eastAsia="Malgun Gothic"/>
+          <w:b/>
+        </w:rPr>
+        <w:t>필드·Capture/Apply</w:t>
+      </w:r>
+      <w:r>
+        <w:rPr>
+          <w:rFonts w:ascii="Malgun Gothic" w:hAnsi="Malgun Gothic" w:eastAsia="Malgun Gothic"/>
+        </w:rPr>
+        <w:t xml:space="preserve">, B가 </w:t>
+      </w:r>
+      <w:r>
+        <w:rPr>
+          <w:rFonts w:ascii="Malgun Gothic" w:hAnsi="Malgun Gothic" w:eastAsia="Malgun Gothic"/>
+          <w:b/>
+        </w:rPr>
+        <w:t>RewindBuffer·호출 타이밍·스태미나 UI</w:t>
+      </w:r>
+      <w:r>
+        <w:rPr>
+          <w:rFonts w:ascii="Malgun Gothic" w:hAnsi="Malgun Gothic" w:eastAsia="Malgun Gothic"/>
+        </w:rPr>
+        <w:t>를 담당하는 분업이었다. 합의 문서 없이는 “폭발 후 역행 시 블랙홀이 남는지” 같은 엣지 케이스에서 충돌이 빈번했을 것으로 판단한다.</w:t>
+      </w:r>
+    </w:p>
+    <w:p>
+      <w:pPr>
+        <w:pStyle w:val="Heading2"/>
+      </w:pPr>
+      <w:r>
+        <w:rPr>
+          <w:rFonts w:ascii="Malgun Gothic" w:hAnsi="Malgun Gothic" w:eastAsia="Malgun Gothic"/>
+        </w:rPr>
+        <w:t>5.2 Git 협업</w:t>
       </w:r>
     </w:p>
     <w:p>
@@ -3702,26 +5573,13 @@
           <w:rFonts w:ascii="Malgun Gothic" w:hAnsi="Malgun Gothic" w:eastAsia="Malgun Gothic"/>
           <w:b/>
         </w:rPr>
-        <w:t>MotionType:</w:t>
-      </w:r>
-      <w:r>
-        <w:rPr>
-          <w:rFonts w:ascii="Malgun Gothic" w:hAnsi="Malgun Gothic" w:eastAsia="Malgun Gothic"/>
-        </w:rPr>
-        <w:t xml:space="preserve"> Player = </w:t>
-      </w:r>
-      <w:r>
-        <w:rPr>
-          <w:rFonts w:ascii="Malgun Gothic" w:hAnsi="Malgun Gothic" w:eastAsia="Malgun Gothic"/>
-          <w:b/>
-        </w:rPr>
-        <w:t>Kinematic</w:t>
-      </w:r>
-      <w:r>
-        <w:rPr>
-          <w:rFonts w:ascii="Malgun Gothic" w:hAnsi="Malgun Gothic" w:eastAsia="Malgun Gothic"/>
-        </w:rPr>
-        <w:t xml:space="preserve"> (</w:t>
+        <w:t>브랜치:</w:t>
+      </w:r>
+      <w:r>
+        <w:rPr>
+          <w:rFonts w:ascii="Malgun Gothic" w:hAnsi="Malgun Gothic" w:eastAsia="Malgun Gothic"/>
+        </w:rPr>
+        <w:t xml:space="preserve"> </w:t>
       </w:r>
       <w:r>
         <w:rPr>
@@ -3729,13 +5587,55 @@
           <w:color w:val="333333"/>
           <w:sz w:val="20"/>
         </w:rPr>
-        <w:t>lockVelX</w:t>
-      </w:r>
-      <w:r>
-        <w:rPr>
-          <w:rFonts w:ascii="Malgun Gothic" w:hAnsi="Malgun Gothic" w:eastAsia="Malgun Gothic"/>
-        </w:rPr>
-        <w:t>), 폭탄 = Dynamic, 장애물 = Static/Dynamic</w:t>
+        <w:t>main</w:t>
+      </w:r>
+      <w:r>
+        <w:rPr>
+          <w:rFonts w:ascii="Malgun Gothic" w:hAnsi="Malgun Gothic" w:eastAsia="Malgun Gothic"/>
+        </w:rPr>
+        <w:t xml:space="preserve">(통합), </w:t>
+      </w:r>
+      <w:r>
+        <w:rPr>
+          <w:rFonts w:ascii="Consolas" w:hAnsi="Consolas"/>
+          <w:color w:val="333333"/>
+          <w:sz w:val="20"/>
+        </w:rPr>
+        <w:t>현진</w:t>
+      </w:r>
+      <w:r>
+        <w:rPr>
+          <w:rFonts w:ascii="Malgun Gothic" w:hAnsi="Malgun Gothic" w:eastAsia="Malgun Gothic"/>
+        </w:rPr>
+        <w:t>·</w:t>
+      </w:r>
+      <w:r>
+        <w:rPr>
+          <w:rFonts w:ascii="Consolas" w:hAnsi="Consolas"/>
+          <w:color w:val="333333"/>
+          <w:sz w:val="20"/>
+        </w:rPr>
+        <w:t>효담</w:t>
+      </w:r>
+      <w:r>
+        <w:rPr>
+          <w:rFonts w:ascii="Malgun Gothic" w:hAnsi="Malgun Gothic" w:eastAsia="Malgun Gothic"/>
+        </w:rPr>
+        <w:t xml:space="preserve">(기능별 작업) → merge 후 </w:t>
+      </w:r>
+      <w:r>
+        <w:rPr>
+          <w:rFonts w:ascii="Consolas" w:hAnsi="Consolas"/>
+          <w:color w:val="333333"/>
+          <w:sz w:val="20"/>
+        </w:rPr>
+        <w:t>origin/현진</w:t>
+      </w:r>
+      <w:r>
+        <w:rPr>
+          <w:rFonts w:ascii="Malgun Gothic" w:hAnsi="Malgun Gothic" w:eastAsia="Malgun Gothic"/>
+        </w:rPr>
+        <w:t xml:space="preserve"> push</w:t>
       </w:r>
     </w:p>
     <w:p>
@@ -3747,26 +5647,13 @@
           <w:rFonts w:ascii="Malgun Gothic" w:hAnsi="Malgun Gothic" w:eastAsia="Malgun Gothic"/>
           <w:b/>
         </w:rPr>
-        <w:t>충돌:</w:t>
-      </w:r>
-      <w:r>
-        <w:rPr>
-          <w:rFonts w:ascii="Malgun Gothic" w:hAnsi="Malgun Gothic" w:eastAsia="Malgun Gothic"/>
-        </w:rPr>
-        <w:t xml:space="preserve"> Dynamic끼리 탄성 반응; Player–Obstacle은 </w:t>
-      </w:r>
-      <w:r>
-        <w:rPr>
-          <w:rFonts w:ascii="Malgun Gothic" w:hAnsi="Malgun Gothic" w:eastAsia="Malgun Gothic"/>
-          <w:b/>
-        </w:rPr>
-        <w:t>Y만 분리</w:t>
-      </w:r>
-      <w:r>
-        <w:rPr>
-          <w:rFonts w:ascii="Malgun Gothic" w:hAnsi="Malgun Gothic" w:eastAsia="Malgun Gothic"/>
-        </w:rPr>
-        <w:t xml:space="preserve"> (스크롤 X 유지)</w:t>
+        <w:t>대표 merge:</w:t>
+      </w:r>
+      <w:r>
+        <w:rPr>
+          <w:rFonts w:ascii="Malgun Gothic" w:hAnsi="Malgun Gothic" w:eastAsia="Malgun Gothic"/>
+        </w:rPr>
+        <w:t xml:space="preserve"> 슬로우·스태미나 분리, Emerald 3스테이지, 타이틀·실드·역행 VFX, 리더보드·폭탄 쿨다운</w:t>
       </w:r>
     </w:p>
     <w:p>
@@ -3778,7 +5665,7 @@
           <w:rFonts w:ascii="Malgun Gothic" w:hAnsi="Malgun Gothic" w:eastAsia="Malgun Gothic"/>
           <w:b/>
         </w:rPr>
-        <w:t>실드:</w:t>
+        <w:t>빌드 통일:</w:t>
       </w:r>
       <w:r>
         <w:rPr>
@@ -3792,24 +5679,41 @@
           <w:color w:val="333333"/>
           <w:sz w:val="20"/>
         </w:rPr>
-        <w:t>ignoreObstacleContact</w:t>
-      </w:r>
-      <w:r>
-        <w:rPr>
-          <w:rFonts w:ascii="Malgun Gothic" w:hAnsi="Malgun Gothic" w:eastAsia="Malgun Gothic"/>
-        </w:rPr>
-        <w:t xml:space="preserve"> — 무적 중 장애물에 밀려 즉시 착지하는 문제 방지</w:t>
-      </w:r>
-    </w:p>
-    <w:p>
-      <w:pPr>
-        <w:pStyle w:val="Heading3"/>
-      </w:pPr>
-      <w:r>
-        <w:rPr>
-          <w:rFonts w:ascii="Malgun Gothic" w:hAnsi="Malgun Gothic" w:eastAsia="Malgun Gothic"/>
-        </w:rPr>
-        <w:t>4.3.2 러너·스폰</w:t>
+        <w:t>build.ps1</w:t>
+      </w:r>
+      <w:r>
+        <w:rPr>
+          <w:rFonts w:ascii="Malgun Gothic" w:hAnsi="Malgun Gothic" w:eastAsia="Malgun Gothic"/>
+        </w:rPr>
+        <w:t xml:space="preserve"> / </w:t>
+      </w:r>
+      <w:r>
+        <w:rPr>
+          <w:rFonts w:ascii="Consolas" w:hAnsi="Consolas"/>
+          <w:color w:val="333333"/>
+          <w:sz w:val="20"/>
+        </w:rPr>
+        <w:t>build.cmd</w:t>
+      </w:r>
+      <w:r>
+        <w:rPr>
+          <w:rFonts w:ascii="Malgun Gothic" w:hAnsi="Malgun Gothic" w:eastAsia="Malgun Gothic"/>
+        </w:rPr>
+        <w:t xml:space="preserve"> — MSVC </w:t>
+      </w:r>
+      <w:r>
+        <w:rPr>
+          <w:rFonts w:ascii="Consolas" w:hAnsi="Consolas"/>
+          <w:color w:val="333333"/>
+          <w:sz w:val="20"/>
+        </w:rPr>
+        <w:t>vcvars</w:t>
+      </w:r>
+      <w:r>
+        <w:rPr>
+          <w:rFonts w:ascii="Malgun Gothic" w:hAnsi="Malgun Gothic" w:eastAsia="Malgun Gothic"/>
+        </w:rPr>
+        <w:t xml:space="preserve"> 자동, Ninja</w:t>
       </w:r>
     </w:p>
     <w:p>
@@ -3819,8 +5723,15 @@
       <w:r>
         <w:rPr>
           <w:rFonts w:ascii="Malgun Gothic" w:hAnsi="Malgun Gothic" w:eastAsia="Malgun Gothic"/>
-        </w:rPr>
-        <w:t xml:space="preserve">플레이어 화면 X 고정(~140px), </w:t>
+          <w:b/>
+        </w:rPr>
+        <w:t>충돌 회피:</w:t>
+      </w:r>
+      <w:r>
+        <w:rPr>
+          <w:rFonts w:ascii="Malgun Gothic" w:hAnsi="Malgun Gothic" w:eastAsia="Malgun Gothic"/>
+        </w:rPr>
+        <w:t xml:space="preserve"> A는 </w:t>
       </w:r>
       <w:r>
         <w:rPr>
@@ -3828,13 +5739,13 @@
           <w:color w:val="333333"/>
           <w:sz w:val="20"/>
         </w:rPr>
-        <w:t>m_distance</w:t>
-      </w:r>
-      <w:r>
-        <w:rPr>
-          <w:rFonts w:ascii="Malgun Gothic" w:hAnsi="Malgun Gothic" w:eastAsia="Malgun Gothic"/>
-        </w:rPr>
-        <w:t>·</w:t>
+        <w:t>Bomb</w:t>
+      </w:r>
+      <w:r>
+        <w:rPr>
+          <w:rFonts w:ascii="Malgun Gothic" w:hAnsi="Malgun Gothic" w:eastAsia="Malgun Gothic"/>
+        </w:rPr>
+        <w:t>/</w:t>
       </w:r>
       <w:r>
         <w:rPr>
@@ -3842,134 +5753,27 @@
           <w:color w:val="333333"/>
           <w:sz w:val="20"/>
         </w:rPr>
-        <w:t>m_scrollSpeed</w:t>
-      </w:r>
-      <w:r>
-        <w:rPr>
-          <w:rFonts w:ascii="Malgun Gothic" w:hAnsi="Malgun Gothic" w:eastAsia="Malgun Gothic"/>
-        </w:rPr>
-        <w:t xml:space="preserve"> 증가</w:t>
-      </w:r>
-    </w:p>
-    <w:p>
-      <w:pPr>
-        <w:pStyle w:val="ListBullet"/>
-      </w:pPr>
+        <w:t>GravityField</w:t>
+      </w:r>
+      <w:r>
+        <w:rPr>
+          <w:rFonts w:ascii="Malgun Gothic" w:hAnsi="Malgun Gothic" w:eastAsia="Malgun Gothic"/>
+        </w:rPr>
+        <w:t>/</w:t>
+      </w:r>
       <w:r>
         <w:rPr>
           <w:rFonts w:ascii="Consolas" w:hAnsi="Consolas"/>
           <w:color w:val="333333"/>
           <w:sz w:val="20"/>
         </w:rPr>
-        <w:t>UpdateSpawn</w:t>
-      </w:r>
-      <w:r>
-        <w:rPr>
-          <w:rFonts w:ascii="Malgun Gothic" w:hAnsi="Malgun Gothic" w:eastAsia="Malgun Gothic"/>
-        </w:rPr>
-        <w:t xml:space="preserve"> — 패턴 기반 장애물·아이템 스폰</w:t>
-      </w:r>
-    </w:p>
-    <w:p>
-      <w:pPr>
-        <w:pStyle w:val="ListBullet"/>
-      </w:pPr>
-      <w:r>
-        <w:rPr>
-          <w:rFonts w:ascii="Malgun Gothic" w:hAnsi="Malgun Gothic" w:eastAsia="Malgun Gothic"/>
-        </w:rPr>
-        <w:t xml:space="preserve">Glacier 이후 </w:t>
-      </w:r>
-      <w:r>
-        <w:rPr>
-          <w:rFonts w:ascii="Malgun Gothic" w:hAnsi="Malgun Gothic" w:eastAsia="Malgun Gothic"/>
-          <w:b/>
-        </w:rPr>
-        <w:t>낙하 장애물</w:t>
-      </w:r>
-      <w:r>
-        <w:rPr>
-          <w:rFonts w:ascii="Malgun Gothic" w:hAnsi="Malgun Gothic" w:eastAsia="Malgun Gothic"/>
-        </w:rPr>
-        <w:t xml:space="preserve">, Emerald에서 </w:t>
-      </w:r>
-      <w:r>
-        <w:rPr>
-          <w:rFonts w:ascii="Malgun Gothic" w:hAnsi="Malgun Gothic" w:eastAsia="Malgun Gothic"/>
-          <w:b/>
-        </w:rPr>
-        <w:t>스폰 간격 단축</w:t>
-      </w:r>
-      <w:r>
-        <w:rPr>
-          <w:rFonts w:ascii="Malgun Gothic" w:hAnsi="Malgun Gothic" w:eastAsia="Malgun Gothic"/>
-        </w:rPr>
-        <w:t xml:space="preserve"> (B)</w:t>
-      </w:r>
-    </w:p>
-    <w:p>
-      <w:pPr>
-        <w:pStyle w:val="Heading3"/>
-      </w:pPr>
-      <w:r>
-        <w:rPr>
-          <w:rFonts w:ascii="Malgun Gothic" w:hAnsi="Malgun Gothic" w:eastAsia="Malgun Gothic"/>
-        </w:rPr>
-        <w:t>4.3.3 UI·타이틀 `[조현진]`</w:t>
-      </w:r>
-    </w:p>
-    <w:p>
-      <w:pPr>
-        <w:pStyle w:val="ListBullet"/>
-      </w:pPr>
-      <w:r>
-        <w:rPr>
-          <w:rFonts w:ascii="Malgun Gothic" w:hAnsi="Malgun Gothic" w:eastAsia="Malgun Gothic"/>
-          <w:b/>
-        </w:rPr>
-        <w:t>UiText:</w:t>
-      </w:r>
-      <w:r>
-        <w:rPr>
-          <w:rFonts w:ascii="Malgun Gothic" w:hAnsi="Malgun Gothic" w:eastAsia="Malgun Gothic"/>
-        </w:rPr>
-        <w:t xml:space="preserve"> Windows GDI(맑은 고딕) 한글 HUD</w:t>
-      </w:r>
-    </w:p>
-    <w:p>
-      <w:pPr>
-        <w:pStyle w:val="ListBullet"/>
-      </w:pPr>
-      <w:r>
-        <w:rPr>
-          <w:rFonts w:ascii="Malgun Gothic" w:hAnsi="Malgun Gothic" w:eastAsia="Malgun Gothic"/>
-          <w:b/>
-        </w:rPr>
-        <w:t>HUD:</w:t>
-      </w:r>
-      <w:r>
-        <w:rPr>
-          <w:rFonts w:ascii="Malgun Gothic" w:hAnsi="Malgun Gothic" w:eastAsia="Malgun Gothic"/>
-        </w:rPr>
-        <w:t xml:space="preserve"> Cookie Run 스타일 HP·슬로우/역행 스태미나·거리·점수·시간</w:t>
-      </w:r>
-    </w:p>
-    <w:p>
-      <w:pPr>
-        <w:pStyle w:val="ListBullet"/>
-      </w:pPr>
-      <w:r>
-        <w:rPr>
-          <w:rFonts w:ascii="Malgun Gothic" w:hAnsi="Malgun Gothic" w:eastAsia="Malgun Gothic"/>
-          <w:b/>
-        </w:rPr>
-        <w:t>타이tle:</w:t>
-      </w:r>
-      <w:r>
-        <w:rPr>
-          <w:rFonts w:ascii="Malgun Gothic" w:hAnsi="Malgun Gothic" w:eastAsia="Malgun Gothic"/>
-        </w:rPr>
-        <w:t xml:space="preserve"> </w:t>
+        <w:t>Snapshot</w:t>
+      </w:r>
+      <w:r>
+        <w:rPr>
+          <w:rFonts w:ascii="Malgun Gothic" w:hAnsi="Malgun Gothic" w:eastAsia="Malgun Gothic"/>
+        </w:rPr>
+        <w:t xml:space="preserve">, B는 </w:t>
       </w:r>
       <w:r>
         <w:rPr>
@@ -3977,312 +5781,13 @@
           <w:color w:val="333333"/>
           <w:sz w:val="20"/>
         </w:rPr>
-        <w:t>title_screen_v2.png</w:t>
-      </w:r>
-      <w:r>
-        <w:rPr>
-          <w:rFonts w:ascii="Malgun Gothic" w:hAnsi="Malgun Gothic" w:eastAsia="Malgun Gothic"/>
-        </w:rPr>
-        <w:t xml:space="preserve">, 비율 유지(contain), 배경색 </w:t>
-      </w:r>
-      <w:r>
-        <w:rPr>
-          <w:rFonts w:ascii="Consolas" w:hAnsi="Consolas"/>
-          <w:color w:val="333333"/>
-          <w:sz w:val="20"/>
-        </w:rPr>
-        <w:t>#080A12</w:t>
-      </w:r>
-    </w:p>
-    <w:p>
-      <w:pPr>
-        <w:pStyle w:val="ListBullet"/>
-      </w:pPr>
-      <w:r>
-        <w:rPr>
-          <w:rFonts w:ascii="Malgun Gothic" w:hAnsi="Malgun Gothic" w:eastAsia="Malgun Gothic"/>
-          <w:b/>
-        </w:rPr>
-        <w:t>실드:</w:t>
-      </w:r>
-      <w:r>
-        <w:rPr>
-          <w:rFonts w:ascii="Malgun Gothic" w:hAnsi="Malgun Gothic" w:eastAsia="Malgun Gothic"/>
-        </w:rPr>
-        <w:t xml:space="preserve"> 노란 타원 궤도 </w:t>
-      </w:r>
-      <w:r>
-        <w:rPr>
-          <w:rFonts w:ascii="Malgun Gothic" w:hAnsi="Malgun Gothic" w:eastAsia="Malgun Gothic"/>
-          <w:b/>
-        </w:rPr>
-        <w:t>파티클 20개</w:t>
-      </w:r>
-      <w:r>
-        <w:rPr>
-          <w:rFonts w:ascii="Malgun Gothic" w:hAnsi="Malgun Gothic" w:eastAsia="Malgun Gothic"/>
-        </w:rPr>
-        <w:t xml:space="preserve"> 회전</w:t>
-      </w:r>
-    </w:p>
-    <w:p>
-      <w:r>
-        <w:rPr>
-          <w:rFonts w:ascii="Consolas" w:hAnsi="Consolas"/>
-          <w:color w:val="333333"/>
-          <w:sz w:val="20"/>
-        </w:rPr>
-        <w:t>[캡처: HUD + 실드 오라]</w:t>
-      </w:r>
-    </w:p>
-    <w:p>
-      <w:r>
-        <w:t>────────────────────────────────────────</w:t>
-      </w:r>
-    </w:p>
-    <w:p>
-      <w:pPr>
-        <w:pStyle w:val="Heading1"/>
-      </w:pPr>
-      <w:r>
-        <w:rPr>
-          <w:rFonts w:ascii="Malgun Gothic" w:hAnsi="Malgun Gothic" w:eastAsia="Malgun Gothic"/>
-        </w:rPr>
-        <w:t>5. 협업 및 설계 의사결정</w:t>
-      </w:r>
-    </w:p>
-    <w:p>
-      <w:pPr>
-        <w:pStyle w:val="Heading2"/>
-      </w:pPr>
-      <w:r>
-        <w:rPr>
-          <w:rFonts w:ascii="Malgun Gothic" w:hAnsi="Malgun Gothic" w:eastAsia="Malgun Gothic"/>
-        </w:rPr>
-        <w:t>5.1 사전 합의 (`docs/snapshot-agreement.md`)</w:t>
-      </w:r>
-    </w:p>
-    <w:p>
-      <w:pPr>
-        <w:pStyle w:val="ListNumber"/>
-      </w:pPr>
-      <w:r>
-        <w:rPr>
-          <w:rFonts w:ascii="Malgun Gothic" w:hAnsi="Malgun Gothic" w:eastAsia="Malgun Gothic"/>
-          <w:b/>
-        </w:rPr>
-        <w:t>공통 포맷:</w:t>
-      </w:r>
-      <w:r>
-        <w:rPr>
-          <w:rFonts w:ascii="Malgun Gothic" w:hAnsi="Malgun Gothic" w:eastAsia="Malgun Gothic"/>
-        </w:rPr>
-        <w:t xml:space="preserve"> </w:t>
-      </w:r>
-      <w:r>
-        <w:rPr>
-          <w:rFonts w:ascii="Consolas" w:hAnsi="Consolas"/>
-          <w:color w:val="333333"/>
-          <w:sz w:val="20"/>
-        </w:rPr>
-        <w:t>BodySnapshot</w:t>
-      </w:r>
-      <w:r>
-        <w:rPr>
-          <w:rFonts w:ascii="Malgun Gothic" w:hAnsi="Malgun Gothic" w:eastAsia="Malgun Gothic"/>
-        </w:rPr>
-        <w:t xml:space="preserve"> — active, pos, vel, onGround</w:t>
-      </w:r>
-    </w:p>
-    <w:p>
-      <w:pPr>
-        <w:pStyle w:val="ListNumber"/>
-      </w:pPr>
-      <w:r>
-        <w:rPr>
-          <w:rFonts w:ascii="Malgun Gothic" w:hAnsi="Malgun Gothic" w:eastAsia="Malgun Gothic"/>
-          <w:b/>
-        </w:rPr>
-        <w:t>ID 정책:</w:t>
-      </w:r>
-      <w:r>
-        <w:rPr>
-          <w:rFonts w:ascii="Malgun Gothic" w:hAnsi="Malgun Gothic" w:eastAsia="Malgun Gothic"/>
-        </w:rPr>
-        <w:t xml:space="preserve"> 폭탄·중력장·상자 </w:t>
-      </w:r>
-      <w:r>
-        <w:rPr>
-          <w:rFonts w:ascii="Malgun Gothic" w:hAnsi="Malgun Gothic" w:eastAsia="Malgun Gothic"/>
-          <w:b/>
-        </w:rPr>
-        <w:t>고정 슬롯 인덱스</w:t>
-      </w:r>
-    </w:p>
-    <w:p>
-      <w:pPr>
-        <w:pStyle w:val="ListNumber"/>
-      </w:pPr>
-      <w:r>
-        <w:rPr>
-          <w:rFonts w:ascii="Malgun Gothic" w:hAnsi="Malgun Gothic" w:eastAsia="Malgun Gothic"/>
-          <w:b/>
-        </w:rPr>
-        <w:t>역행 규칙:</w:t>
-      </w:r>
-      <w:r>
-        <w:rPr>
-          <w:rFonts w:ascii="Malgun Gothic" w:hAnsi="Malgun Gothic" w:eastAsia="Malgun Gothic"/>
-        </w:rPr>
-        <w:t xml:space="preserve"> 저장된 프레임 그대로 복원 (폭발 취소 포함)</w:t>
-      </w:r>
-    </w:p>
-    <w:p>
-      <w:r>
-        <w:rPr>
-          <w:rFonts w:ascii="Malgun Gothic" w:hAnsi="Malgun Gothic" w:eastAsia="Malgun Gothic"/>
-        </w:rPr>
-        <w:t xml:space="preserve">A가 스냅샷 </w:t>
-      </w:r>
-      <w:r>
-        <w:rPr>
-          <w:rFonts w:ascii="Malgun Gothic" w:hAnsi="Malgun Gothic" w:eastAsia="Malgun Gothic"/>
-          <w:b/>
-        </w:rPr>
-        <w:t>내용</w:t>
-      </w:r>
-      <w:r>
-        <w:rPr>
-          <w:rFonts w:ascii="Malgun Gothic" w:hAnsi="Malgun Gothic" w:eastAsia="Malgun Gothic"/>
-        </w:rPr>
-        <w:t xml:space="preserve">을, B가 </w:t>
-      </w:r>
-      <w:r>
-        <w:rPr>
-          <w:rFonts w:ascii="Malgun Gothic" w:hAnsi="Malgun Gothic" w:eastAsia="Malgun Gothic"/>
-          <w:b/>
-        </w:rPr>
-        <w:t>버퍼·호출 타이밍·UI</w:t>
-      </w:r>
-      <w:r>
-        <w:rPr>
-          <w:rFonts w:ascii="Malgun Gothic" w:hAnsi="Malgun Gothic" w:eastAsia="Malgun Gothic"/>
-        </w:rPr>
-        <w:t>를 담당하는 분업이었다.</w:t>
-      </w:r>
-    </w:p>
-    <w:p>
-      <w:pPr>
-        <w:pStyle w:val="Heading2"/>
-      </w:pPr>
-      <w:r>
-        <w:rPr>
-          <w:rFonts w:ascii="Malgun Gothic" w:hAnsi="Malgun Gothic" w:eastAsia="Malgun Gothic"/>
-        </w:rPr>
-        <w:t>5.2 Git 협업</w:t>
-      </w:r>
-    </w:p>
-    <w:p>
-      <w:pPr>
-        <w:pStyle w:val="ListBullet"/>
-      </w:pPr>
-      <w:r>
-        <w:rPr>
-          <w:rFonts w:ascii="Malgun Gothic" w:hAnsi="Malgun Gothic" w:eastAsia="Malgun Gothic"/>
-        </w:rPr>
-        <w:t xml:space="preserve">브랜치: </w:t>
-      </w:r>
-      <w:r>
-        <w:rPr>
-          <w:rFonts w:ascii="Consolas" w:hAnsi="Consolas"/>
-          <w:color w:val="333333"/>
-          <w:sz w:val="20"/>
-        </w:rPr>
-        <w:t>main</w:t>
-      </w:r>
-      <w:r>
-        <w:rPr>
-          <w:rFonts w:ascii="Malgun Gothic" w:hAnsi="Malgun Gothic" w:eastAsia="Malgun Gothic"/>
-        </w:rPr>
-        <w:t xml:space="preserve">, </w:t>
-      </w:r>
-      <w:r>
-        <w:rPr>
-          <w:rFonts w:ascii="Consolas" w:hAnsi="Consolas"/>
-          <w:color w:val="333333"/>
-          <w:sz w:val="20"/>
-        </w:rPr>
-        <w:t>현jin</w:t>
-      </w:r>
-      <w:r>
-        <w:rPr>
-          <w:rFonts w:ascii="Malgun Gothic" w:hAnsi="Malgun Gothic" w:eastAsia="Malgun Gothic"/>
-        </w:rPr>
-        <w:t xml:space="preserve"> / </w:t>
-      </w:r>
-      <w:r>
-        <w:rPr>
-          <w:rFonts w:ascii="Consolas" w:hAnsi="Consolas"/>
-          <w:color w:val="333333"/>
-          <w:sz w:val="20"/>
-        </w:rPr>
-        <w:t>현진</w:t>
-      </w:r>
-      <w:r>
-        <w:rPr>
-          <w:rFonts w:ascii="Malgun Gothic" w:hAnsi="Malgun Gothic" w:eastAsia="Malgun Gothic"/>
-        </w:rPr>
-        <w:t xml:space="preserve"> 등 — 기능별 merge</w:t>
-      </w:r>
-    </w:p>
-    <w:p>
-      <w:pPr>
-        <w:pStyle w:val="ListBullet"/>
-      </w:pPr>
-      <w:r>
-        <w:rPr>
-          <w:rFonts w:ascii="Malgun Gothic" w:hAnsi="Malgun Gothic" w:eastAsia="Malgun Gothic"/>
-        </w:rPr>
-        <w:t>대표 커밋: 슬로우·스태미나 분리, Emerald 스테이지, 타이틀·UI, 역행 버그 수정</w:t>
-      </w:r>
-    </w:p>
-    <w:p>
-      <w:pPr>
-        <w:pStyle w:val="ListBullet"/>
-      </w:pPr>
-      <w:r>
-        <w:rPr>
-          <w:rFonts w:ascii="Malgun Gothic" w:hAnsi="Malgun Gothic" w:eastAsia="Malgun Gothic"/>
-        </w:rPr>
-        <w:t xml:space="preserve">빌드: </w:t>
-      </w:r>
-      <w:r>
-        <w:rPr>
-          <w:rFonts w:ascii="Consolas" w:hAnsi="Consolas"/>
-          <w:color w:val="333333"/>
-          <w:sz w:val="20"/>
-        </w:rPr>
-        <w:t>build.ps1</w:t>
-      </w:r>
-      <w:r>
-        <w:rPr>
-          <w:rFonts w:ascii="Malgun Gothic" w:hAnsi="Malgun Gothic" w:eastAsia="Malgun Gothic"/>
-        </w:rPr>
-        <w:t xml:space="preserve"> / </w:t>
-      </w:r>
-      <w:r>
-        <w:rPr>
-          <w:rFonts w:ascii="Consolas" w:hAnsi="Consolas"/>
-          <w:color w:val="333333"/>
-          <w:sz w:val="20"/>
-        </w:rPr>
-        <w:t>build.cmd</w:t>
-      </w:r>
-      <w:r>
-        <w:rPr>
-          <w:rFonts w:ascii="Malgun Gothic" w:hAnsi="Malgun Gothic" w:eastAsia="Malgun Gothic"/>
-        </w:rPr>
-        <w:t>로 팀원 PC 환경 통일</w:t>
+        <w:t>Game</w:t>
+      </w:r>
+      <w:r>
+        <w:rPr>
+          <w:rFonts w:ascii="Malgun Gothic" w:hAnsi="Malgun Gothic" w:eastAsia="Malgun Gothic"/>
+        </w:rPr>
+        <w:t xml:space="preserve"> 스폰·역행 분기, 조현진은 Stage·render·merge</w:t>
       </w:r>
     </w:p>
     <w:p>
@@ -4359,7 +5864,7 @@
               <w:rPr>
                 <w:rFonts w:ascii="Malgun Gothic" w:hAnsi="Malgun Gothic" w:eastAsia="Malgun Gothic"/>
               </w:rPr>
-              <w:t>러너 특성상 레인 고정, 장애물은 Y 위주 처리</w:t>
+              <w:t>러너 레인 고정, 장애물은 Y 위주</w:t>
             </w:r>
           </w:p>
         </w:tc>
@@ -4374,7 +5879,7 @@
               <w:rPr>
                 <w:rFonts w:ascii="Malgun Gothic" w:hAnsi="Malgun Gothic" w:eastAsia="Malgun Gothic"/>
               </w:rPr>
-              <w:t>엔진 미사용</w:t>
+              <w:t>SDL2 static link</w:t>
             </w:r>
           </w:p>
         </w:tc>
@@ -4387,7 +5892,7 @@
               <w:rPr>
                 <w:rFonts w:ascii="Malgun Gothic" w:hAnsi="Malgun Gothic" w:eastAsia="Malgun Gothic"/>
               </w:rPr>
-              <w:t>과제 목표·저수준 제어 학습</w:t>
+              <w:t>배포 시 SDL2.dll 불필요</w:t>
             </w:r>
           </w:p>
         </w:tc>
@@ -4415,7 +5920,63 @@
               <w:rPr>
                 <w:rFonts w:ascii="Malgun Gothic" w:hAnsi="Malgun Gothic" w:eastAsia="Malgun Gothic"/>
               </w:rPr>
-              <w:t>의존성 최소화, PNG/JPEG 혼용 가능</w:t>
+              <w:t>의존성 최소, PNG/JPEG 혼용</w:t>
+            </w:r>
+          </w:p>
+        </w:tc>
+      </w:tr>
+      <w:tr>
+        <w:tc>
+          <w:tcPr>
+            <w:tcW w:type="dxa" w:w="4819"/>
+          </w:tcPr>
+          <w:p>
+            <w:r>
+              <w:rPr>
+                <w:rFonts w:ascii="Malgun Gothic" w:hAnsi="Malgun Gothic" w:eastAsia="Malgun Gothic"/>
+              </w:rPr>
+              <w:t>`Game.cpp` 집중</w:t>
+            </w:r>
+          </w:p>
+        </w:tc>
+        <w:tc>
+          <w:tcPr>
+            <w:tcW w:type="dxa" w:w="4819"/>
+          </w:tcPr>
+          <w:p>
+            <w:r>
+              <w:rPr>
+                <w:rFonts w:ascii="Malgun Gothic" w:hAnsi="Malgun Gothic" w:eastAsia="Malgun Gothic"/>
+              </w:rPr>
+              <w:t>초기 속도 우선; 향후 SpawnManager·RewindFacade 분리 예정</w:t>
+            </w:r>
+          </w:p>
+        </w:tc>
+      </w:tr>
+      <w:tr>
+        <w:tc>
+          <w:tcPr>
+            <w:tcW w:type="dxa" w:w="4819"/>
+          </w:tcPr>
+          <w:p>
+            <w:r>
+              <w:rPr>
+                <w:rFonts w:ascii="Malgun Gothic" w:hAnsi="Malgun Gothic" w:eastAsia="Malgun Gothic"/>
+              </w:rPr>
+              <w:t>로컬 `scores.txt`</w:t>
+            </w:r>
+          </w:p>
+        </w:tc>
+        <w:tc>
+          <w:tcPr>
+            <w:tcW w:type="dxa" w:w="4819"/>
+          </w:tcPr>
+          <w:p>
+            <w:r>
+              <w:rPr>
+                <w:rFonts w:ascii="Malgun Gothic" w:hAnsi="Malgun Gothic" w:eastAsia="Malgun Gothic"/>
+              </w:rPr>
+              <w:t>서버 없이 리더보드; exe와 같은 폴더에 생성</w:t>
             </w:r>
           </w:p>
         </w:tc>
@@ -4559,7 +6120,7 @@
               <w:rPr>
                 <w:rFonts w:ascii="Malgun Gothic" w:hAnsi="Malgun Gothic" w:eastAsia="Malgun Gothic"/>
               </w:rPr>
-              <w:t>`stbi_image_free` 후 surface가 참조한 메모리 해제 (UAF)</w:t>
+              <w:t>`stbi_image_free` 후 surface가 참조한 메모리 UAF</w:t>
             </w:r>
           </w:p>
         </w:tc>
@@ -4572,7 +6133,7 @@
               <w:rPr>
                 <w:rFonts w:ascii="Malgun Gothic" w:hAnsi="Malgun Gothic" w:eastAsia="Malgun Gothic"/>
               </w:rPr>
-              <w:t>vector 복사 후 GPU 업로드</w:t>
+              <w:t>픽셀 `vector` 복사 후 GPU 업로드</w:t>
             </w:r>
           </w:p>
         </w:tc>
@@ -4626,7 +6187,7 @@
               <w:rPr>
                 <w:rFonts w:ascii="Malgun Gothic" w:hAnsi="Malgun Gothic" w:eastAsia="Malgun Gothic"/>
               </w:rPr>
-              <w:t>Y 밀기 + CheckCollision만 면역</w:t>
+              <w:t>Y 밀기 + 충돌만 면역</w:t>
             </w:r>
           </w:p>
         </w:tc>
@@ -4639,7 +6200,7 @@
               <w:rPr>
                 <w:rFonts w:ascii="Malgun Gothic" w:hAnsi="Malgun Gothic" w:eastAsia="Malgun Gothic"/>
               </w:rPr>
-              <w:t>`ignoreObstacleContact`, PreventClimb 스킵</w:t>
+              <w:t>`ignoreObstacleContact`, climb 방지 스킵</w:t>
             </w:r>
           </w:p>
         </w:tc>
@@ -4680,7 +6241,7 @@
               <w:rPr>
                 <w:rFonts w:ascii="Malgun Gothic" w:hAnsi="Malgun Gothic" w:eastAsia="Malgun Gothic"/>
               </w:rPr>
-              <w:t>역행 시 캐릭터 자리 검은 사각형</w:t>
+              <w:t>역행 시 캐릭터 자리 검은 사각</w:t>
             </w:r>
           </w:p>
         </w:tc>
@@ -4693,7 +6254,7 @@
               <w:rPr>
                 <w:rFonts w:ascii="Malgun Gothic" w:hAnsi="Malgun Gothic" w:eastAsia="Malgun Gothic"/>
               </w:rPr>
-              <w:t>Ghost dark colorMod + 비네트 corner</w:t>
+              <w:t>Ghost tint + 비네트 corner</w:t>
             </w:r>
           </w:p>
         </w:tc>
@@ -4706,7 +6267,7 @@
               <w:rPr>
                 <w:rFonts w:ascii="Malgun Gothic" w:hAnsi="Malgun Gothic" w:eastAsia="Malgun Gothic"/>
               </w:rPr>
-              <w:t>Ghost tint 수정, corner 제거</w:t>
+              <w:t>tint 수정, corner 제거</w:t>
             </w:r>
           </w:p>
         </w:tc>
@@ -4773,7 +6334,7 @@
               <w:rPr>
                 <w:rFonts w:ascii="Malgun Gothic" w:hAnsi="Malgun Gothic" w:eastAsia="Malgun Gothic"/>
               </w:rPr>
-              <w:t>1회 소비, 분리 스태미나</w:t>
+              <w:t>1회 소비, 슬로우/역행 스태미나 분리</w:t>
             </w:r>
           </w:p>
         </w:tc>
@@ -4858,16 +6419,215 @@
           </w:p>
         </w:tc>
       </w:tr>
+      <w:tr>
+        <w:tc>
+          <w:tcPr>
+            <w:tcW w:type="dxa" w:w="1928"/>
+          </w:tcPr>
+          <w:p>
+            <w:r>
+              <w:rPr>
+                <w:rFonts w:ascii="Malgun Gothic" w:hAnsi="Malgun Gothic" w:eastAsia="Malgun Gothic"/>
+              </w:rPr>
+              <w:t>6</w:t>
+            </w:r>
+          </w:p>
+        </w:tc>
+        <w:tc>
+          <w:tcPr>
+            <w:tcW w:type="dxa" w:w="1928"/>
+          </w:tcPr>
+          <w:p>
+            <w:r>
+              <w:rPr>
+                <w:rFonts w:ascii="Malgun Gothic" w:hAnsi="Malgun Gothic" w:eastAsia="Malgun Gothic"/>
+              </w:rPr>
+              <w:t>슬로우 중 HP·스폰 불일치</w:t>
+            </w:r>
+          </w:p>
+        </w:tc>
+        <w:tc>
+          <w:tcPr>
+            <w:tcW w:type="dxa" w:w="1928"/>
+          </w:tcPr>
+          <w:p>
+            <w:r>
+              <w:rPr>
+                <w:rFonts w:ascii="Malgun Gothic" w:hAnsi="Malgun Gothic" w:eastAsia="Malgun Gothic"/>
+              </w:rPr>
+              <w:t>가변 dt만 감속</w:t>
+            </w:r>
+          </w:p>
+        </w:tc>
+        <w:tc>
+          <w:tcPr>
+            <w:tcW w:type="dxa" w:w="1928"/>
+          </w:tcPr>
+          <w:p>
+            <w:r>
+              <w:rPr>
+                <w:rFonts w:ascii="Malgun Gothic" w:hAnsi="Malgun Gothic" w:eastAsia="Malgun Gothic"/>
+              </w:rPr>
+              <w:t>`simDt = dt × 0.35` 통일</w:t>
+            </w:r>
+          </w:p>
+        </w:tc>
+        <w:tc>
+          <w:tcPr>
+            <w:tcW w:type="dxa" w:w="1928"/>
+          </w:tcPr>
+          <w:p>
+            <w:r>
+              <w:rPr>
+                <w:rFonts w:ascii="Malgun Gothic" w:hAnsi="Malgun Gothic" w:eastAsia="Malgun Gothic"/>
+              </w:rPr>
+              <w:t>B</w:t>
+            </w:r>
+          </w:p>
+        </w:tc>
+      </w:tr>
+      <w:tr>
+        <w:tc>
+          <w:tcPr>
+            <w:tcW w:type="dxa" w:w="1928"/>
+          </w:tcPr>
+          <w:p>
+            <w:r>
+              <w:rPr>
+                <w:rFonts w:ascii="Malgun Gothic" w:hAnsi="Malgun Gothic" w:eastAsia="Malgun Gothic"/>
+              </w:rPr>
+              <w:t>7</w:t>
+            </w:r>
+          </w:p>
+        </w:tc>
+        <w:tc>
+          <w:tcPr>
+            <w:tcW w:type="dxa" w:w="1928"/>
+          </w:tcPr>
+          <w:p>
+            <w:r>
+              <w:rPr>
+                <w:rFonts w:ascii="Malgun Gothic" w:hAnsi="Malgun Gothic" w:eastAsia="Malgun Gothic"/>
+              </w:rPr>
+              <w:t>폭탄·블랙홀 스팸</w:t>
+            </w:r>
+          </w:p>
+        </w:tc>
+        <w:tc>
+          <w:tcPr>
+            <w:tcW w:type="dxa" w:w="1928"/>
+          </w:tcPr>
+          <w:p>
+            <w:r>
+              <w:rPr>
+                <w:rFonts w:ascii="Malgun Gothic" w:hAnsi="Malgun Gothic" w:eastAsia="Malgun Gothic"/>
+              </w:rPr>
+              <w:t>쿨다운 없음</w:t>
+            </w:r>
+          </w:p>
+        </w:tc>
+        <w:tc>
+          <w:tcPr>
+            <w:tcW w:type="dxa" w:w="1928"/>
+          </w:tcPr>
+          <w:p>
+            <w:r>
+              <w:rPr>
+                <w:rFonts w:ascii="Malgun Gothic" w:hAnsi="Malgun Gothic" w:eastAsia="Malgun Gothic"/>
+              </w:rPr>
+              <w:t>발사 후 2초 쿨다운</w:t>
+            </w:r>
+          </w:p>
+        </w:tc>
+        <w:tc>
+          <w:tcPr>
+            <w:tcW w:type="dxa" w:w="1928"/>
+          </w:tcPr>
+          <w:p>
+            <w:r>
+              <w:rPr>
+                <w:rFonts w:ascii="Malgun Gothic" w:hAnsi="Malgun Gothic" w:eastAsia="Malgun Gothic"/>
+              </w:rPr>
+              <w:t>B</w:t>
+            </w:r>
+          </w:p>
+        </w:tc>
+      </w:tr>
+      <w:tr>
+        <w:tc>
+          <w:tcPr>
+            <w:tcW w:type="dxa" w:w="1928"/>
+          </w:tcPr>
+          <w:p>
+            <w:r>
+              <w:rPr>
+                <w:rFonts w:ascii="Malgun Gothic" w:hAnsi="Malgun Gothic" w:eastAsia="Malgun Gothic"/>
+              </w:rPr>
+              <w:t>8</w:t>
+            </w:r>
+          </w:p>
+        </w:tc>
+        <w:tc>
+          <w:tcPr>
+            <w:tcW w:type="dxa" w:w="1928"/>
+          </w:tcPr>
+          <w:p>
+            <w:r>
+              <w:rPr>
+                <w:rFonts w:ascii="Malgun Gothic" w:hAnsi="Malgun Gothic" w:eastAsia="Malgun Gothic"/>
+              </w:rPr>
+              <w:t>CMake 캐시 경로 오류</w:t>
+            </w:r>
+          </w:p>
+        </w:tc>
+        <w:tc>
+          <w:tcPr>
+            <w:tcW w:type="dxa" w:w="1928"/>
+          </w:tcPr>
+          <w:p>
+            <w:r>
+              <w:rPr>
+                <w:rFonts w:ascii="Malgun Gothic" w:hAnsi="Malgun Gothic" w:eastAsia="Malgun Gothic"/>
+              </w:rPr>
+              <w:t>다른 PC 절대경로 잔존</w:t>
+            </w:r>
+          </w:p>
+        </w:tc>
+        <w:tc>
+          <w:tcPr>
+            <w:tcW w:type="dxa" w:w="1928"/>
+          </w:tcPr>
+          <w:p>
+            <w:r>
+              <w:rPr>
+                <w:rFonts w:ascii="Malgun Gothic" w:hAnsi="Malgun Gothic" w:eastAsia="Malgun Gothic"/>
+              </w:rPr>
+              <w:t>`build/` 삭제 후 재configure</w:t>
+            </w:r>
+          </w:p>
+        </w:tc>
+        <w:tc>
+          <w:tcPr>
+            <w:tcW w:type="dxa" w:w="1928"/>
+          </w:tcPr>
+          <w:p>
+            <w:r>
+              <w:rPr>
+                <w:rFonts w:ascii="Malgun Gothic" w:hAnsi="Malgun Gothic" w:eastAsia="Malgun Gothic"/>
+              </w:rPr>
+              <w:t>조현진</w:t>
+            </w:r>
+          </w:p>
+        </w:tc>
+      </w:tr>
     </w:tbl>
     <w:p/>
     <w:p>
       <w:r>
         <w:rPr>
-          <w:rFonts w:ascii="Consolas" w:hAnsi="Consolas"/>
-          <w:color w:val="333333"/>
-          <w:sz w:val="20"/>
-        </w:rPr>
-        <w:t>[TODO: A/B — 본인 해결 사례 1건 추가]</w:t>
+          <w:rFonts w:ascii="Malgun Gothic" w:hAnsi="Malgun Gothic" w:eastAsia="Malgun Gothic"/>
+        </w:rPr>
+        <w:t>*[팀원 A — 본인 담당 버그 1건 추가 권장]*</w:t>
       </w:r>
     </w:p>
     <w:p>
@@ -4975,7 +6735,7 @@
               <w:rPr>
                 <w:rFonts w:ascii="Malgun Gothic" w:hAnsi="Malgun Gothic" w:eastAsia="Malgun Gothic"/>
               </w:rPr>
-              <w:t>3스테이지·15km·클리어 연출</w:t>
+              <w:t>3스테이지·15km·Clear! 연출</w:t>
             </w:r>
           </w:p>
         </w:tc>
@@ -5003,7 +6763,7 @@
               <w:rPr>
                 <w:rFonts w:ascii="Malgun Gothic" w:hAnsi="Malgun Gothic" w:eastAsia="Malgun Gothic"/>
               </w:rPr>
-              <w:t>폭탄·블랙홀</w:t>
+              <w:t>폭탄·블랙홀·2초 쿨다운</w:t>
             </w:r>
           </w:p>
         </w:tc>
@@ -5031,7 +6791,7 @@
               <w:rPr>
                 <w:rFonts w:ascii="Malgun Gothic" w:hAnsi="Malgun Gothic" w:eastAsia="Malgun Gothic"/>
               </w:rPr>
-              <w:t>시간 역행(3초)·스냅샷</w:t>
+              <w:t>시간 역행(3초)·GameSnapshot</w:t>
             </w:r>
           </w:p>
         </w:tc>
@@ -5087,7 +6847,7 @@
               <w:rPr>
                 <w:rFonts w:ascii="Malgun Gothic" w:hAnsi="Malgun Gothic" w:eastAsia="Malgun Gothic"/>
               </w:rPr>
-              <w:t>HUD·한글 UI·타이틀·조작법</w:t>
+              <w:t>HUD·한글 UI·타이틀·2단계 시작</w:t>
             </w:r>
           </w:p>
         </w:tc>
@@ -5171,7 +6931,35 @@
               <w:rPr>
                 <w:rFonts w:ascii="Malgun Gothic" w:hAnsi="Malgun Gothic" w:eastAsia="Malgun Gothic"/>
               </w:rPr>
-              <w:t>Git 협업·CMake 빌드</w:t>
+              <w:t>로컬 리더보드 TOP 10</w:t>
+            </w:r>
+          </w:p>
+        </w:tc>
+        <w:tc>
+          <w:tcPr>
+            <w:tcW w:type="dxa" w:w="4819"/>
+          </w:tcPr>
+          <w:p>
+            <w:r>
+              <w:rPr>
+                <w:rFonts w:ascii="Malgun Gothic" w:hAnsi="Malgun Gothic" w:eastAsia="Malgun Gothic"/>
+              </w:rPr>
+              <w:t>✅</w:t>
+            </w:r>
+          </w:p>
+        </w:tc>
+      </w:tr>
+      <w:tr>
+        <w:tc>
+          <w:tcPr>
+            <w:tcW w:type="dxa" w:w="4819"/>
+          </w:tcPr>
+          <w:p>
+            <w:r>
+              <w:rPr>
+                <w:rFonts w:ascii="Malgun Gothic" w:hAnsi="Malgun Gothic" w:eastAsia="Malgun Gothic"/>
+              </w:rPr>
+              <w:t>Git 협업·CMake·배포 zip</w:t>
             </w:r>
           </w:p>
         </w:tc>
@@ -5203,13 +6991,82 @@
       </w:r>
     </w:p>
     <w:p>
+      <w:pPr>
+        <w:pStyle w:val="ListBullet"/>
+      </w:pPr>
+      <w:r>
+        <w:rPr>
+          <w:rFonts w:ascii="Malgun Gothic" w:hAnsi="Malgun Gothic" w:eastAsia="Malgun Gothic"/>
+          <w:b/>
+        </w:rPr>
+        <w:t>로컬 실행:</w:t>
+      </w:r>
+      <w:r>
+        <w:rPr>
+          <w:rFonts w:ascii="Malgun Gothic" w:hAnsi="Malgun Gothic" w:eastAsia="Malgun Gothic"/>
+        </w:rPr>
+        <w:t xml:space="preserve"> </w:t>
+      </w:r>
       <w:r>
         <w:rPr>
           <w:rFonts w:ascii="Consolas" w:hAnsi="Consolas"/>
           <w:color w:val="333333"/>
           <w:sz w:val="20"/>
         </w:rPr>
-        <w:t>[TODO: 플레이 영상 URL 또는 “로컬 exe 시연”]</w:t>
+        <w:t>.\build.ps1 -Run</w:t>
+      </w:r>
+      <w:r>
+        <w:rPr>
+          <w:rFonts w:ascii="Malgun Gothic" w:hAnsi="Malgun Gothic" w:eastAsia="Malgun Gothic"/>
+        </w:rPr>
+        <w:t xml:space="preserve"> 또는 </w:t>
+      </w:r>
+      <w:r>
+        <w:rPr>
+          <w:rFonts w:ascii="Consolas" w:hAnsi="Consolas"/>
+          <w:color w:val="333333"/>
+          <w:sz w:val="20"/>
+        </w:rPr>
+        <w:t>dist/ChronoRush-play.zip</w:t>
+      </w:r>
+      <w:r>
+        <w:rPr>
+          <w:rFonts w:ascii="Malgun Gothic" w:hAnsi="Malgun Gothic" w:eastAsia="Malgun Gothic"/>
+        </w:rPr>
+        <w:t xml:space="preserve"> 압축 해제 후 exe 실행</w:t>
+      </w:r>
+    </w:p>
+    <w:p>
+      <w:pPr>
+        <w:pStyle w:val="ListBullet"/>
+      </w:pPr>
+      <w:r>
+        <w:rPr>
+          <w:rFonts w:ascii="Malgun Gothic" w:hAnsi="Malgun Gothic" w:eastAsia="Malgun Gothic"/>
+          <w:b/>
+        </w:rPr>
+        <w:t>플레이 영상:</w:t>
+      </w:r>
+      <w:r>
+        <w:rPr>
+          <w:rFonts w:ascii="Malgun Gothic" w:hAnsi="Malgun Gothic" w:eastAsia="Malgun Gothic"/>
+        </w:rPr>
+        <w:t xml:space="preserve"> *[팀에서 녹화 후 URL 또는 LMS 첨부 — TODO]*</w:t>
+      </w:r>
+    </w:p>
+    <w:p>
+      <w:r>
+        <w:rPr>
+          <w:rFonts w:ascii="Malgun Gothic" w:hAnsi="Malgun Gothic" w:eastAsia="Malgun Gothic"/>
+          <w:b/>
+        </w:rPr>
+        <w:t>그림 8.</w:t>
+      </w:r>
+      <w:r>
+        <w:rPr>
+          <w:rFonts w:ascii="Malgun Gothic" w:hAnsi="Malgun Gothic" w:eastAsia="Malgun Gothic"/>
+        </w:rPr>
+        <w:t xml:space="preserve"> Clear! 연출 또는 Game Over + 리더보드 *(캡처 후 삽입)*</w:t>
       </w:r>
     </w:p>
     <w:p>
@@ -5232,7 +7089,13 @@
           <w:rFonts w:ascii="Malgun Gothic" w:hAnsi="Malgun Gothic" w:eastAsia="Malgun Gothic"/>
           <w:b/>
         </w:rPr>
-        <w:t>사운드 BGM/SFX 미구현</w:t>
+        <w:t>사운드 BGM/SFX</w:t>
+      </w:r>
+      <w:r>
+        <w:rPr>
+          <w:rFonts w:ascii="Malgun Gothic" w:hAnsi="Malgun Gothic" w:eastAsia="Malgun Gothic"/>
+        </w:rPr>
+        <w:t xml:space="preserve"> 미구현 — 역행·폭발·피격에 SFX 우선 적용 예정</w:t>
       </w:r>
     </w:p>
     <w:p>
@@ -5244,13 +7107,13 @@
           <w:rFonts w:ascii="Malgun Gothic" w:hAnsi="Malgun Gothic" w:eastAsia="Malgun Gothic"/>
           <w:b/>
         </w:rPr>
-        <w:t>밸런스·15km 클리어 시간</w:t>
-      </w:r>
-      <w:r>
-        <w:rPr>
-          <w:rFonts w:ascii="Malgun Gothic" w:hAnsi="Malgun Gothic" w:eastAsia="Malgun Gothic"/>
-        </w:rPr>
-        <w:t xml:space="preserve"> 미세 조정 필요</w:t>
+        <w:t>15km 클리어 시간·HP 감소율</w:t>
+      </w:r>
+      <w:r>
+        <w:rPr>
+          <w:rFonts w:ascii="Malgun Gothic" w:hAnsi="Malgun Gothic" w:eastAsia="Malgun Gothic"/>
+        </w:rPr>
+        <w:t xml:space="preserve"> 밸런스 미세 조정 필요</w:t>
       </w:r>
     </w:p>
     <w:p>
@@ -5262,27 +7125,13 @@
           <w:rFonts w:ascii="Malgun Gothic" w:hAnsi="Malgun Gothic" w:eastAsia="Malgun Gothic"/>
           <w:b/>
         </w:rPr>
-        <w:t>모듈 분리</w:t>
-      </w:r>
-      <w:r>
-        <w:rPr>
-          <w:rFonts w:ascii="Malgun Gothic" w:hAnsi="Malgun Gothic" w:eastAsia="Malgun Gothic"/>
-        </w:rPr>
-        <w:t xml:space="preserve"> — </w:t>
-      </w:r>
-      <w:r>
-        <w:rPr>
-          <w:rFonts w:ascii="Consolas" w:hAnsi="Consolas"/>
-          <w:color w:val="333333"/>
-          <w:sz w:val="20"/>
-        </w:rPr>
-        <w:t>Game.cpp</w:t>
-      </w:r>
-      <w:r>
-        <w:rPr>
-          <w:rFonts w:ascii="Malgun Gothic" w:hAnsi="Malgun Gothic" w:eastAsia="Malgun Gothic"/>
-        </w:rPr>
-        <w:t xml:space="preserve"> 단일 파일 비대 → RewindSystem·SpawnManager 분리 예정</w:t>
+        <w:t>`Game.cpp` 비대</w:t>
+      </w:r>
+      <w:r>
+        <w:rPr>
+          <w:rFonts w:ascii="Malgun Gothic" w:hAnsi="Malgun Gothic" w:eastAsia="Malgun Gothic"/>
+        </w:rPr>
+        <w:t xml:space="preserve"> — SpawnManager, RewindFacade 모듈 분리</w:t>
       </w:r>
     </w:p>
     <w:p>
@@ -5294,23 +7143,31 @@
           <w:rFonts w:ascii="Malgun Gothic" w:hAnsi="Malgun Gothic" w:eastAsia="Malgun Gothic"/>
           <w:b/>
         </w:rPr>
-        <w:t>팀원 추가 작업 중</w:t>
-      </w:r>
-      <w:r>
-        <w:rPr>
-          <w:rFonts w:ascii="Malgun Gothic" w:hAnsi="Malgun Gothic" w:eastAsia="Malgun Gothic"/>
-        </w:rPr>
-        <w:t xml:space="preserve"> — zip 제출 전 최종 통합·QA</w:t>
+        <w:t>에셋 용량</w:t>
+      </w:r>
+      <w:r>
+        <w:rPr>
+          <w:rFonts w:ascii="Malgun Gothic" w:hAnsi="Malgun Gothic" w:eastAsia="Malgun Gothic"/>
+        </w:rPr>
+        <w:t xml:space="preserve"> — PNG 비압축 대용량(~100MB); 배포용 WebP/텍스처 아틀라스 검토</w:t>
       </w:r>
     </w:p>
     <w:p>
-      <w:r>
-        <w:rPr>
-          <w:rFonts w:ascii="Consolas" w:hAnsi="Consolas"/>
-          <w:color w:val="333333"/>
-          <w:sz w:val="20"/>
-        </w:rPr>
-        <w:t>[TODO: 팀원 — 진행 중인 기능 1줄]</w:t>
+      <w:pPr>
+        <w:pStyle w:val="ListBullet"/>
+      </w:pPr>
+      <w:r>
+        <w:rPr>
+          <w:rFonts w:ascii="Malgun Gothic" w:hAnsi="Malgun Gothic" w:eastAsia="Malgun Gothic"/>
+          <w:b/>
+        </w:rPr>
+        <w:t>멀티플랫폼</w:t>
+      </w:r>
+      <w:r>
+        <w:rPr>
+          <w:rFonts w:ascii="Malgun Gothic" w:hAnsi="Malgun Gothic" w:eastAsia="Malgun Gothic"/>
+        </w:rPr>
+        <w:t xml:space="preserve"> — 현재 Windows MSVC 전용; Linux/macOS는 빌드 스크립트 추가 필요</w:t>
       </w:r>
     </w:p>
     <w:p>
@@ -5341,13 +7198,13 @@
           <w:rFonts w:ascii="Malgun Gothic" w:hAnsi="Malgun Gothic" w:eastAsia="Malgun Gothic"/>
           <w:b/>
         </w:rPr>
-        <w:t>SDL2 + 자체 물리</w:t>
-      </w:r>
-      <w:r>
-        <w:rPr>
-          <w:rFonts w:ascii="Malgun Gothic" w:hAnsi="Malgun Gothic" w:eastAsia="Malgun Gothic"/>
-        </w:rPr>
-        <w:t xml:space="preserve">만으로 2D 러너와 </w:t>
+        <w:t>SDL2 + 자체 2D 물리</w:t>
+      </w:r>
+      <w:r>
+        <w:rPr>
+          <w:rFonts w:ascii="Malgun Gothic" w:hAnsi="Malgun Gothic" w:eastAsia="Malgun Gothic"/>
+        </w:rPr>
+        <w:t xml:space="preserve">만으로 러너와 </w:t>
       </w:r>
       <w:r>
         <w:rPr>
@@ -5360,14 +7217,14 @@
         <w:rPr>
           <w:rFonts w:ascii="Malgun Gothic" w:hAnsi="Malgun Gothic" w:eastAsia="Malgun Gothic"/>
         </w:rPr>
-        <w:t xml:space="preserve"> 을 구현하였다. 특히 </w:t>
+        <w:t xml:space="preserve"> 을 구현하였다. </w:t>
       </w:r>
       <w:r>
         <w:rPr>
           <w:rFonts w:ascii="Malgun Gothic" w:hAnsi="Malgun Gothic" w:eastAsia="Malgun Gothic"/>
           <w:b/>
         </w:rPr>
-        <w:t>프레임 단위 GameSnapshot</w:t>
+        <w:t>프레임 단위 `GameSnapshot`</w:t>
       </w:r>
       <w:r>
         <w:rPr>
@@ -5386,7 +7243,7 @@
         <w:rPr>
           <w:rFonts w:ascii="Malgun Gothic" w:hAnsi="Malgun Gothic" w:eastAsia="Malgun Gothic"/>
         </w:rPr>
-        <w:t>은 상용 엔진 없이도 일관된 게임플레이를 만들 수 있음을 보여 주었다.</w:t>
+        <w:t>은 상용 엔진 없이도 폭발·역행·슬로우가 동시에 일관되게 동작함을 보여 준다.</w:t>
       </w:r>
     </w:p>
     <w:p>
@@ -5401,26 +7258,40 @@
           <w:rFonts w:ascii="Malgun Gothic" w:hAnsi="Malgun Gothic" w:eastAsia="Malgun Gothic"/>
           <w:b/>
         </w:rPr>
-        <w:t>스냅샷 API 사전 합의</w:t>
-      </w:r>
-      <w:r>
-        <w:rPr>
-          <w:rFonts w:ascii="Malgun Gothic" w:hAnsi="Malgun Gothic" w:eastAsia="Malgun Gothic"/>
-        </w:rPr>
-        <w:t xml:space="preserve"> 후 병렬 개발한 경험이, 역행과 폭발이 동시에 동작하는 데 핵심이었다. UI·스테이지·VFX 통합과 버그 수정을 통해 </w:t>
+        <w:t>`snapshot-agreement` 사전 합의</w:t>
+      </w:r>
+      <w:r>
+        <w:rPr>
+          <w:rFonts w:ascii="Malgun Gothic" w:hAnsi="Malgun Gothic" w:eastAsia="Malgun Gothic"/>
+        </w:rPr>
+        <w:t xml:space="preserve"> 후 병렬 개발한 경험이, “폭발 후 Z로 되감기” 같은 엣지 케이스를 안정적으로 처리하는 데 핵심이었다. UI·3스테이지·VFX 통합과 버그 수정을 통해 </w:t>
       </w:r>
       <w:r>
         <w:rPr>
           <w:rFonts w:ascii="Malgun Gothic" w:hAnsi="Malgun Gothic" w:eastAsia="Malgun Gothic"/>
           <w:b/>
         </w:rPr>
-        <w:t>플레이 가능한 데모</w:t>
-      </w:r>
-      <w:r>
-        <w:rPr>
-          <w:rFonts w:ascii="Malgun Gothic" w:hAnsi="Malgun Gothic" w:eastAsia="Malgun Gothic"/>
-        </w:rPr>
-        <w:t xml:space="preserve"> 수준까지 끌어올렸으며, zip 제출·사운드·밸런스는 후속 작업으로 남긴다.</w:t>
+        <w:t>외부 배포 가능한 데모</w:t>
+      </w:r>
+      <w:r>
+        <w:rPr>
+          <w:rFonts w:ascii="Malgun Gothic" w:hAnsi="Malgun Gothic" w:eastAsia="Malgun Gothic"/>
+        </w:rPr>
+        <w:t>(</w:t>
+      </w:r>
+      <w:r>
+        <w:rPr>
+          <w:rFonts w:ascii="Consolas" w:hAnsi="Consolas"/>
+          <w:color w:val="333333"/>
+          <w:sz w:val="20"/>
+        </w:rPr>
+        <w:t>ChronoRush-play.zip</w:t>
+      </w:r>
+      <w:r>
+        <w:rPr>
+          <w:rFonts w:ascii="Malgun Gothic" w:hAnsi="Malgun Gothic" w:eastAsia="Malgun Gothic"/>
+        </w:rPr>
+        <w:t>)까지 완성하였으며, 사운드·밸런스·코드 모듈화는 후속 과제로 남긴다.</w:t>
       </w:r>
     </w:p>
     <w:p>
@@ -5490,6 +7361,20 @@
         </w:rPr>
         <w:t>docs/team-b-tasks.md</w:t>
       </w:r>
+      <w:r>
+        <w:rPr>
+          <w:rFonts w:ascii="Malgun Gothic" w:hAnsi="Malgun Gothic" w:eastAsia="Malgun Gothic"/>
+        </w:rPr>
+        <w:t xml:space="preserve">, </w:t>
+      </w:r>
+      <w:r>
+        <w:rPr>
+          <w:rFonts w:ascii="Consolas" w:hAnsi="Consolas"/>
+          <w:color w:val="333333"/>
+          <w:sz w:val="20"/>
+        </w:rPr>
+        <w:t>docs/report-writing-guide.md</w:t>
+      </w:r>
     </w:p>
     <w:p>
       <w:pPr>
@@ -5515,41 +7400,7 @@
         <w:rPr>
           <w:rFonts w:ascii="Malgun Gothic" w:hAnsi="Malgun Gothic" w:eastAsia="Malgun Gothic"/>
         </w:rPr>
-        <w:t>부록 A. 조현진 담당 작업 상세 (초안 작성자 메모)</w:t>
-      </w:r>
-    </w:p>
-    <w:p>
-      <w:r>
-        <w:rPr>
-          <w:rFonts w:ascii="Malgun Gothic" w:hAnsi="Malgun Gothic" w:eastAsia="Malgun Gothic"/>
-        </w:rPr>
-        <w:t xml:space="preserve">팀원이 역할 확인용으로 참고. PDF 본문에는 </w:t>
-      </w:r>
-      <w:r>
-        <w:rPr>
-          <w:rFonts w:ascii="Malgun Gothic" w:hAnsi="Malgun Gothic" w:eastAsia="Malgun Gothic"/>
-          <w:b/>
-        </w:rPr>
-        <w:t>1.4·6장 표</w:t>
-      </w:r>
-      <w:r>
-        <w:rPr>
-          <w:rFonts w:ascii="Malgun Gothic" w:hAnsi="Malgun Gothic" w:eastAsia="Malgun Gothic"/>
-        </w:rPr>
-        <w:t xml:space="preserve"> 정도만 남기고 이 부록은 </w:t>
-      </w:r>
-      <w:r>
-        <w:rPr>
-          <w:rFonts w:ascii="Malgun Gothic" w:hAnsi="Malgun Gothic" w:eastAsia="Malgun Gothic"/>
-          <w:b/>
-        </w:rPr>
-        <w:t>제출 PDF에서 삭제</w:t>
-      </w:r>
-      <w:r>
-        <w:rPr>
-          <w:rFonts w:ascii="Malgun Gothic" w:hAnsi="Malgun Gothic" w:eastAsia="Malgun Gothic"/>
-        </w:rPr>
-        <w:t>해도 됩니다.</w:t>
+        <w:t>부록 A. PDF 제출 전 체크리스트</w:t>
       </w:r>
     </w:p>
     <w:p>
@@ -5560,21 +7411,20 @@
         <w:rPr>
           <w:rFonts w:ascii="Malgun Gothic" w:hAnsi="Malgun Gothic" w:eastAsia="Malgun Gothic"/>
         </w:rPr>
-        <w:t>Emerald 3스테이지(</w:t>
-      </w:r>
-      <w:r>
-        <w:rPr>
-          <w:rFonts w:ascii="Consolas" w:hAnsi="Consolas"/>
-          <w:color w:val="333333"/>
-          <w:sz w:val="20"/>
-        </w:rPr>
-        <w:t>StageEmerald</w:t>
-      </w:r>
-      <w:r>
-        <w:rPr>
-          <w:rFonts w:ascii="Malgun Gothic" w:hAnsi="Malgun Gothic" w:eastAsia="Malgun Gothic"/>
-        </w:rPr>
-        <w:t>), 15km 맵·클리어</w:t>
+        <w:t xml:space="preserve">☐ 표지 — 팀원 </w:t>
+      </w:r>
+      <w:r>
+        <w:rPr>
+          <w:rFonts w:ascii="Malgun Gothic" w:hAnsi="Malgun Gothic" w:eastAsia="Malgun Gothic"/>
+          <w:b/>
+        </w:rPr>
+        <w:t>학번·실명</w:t>
+      </w:r>
+      <w:r>
+        <w:rPr>
+          <w:rFonts w:ascii="Malgun Gothic" w:hAnsi="Malgun Gothic" w:eastAsia="Malgun Gothic"/>
+        </w:rPr>
+        <w:t xml:space="preserve"> 기입</w:t>
       </w:r>
     </w:p>
     <w:p>
@@ -5585,7 +7435,21 @@
         <w:rPr>
           <w:rFonts w:ascii="Malgun Gothic" w:hAnsi="Malgun Gothic" w:eastAsia="Malgun Gothic"/>
         </w:rPr>
-        <w:t>타이틀 PNG·비율 유지 렌더·시작/조작법 2단계 UI</w:t>
+        <w:t>☐ 그림 1~8 — 캡처 삽입 (</w:t>
+      </w:r>
+      <w:r>
+        <w:rPr>
+          <w:rFonts w:ascii="Consolas" w:hAnsi="Consolas"/>
+          <w:color w:val="333333"/>
+          <w:sz w:val="20"/>
+        </w:rPr>
+        <w:t>Win+Shift+S</w:t>
+      </w:r>
+      <w:r>
+        <w:rPr>
+          <w:rFonts w:ascii="Malgun Gothic" w:hAnsi="Malgun Gothic" w:eastAsia="Malgun Gothic"/>
+        </w:rPr>
+        <w:t>, 1280×720)</w:t>
       </w:r>
     </w:p>
     <w:p>
@@ -5594,17 +7458,9 @@
       </w:pPr>
       <w:r>
         <w:rPr>
-          <w:rFonts w:ascii="Consolas" w:hAnsi="Consolas"/>
-          <w:color w:val="333333"/>
-          <w:sz w:val="20"/>
-        </w:rPr>
-        <w:t>UiText</w:t>
-      </w:r>
-      <w:r>
-        <w:rPr>
-          <w:rFonts w:ascii="Malgun Gothic" w:hAnsi="Malgun Gothic" w:eastAsia="Malgun Gothic"/>
-        </w:rPr>
-        <w:t xml:space="preserve"> 한글, HUD 레이아웃, Clear/GameOver/일시정지</w:t>
+          <w:rFonts w:ascii="Malgun Gothic" w:hAnsi="Malgun Gothic" w:eastAsia="Malgun Gothic"/>
+        </w:rPr>
+        <w:t>☐ 팀원 A — 4.2·6장 본인 항목 1건 보완</w:t>
       </w:r>
     </w:p>
     <w:p>
@@ -5613,17 +7469,22 @@
       </w:pPr>
       <w:r>
         <w:rPr>
-          <w:rFonts w:ascii="Consolas" w:hAnsi="Consolas"/>
-          <w:color w:val="333333"/>
-          <w:sz w:val="20"/>
-        </w:rPr>
-        <w:t>VfxLibrary</w:t>
-      </w:r>
-      <w:r>
-        <w:rPr>
-          <w:rFonts w:ascii="Malgun Gothic" w:hAnsi="Malgun Gothic" w:eastAsia="Malgun Gothic"/>
-        </w:rPr>
-        <w:t xml:space="preserve"> 역행·블랙홀 연출, 실드 파티클 오라</w:t>
+          <w:rFonts w:ascii="Malgun Gothic" w:hAnsi="Malgun Gothic" w:eastAsia="Malgun Gothic"/>
+        </w:rPr>
+        <w:t xml:space="preserve">☐ A4, 10~11pt, </w:t>
+      </w:r>
+      <w:r>
+        <w:rPr>
+          <w:rFonts w:ascii="Malgun Gothic" w:hAnsi="Malgun Gothic" w:eastAsia="Malgun Gothic"/>
+          <w:b/>
+        </w:rPr>
+        <w:t>6~8쪽</w:t>
+      </w:r>
+      <w:r>
+        <w:rPr>
+          <w:rFonts w:ascii="Malgun Gothic" w:hAnsi="Malgun Gothic" w:eastAsia="Malgun Gothic"/>
+        </w:rPr>
+        <w:t xml:space="preserve"> (부록·체크리스트는 PDF에서 삭제 가능)</w:t>
       </w:r>
     </w:p>
     <w:p>
@@ -5632,88 +7493,22 @@
       </w:pPr>
       <w:r>
         <w:rPr>
-          <w:rFonts w:ascii="Consolas" w:hAnsi="Consolas"/>
-          <w:color w:val="333333"/>
-          <w:sz w:val="20"/>
-        </w:rPr>
-        <w:t>SpriteOutline</w:t>
-      </w:r>
-      <w:r>
-        <w:rPr>
-          <w:rFonts w:ascii="Malgun Gothic" w:hAnsi="Malgun Gothic" w:eastAsia="Malgun Gothic"/>
-        </w:rPr>
-        <w:t>, 장애물·아이템 시인성</w:t>
+          <w:rFonts w:ascii="Malgun Gothic" w:hAnsi="Malgun Gothic" w:eastAsia="Malgun Gothic"/>
+        </w:rPr>
+        <w:t>☐ Word/PDF export → LMS 업로드</w:t>
       </w:r>
     </w:p>
     <w:p>
-      <w:pPr>
-        <w:pStyle w:val="ListBullet"/>
-      </w:pPr>
-      <w:r>
-        <w:rPr>
-          <w:rFonts w:ascii="Consolas" w:hAnsi="Consolas"/>
-          <w:color w:val="333333"/>
-          <w:sz w:val="20"/>
-        </w:rPr>
-        <w:t>build.ps1</w:t>
-      </w:r>
-      <w:r>
-        <w:rPr>
-          <w:rFonts w:ascii="Malgun Gothic" w:hAnsi="Malgun Gothic" w:eastAsia="Malgun Gothic"/>
-        </w:rPr>
-        <w:t xml:space="preserve"> / </w:t>
-      </w:r>
-      <w:r>
-        <w:rPr>
-          <w:rFonts w:ascii="Consolas" w:hAnsi="Consolas"/>
-          <w:color w:val="333333"/>
-          <w:sz w:val="20"/>
-        </w:rPr>
-        <w:t>build.cmd</w:t>
-      </w:r>
-      <w:r>
-        <w:rPr>
-          <w:rFonts w:ascii="Malgun Gothic" w:hAnsi="Malgun Gothic" w:eastAsia="Malgun Gothic"/>
-        </w:rPr>
-        <w:t>, README 빌드 안내</w:t>
+      <w:r>
+        <w:t>────────────────────────────────────────</w:t>
       </w:r>
     </w:p>
     <w:p>
-      <w:pPr>
-        <w:pStyle w:val="ListBullet"/>
-      </w:pPr>
-      <w:r>
-        <w:rPr>
-          <w:rFonts w:ascii="Malgun Gothic" w:hAnsi="Malgun Gothic" w:eastAsia="Malgun Gothic"/>
-        </w:rPr>
-        <w:t>통합 merge, 역행·실드·타이tle UAF 등 버그 수정</w:t>
-      </w:r>
-    </w:p>
-    <w:p>
-      <w:r>
-        <w:t>────────────────────────────────────────</w:t>
-      </w:r>
-    </w:p>
-    <w:p>
-      <w:r>
-        <w:rPr>
-          <w:rFonts w:ascii="Malgun Gothic" w:hAnsi="Malgun Gothic" w:eastAsia="Malgun Gothic"/>
-        </w:rPr>
-        <w:t xml:space="preserve">*문서 버전: 2026-06-05 초안 — </w:t>
-      </w:r>
-      <w:r>
-        <w:rPr>
-          <w:rFonts w:ascii="Consolas" w:hAnsi="Consolas"/>
-          <w:color w:val="333333"/>
-          <w:sz w:val="20"/>
-        </w:rPr>
-        <w:t>docs/report-writing-guide.md</w:t>
-      </w:r>
-      <w:r>
-        <w:rPr>
-          <w:rFonts w:ascii="Malgun Gothic" w:hAnsi="Malgun Gothic" w:eastAsia="Malgun Gothic"/>
-        </w:rPr>
-        <w:t>와 함께 수정*</w:t>
+      <w:r>
+        <w:rPr>
+          <w:rFonts w:ascii="Malgun Gothic" w:hAnsi="Malgun Gothic" w:eastAsia="Malgun Gothic"/>
+        </w:rPr>
+        <w:t>*문서 버전: 2026-06-06 — 2차 본문 작성 (조현진). 팀원 A/B 이름·학번·캡처·영상 URL은 PDF 직전에 반영.*</w:t>
       </w:r>
     </w:p>
     <w:sectPr>

--- a/docs/final-report-draft.docx
+++ b/docs/final-report-draft.docx
@@ -55,7 +55,7 @@
         <w:rPr>
           <w:rFonts w:ascii="Malgun Gothic" w:hAnsi="Malgun Gothic" w:eastAsia="Malgun Gothic"/>
         </w:rPr>
-        <w:t xml:space="preserve"> Game Programming Team *(팀명 확정 시 수정)*</w:t>
+        <w:t xml:space="preserve"> NULL Bros.</w:t>
       </w:r>
     </w:p>
     <w:p>
@@ -70,7 +70,7 @@
         <w:rPr>
           <w:rFonts w:ascii="Malgun Gothic" w:hAnsi="Malgun Gothic" w:eastAsia="Malgun Gothic"/>
         </w:rPr>
-        <w:t xml:space="preserve"> [학번 · 팀원 A 이름 · A] / [학번 · 팀원 B 이름 · B] / [학번 · 조현진 · UI·통합]</w:t>
+        <w:t xml:space="preserve"> 202304709 · 박효담 / 202304438 · 조현진</w:t>
       </w:r>
     </w:p>
     <w:p>
@@ -271,13 +271,26 @@
           <w:rFonts w:ascii="Malgun Gothic" w:hAnsi="Malgun Gothic" w:eastAsia="Malgun Gothic"/>
           <w:b/>
         </w:rPr>
-        <w:t>슬로우(F)</w:t>
-      </w:r>
-      <w:r>
-        <w:rPr>
-          <w:rFonts w:ascii="Malgun Gothic" w:hAnsi="Malgun Gothic" w:eastAsia="Malgun Gothic"/>
-        </w:rPr>
-        <w:t xml:space="preserve"> 로 위기를 넘긴다. HP는 이동 거리에 비례해 감소하며, </w:t>
+        <w:t>슬로우(Shift)</w:t>
+      </w:r>
+      <w:r>
+        <w:rPr>
+          <w:rFonts w:ascii="Malgun Gothic" w:hAnsi="Malgun Gothic" w:eastAsia="Malgun Gothic"/>
+        </w:rPr>
+        <w:t xml:space="preserve"> 로 위기를 넘긴다. </w:t>
+      </w:r>
+      <w:r>
+        <w:rPr>
+          <w:rFonts w:ascii="Malgun Gothic" w:hAnsi="Malgun Gothic" w:eastAsia="Malgun Gothic"/>
+          <w:b/>
+        </w:rPr>
+        <w:t>2단 점프(C)</w:t>
+      </w:r>
+      <w:r>
+        <w:rPr>
+          <w:rFonts w:ascii="Malgun Gothic" w:hAnsi="Malgun Gothic" w:eastAsia="Malgun Gothic"/>
+        </w:rPr>
+        <w:t xml:space="preserve"> 로 Normal·Tall 장애물에 대응하며, HP는 이동 거리에 비례해 감소한다. </w:t>
       </w:r>
       <w:r>
         <w:rPr>
@@ -653,7 +666,21 @@
         <w:rPr>
           <w:rFonts w:ascii="Malgun Gothic" w:hAnsi="Malgun Gothic" w:eastAsia="Malgun Gothic"/>
         </w:rPr>
-        <w:t xml:space="preserve"> 폴더만 zip으로 묶어 타 PC에 전달 가능(VC++ Redistributable x64 필요).</w:t>
+        <w:t xml:space="preserve">를 </w:t>
+      </w:r>
+      <w:r>
+        <w:rPr>
+          <w:rFonts w:ascii="Consolas" w:hAnsi="Consolas"/>
+          <w:color w:val="333333"/>
+          <w:sz w:val="20"/>
+        </w:rPr>
+        <w:t>dist/ChronoRush-play.zip</w:t>
+      </w:r>
+      <w:r>
+        <w:rPr>
+          <w:rFonts w:ascii="Malgun Gothic" w:hAnsi="Malgun Gothic" w:eastAsia="Malgun Gothic"/>
+        </w:rPr>
+        <w:t>으로 묶어 배포한다(최신 패키지: 2026-06-06 23:04). 타 PC 실행 시 VC++ Redistributable x64 필요.</w:t>
       </w:r>
     </w:p>
     <w:p>
@@ -808,7 +835,7 @@
               <w:rPr>
                 <w:rFonts w:ascii="Malgun Gothic" w:hAnsi="Malgun Gothic" w:eastAsia="Malgun Gothic"/>
               </w:rPr>
-              <w:t>[이름]</w:t>
+              <w:t>박효담·조현진</w:t>
             </w:r>
           </w:p>
         </w:tc>
@@ -849,7 +876,7 @@
               <w:rPr>
                 <w:rFonts w:ascii="Malgun Gothic" w:hAnsi="Malgun Gothic" w:eastAsia="Malgun Gothic"/>
               </w:rPr>
-              <w:t>[이름]</w:t>
+              <w:t>박효담</w:t>
             </w:r>
           </w:p>
         </w:tc>
@@ -862,7 +889,7 @@
               <w:rPr>
                 <w:rFonts w:ascii="Malgun Gothic" w:hAnsi="Malgun Gothic" w:eastAsia="Malgun Gothic"/>
               </w:rPr>
-              <w:t>`RewindBuffer`, 스폰·스크롤·난이도 곡선, F 슬로우·이중 스태미나, 낙하 장애물, **리더보드·폭탄 쿨다운 2초**</w:t>
+              <w:t>`RewindBuffer`(180프레임), 스폰·스크롤·난이도 곡선·`PickSpawnPattern`, Shift 슬로우·이중 스태미나, 낙하 장애물, 장애물 8종·아이템·피격·점수·**리더보드·폭탄 쿨다운(0.75s)**</w:t>
             </w:r>
           </w:p>
         </w:tc>
@@ -890,7 +917,7 @@
               <w:rPr>
                 <w:rFonts w:ascii="Malgun Gothic" w:hAnsi="Malgun Gothic" w:eastAsia="Malgun Gothic"/>
               </w:rPr>
-              <w:t>UI·통합</w:t>
+              <w:t>조현진</w:t>
             </w:r>
           </w:p>
         </w:tc>
@@ -960,7 +987,7 @@
               <w:rPr>
                 <w:rFonts w:ascii="Malgun Gothic" w:hAnsi="Malgun Gothic" w:eastAsia="Malgun Gothic"/>
               </w:rPr>
-              <w:t>A</w:t>
+              <w:t>박효담·조현진</w:t>
             </w:r>
           </w:p>
         </w:tc>
@@ -988,7 +1015,7 @@
               <w:rPr>
                 <w:rFonts w:ascii="Malgun Gothic" w:hAnsi="Malgun Gothic" w:eastAsia="Malgun Gothic"/>
               </w:rPr>
-              <w:t>B</w:t>
+              <w:t>박효담</w:t>
             </w:r>
           </w:p>
         </w:tc>
@@ -1214,7 +1241,7 @@
         <w:rPr>
           <w:rFonts w:ascii="Malgun Gothic" w:hAnsi="Malgun Gothic" w:eastAsia="Malgun Gothic"/>
         </w:rPr>
-        <w:t xml:space="preserve"> — 점프(C), 실드(별 아이템 5초), 폭탄으로 Tall 등 일부 장애물 파괴.</w:t>
+        <w:t xml:space="preserve"> — 2단 점프(C: 지상 1단·공중 1단), 실드(별 아이템 5초), 폭탄으로 Tall 등 일부 장애물 파괴.</w:t>
       </w:r>
     </w:p>
     <w:p>
@@ -1250,7 +1277,7 @@
         <w:rPr>
           <w:rFonts w:ascii="Malgun Gothic" w:hAnsi="Malgun Gothic" w:eastAsia="Malgun Gothic"/>
         </w:rPr>
-        <w:t xml:space="preserve"> — F 슬로우(</w:t>
+        <w:t xml:space="preserve"> — Shift 슬로우(</w:t>
       </w:r>
       <w:r>
         <w:rPr>
@@ -1264,7 +1291,7 @@
         <w:rPr>
           <w:rFonts w:ascii="Malgun Gothic" w:hAnsi="Malgun Gothic" w:eastAsia="Malgun Gothic"/>
         </w:rPr>
-        <w:t>), Z 역행(180프레임 ≈ 3초 복원).</w:t>
+        <w:t>, H로 홀드/토글 전환), Z 역행(180프레임 ≈ 3초 복원).</w:t>
       </w:r>
     </w:p>
     <w:p>
@@ -1282,7 +1309,7 @@
         <w:rPr>
           <w:rFonts w:ascii="Malgun Gothic" w:hAnsi="Malgun Gothic" w:eastAsia="Malgun Gothic"/>
         </w:rPr>
-        <w:t xml:space="preserve"> — 점수 = 거리/10 + 폭탄 처치×50. 15km 클리어 시 Clear! + 폭죽, Game Over 시 상위 10개 리더보드 갱신.</w:t>
+        <w:t xml:space="preserve"> — 점수 = 거리/10 + 폭탄 처치×50. 15km 클리어 시 Clear! + 폭죽, Game Over·Clear 후 Space로 재시작 또는 타이틀 복귀.</w:t>
       </w:r>
     </w:p>
     <w:p>
@@ -1359,7 +1386,7 @@
               <w:rPr>
                 <w:rFonts w:ascii="Malgun Gothic" w:hAnsi="Malgun Gothic" w:eastAsia="Malgun Gothic"/>
               </w:rPr>
-              <w:t>점프 (코요테 타임·점프 버퍼)</w:t>
+              <w:t>점프 — 지상 1단(Normal 대응) / 공중 1회 추가 2단(Tall 대응). 코요테 타임·점프 버퍼 적용</w:t>
             </w:r>
           </w:p>
         </w:tc>
@@ -1387,7 +1414,7 @@
               <w:rPr>
                 <w:rFonts w:ascii="Malgun Gothic" w:hAnsi="Malgun Gothic" w:eastAsia="Malgun Gothic"/>
               </w:rPr>
-              <w:t>폭탄 충전(`throw_0`→`throw_1`) → 발사(`throw_2`, 0.35초). 마우스 조준, 점선 궤도</w:t>
+              <w:t>폭탄 충전(`throw_0`→`throw_1`) → 발사(`throw_2`, 0.35초). 마우스 조준, 점선 궤도. **발사 후 0.75초 쿨다운**</w:t>
             </w:r>
           </w:p>
         </w:tc>
@@ -1402,7 +1429,7 @@
               <w:rPr>
                 <w:rFonts w:ascii="Malgun Gothic" w:hAnsi="Malgun Gothic" w:eastAsia="Malgun Gothic"/>
               </w:rPr>
-              <w:t>**F**</w:t>
+              <w:t>**Shift**</w:t>
             </w:r>
           </w:p>
         </w:tc>
@@ -1415,7 +1442,7 @@
               <w:rPr>
                 <w:rFonts w:ascii="Malgun Gothic" w:hAnsi="Malgun Gothic" w:eastAsia="Malgun Gothic"/>
               </w:rPr>
-              <w:t>슬로우 모션 ON/OFF (슬로우 스태미나 초당 0.5 소모, 비활성 시 0.25 회복)</w:t>
+              <w:t>슬로우 (기본: 누르는 동안 홀드). 슬로우 스태미나 초당 0.5 소모, 비활성 시 0.25 회복</w:t>
             </w:r>
           </w:p>
         </w:tc>
@@ -1430,7 +1457,7 @@
               <w:rPr>
                 <w:rFonts w:ascii="Malgun Gothic" w:hAnsi="Malgun Gothic" w:eastAsia="Malgun Gothic"/>
               </w:rPr>
-              <w:t>**Z**</w:t>
+              <w:t>**H**</w:t>
             </w:r>
           </w:p>
         </w:tc>
@@ -1443,7 +1470,7 @@
               <w:rPr>
                 <w:rFonts w:ascii="Malgun Gothic" w:hAnsi="Malgun Gothic" w:eastAsia="Malgun Gothic"/>
               </w:rPr>
-              <w:t>시간 역행 (역행 스태미나 1.5 소모, 버퍼 180프레임 소진)</w:t>
+              <w:t>슬로우 입력 방식 전환 — **홀드 ↔ 토글** (재시작 후에도 설정 유지)</w:t>
             </w:r>
           </w:p>
         </w:tc>
@@ -1458,7 +1485,7 @@
               <w:rPr>
                 <w:rFonts w:ascii="Malgun Gothic" w:hAnsi="Malgun Gothic" w:eastAsia="Malgun Gothic"/>
               </w:rPr>
-              <w:t>**Esc**</w:t>
+              <w:t>**Z**</w:t>
             </w:r>
           </w:p>
         </w:tc>
@@ -1471,7 +1498,7 @@
               <w:rPr>
                 <w:rFonts w:ascii="Malgun Gothic" w:hAnsi="Malgun Gothic" w:eastAsia="Malgun Gothic"/>
               </w:rPr>
-              <w:t>일시정지 / 일시정지 중 한 번 더: 종료</w:t>
+              <w:t>시간 역행 (역행 스태미나 1.5 소모, 버퍼 180프레임 소진)</w:t>
             </w:r>
           </w:p>
         </w:tc>
@@ -1486,6 +1513,34 @@
               <w:rPr>
                 <w:rFonts w:ascii="Malgun Gothic" w:hAnsi="Malgun Gothic" w:eastAsia="Malgun Gothic"/>
               </w:rPr>
+              <w:t>**Esc**</w:t>
+            </w:r>
+          </w:p>
+        </w:tc>
+        <w:tc>
+          <w:tcPr>
+            <w:tcW w:type="dxa" w:w="4819"/>
+          </w:tcPr>
+          <w:p>
+            <w:r>
+              <w:rPr>
+                <w:rFonts w:ascii="Malgun Gothic" w:hAnsi="Malgun Gothic" w:eastAsia="Malgun Gothic"/>
+              </w:rPr>
+              <w:t>일시정지 / 일시정지 중 한 번 더: 종료</w:t>
+            </w:r>
+          </w:p>
+        </w:tc>
+      </w:tr>
+      <w:tr>
+        <w:tc>
+          <w:tcPr>
+            <w:tcW w:type="dxa" w:w="4819"/>
+          </w:tcPr>
+          <w:p>
+            <w:r>
+              <w:rPr>
+                <w:rFonts w:ascii="Malgun Gothic" w:hAnsi="Malgun Gothic" w:eastAsia="Malgun Gothic"/>
+              </w:rPr>
               <w:t>**Space**</w:t>
             </w:r>
           </w:p>
@@ -1499,7 +1554,7 @@
               <w:rPr>
                 <w:rFonts w:ascii="Malgun Gothic" w:hAnsi="Malgun Gothic" w:eastAsia="Malgun Gothic"/>
               </w:rPr>
-              <w:t>타이틀 → 조작법 → 게임 시작 / 일시정지 해제 / Clear 후 타이틀</w:t>
+              <w:t>타이틀 → 조작법 → 게임 시작 / 일시정지 해제 / Game Over 재시작 / Clear 후 타이틀</w:t>
             </w:r>
           </w:p>
         </w:tc>
@@ -1527,6 +1582,34 @@
           <w:rFonts w:ascii="Malgun Gothic" w:hAnsi="Malgun Gothic" w:eastAsia="Malgun Gothic"/>
           <w:b/>
         </w:rPr>
+        <w:t>피격 무적:</w:t>
+      </w:r>
+      <w:r>
+        <w:rPr>
+          <w:rFonts w:ascii="Malgun Gothic" w:hAnsi="Malgun Gothic" w:eastAsia="Malgun Gothic"/>
+        </w:rPr>
+        <w:t xml:space="preserve"> 장애물 충돌 시 Cookie Run 방식으로 </w:t>
+      </w:r>
+      <w:r>
+        <w:rPr>
+          <w:rFonts w:ascii="Malgun Gothic" w:hAnsi="Malgun Gothic" w:eastAsia="Malgun Gothic"/>
+          <w:b/>
+        </w:rPr>
+        <w:t>약 1.5초</w:t>
+      </w:r>
+      <w:r>
+        <w:rPr>
+          <w:rFonts w:ascii="Malgun Gothic" w:hAnsi="Malgun Gothic" w:eastAsia="Malgun Gothic"/>
+        </w:rPr>
+        <w:t xml:space="preserve"> 무적·깜빡임. 연속 피해를 줄이기 위해 피격 시 캐릭터를 장애물 밖으로 분리한다.</w:t>
+      </w:r>
+    </w:p>
+    <w:p>
+      <w:r>
+        <w:rPr>
+          <w:rFonts w:ascii="Malgun Gothic" w:hAnsi="Malgun Gothic" w:eastAsia="Malgun Gothic"/>
+          <w:b/>
+        </w:rPr>
         <w:t>시작 흐름:</w:t>
       </w:r>
       <w:r>
@@ -1546,7 +1629,7 @@
         <w:rPr>
           <w:rFonts w:ascii="Malgun Gothic" w:hAnsi="Malgun Gothic" w:eastAsia="Malgun Gothic"/>
         </w:rPr>
-        <w:t>(Space) → 본 게임. 타이틀 아트와 조작 설명을 분리하여 가독성을 높였다.</w:t>
+        <w:t>(C→X→Z→Shift 순, Space) → 본 게임. 타이틀 아트와 조작 설명을 분리하여 가독성을 높였다.</w:t>
       </w:r>
     </w:p>
     <w:p>
@@ -1802,7 +1885,7 @@
               <w:rPr>
                 <w:rFonts w:ascii="Malgun Gothic" w:hAnsi="Malgun Gothic" w:eastAsia="Malgun Gothic"/>
               </w:rPr>
-              <w:t>에메랄드 테마, 스폰 간격 단축·낙하 빈도 상승</w:t>
+              <w:t>에메랄드 테마, 장애물 외곽선 강화, 스폰·낙하 빈도 **점진적 상승**(초반 급격 난이도 완화)</w:t>
             </w:r>
           </w:p>
         </w:tc>
@@ -2025,7 +2108,20 @@
         <w:rPr>
           <w:rFonts w:ascii="Malgun Gothic" w:hAnsi="Malgun Gothic" w:eastAsia="Malgun Gothic"/>
         </w:rPr>
-        <w:t>으로 흰 테두리 bake하여 배경과 구분.</w:t>
+        <w:t xml:space="preserve">으로 흰 테두리 bake. </w:t>
+      </w:r>
+      <w:r>
+        <w:rPr>
+          <w:rFonts w:ascii="Malgun Gothic" w:hAnsi="Malgun Gothic" w:eastAsia="Malgun Gothic"/>
+          <w:b/>
+        </w:rPr>
+        <w:t>Emerald 장애물</w:t>
+      </w:r>
+      <w:r>
+        <w:rPr>
+          <w:rFonts w:ascii="Malgun Gothic" w:hAnsi="Malgun Gothic" w:eastAsia="Malgun Gothic"/>
+        </w:rPr>
+        <w:t>은 ExtraBold 외곽선으로 녹색 배경에서도 식별성을 확보하였다.</w:t>
       </w:r>
     </w:p>
     <w:p>
@@ -2075,7 +2171,7 @@
         <w:rPr>
           <w:rFonts w:ascii="Malgun Gothic" w:hAnsi="Malgun Gothic" w:eastAsia="Malgun Gothic"/>
         </w:rPr>
-        <w:t xml:space="preserve"> </w:t>
+        <w:t xml:space="preserve"> exe 기준 경로(</w:t>
       </w:r>
       <w:r>
         <w:rPr>
@@ -2083,13 +2179,13 @@
           <w:color w:val="333333"/>
           <w:sz w:val="20"/>
         </w:rPr>
-        <w:t>scores.txt</w:t>
-      </w:r>
-      <w:r>
-        <w:rPr>
-          <w:rFonts w:ascii="Malgun Gothic" w:hAnsi="Malgun Gothic" w:eastAsia="Malgun Gothic"/>
-        </w:rPr>
-        <w:t xml:space="preserve">에 점수·거리·폭탄 킬 저장, 상위 10개, Game Over 화면에 </w:t>
+        <w:t>SDL_GetBasePath</w:t>
+      </w:r>
+      <w:r>
+        <w:rPr>
+          <w:rFonts w:ascii="Malgun Gothic" w:hAnsi="Malgun Gothic" w:eastAsia="Malgun Gothic"/>
+        </w:rPr>
+        <w:t xml:space="preserve">)의 </w:t>
       </w:r>
       <w:r>
         <w:rPr>
@@ -2097,13 +2193,27 @@
           <w:color w:val="333333"/>
           <w:sz w:val="20"/>
         </w:rPr>
+        <w:t>scores.txt</w:t>
+      </w:r>
+      <w:r>
+        <w:rPr>
+          <w:rFonts w:ascii="Malgun Gothic" w:hAnsi="Malgun Gothic" w:eastAsia="Malgun Gothic"/>
+        </w:rPr>
+        <w:t xml:space="preserve">에 점수·거리·폭탄 킬 저장, 상위 10개. Game Over·Clear 화면에 </w:t>
+      </w:r>
+      <w:r>
+        <w:rPr>
+          <w:rFonts w:ascii="Consolas" w:hAnsi="Consolas"/>
+          <w:color w:val="333333"/>
+          <w:sz w:val="20"/>
+        </w:rPr>
         <w:t>[ TOP 10 ]</w:t>
       </w:r>
       <w:r>
         <w:rPr>
           <w:rFonts w:ascii="Malgun Gothic" w:hAnsi="Malgun Gothic" w:eastAsia="Malgun Gothic"/>
         </w:rPr>
-        <w:t xml:space="preserve"> 표시.</w:t>
+        <w:t xml:space="preserve"> 패널 표시.</w:t>
       </w:r>
     </w:p>
     <w:p>
@@ -2352,7 +2462,7 @@
               <w:rPr>
                 <w:rFonts w:ascii="Malgun Gothic" w:hAnsi="Malgun Gothic" w:eastAsia="Malgun Gothic"/>
               </w:rPr>
-              <w:t>**F 토글 + simDt 통일**</w:t>
+              <w:t>**Shift(홀드) + H(토글 전환) + simDt 통일**</w:t>
             </w:r>
           </w:p>
         </w:tc>
@@ -2380,7 +2490,7 @@
               <w:rPr>
                 <w:rFonts w:ascii="Malgun Gothic" w:hAnsi="Malgun Gothic" w:eastAsia="Malgun Gothic"/>
               </w:rPr>
-              <w:t>시작 UI</w:t>
+              <w:t>점프</w:t>
             </w:r>
           </w:p>
         </w:tc>
@@ -2393,7 +2503,7 @@
               <w:rPr>
                 <w:rFonts w:ascii="Malgun Gothic" w:hAnsi="Malgun Gothic" w:eastAsia="Malgun Gothic"/>
               </w:rPr>
-              <w:t>타이틀에 조작법 동시 표시</w:t>
+              <w:t>단일 점프</w:t>
             </w:r>
           </w:p>
         </w:tc>
@@ -2406,7 +2516,7 @@
               <w:rPr>
                 <w:rFonts w:ascii="Malgun Gothic" w:hAnsi="Malgun Gothic" w:eastAsia="Malgun Gothic"/>
               </w:rPr>
-              <w:t>**타이틀 → 인게임 조작법**</w:t>
+              <w:t>**2단 점프**(지상=Normal / 공중 1회=Tall)</w:t>
             </w:r>
           </w:p>
         </w:tc>
@@ -2419,7 +2529,7 @@
               <w:rPr>
                 <w:rFonts w:ascii="Malgun Gothic" w:hAnsi="Malgun Gothic" w:eastAsia="Malgun Gothic"/>
               </w:rPr>
-              <w:t>타이틀 아트·맵 미리보기 분리</w:t>
+              <w:t>장애물 높이 차에 맞춘 회피 깊이</w:t>
             </w:r>
           </w:p>
         </w:tc>
@@ -2434,7 +2544,7 @@
               <w:rPr>
                 <w:rFonts w:ascii="Malgun Gothic" w:hAnsi="Malgun Gothic" w:eastAsia="Malgun Gothic"/>
               </w:rPr>
-              <w:t>클리어</w:t>
+              <w:t>시작 UI</w:t>
             </w:r>
           </w:p>
         </w:tc>
@@ -2447,7 +2557,7 @@
               <w:rPr>
                 <w:rFonts w:ascii="Malgun Gothic" w:hAnsi="Malgun Gothic" w:eastAsia="Malgun Gothic"/>
               </w:rPr>
-              <w:t>10km 즉시 재시작</w:t>
+              <w:t>타이틀에 조작법 동시 표시</w:t>
             </w:r>
           </w:p>
         </w:tc>
@@ -2460,7 +2570,7 @@
               <w:rPr>
                 <w:rFonts w:ascii="Malgun Gothic" w:hAnsi="Malgun Gothic" w:eastAsia="Malgun Gothic"/>
               </w:rPr>
-              <w:t>**15km Clear! + Space 타이틀**</w:t>
+              <w:t>**타이틀 → 인게임 조작법**</w:t>
             </w:r>
           </w:p>
         </w:tc>
@@ -2473,7 +2583,7 @@
               <w:rPr>
                 <w:rFonts w:ascii="Malgun Gothic" w:hAnsi="Malgun Gothic" w:eastAsia="Malgun Gothic"/>
               </w:rPr>
-              <w:t>3스테이지×5km 구조</w:t>
+              <w:t>타이틀 아트·맵 미리보기 분리</w:t>
             </w:r>
           </w:p>
         </w:tc>
@@ -2488,7 +2598,7 @@
               <w:rPr>
                 <w:rFonts w:ascii="Malgun Gothic" w:hAnsi="Malgun Gothic" w:eastAsia="Malgun Gothic"/>
               </w:rPr>
-              <w:t>실드 연출</w:t>
+              <w:t>클리어</w:t>
             </w:r>
           </w:p>
         </w:tc>
@@ -2501,7 +2611,7 @@
               <w:rPr>
                 <w:rFonts w:ascii="Malgun Gothic" w:hAnsi="Malgun Gothic" w:eastAsia="Malgun Gothic"/>
               </w:rPr>
-              <w:t>노란 사각 테두리</w:t>
+              <w:t>10km 즉시 재시작</w:t>
             </w:r>
           </w:p>
         </w:tc>
@@ -2514,7 +2624,7 @@
               <w:rPr>
                 <w:rFonts w:ascii="Malgun Gothic" w:hAnsi="Malgun Gothic" w:eastAsia="Malgun Gothic"/>
               </w:rPr>
-              <w:t>**타원 궤도 파티클 20개**</w:t>
+              <w:t>**15km Clear! + Space 타이틀**</w:t>
             </w:r>
           </w:p>
         </w:tc>
@@ -2527,7 +2637,7 @@
               <w:rPr>
                 <w:rFonts w:ascii="Malgun Gothic" w:hAnsi="Malgun Gothic" w:eastAsia="Malgun Gothic"/>
               </w:rPr>
-              <w:t>시인성·테마 통일</w:t>
+              <w:t>3스테이지×5km 구조</w:t>
             </w:r>
           </w:p>
         </w:tc>
@@ -2542,7 +2652,7 @@
               <w:rPr>
                 <w:rFonts w:ascii="Malgun Gothic" w:hAnsi="Malgun Gothic" w:eastAsia="Malgun Gothic"/>
               </w:rPr>
-              <w:t>폭탄 연사</w:t>
+              <w:t>실드 연출</w:t>
             </w:r>
           </w:p>
         </w:tc>
@@ -2555,7 +2665,7 @@
               <w:rPr>
                 <w:rFonts w:ascii="Malgun Gothic" w:hAnsi="Malgun Gothic" w:eastAsia="Malgun Gothic"/>
               </w:rPr>
-              <w:t>제한 없음</w:t>
+              <w:t>노란 사각 테두리</w:t>
             </w:r>
           </w:p>
         </w:tc>
@@ -2568,7 +2678,7 @@
               <w:rPr>
                 <w:rFonts w:ascii="Malgun Gothic" w:hAnsi="Malgun Gothic" w:eastAsia="Malgun Gothic"/>
               </w:rPr>
-              <w:t>**발사 후 2초 쿨다운**</w:t>
+              <w:t>**타원 궤도 파티클 20개**</w:t>
             </w:r>
           </w:p>
         </w:tc>
@@ -2581,7 +2691,7 @@
               <w:rPr>
                 <w:rFonts w:ascii="Malgun Gothic" w:hAnsi="Malgun Gothic" w:eastAsia="Malgun Gothic"/>
               </w:rPr>
-              <w:t>블랙홀·점수 남용 방지 *(B)*</w:t>
+              <w:t>시인성·테마 통일</w:t>
             </w:r>
           </w:p>
         </w:tc>
@@ -2596,7 +2706,7 @@
               <w:rPr>
                 <w:rFonts w:ascii="Malgun Gothic" w:hAnsi="Malgun Gothic" w:eastAsia="Malgun Gothic"/>
               </w:rPr>
-              <w:t>클리어 후 기록</w:t>
+              <w:t>폭탄 연사</w:t>
             </w:r>
           </w:p>
         </w:tc>
@@ -2609,7 +2719,7 @@
               <w:rPr>
                 <w:rFonts w:ascii="Malgun Gothic" w:hAnsi="Malgun Gothic" w:eastAsia="Malgun Gothic"/>
               </w:rPr>
-              <w:t>없음</w:t>
+              <w:t>제한 없음</w:t>
             </w:r>
           </w:p>
         </w:tc>
@@ -2622,7 +2732,7 @@
               <w:rPr>
                 <w:rFonts w:ascii="Malgun Gothic" w:hAnsi="Malgun Gothic" w:eastAsia="Malgun Gothic"/>
               </w:rPr>
-              <w:t>**로컬 리더보드 TOP 10**</w:t>
+              <w:t>**실제 발사 후 0.75초 쿨다운**</w:t>
             </w:r>
           </w:p>
         </w:tc>
@@ -2635,7 +2745,7 @@
               <w:rPr>
                 <w:rFonts w:ascii="Malgun Gothic" w:hAnsi="Malgun Gothic" w:eastAsia="Malgun Gothic"/>
               </w:rPr>
-              <w:t>재도전 동기 *(B)*</w:t>
+              <w:t>블랙홀·점수 남용 방지, X만 눌렀을 때는 쿨 미적용</w:t>
             </w:r>
           </w:p>
         </w:tc>
@@ -2650,6 +2760,60 @@
               <w:rPr>
                 <w:rFonts w:ascii="Malgun Gothic" w:hAnsi="Malgun Gothic" w:eastAsia="Malgun Gothic"/>
               </w:rPr>
+              <w:t>클리어 후 기록</w:t>
+            </w:r>
+          </w:p>
+        </w:tc>
+        <w:tc>
+          <w:tcPr>
+            <w:tcW w:type="dxa" w:w="2409"/>
+          </w:tcPr>
+          <w:p>
+            <w:r>
+              <w:rPr>
+                <w:rFonts w:ascii="Malgun Gothic" w:hAnsi="Malgun Gothic" w:eastAsia="Malgun Gothic"/>
+              </w:rPr>
+              <w:t>없음</w:t>
+            </w:r>
+          </w:p>
+        </w:tc>
+        <w:tc>
+          <w:tcPr>
+            <w:tcW w:type="dxa" w:w="2409"/>
+          </w:tcPr>
+          <w:p>
+            <w:r>
+              <w:rPr>
+                <w:rFonts w:ascii="Malgun Gothic" w:hAnsi="Malgun Gothic" w:eastAsia="Malgun Gothic"/>
+              </w:rPr>
+              <w:t>**로컬 리더보드 TOP 10**</w:t>
+            </w:r>
+          </w:p>
+        </w:tc>
+        <w:tc>
+          <w:tcPr>
+            <w:tcW w:type="dxa" w:w="2409"/>
+          </w:tcPr>
+          <w:p>
+            <w:r>
+              <w:rPr>
+                <w:rFonts w:ascii="Malgun Gothic" w:hAnsi="Malgun Gothic" w:eastAsia="Malgun Gothic"/>
+              </w:rPr>
+              <w:t>재도전 동기 *(박효담)*</w:t>
+            </w:r>
+          </w:p>
+        </w:tc>
+      </w:tr>
+      <w:tr>
+        <w:tc>
+          <w:tcPr>
+            <w:tcW w:type="dxa" w:w="2409"/>
+          </w:tcPr>
+          <w:p>
+            <w:r>
+              <w:rPr>
+                <w:rFonts w:ascii="Malgun Gothic" w:hAnsi="Malgun Gothic" w:eastAsia="Malgun Gothic"/>
+              </w:rPr>
               <w:t>2스테이지 이후</w:t>
             </w:r>
           </w:p>
@@ -2689,7 +2853,115 @@
               <w:rPr>
                 <w:rFonts w:ascii="Malgun Gothic" w:hAnsi="Malgun Gothic" w:eastAsia="Malgun Gothic"/>
               </w:rPr>
-              <w:t>난이도 곡선·긴장감 *(B)*</w:t>
+              <w:t>난이도 곡선·긴장감 *(박효담)*</w:t>
+            </w:r>
+          </w:p>
+        </w:tc>
+      </w:tr>
+      <w:tr>
+        <w:tc>
+          <w:tcPr>
+            <w:tcW w:type="dxa" w:w="2409"/>
+          </w:tcPr>
+          <w:p>
+            <w:r>
+              <w:rPr>
+                <w:rFonts w:ascii="Malgun Gothic" w:hAnsi="Malgun Gothic" w:eastAsia="Malgun Gothic"/>
+              </w:rPr>
+              <w:t>슬로우 키</w:t>
+            </w:r>
+          </w:p>
+        </w:tc>
+        <w:tc>
+          <w:tcPr>
+            <w:tcW w:type="dxa" w:w="2409"/>
+          </w:tcPr>
+          <w:p>
+            <w:r>
+              <w:rPr>
+                <w:rFonts w:ascii="Malgun Gothic" w:hAnsi="Malgun Gothic" w:eastAsia="Malgun Gothic"/>
+              </w:rPr>
+              <w:t>F</w:t>
+            </w:r>
+          </w:p>
+        </w:tc>
+        <w:tc>
+          <w:tcPr>
+            <w:tcW w:type="dxa" w:w="2409"/>
+          </w:tcPr>
+          <w:p>
+            <w:r>
+              <w:rPr>
+                <w:rFonts w:ascii="Malgun Gothic" w:hAnsi="Malgun Gothic" w:eastAsia="Malgun Gothic"/>
+              </w:rPr>
+              <w:t>**Shift**</w:t>
+            </w:r>
+          </w:p>
+        </w:tc>
+        <w:tc>
+          <w:tcPr>
+            <w:tcW w:type="dxa" w:w="2409"/>
+          </w:tcPr>
+          <w:p>
+            <w:r>
+              <w:rPr>
+                <w:rFonts w:ascii="Malgun Gothic" w:hAnsi="Malgun Gothic" w:eastAsia="Malgun Gothic"/>
+              </w:rPr>
+              <w:t>WASD 인접 키와의 오입력 감소</w:t>
+            </w:r>
+          </w:p>
+        </w:tc>
+      </w:tr>
+      <w:tr>
+        <w:tc>
+          <w:tcPr>
+            <w:tcW w:type="dxa" w:w="2409"/>
+          </w:tcPr>
+          <w:p>
+            <w:r>
+              <w:rPr>
+                <w:rFonts w:ascii="Malgun Gothic" w:hAnsi="Malgun Gothic" w:eastAsia="Malgun Gothic"/>
+              </w:rPr>
+              <w:t>Game Over 재시작</w:t>
+            </w:r>
+          </w:p>
+        </w:tc>
+        <w:tc>
+          <w:tcPr>
+            <w:tcW w:type="dxa" w:w="2409"/>
+          </w:tcPr>
+          <w:p>
+            <w:r>
+              <w:rPr>
+                <w:rFonts w:ascii="Malgun Gothic" w:hAnsi="Malgun Gothic" w:eastAsia="Malgun Gothic"/>
+              </w:rPr>
+              <w:t>FixedUpdate만 처리</w:t>
+            </w:r>
+          </w:p>
+        </w:tc>
+        <w:tc>
+          <w:tcPr>
+            <w:tcW w:type="dxa" w:w="2409"/>
+          </w:tcPr>
+          <w:p>
+            <w:r>
+              <w:rPr>
+                <w:rFonts w:ascii="Malgun Gothic" w:hAnsi="Malgun Gothic" w:eastAsia="Malgun Gothic"/>
+              </w:rPr>
+              <w:t>**HandleInput에서 Space 우선 처리**</w:t>
+            </w:r>
+          </w:p>
+        </w:tc>
+        <w:tc>
+          <w:tcPr>
+            <w:tcW w:type="dxa" w:w="2409"/>
+          </w:tcPr>
+          <w:p>
+            <w:r>
+              <w:rPr>
+                <w:rFonts w:ascii="Malgun Gothic" w:hAnsi="Malgun Gothic" w:eastAsia="Malgun Gothic"/>
+              </w:rPr>
+              <w:t>오버레이 중 입력 누락 방지</w:t>
             </w:r>
           </w:p>
         </w:tc>
@@ -2697,8 +2969,1010 @@
     </w:tbl>
     <w:p/>
     <w:p>
-      <w:r>
-        <w:t>────────────────────────────────────────</w:t>
+      <w:pPr>
+        <w:pStyle w:val="Heading2"/>
+      </w:pPr>
+      <w:r>
+        <w:rPr>
+          <w:rFonts w:ascii="Malgun Gothic" w:hAnsi="Malgun Gothic" w:eastAsia="Malgun Gothic"/>
+        </w:rPr>
+        <w:t>2.7 플레이 테스트 피드백 및 개선</w:t>
+      </w:r>
+    </w:p>
+    <w:p>
+      <w:r>
+        <w:rPr>
+          <w:rFonts w:ascii="Malgun Gothic" w:hAnsi="Malgun Gothic" w:eastAsia="Malgun Gothic"/>
+        </w:rPr>
+        <w:t xml:space="preserve">내부·외부 플레이 테스트(2026년 6월)에서 수집한 의견을 바탕으로 UX·난이도·안정성을 조정하였다. 표현은 제출용으로 순화하였으며, </w:t>
+      </w:r>
+      <w:r>
+        <w:rPr>
+          <w:rFonts w:ascii="Malgun Gothic" w:hAnsi="Malgun Gothic" w:eastAsia="Malgun Gothic"/>
+          <w:b/>
+        </w:rPr>
+        <w:t>“버그 수정”과 “기획·밸런스 개선”을 구분</w:t>
+      </w:r>
+      <w:r>
+        <w:rPr>
+          <w:rFonts w:ascii="Malgun Gothic" w:hAnsi="Malgun Gothic" w:eastAsia="Malgun Gothic"/>
+        </w:rPr>
+        <w:t>하여 기록한다.</w:t>
+      </w:r>
+    </w:p>
+    <w:tbl>
+      <w:tblPr>
+        <w:tblStyle w:val="TableGrid"/>
+        <w:tblW w:type="auto" w:w="0"/>
+        <w:tblLook w:firstColumn="1" w:firstRow="1" w:lastColumn="0" w:lastRow="0" w:noHBand="0" w:noVBand="1" w:val="04A0"/>
+      </w:tblPr>
+      <w:tblGrid>
+        <w:gridCol w:w="1928"/>
+        <w:gridCol w:w="1928"/>
+        <w:gridCol w:w="1928"/>
+        <w:gridCol w:w="1928"/>
+        <w:gridCol w:w="1928"/>
+      </w:tblGrid>
+      <w:tr>
+        <w:tc>
+          <w:tcPr>
+            <w:tcW w:type="dxa" w:w="1928"/>
+          </w:tcPr>
+          <w:p>
+            <w:r>
+              <w:rPr>
+                <w:rFonts w:ascii="Malgun Gothic" w:hAnsi="Malgun Gothic" w:eastAsia="Malgun Gothic"/>
+                <w:b/>
+              </w:rPr>
+              <w:t>#</w:t>
+            </w:r>
+          </w:p>
+        </w:tc>
+        <w:tc>
+          <w:tcPr>
+            <w:tcW w:type="dxa" w:w="1928"/>
+          </w:tcPr>
+          <w:p>
+            <w:r>
+              <w:rPr>
+                <w:rFonts w:ascii="Malgun Gothic" w:hAnsi="Malgun Gothic" w:eastAsia="Malgun Gothic"/>
+                <w:b/>
+              </w:rPr>
+              <w:t>테스트 피드백 (요약)</w:t>
+            </w:r>
+          </w:p>
+        </w:tc>
+        <w:tc>
+          <w:tcPr>
+            <w:tcW w:type="dxa" w:w="1928"/>
+          </w:tcPr>
+          <w:p>
+            <w:r>
+              <w:rPr>
+                <w:rFonts w:ascii="Malgun Gothic" w:hAnsi="Malgun Gothic" w:eastAsia="Malgun Gothic"/>
+                <w:b/>
+              </w:rPr>
+              <w:t>원인·분석</w:t>
+            </w:r>
+          </w:p>
+        </w:tc>
+        <w:tc>
+          <w:tcPr>
+            <w:tcW w:type="dxa" w:w="1928"/>
+          </w:tcPr>
+          <w:p>
+            <w:r>
+              <w:rPr>
+                <w:rFonts w:ascii="Malgun Gothic" w:hAnsi="Malgun Gothic" w:eastAsia="Malgun Gothic"/>
+                <w:b/>
+              </w:rPr>
+              <w:t>개선 내용</w:t>
+            </w:r>
+          </w:p>
+        </w:tc>
+        <w:tc>
+          <w:tcPr>
+            <w:tcW w:type="dxa" w:w="1928"/>
+          </w:tcPr>
+          <w:p>
+            <w:r>
+              <w:rPr>
+                <w:rFonts w:ascii="Malgun Gothic" w:hAnsi="Malgun Gothic" w:eastAsia="Malgun Gothic"/>
+                <w:b/>
+              </w:rPr>
+              <w:t>담당</w:t>
+            </w:r>
+          </w:p>
+        </w:tc>
+      </w:tr>
+      <w:tr>
+        <w:tc>
+          <w:tcPr>
+            <w:tcW w:type="dxa" w:w="1928"/>
+          </w:tcPr>
+          <w:p>
+            <w:r>
+              <w:rPr>
+                <w:rFonts w:ascii="Malgun Gothic" w:hAnsi="Malgun Gothic" w:eastAsia="Malgun Gothic"/>
+              </w:rPr>
+              <w:t>1</w:t>
+            </w:r>
+          </w:p>
+        </w:tc>
+        <w:tc>
+          <w:tcPr>
+            <w:tcW w:type="dxa" w:w="1928"/>
+          </w:tcPr>
+          <w:p>
+            <w:r>
+              <w:rPr>
+                <w:rFonts w:ascii="Malgun Gothic" w:hAnsi="Malgun Gothic" w:eastAsia="Malgun Gothic"/>
+              </w:rPr>
+              <w:t>Game Over·Clear에서 **Space 입력이 반응하지 않음**</w:t>
+            </w:r>
+          </w:p>
+        </w:tc>
+        <w:tc>
+          <w:tcPr>
+            <w:tcW w:type="dxa" w:w="1928"/>
+          </w:tcPr>
+          <w:p>
+            <w:r>
+              <w:rPr>
+                <w:rFonts w:ascii="Malgun Gothic" w:hAnsi="Malgun Gothic" w:eastAsia="Malgun Gothic"/>
+              </w:rPr>
+              <w:t>오버레이 상태에서 재시작 입력이 고정 업데이트 쪽에서만 처리됨</w:t>
+            </w:r>
+          </w:p>
+        </w:tc>
+        <w:tc>
+          <w:tcPr>
+            <w:tcW w:type="dxa" w:w="1928"/>
+          </w:tcPr>
+          <w:p>
+            <w:r>
+              <w:rPr>
+                <w:rFonts w:ascii="Malgun Gothic" w:hAnsi="Malgun Gothic" w:eastAsia="Malgun Gothic"/>
+              </w:rPr>
+              <w:t>`HandleInput`에서 Space를 우선 처리; 오버레이 중 불필요 입력 pending 제거</w:t>
+            </w:r>
+          </w:p>
+        </w:tc>
+        <w:tc>
+          <w:tcPr>
+            <w:tcW w:type="dxa" w:w="1928"/>
+          </w:tcPr>
+          <w:p>
+            <w:r>
+              <w:rPr>
+                <w:rFonts w:ascii="Malgun Gothic" w:hAnsi="Malgun Gothic" w:eastAsia="Malgun Gothic"/>
+              </w:rPr>
+              <w:t>조현진</w:t>
+            </w:r>
+          </w:p>
+        </w:tc>
+      </w:tr>
+      <w:tr>
+        <w:tc>
+          <w:tcPr>
+            <w:tcW w:type="dxa" w:w="1928"/>
+          </w:tcPr>
+          <w:p>
+            <w:r>
+              <w:rPr>
+                <w:rFonts w:ascii="Malgun Gothic" w:hAnsi="Malgun Gothic" w:eastAsia="Malgun Gothic"/>
+              </w:rPr>
+              <w:t>2</w:t>
+            </w:r>
+          </w:p>
+        </w:tc>
+        <w:tc>
+          <w:tcPr>
+            <w:tcW w:type="dxa" w:w="1928"/>
+          </w:tcPr>
+          <w:p>
+            <w:r>
+              <w:rPr>
+                <w:rFonts w:ascii="Malgun Gothic" w:hAnsi="Malgun Gothic" w:eastAsia="Malgun Gothic"/>
+              </w:rPr>
+              <w:t>**X만 눌러도** 폭탄이 쿨다운됨</w:t>
+            </w:r>
+          </w:p>
+        </w:tc>
+        <w:tc>
+          <w:tcPr>
+            <w:tcW w:type="dxa" w:w="1928"/>
+          </w:tcPr>
+          <w:p>
+            <w:r>
+              <w:rPr>
+                <w:rFonts w:ascii="Malgun Gothic" w:hAnsi="Malgun Gothic" w:eastAsia="Malgun Gothic"/>
+              </w:rPr>
+              <w:t>쿨다운을 “키 입력” 기준으로 적용</w:t>
+            </w:r>
+          </w:p>
+        </w:tc>
+        <w:tc>
+          <w:tcPr>
+            <w:tcW w:type="dxa" w:w="1928"/>
+          </w:tcPr>
+          <w:p>
+            <w:r>
+              <w:rPr>
+                <w:rFonts w:ascii="Malgun Gothic" w:hAnsi="Malgun Gothic" w:eastAsia="Malgun Gothic"/>
+              </w:rPr>
+              <w:t>`UpdateThrow`가 **실제 발사 성공 시에만** 쿨 적용; 간격 **0.75초**</w:t>
+            </w:r>
+          </w:p>
+        </w:tc>
+        <w:tc>
+          <w:tcPr>
+            <w:tcW w:type="dxa" w:w="1928"/>
+          </w:tcPr>
+          <w:p>
+            <w:r>
+              <w:rPr>
+                <w:rFonts w:ascii="Malgun Gothic" w:hAnsi="Malgun Gothic" w:eastAsia="Malgun Gothic"/>
+              </w:rPr>
+              <w:t>박효담·조현진</w:t>
+            </w:r>
+          </w:p>
+        </w:tc>
+      </w:tr>
+      <w:tr>
+        <w:tc>
+          <w:tcPr>
+            <w:tcW w:type="dxa" w:w="1928"/>
+          </w:tcPr>
+          <w:p>
+            <w:r>
+              <w:rPr>
+                <w:rFonts w:ascii="Malgun Gothic" w:hAnsi="Malgun Gothic" w:eastAsia="Malgun Gothic"/>
+              </w:rPr>
+              <w:t>3</w:t>
+            </w:r>
+          </w:p>
+        </w:tc>
+        <w:tc>
+          <w:tcPr>
+            <w:tcW w:type="dxa" w:w="1928"/>
+          </w:tcPr>
+          <w:p>
+            <w:r>
+              <w:rPr>
+                <w:rFonts w:ascii="Malgun Gothic" w:hAnsi="Malgun Gothic" w:eastAsia="Malgun Gothic"/>
+              </w:rPr>
+              <w:t>슬로우 키(F)가 이동 키와 겹침</w:t>
+            </w:r>
+          </w:p>
+        </w:tc>
+        <w:tc>
+          <w:tcPr>
+            <w:tcW w:type="dxa" w:w="1928"/>
+          </w:tcPr>
+          <w:p>
+            <w:r>
+              <w:rPr>
+                <w:rFonts w:ascii="Malgun Gothic" w:hAnsi="Malgun Gothic" w:eastAsia="Malgun Gothic"/>
+              </w:rPr>
+              <w:t>초기 키 배치</w:t>
+            </w:r>
+          </w:p>
+        </w:tc>
+        <w:tc>
+          <w:tcPr>
+            <w:tcW w:type="dxa" w:w="1928"/>
+          </w:tcPr>
+          <w:p>
+            <w:r>
+              <w:rPr>
+                <w:rFonts w:ascii="Malgun Gothic" w:hAnsi="Malgun Gothic" w:eastAsia="Malgun Gothic"/>
+              </w:rPr>
+              <w:t>**Shift**로 변경, **H**로 홀드/토글 전환</w:t>
+            </w:r>
+          </w:p>
+        </w:tc>
+        <w:tc>
+          <w:tcPr>
+            <w:tcW w:type="dxa" w:w="1928"/>
+          </w:tcPr>
+          <w:p>
+            <w:r>
+              <w:rPr>
+                <w:rFonts w:ascii="Malgun Gothic" w:hAnsi="Malgun Gothic" w:eastAsia="Malgun Gothic"/>
+              </w:rPr>
+              <w:t>조현진</w:t>
+            </w:r>
+          </w:p>
+        </w:tc>
+      </w:tr>
+      <w:tr>
+        <w:tc>
+          <w:tcPr>
+            <w:tcW w:type="dxa" w:w="1928"/>
+          </w:tcPr>
+          <w:p>
+            <w:r>
+              <w:rPr>
+                <w:rFonts w:ascii="Malgun Gothic" w:hAnsi="Malgun Gothic" w:eastAsia="Malgun Gothic"/>
+              </w:rPr>
+              <w:t>4</w:t>
+            </w:r>
+          </w:p>
+        </w:tc>
+        <w:tc>
+          <w:tcPr>
+            <w:tcW w:type="dxa" w:w="1928"/>
+          </w:tcPr>
+          <w:p>
+            <w:r>
+              <w:rPr>
+                <w:rFonts w:ascii="Malgun Gothic" w:hAnsi="Malgun Gothic" w:eastAsia="Malgun Gothic"/>
+              </w:rPr>
+              <w:t>H로 모드만 바꿨는데 슬로우가 켜짐</w:t>
+            </w:r>
+          </w:p>
+        </w:tc>
+        <w:tc>
+          <w:tcPr>
+            <w:tcW w:type="dxa" w:w="1928"/>
+          </w:tcPr>
+          <w:p>
+            <w:r>
+              <w:rPr>
+                <w:rFonts w:ascii="Malgun Gothic" w:hAnsi="Malgun Gothic" w:eastAsia="Malgun Gothic"/>
+              </w:rPr>
+              <w:t>Shift pending이 Hold 모드에서 소비되지 않음</w:t>
+            </w:r>
+          </w:p>
+        </w:tc>
+        <w:tc>
+          <w:tcPr>
+            <w:tcW w:type="dxa" w:w="1928"/>
+          </w:tcPr>
+          <w:p>
+            <w:r>
+              <w:rPr>
+                <w:rFonts w:ascii="Malgun Gothic" w:hAnsi="Malgun Gothic" w:eastAsia="Malgun Gothic"/>
+              </w:rPr>
+              <w:t>H 입력 시 pending 초기화, 프레임 종료 시 `slowPending` 정리</w:t>
+            </w:r>
+          </w:p>
+        </w:tc>
+        <w:tc>
+          <w:tcPr>
+            <w:tcW w:type="dxa" w:w="1928"/>
+          </w:tcPr>
+          <w:p>
+            <w:r>
+              <w:rPr>
+                <w:rFonts w:ascii="Malgun Gothic" w:hAnsi="Malgun Gothic" w:eastAsia="Malgun Gothic"/>
+              </w:rPr>
+              <w:t>조현진</w:t>
+            </w:r>
+          </w:p>
+        </w:tc>
+      </w:tr>
+      <w:tr>
+        <w:tc>
+          <w:tcPr>
+            <w:tcW w:type="dxa" w:w="1928"/>
+          </w:tcPr>
+          <w:p>
+            <w:r>
+              <w:rPr>
+                <w:rFonts w:ascii="Malgun Gothic" w:hAnsi="Malgun Gothic" w:eastAsia="Malgun Gothic"/>
+              </w:rPr>
+              <w:t>5</w:t>
+            </w:r>
+          </w:p>
+        </w:tc>
+        <w:tc>
+          <w:tcPr>
+            <w:tcW w:type="dxa" w:w="1928"/>
+          </w:tcPr>
+          <w:p>
+            <w:r>
+              <w:rPr>
+                <w:rFonts w:ascii="Malgun Gothic" w:hAnsi="Malgun Gothic" w:eastAsia="Malgun Gothic"/>
+              </w:rPr>
+              <w:t>Tall 장애물 대응 점프가 어려움</w:t>
+            </w:r>
+          </w:p>
+        </w:tc>
+        <w:tc>
+          <w:tcPr>
+            <w:tcW w:type="dxa" w:w="1928"/>
+          </w:tcPr>
+          <w:p>
+            <w:r>
+              <w:rPr>
+                <w:rFonts w:ascii="Malgun Gothic" w:hAnsi="Malgun Gothic" w:eastAsia="Malgun Gothic"/>
+              </w:rPr>
+              <w:t>단일 점프 높이 한계</w:t>
+            </w:r>
+          </w:p>
+        </w:tc>
+        <w:tc>
+          <w:tcPr>
+            <w:tcW w:type="dxa" w:w="1928"/>
+          </w:tcPr>
+          <w:p>
+            <w:r>
+              <w:rPr>
+                <w:rFonts w:ascii="Malgun Gothic" w:hAnsi="Malgun Gothic" w:eastAsia="Malgun Gothic"/>
+              </w:rPr>
+              <w:t>**2단 점프** 도입, 역행 스냅샷에 `airJumpsLeft` 저장</w:t>
+            </w:r>
+          </w:p>
+        </w:tc>
+        <w:tc>
+          <w:tcPr>
+            <w:tcW w:type="dxa" w:w="1928"/>
+          </w:tcPr>
+          <w:p>
+            <w:r>
+              <w:rPr>
+                <w:rFonts w:ascii="Malgun Gothic" w:hAnsi="Malgun Gothic" w:eastAsia="Malgun Gothic"/>
+              </w:rPr>
+              <w:t>조현진</w:t>
+            </w:r>
+          </w:p>
+        </w:tc>
+      </w:tr>
+      <w:tr>
+        <w:tc>
+          <w:tcPr>
+            <w:tcW w:type="dxa" w:w="1928"/>
+          </w:tcPr>
+          <w:p>
+            <w:r>
+              <w:rPr>
+                <w:rFonts w:ascii="Malgun Gothic" w:hAnsi="Malgun Gothic" w:eastAsia="Malgun Gothic"/>
+              </w:rPr>
+              <w:t>6</w:t>
+            </w:r>
+          </w:p>
+        </w:tc>
+        <w:tc>
+          <w:tcPr>
+            <w:tcW w:type="dxa" w:w="1928"/>
+          </w:tcPr>
+          <w:p>
+            <w:r>
+              <w:rPr>
+                <w:rFonts w:ascii="Malgun Gothic" w:hAnsi="Malgun Gothic" w:eastAsia="Malgun Gothic"/>
+              </w:rPr>
+              <w:t>특정 구간 **난이도가 급격히 상승**</w:t>
+            </w:r>
+          </w:p>
+        </w:tc>
+        <w:tc>
+          <w:tcPr>
+            <w:tcW w:type="dxa" w:w="1928"/>
+          </w:tcPr>
+          <w:p>
+            <w:r>
+              <w:rPr>
+                <w:rFonts w:ascii="Malgun Gothic" w:hAnsi="Malgun Gothic" w:eastAsia="Malgun Gothic"/>
+              </w:rPr>
+              <w:t>Tall·천장·낙하물 연속 패턴, Emerald 간격</w:t>
+            </w:r>
+          </w:p>
+        </w:tc>
+        <w:tc>
+          <w:tcPr>
+            <w:tcW w:type="dxa" w:w="1928"/>
+          </w:tcPr>
+          <w:p>
+            <w:r>
+              <w:rPr>
+                <w:rFonts w:ascii="Malgun Gothic" w:hAnsi="Malgun Gothic" w:eastAsia="Malgun Gothic"/>
+              </w:rPr>
+              <w:t>`PickSpawnPattern` 필터·가중치, Emerald 스폰 해금 거리·간격 완화, 낙하 동시 1개</w:t>
+            </w:r>
+          </w:p>
+        </w:tc>
+        <w:tc>
+          <w:tcPr>
+            <w:tcW w:type="dxa" w:w="1928"/>
+          </w:tcPr>
+          <w:p>
+            <w:r>
+              <w:rPr>
+                <w:rFonts w:ascii="Malgun Gothic" w:hAnsi="Malgun Gothic" w:eastAsia="Malgun Gothic"/>
+              </w:rPr>
+              <w:t>박효담·조현진</w:t>
+            </w:r>
+          </w:p>
+        </w:tc>
+      </w:tr>
+      <w:tr>
+        <w:tc>
+          <w:tcPr>
+            <w:tcW w:type="dxa" w:w="1928"/>
+          </w:tcPr>
+          <w:p>
+            <w:r>
+              <w:rPr>
+                <w:rFonts w:ascii="Malgun Gothic" w:hAnsi="Malgun Gothic" w:eastAsia="Malgun Gothic"/>
+              </w:rPr>
+              <w:t>7</w:t>
+            </w:r>
+          </w:p>
+        </w:tc>
+        <w:tc>
+          <w:tcPr>
+            <w:tcW w:type="dxa" w:w="1928"/>
+          </w:tcPr>
+          <w:p>
+            <w:r>
+              <w:rPr>
+                <w:rFonts w:ascii="Malgun Gothic" w:hAnsi="Malgun Gothic" w:eastAsia="Malgun Gothic"/>
+              </w:rPr>
+              <w:t>**맵 타일 이음새**가 보임</w:t>
+            </w:r>
+          </w:p>
+        </w:tc>
+        <w:tc>
+          <w:tcPr>
+            <w:tcW w:type="dxa" w:w="1928"/>
+          </w:tcPr>
+          <w:p>
+            <w:r>
+              <w:rPr>
+                <w:rFonts w:ascii="Malgun Gothic" w:hAnsi="Malgun Gothic" w:eastAsia="Malgun Gothic"/>
+              </w:rPr>
+              <w:t>스크롤 좌표와 장식 `kWorldOffsetX` 불일치, 1px 갭</w:t>
+            </w:r>
+          </w:p>
+        </w:tc>
+        <w:tc>
+          <w:tcPr>
+            <w:tcW w:type="dxa" w:w="1928"/>
+          </w:tcPr>
+          <w:p>
+            <w:r>
+              <w:rPr>
+                <w:rFonts w:ascii="Malgun Gothic" w:hAnsi="Malgun Gothic" w:eastAsia="Malgun Gothic"/>
+              </w:rPr>
+              <w:t>타일 가로·세로 +1px 오버랩, 스테이지 2·3 지형 scroll 보정, 패럴랙스 +2px</w:t>
+            </w:r>
+          </w:p>
+        </w:tc>
+        <w:tc>
+          <w:tcPr>
+            <w:tcW w:type="dxa" w:w="1928"/>
+          </w:tcPr>
+          <w:p>
+            <w:r>
+              <w:rPr>
+                <w:rFonts w:ascii="Malgun Gothic" w:hAnsi="Malgun Gothic" w:eastAsia="Malgun Gothic"/>
+              </w:rPr>
+              <w:t>조현진</w:t>
+            </w:r>
+          </w:p>
+        </w:tc>
+      </w:tr>
+      <w:tr>
+        <w:tc>
+          <w:tcPr>
+            <w:tcW w:type="dxa" w:w="1928"/>
+          </w:tcPr>
+          <w:p>
+            <w:r>
+              <w:rPr>
+                <w:rFonts w:ascii="Malgun Gothic" w:hAnsi="Malgun Gothic" w:eastAsia="Malgun Gothic"/>
+              </w:rPr>
+              <w:t>8</w:t>
+            </w:r>
+          </w:p>
+        </w:tc>
+        <w:tc>
+          <w:tcPr>
+            <w:tcW w:type="dxa" w:w="1928"/>
+          </w:tcPr>
+          <w:p>
+            <w:r>
+              <w:rPr>
+                <w:rFonts w:ascii="Malgun Gothic" w:hAnsi="Malgun Gothic" w:eastAsia="Malgun Gothic"/>
+              </w:rPr>
+              <w:t>Emerald 장애물이 배경과 구분 어려움</w:t>
+            </w:r>
+          </w:p>
+        </w:tc>
+        <w:tc>
+          <w:tcPr>
+            <w:tcW w:type="dxa" w:w="1928"/>
+          </w:tcPr>
+          <w:p>
+            <w:r>
+              <w:rPr>
+                <w:rFonts w:ascii="Malgun Gothic" w:hAnsi="Malgun Gothic" w:eastAsia="Malgun Gothic"/>
+              </w:rPr>
+              <w:t>녹색 톤과 스프라이트 유사</w:t>
+            </w:r>
+          </w:p>
+        </w:tc>
+        <w:tc>
+          <w:tcPr>
+            <w:tcW w:type="dxa" w:w="1928"/>
+          </w:tcPr>
+          <w:p>
+            <w:r>
+              <w:rPr>
+                <w:rFonts w:ascii="Malgun Gothic" w:hAnsi="Malgun Gothic" w:eastAsia="Malgun Gothic"/>
+              </w:rPr>
+              <w:t>Emerald 전용 **ExtraBold 흰 외곽선** bake</w:t>
+            </w:r>
+          </w:p>
+        </w:tc>
+        <w:tc>
+          <w:tcPr>
+            <w:tcW w:type="dxa" w:w="1928"/>
+          </w:tcPr>
+          <w:p>
+            <w:r>
+              <w:rPr>
+                <w:rFonts w:ascii="Malgun Gothic" w:hAnsi="Malgun Gothic" w:eastAsia="Malgun Gothic"/>
+              </w:rPr>
+              <w:t>조현진</w:t>
+            </w:r>
+          </w:p>
+        </w:tc>
+      </w:tr>
+      <w:tr>
+        <w:tc>
+          <w:tcPr>
+            <w:tcW w:type="dxa" w:w="1928"/>
+          </w:tcPr>
+          <w:p>
+            <w:r>
+              <w:rPr>
+                <w:rFonts w:ascii="Malgun Gothic" w:hAnsi="Malgun Gothic" w:eastAsia="Malgun Gothic"/>
+              </w:rPr>
+              <w:t>9</w:t>
+            </w:r>
+          </w:p>
+        </w:tc>
+        <w:tc>
+          <w:tcPr>
+            <w:tcW w:type="dxa" w:w="1928"/>
+          </w:tcPr>
+          <w:p>
+            <w:r>
+              <w:rPr>
+                <w:rFonts w:ascii="Malgun Gothic" w:hAnsi="Malgun Gothic" w:eastAsia="Malgun Gothic"/>
+              </w:rPr>
+              <w:t>Clear·Game Over **UI 겹침**</w:t>
+            </w:r>
+          </w:p>
+        </w:tc>
+        <w:tc>
+          <w:tcPr>
+            <w:tcW w:type="dxa" w:w="1928"/>
+          </w:tcPr>
+          <w:p>
+            <w:r>
+              <w:rPr>
+                <w:rFonts w:ascii="Malgun Gothic" w:hAnsi="Malgun Gothic" w:eastAsia="Malgun Gothic"/>
+              </w:rPr>
+              <w:t>결과 텍스트와 리더보드 패널 수직 배치 미흡</w:t>
+            </w:r>
+          </w:p>
+        </w:tc>
+        <w:tc>
+          <w:tcPr>
+            <w:tcW w:type="dxa" w:w="1928"/>
+          </w:tcPr>
+          <w:p>
+            <w:r>
+              <w:rPr>
+                <w:rFonts w:ascii="Malgun Gothic" w:hAnsi="Malgun Gothic" w:eastAsia="Malgun Gothic"/>
+              </w:rPr>
+              <w:t>메인 패널 / 리더보드 / Space 안내 **3단 분리**, 전체 높이 기준 중앙 정렬</w:t>
+            </w:r>
+          </w:p>
+        </w:tc>
+        <w:tc>
+          <w:tcPr>
+            <w:tcW w:type="dxa" w:w="1928"/>
+          </w:tcPr>
+          <w:p>
+            <w:r>
+              <w:rPr>
+                <w:rFonts w:ascii="Malgun Gothic" w:hAnsi="Malgun Gothic" w:eastAsia="Malgun Gothic"/>
+              </w:rPr>
+              <w:t>조현진</w:t>
+            </w:r>
+          </w:p>
+        </w:tc>
+      </w:tr>
+      <w:tr>
+        <w:tc>
+          <w:tcPr>
+            <w:tcW w:type="dxa" w:w="1928"/>
+          </w:tcPr>
+          <w:p>
+            <w:r>
+              <w:rPr>
+                <w:rFonts w:ascii="Malgun Gothic" w:hAnsi="Malgun Gothic" w:eastAsia="Malgun Gothic"/>
+              </w:rPr>
+              <w:t>10</w:t>
+            </w:r>
+          </w:p>
+        </w:tc>
+        <w:tc>
+          <w:tcPr>
+            <w:tcW w:type="dxa" w:w="1928"/>
+          </w:tcPr>
+          <w:p>
+            <w:r>
+              <w:rPr>
+                <w:rFonts w:ascii="Malgun Gothic" w:hAnsi="Malgun Gothic" w:eastAsia="Malgun Gothic"/>
+              </w:rPr>
+              <w:t>조작법 순서가 직관적이지 않음</w:t>
+            </w:r>
+          </w:p>
+        </w:tc>
+        <w:tc>
+          <w:tcPr>
+            <w:tcW w:type="dxa" w:w="1928"/>
+          </w:tcPr>
+          <w:p>
+            <w:r>
+              <w:rPr>
+                <w:rFonts w:ascii="Malgun Gothic" w:hAnsi="Malgun Gothic" w:eastAsia="Malgun Gothic"/>
+              </w:rPr>
+              <w:t>항목 나열 순서</w:t>
+            </w:r>
+          </w:p>
+        </w:tc>
+        <w:tc>
+          <w:tcPr>
+            <w:tcW w:type="dxa" w:w="1928"/>
+          </w:tcPr>
+          <w:p>
+            <w:r>
+              <w:rPr>
+                <w:rFonts w:ascii="Malgun Gothic" w:hAnsi="Malgun Gothic" w:eastAsia="Malgun Gothic"/>
+              </w:rPr>
+              <w:t>인게임 패널·README를 **C→X→Z→Shift→…** 순으로 통일</w:t>
+            </w:r>
+          </w:p>
+        </w:tc>
+        <w:tc>
+          <w:tcPr>
+            <w:tcW w:type="dxa" w:w="1928"/>
+          </w:tcPr>
+          <w:p>
+            <w:r>
+              <w:rPr>
+                <w:rFonts w:ascii="Malgun Gothic" w:hAnsi="Malgun Gothic" w:eastAsia="Malgun Gothic"/>
+              </w:rPr>
+              <w:t>조현진</w:t>
+            </w:r>
+          </w:p>
+        </w:tc>
+      </w:tr>
+      <w:tr>
+        <w:tc>
+          <w:tcPr>
+            <w:tcW w:type="dxa" w:w="1928"/>
+          </w:tcPr>
+          <w:p>
+            <w:r>
+              <w:rPr>
+                <w:rFonts w:ascii="Malgun Gothic" w:hAnsi="Malgun Gothic" w:eastAsia="Malgun Gothic"/>
+              </w:rPr>
+              <w:t>11</w:t>
+            </w:r>
+          </w:p>
+        </w:tc>
+        <w:tc>
+          <w:tcPr>
+            <w:tcW w:type="dxa" w:w="1928"/>
+          </w:tcPr>
+          <w:p>
+            <w:r>
+              <w:rPr>
+                <w:rFonts w:ascii="Malgun Gothic" w:hAnsi="Malgun Gothic" w:eastAsia="Malgun Gothic"/>
+              </w:rPr>
+              <w:t>장애물에 닿으면 **HP가 연속 감소**</w:t>
+            </w:r>
+          </w:p>
+        </w:tc>
+        <w:tc>
+          <w:tcPr>
+            <w:tcW w:type="dxa" w:w="1928"/>
+          </w:tcPr>
+          <w:p>
+            <w:r>
+              <w:rPr>
+                <w:rFonts w:ascii="Malgun Gothic" w:hAnsi="Malgun Gothic" w:eastAsia="Malgun Gothic"/>
+              </w:rPr>
+              <w:t>접촉 상태 유지 + 무적 시간 짧음</w:t>
+            </w:r>
+          </w:p>
+        </w:tc>
+        <w:tc>
+          <w:tcPr>
+            <w:tcW w:type="dxa" w:w="1928"/>
+          </w:tcPr>
+          <w:p>
+            <w:r>
+              <w:rPr>
+                <w:rFonts w:ascii="Malgun Gothic" w:hAnsi="Malgun Gothic" w:eastAsia="Malgun Gothic"/>
+              </w:rPr>
+              <w:t>Cookie Run식 **1.5초 무적·깜빡임**, 피격 시 분리·넉백</w:t>
+            </w:r>
+          </w:p>
+        </w:tc>
+        <w:tc>
+          <w:tcPr>
+            <w:tcW w:type="dxa" w:w="1928"/>
+          </w:tcPr>
+          <w:p>
+            <w:r>
+              <w:rPr>
+                <w:rFonts w:ascii="Malgun Gothic" w:hAnsi="Malgun Gothic" w:eastAsia="Malgun Gothic"/>
+              </w:rPr>
+              <w:t>조현진</w:t>
+            </w:r>
+          </w:p>
+        </w:tc>
+      </w:tr>
+      <w:tr>
+        <w:tc>
+          <w:tcPr>
+            <w:tcW w:type="dxa" w:w="1928"/>
+          </w:tcPr>
+          <w:p>
+            <w:r>
+              <w:rPr>
+                <w:rFonts w:ascii="Malgun Gothic" w:hAnsi="Malgun Gothic" w:eastAsia="Malgun Gothic"/>
+              </w:rPr>
+              <w:t>12</w:t>
+            </w:r>
+          </w:p>
+        </w:tc>
+        <w:tc>
+          <w:tcPr>
+            <w:tcW w:type="dxa" w:w="1928"/>
+          </w:tcPr>
+          <w:p>
+            <w:r>
+              <w:rPr>
+                <w:rFonts w:ascii="Malgun Gothic" w:hAnsi="Malgun Gothic" w:eastAsia="Malgun Gothic"/>
+              </w:rPr>
+              <w:t>재시작 후 의도치 않은 점프·역행</w:t>
+            </w:r>
+          </w:p>
+        </w:tc>
+        <w:tc>
+          <w:tcPr>
+            <w:tcW w:type="dxa" w:w="1928"/>
+          </w:tcPr>
+          <w:p>
+            <w:r>
+              <w:rPr>
+                <w:rFonts w:ascii="Malgun Gothic" w:hAnsi="Malgun Gothic" w:eastAsia="Malgun Gothic"/>
+              </w:rPr>
+              <w:t>Game Over 중 입력 pending 잔류</w:t>
+            </w:r>
+          </w:p>
+        </w:tc>
+        <w:tc>
+          <w:tcPr>
+            <w:tcW w:type="dxa" w:w="1928"/>
+          </w:tcPr>
+          <w:p>
+            <w:r>
+              <w:rPr>
+                <w:rFonts w:ascii="Malgun Gothic" w:hAnsi="Malgun Gothic" w:eastAsia="Malgun Gothic"/>
+              </w:rPr>
+              <w:t>오버레이 구간 `ClearGameplayPending()`</w:t>
+            </w:r>
+          </w:p>
+        </w:tc>
+        <w:tc>
+          <w:tcPr>
+            <w:tcW w:type="dxa" w:w="1928"/>
+          </w:tcPr>
+          <w:p>
+            <w:r>
+              <w:rPr>
+                <w:rFonts w:ascii="Malgun Gothic" w:hAnsi="Malgun Gothic" w:eastAsia="Malgun Gothic"/>
+              </w:rPr>
+              <w:t>조현진</w:t>
+            </w:r>
+          </w:p>
+        </w:tc>
+      </w:tr>
+    </w:tbl>
+    <w:p/>
+    <w:p>
+      <w:r>
+        <w:rPr>
+          <w:rFonts w:ascii="Malgun Gothic" w:hAnsi="Malgun Gothic" w:eastAsia="Malgun Gothic"/>
+          <w:b/>
+        </w:rPr>
+        <w:t>배포:</w:t>
+      </w:r>
+      <w:r>
+        <w:rPr>
+          <w:rFonts w:ascii="Malgun Gothic" w:hAnsi="Malgun Gothic" w:eastAsia="Malgun Gothic"/>
+        </w:rPr>
+        <w:t xml:space="preserve"> 위 개선을 반영한 </w:t>
+      </w:r>
+      <w:r>
+        <w:rPr>
+          <w:rFonts w:ascii="Malgun Gothic" w:hAnsi="Malgun Gothic" w:eastAsia="Malgun Gothic"/>
+          <w:b/>
+        </w:rPr>
+        <w:t>Release 빌드</w:t>
+      </w:r>
+      <w:r>
+        <w:rPr>
+          <w:rFonts w:ascii="Malgun Gothic" w:hAnsi="Malgun Gothic" w:eastAsia="Malgun Gothic"/>
+        </w:rPr>
+        <w:t xml:space="preserve">·에셋은 </w:t>
+      </w:r>
+      <w:r>
+        <w:rPr>
+          <w:rFonts w:ascii="Consolas" w:hAnsi="Consolas"/>
+          <w:color w:val="333333"/>
+          <w:sz w:val="20"/>
+        </w:rPr>
+        <w:t>dist/ChronoRush/</w:t>
+      </w:r>
+      <w:r>
+        <w:rPr>
+          <w:rFonts w:ascii="Malgun Gothic" w:hAnsi="Malgun Gothic" w:eastAsia="Malgun Gothic"/>
+        </w:rPr>
+        <w:t xml:space="preserve"> 및 </w:t>
+      </w:r>
+      <w:r>
+        <w:rPr>
+          <w:rFonts w:ascii="Consolas" w:hAnsi="Consolas"/>
+          <w:color w:val="333333"/>
+          <w:sz w:val="20"/>
+        </w:rPr>
+        <w:t>dist/ChronoRush-play.zip</w:t>
+      </w:r>
+      <w:r>
+        <w:rPr>
+          <w:rFonts w:ascii="Malgun Gothic" w:hAnsi="Malgun Gothic" w:eastAsia="Malgun Gothic"/>
+        </w:rPr>
+        <w:t xml:space="preserve">(2026-06-06 23:04, </w:t>
+      </w:r>
+      <w:r>
+        <w:rPr>
+          <w:rFonts w:ascii="Consolas" w:hAnsi="Consolas"/>
+          <w:color w:val="333333"/>
+          <w:sz w:val="20"/>
+        </w:rPr>
+        <w:t>build-release/</w:t>
+      </w:r>
+      <w:r>
+        <w:rPr>
+          <w:rFonts w:ascii="Malgun Gothic" w:hAnsi="Malgun Gothic" w:eastAsia="Malgun Gothic"/>
+        </w:rPr>
+        <w:t xml:space="preserve"> 기준)으로 패키징하였다. 팀원 B가 제출한 개별 초안(</w:t>
+      </w:r>
+      <w:r>
+        <w:rPr>
+          <w:rFonts w:ascii="Consolas" w:hAnsi="Consolas"/>
+          <w:color w:val="333333"/>
+          <w:sz w:val="20"/>
+        </w:rPr>
+        <w:t>docs/final-report-박효담-최종.docx</w:t>
+      </w:r>
+      <w:r>
+        <w:rPr>
+          <w:rFonts w:ascii="Malgun Gothic" w:hAnsi="Malgun Gothic" w:eastAsia="Malgun Gothic"/>
+        </w:rPr>
+        <w:t>)의 4.3절 상세 기술을 본문에 통합·최신 스펙으로 정리하였다.</w:t>
       </w:r>
     </w:p>
     <w:p>
@@ -3241,7 +4515,7 @@
         <w:rPr>
           <w:rFonts w:ascii="Malgun Gothic" w:hAnsi="Malgun Gothic" w:eastAsia="Malgun Gothic"/>
         </w:rPr>
-        <w:t xml:space="preserve"> (슬로우 토글, 역행 큐, 폭탄 충전)</w:t>
+        <w:t xml:space="preserve"> (슬로우 모드·역행 큐·폭탄 충전, 오버레이 Space 처리)</w:t>
       </w:r>
     </w:p>
     <w:p>
@@ -3420,7 +4694,7 @@
         </w:rPr>
         <w:t>FixedUpdate (매 1/60s)</w:t>
         <w:br/>
-        <w:t xml:space="preserve">  GameSnapshot::Capture(플레이어, 폭탄×16, 중력장×6, 상자×96, HP·스태미나…)</w:t>
+        <w:t xml:space="preserve">  GameSnapshot::Capture(플레이어, jumpBuffer·coyote·airJumpsLeft, 폭탄×16, 중력장×6, 상자×96, HP·스태미나…)</w:t>
         <w:br/>
         <w:t xml:space="preserve">  RewindBuffer::PushFrame</w:t>
         <w:br/>
@@ -3511,7 +4785,7 @@
         <w:rPr>
           <w:rFonts w:ascii="Malgun Gothic" w:hAnsi="Malgun Gothic" w:eastAsia="Malgun Gothic"/>
         </w:rPr>
-        <w:t>4.1 시간 역행 시스템 `[담당: B]`</w:t>
+        <w:t>4.1 시간 역행 시스템 `[담당: 박효담]`</w:t>
       </w:r>
     </w:p>
     <w:p>
@@ -4125,7 +5399,7 @@
         <w:rPr>
           <w:rFonts w:ascii="Malgun Gothic" w:hAnsi="Malgun Gothic" w:eastAsia="Malgun Gothic"/>
         </w:rPr>
-        <w:t>4.2 폭탄 및 중력장(블랙홀) `[담당: A]`</w:t>
+        <w:t>4.2 폭탄 및 중력장(블랙홀) `[담당: 박효담·조현진]`</w:t>
       </w:r>
     </w:p>
     <w:p>
@@ -4295,14 +5569,14 @@
         <w:rPr>
           <w:rFonts w:ascii="Malgun Gothic" w:hAnsi="Malgun Gothic" w:eastAsia="Malgun Gothic"/>
         </w:rPr>
-        <w:t xml:space="preserve"> 발사 후 </w:t>
+        <w:t xml:space="preserve"> 실제 발사 성공 후 </w:t>
       </w:r>
       <w:r>
         <w:rPr>
           <w:rFonts w:ascii="Malgun Gothic" w:hAnsi="Malgun Gothic" w:eastAsia="Malgun Gothic"/>
           <w:b/>
         </w:rPr>
-        <w:t>2.0초</w:t>
+        <w:t>0.75초</w:t>
       </w:r>
       <w:r>
         <w:rPr>
@@ -4316,13 +5590,13 @@
           <w:color w:val="333333"/>
           <w:sz w:val="20"/>
         </w:rPr>
-        <w:t>m_bombCooldown</w:t>
-      </w:r>
-      <w:r>
-        <w:rPr>
-          <w:rFonts w:ascii="Malgun Gothic" w:hAnsi="Malgun Gothic" w:eastAsia="Malgun Gothic"/>
-        </w:rPr>
-        <w:t>, B 추가)</w:t>
+        <w:t>kBombCooldownSeconds</w:t>
+      </w:r>
+      <w:r>
+        <w:rPr>
+          <w:rFonts w:ascii="Malgun Gothic" w:hAnsi="Malgun Gothic" w:eastAsia="Malgun Gothic"/>
+        </w:rPr>
+        <w:t>). X 탭만으로는 쿨 미적용.</w:t>
       </w:r>
     </w:p>
     <w:p>
@@ -4501,7 +5775,7 @@
         <w:rPr>
           <w:rFonts w:ascii="Malgun Gothic" w:hAnsi="Malgun Gothic" w:eastAsia="Malgun Gothic"/>
         </w:rPr>
-        <w:t>4.2.3 스냅샷 필드 (A)</w:t>
+        <w:t>4.2.3 스냅샷 필드 (박효담·조현진)</w:t>
       </w:r>
     </w:p>
     <w:p>
@@ -5079,7 +6353,7 @@
         <w:rPr>
           <w:rFonts w:ascii="Malgun Gothic" w:hAnsi="Malgun Gothic" w:eastAsia="Malgun Gothic"/>
         </w:rPr>
-        <w:t>4.3.2 러너·스폰</w:t>
+        <w:t>4.3.2 러너·스폰 `[B]`</w:t>
       </w:r>
     </w:p>
     <w:p>
@@ -5118,7 +6392,21 @@
         <w:rPr>
           <w:rFonts w:ascii="Malgun Gothic" w:hAnsi="Malgun Gothic" w:eastAsia="Malgun Gothic"/>
         </w:rPr>
-        <w:t xml:space="preserve"> 증가</w:t>
+        <w:t xml:space="preserve"> 증가 (</w:t>
+      </w:r>
+      <w:r>
+        <w:rPr>
+          <w:rFonts w:ascii="Consolas" w:hAnsi="Consolas"/>
+          <w:color w:val="333333"/>
+          <w:sz w:val="20"/>
+        </w:rPr>
+        <w:t>240 + elapsed × 1.5</w:t>
+      </w:r>
+      <w:r>
+        <w:rPr>
+          <w:rFonts w:ascii="Malgun Gothic" w:hAnsi="Malgun Gothic" w:eastAsia="Malgun Gothic"/>
+        </w:rPr>
+        <w:t>)</w:t>
       </w:r>
     </w:p>
     <w:p>
@@ -5137,7 +6425,7 @@
         <w:rPr>
           <w:rFonts w:ascii="Malgun Gothic" w:hAnsi="Malgun Gothic" w:eastAsia="Malgun Gothic"/>
         </w:rPr>
-        <w:t xml:space="preserve"> — 패턴 기반 장애물·아이템 스폰</w:t>
+        <w:t xml:space="preserve"> — 패턴 0~7 기반 장애물·아이템 스폰</w:t>
       </w:r>
     </w:p>
     <w:p>
@@ -5147,6 +6435,24 @@
       <w:r>
         <w:rPr>
           <w:rFonts w:ascii="Malgun Gothic" w:hAnsi="Malgun Gothic" w:eastAsia="Malgun Gothic"/>
+          <w:b/>
+        </w:rPr>
+        <w:t>`PickSpawnPattern`</w:t>
+      </w:r>
+      <w:r>
+        <w:rPr>
+          <w:rFonts w:ascii="Malgun Gothic" w:hAnsi="Malgun Gothic" w:eastAsia="Malgun Gothic"/>
+        </w:rPr>
+        <w:t xml:space="preserve"> — Tall·천장 연속 패턴 필터, Emerald 초반 패턴 해금 완화, 폭탄 쿨 중 Tall 패턴 제외 (2.7절 #6)</w:t>
+      </w:r>
+    </w:p>
+    <w:p>
+      <w:pPr>
+        <w:pStyle w:val="ListBullet"/>
+      </w:pPr>
+      <w:r>
+        <w:rPr>
+          <w:rFonts w:ascii="Malgun Gothic" w:hAnsi="Malgun Gothic" w:eastAsia="Malgun Gothic"/>
         </w:rPr>
         <w:t xml:space="preserve">Glacier(5km~) </w:t>
       </w:r>
@@ -5161,20 +6467,88 @@
         <w:rPr>
           <w:rFonts w:ascii="Malgun Gothic" w:hAnsi="Malgun Gothic" w:eastAsia="Malgun Gothic"/>
         </w:rPr>
-        <w:t xml:space="preserve">, Emerald에서 </w:t>
+        <w:t xml:space="preserve">(동시 최대 1개), Emerald는 </w:t>
       </w:r>
       <w:r>
         <w:rPr>
           <w:rFonts w:ascii="Malgun Gothic" w:hAnsi="Malgun Gothic" w:eastAsia="Malgun Gothic"/>
           <w:b/>
         </w:rPr>
-        <w:t>스폰 간격 단축</w:t>
-      </w:r>
-      <w:r>
-        <w:rPr>
-          <w:rFonts w:ascii="Malgun Gothic" w:hAnsi="Malgun Gothic" w:eastAsia="Malgun Gothic"/>
-        </w:rPr>
-        <w:t xml:space="preserve"> (B)</w:t>
+        <w:t>점진적 패턴 해금·간격 완화</w:t>
+      </w:r>
+    </w:p>
+    <w:p>
+      <w:pPr>
+        <w:pStyle w:val="ListBullet"/>
+      </w:pPr>
+      <w:r>
+        <w:rPr>
+          <w:rFonts w:ascii="Malgun Gothic" w:hAnsi="Malgun Gothic" w:eastAsia="Malgun Gothic"/>
+          <w:b/>
+        </w:rPr>
+        <w:t>오브젝트 풀링:</w:t>
+      </w:r>
+      <w:r>
+        <w:rPr>
+          <w:rFonts w:ascii="Malgun Gothic" w:hAnsi="Malgun Gothic" w:eastAsia="Malgun Gothic"/>
+        </w:rPr>
+        <w:t xml:space="preserve"> 카메라 밖 장애물 </w:t>
+      </w:r>
+      <w:r>
+        <w:rPr>
+          <w:rFonts w:ascii="Consolas" w:hAnsi="Consolas"/>
+          <w:color w:val="333333"/>
+          <w:sz w:val="20"/>
+        </w:rPr>
+        <w:t>active = false</w:t>
+      </w:r>
+      <w:r>
+        <w:rPr>
+          <w:rFonts w:ascii="Malgun Gothic" w:hAnsi="Malgun Gothic" w:eastAsia="Malgun Gothic"/>
+        </w:rPr>
+        <w:t xml:space="preserve"> 재활용 (</w:t>
+      </w:r>
+      <w:r>
+        <w:rPr>
+          <w:rFonts w:ascii="Consolas" w:hAnsi="Consolas"/>
+          <w:color w:val="333333"/>
+          <w:sz w:val="20"/>
+        </w:rPr>
+        <w:t>m_obstacles</w:t>
+      </w:r>
+      <w:r>
+        <w:rPr>
+          <w:rFonts w:ascii="Malgun Gothic" w:hAnsi="Malgun Gothic" w:eastAsia="Malgun Gothic"/>
+        </w:rPr>
+        <w:t xml:space="preserve">, </w:t>
+      </w:r>
+      <w:r>
+        <w:rPr>
+          <w:rFonts w:ascii="Consolas" w:hAnsi="Consolas"/>
+          <w:color w:val="333333"/>
+          <w:sz w:val="20"/>
+        </w:rPr>
+        <w:t>m_fallingIds</w:t>
+      </w:r>
+      <w:r>
+        <w:rPr>
+          <w:rFonts w:ascii="Malgun Gothic" w:hAnsi="Malgun Gothic" w:eastAsia="Malgun Gothic"/>
+        </w:rPr>
+        <w:t xml:space="preserve">, </w:t>
+      </w:r>
+      <w:r>
+        <w:rPr>
+          <w:rFonts w:ascii="Consolas" w:hAnsi="Consolas"/>
+          <w:color w:val="333333"/>
+          <w:sz w:val="20"/>
+        </w:rPr>
+        <w:t>m_propIds</w:t>
+      </w:r>
+      <w:r>
+        <w:rPr>
+          <w:rFonts w:ascii="Malgun Gothic" w:hAnsi="Malgun Gothic" w:eastAsia="Malgun Gothic"/>
+        </w:rPr>
+        <w:t>)</w:t>
       </w:r>
     </w:p>
     <w:p>
@@ -5343,7 +6717,7 @@
         <w:rPr>
           <w:rFonts w:ascii="Malgun Gothic" w:hAnsi="Malgun Gothic" w:eastAsia="Malgun Gothic"/>
         </w:rPr>
-        <w:t xml:space="preserve"> </w:t>
+        <w:t xml:space="preserve"> exe 경로(</w:t>
       </w:r>
       <w:r>
         <w:rPr>
@@ -5351,13 +6725,13 @@
           <w:color w:val="333333"/>
           <w:sz w:val="20"/>
         </w:rPr>
-        <w:t>LoadLeaderboard</w:t>
-      </w:r>
-      <w:r>
-        <w:rPr>
-          <w:rFonts w:ascii="Malgun Gothic" w:hAnsi="Malgun Gothic" w:eastAsia="Malgun Gothic"/>
-        </w:rPr>
-        <w:t>/</w:t>
+        <w:t>SDL_GetBasePath</w:t>
+      </w:r>
+      <w:r>
+        <w:rPr>
+          <w:rFonts w:ascii="Malgun Gothic" w:hAnsi="Malgun Gothic" w:eastAsia="Malgun Gothic"/>
+        </w:rPr>
+        <w:t xml:space="preserve">) 기준 </w:t>
       </w:r>
       <w:r>
         <w:rPr>
@@ -5365,13 +6739,113 @@
           <w:color w:val="333333"/>
           <w:sz w:val="20"/>
         </w:rPr>
-        <w:t>SaveLeaderboard</w:t>
-      </w:r>
-      <w:r>
-        <w:rPr>
-          <w:rFonts w:ascii="Malgun Gothic" w:hAnsi="Malgun Gothic" w:eastAsia="Malgun Gothic"/>
-        </w:rPr>
-        <w:t xml:space="preserve">, Game Over 시 </w:t>
+        <w:t>scores.txt</w:t>
+      </w:r>
+      <w:r>
+        <w:rPr>
+          <w:rFonts w:ascii="Malgun Gothic" w:hAnsi="Malgun Gothic" w:eastAsia="Malgun Gothic"/>
+        </w:rPr>
+        <w:t xml:space="preserve">, Game Over·Clear </w:t>
+      </w:r>
+      <w:r>
+        <w:rPr>
+          <w:rFonts w:ascii="Malgun Gothic" w:hAnsi="Malgun Gothic" w:eastAsia="Malgun Gothic"/>
+          <w:b/>
+        </w:rPr>
+        <w:t>패널 분리</w:t>
+      </w:r>
+      <w:r>
+        <w:rPr>
+          <w:rFonts w:ascii="Malgun Gothic" w:hAnsi="Malgun Gothic" w:eastAsia="Malgun Gothic"/>
+        </w:rPr>
+        <w:t xml:space="preserve"> UI (2.7절 #9)</w:t>
+      </w:r>
+    </w:p>
+    <w:p>
+      <w:pPr>
+        <w:pStyle w:val="Heading3"/>
+      </w:pPr>
+      <w:r>
+        <w:rPr>
+          <w:rFonts w:ascii="Malgun Gothic" w:hAnsi="Malgun Gothic" w:eastAsia="Malgun Gothic"/>
+        </w:rPr>
+        <w:t>4.3.4 장애물 시스템 `[B]`</w:t>
+      </w:r>
+    </w:p>
+    <w:p>
+      <w:pPr>
+        <w:pStyle w:val="ListBullet"/>
+      </w:pPr>
+      <w:r>
+        <w:rPr>
+          <w:rFonts w:ascii="Malgun Gothic" w:hAnsi="Malgun Gothic" w:eastAsia="Malgun Gothic"/>
+          <w:b/>
+        </w:rPr>
+        <w:t>8종:</w:t>
+      </w:r>
+      <w:r>
+        <w:rPr>
+          <w:rFonts w:ascii="Malgun Gothic" w:hAnsi="Malgun Gothic" w:eastAsia="Malgun Gothic"/>
+        </w:rPr>
+        <w:t xml:space="preserve"> Normal(낮은 상자), Tall(높은 상자·폭탄 파괴), Bounce, Spike(피해 0.4), Triangle(0.35), Ceiling, Moving(사인파), Falling(낙하·운석 트레일)</w:t>
+      </w:r>
+    </w:p>
+    <w:p>
+      <w:pPr>
+        <w:pStyle w:val="ListBullet"/>
+      </w:pPr>
+      <w:r>
+        <w:rPr>
+          <w:rFonts w:ascii="Malgun Gothic" w:hAnsi="Malgun Gothic" w:eastAsia="Malgun Gothic"/>
+          <w:b/>
+        </w:rPr>
+        <w:t>스테이지별 난이도:</w:t>
+      </w:r>
+    </w:p>
+    <w:p>
+      <w:pPr>
+        <w:pStyle w:val="ListBullet"/>
+      </w:pPr>
+      <w:r>
+        <w:rPr>
+          <w:rFonts w:ascii="Malgun Gothic" w:hAnsi="Malgun Gothic" w:eastAsia="Malgun Gothic"/>
+        </w:rPr>
+        <w:t>Mars(0~5km): 간격 160~220px, 패턴 0~4 점진 해금</w:t>
+      </w:r>
+    </w:p>
+    <w:p>
+      <w:pPr>
+        <w:pStyle w:val="ListBullet"/>
+      </w:pPr>
+      <w:r>
+        <w:rPr>
+          <w:rFonts w:ascii="Malgun Gothic" w:hAnsi="Malgun Gothic" w:eastAsia="Malgun Gothic"/>
+        </w:rPr>
+        <w:t>Glacier(5~10km): 간격 120~180px, 패턴 0~7, 낙하 간격 4~8초(경과에 따라 단축)</w:t>
+      </w:r>
+    </w:p>
+    <w:p>
+      <w:pPr>
+        <w:pStyle w:val="ListBullet"/>
+      </w:pPr>
+      <w:r>
+        <w:rPr>
+          <w:rFonts w:ascii="Malgun Gothic" w:hAnsi="Malgun Gothic" w:eastAsia="Malgun Gothic"/>
+        </w:rPr>
+        <w:t xml:space="preserve">Emerald(10~15km): 간격 130~200px, 패턴 3→7 </w:t>
+      </w:r>
+      <w:r>
+        <w:rPr>
+          <w:rFonts w:ascii="Malgun Gothic" w:hAnsi="Malgun Gothic" w:eastAsia="Malgun Gothic"/>
+          <w:b/>
+        </w:rPr>
+        <w:t>거리별 해금</w:t>
+      </w:r>
+      <w:r>
+        <w:rPr>
+          <w:rFonts w:ascii="Malgun Gothic" w:hAnsi="Malgun Gothic" w:eastAsia="Malgun Gothic"/>
+        </w:rPr>
+        <w:t xml:space="preserve">, </w:t>
       </w:r>
       <w:r>
         <w:rPr>
@@ -5379,13 +6853,73 @@
           <w:color w:val="333333"/>
           <w:sz w:val="20"/>
         </w:rPr>
-        <w:t>SubmitScore</w:t>
-      </w:r>
-      <w:r>
-        <w:rPr>
-          <w:rFonts w:ascii="Malgun Gothic" w:hAnsi="Malgun Gothic" w:eastAsia="Malgun Gothic"/>
-        </w:rPr>
-        <w:t xml:space="preserve">, </w:t>
+        <w:t>PickSpawnPattern</w:t>
+      </w:r>
+      <w:r>
+        <w:rPr>
+          <w:rFonts w:ascii="Malgun Gothic" w:hAnsi="Malgun Gothic" w:eastAsia="Malgun Gothic"/>
+        </w:rPr>
+        <w:t xml:space="preserve"> 가중치·필터로 초반 급격 상승 완화</w:t>
+      </w:r>
+    </w:p>
+    <w:p>
+      <w:pPr>
+        <w:pStyle w:val="ListBullet"/>
+      </w:pPr>
+      <w:r>
+        <w:rPr>
+          <w:rFonts w:ascii="Malgun Gothic" w:hAnsi="Malgun Gothic" w:eastAsia="Malgun Gothic"/>
+          <w:b/>
+        </w:rPr>
+        <w:t>낙하물:</w:t>
+      </w:r>
+      <w:r>
+        <w:rPr>
+          <w:rFonts w:ascii="Malgun Gothic" w:hAnsi="Malgun Gothic" w:eastAsia="Malgun Gothic"/>
+        </w:rPr>
+        <w:t xml:space="preserve"> Glacier부터 스폰, Emerald 구간에서도 </w:t>
+      </w:r>
+      <w:r>
+        <w:rPr>
+          <w:rFonts w:ascii="Malgun Gothic" w:hAnsi="Malgun Gothic" w:eastAsia="Malgun Gothic"/>
+          <w:b/>
+        </w:rPr>
+        <w:t>동시 1개</w:t>
+      </w:r>
+      <w:r>
+        <w:rPr>
+          <w:rFonts w:ascii="Malgun Gothic" w:hAnsi="Malgun Gothic" w:eastAsia="Malgun Gothic"/>
+        </w:rPr>
+        <w:t xml:space="preserve"> 제한</w:t>
+      </w:r>
+    </w:p>
+    <w:p>
+      <w:pPr>
+        <w:pStyle w:val="Heading3"/>
+      </w:pPr>
+      <w:r>
+        <w:rPr>
+          <w:rFonts w:ascii="Malgun Gothic" w:hAnsi="Malgun Gothic" w:eastAsia="Malgun Gothic"/>
+        </w:rPr>
+        <w:t>4.3.5 아이템 시스템 `[B]`</w:t>
+      </w:r>
+    </w:p>
+    <w:p>
+      <w:pPr>
+        <w:pStyle w:val="ListBullet"/>
+      </w:pPr>
+      <w:r>
+        <w:rPr>
+          <w:rFonts w:ascii="Malgun Gothic" w:hAnsi="Malgun Gothic" w:eastAsia="Malgun Gothic"/>
+          <w:b/>
+        </w:rPr>
+        <w:t>3종:</w:t>
+      </w:r>
+      <w:r>
+        <w:rPr>
+          <w:rFonts w:ascii="Malgun Gothic" w:hAnsi="Malgun Gothic" w:eastAsia="Malgun Gothic"/>
+        </w:rPr>
+        <w:t xml:space="preserve"> 하트(+HP 0.3), 번개(+슬로우/역행 스태미나), 별(실드 5초). SDL2 선 그리기(</w:t>
       </w:r>
       <w:r>
         <w:rPr>
@@ -5393,13 +6927,560 @@
           <w:color w:val="333333"/>
           <w:sz w:val="20"/>
         </w:rPr>
-        <w:t>[ TOP 10 ]</w:t>
-      </w:r>
-      <w:r>
-        <w:rPr>
-          <w:rFonts w:ascii="Malgun Gothic" w:hAnsi="Malgun Gothic" w:eastAsia="Malgun Gothic"/>
-        </w:rPr>
-        <w:t xml:space="preserve"> 렌더 (B)</w:t>
+        <w:t>DrawHeart</w:t>
+      </w:r>
+      <w:r>
+        <w:rPr>
+          <w:rFonts w:ascii="Malgun Gothic" w:hAnsi="Malgun Gothic" w:eastAsia="Malgun Gothic"/>
+        </w:rPr>
+        <w:t>/</w:t>
+      </w:r>
+      <w:r>
+        <w:rPr>
+          <w:rFonts w:ascii="Consolas" w:hAnsi="Consolas"/>
+          <w:color w:val="333333"/>
+          <w:sz w:val="20"/>
+        </w:rPr>
+        <w:t>DrawLightning</w:t>
+      </w:r>
+      <w:r>
+        <w:rPr>
+          <w:rFonts w:ascii="Malgun Gothic" w:hAnsi="Malgun Gothic" w:eastAsia="Malgun Gothic"/>
+        </w:rPr>
+        <w:t>/</w:t>
+      </w:r>
+      <w:r>
+        <w:rPr>
+          <w:rFonts w:ascii="Consolas" w:hAnsi="Consolas"/>
+          <w:color w:val="333333"/>
+          <w:sz w:val="20"/>
+        </w:rPr>
+        <w:t>DrawStar</w:t>
+      </w:r>
+      <w:r>
+        <w:rPr>
+          <w:rFonts w:ascii="Malgun Gothic" w:hAnsi="Malgun Gothic" w:eastAsia="Malgun Gothic"/>
+        </w:rPr>
+        <w:t>)</w:t>
+      </w:r>
+    </w:p>
+    <w:p>
+      <w:pPr>
+        <w:pStyle w:val="ListBullet"/>
+      </w:pPr>
+      <w:r>
+        <w:rPr>
+          <w:rFonts w:ascii="Malgun Gothic" w:hAnsi="Malgun Gothic" w:eastAsia="Malgun Gothic"/>
+          <w:b/>
+        </w:rPr>
+        <w:t>랜덤 스폰:</w:t>
+      </w:r>
+      <w:r>
+        <w:rPr>
+          <w:rFonts w:ascii="Malgun Gothic" w:hAnsi="Malgun Gothic" w:eastAsia="Malgun Gothic"/>
+        </w:rPr>
+        <w:t xml:space="preserve"> 스폰 지점마다 40% 확률, 종류 비율 HP 40% / 스태미나 30% / 실드 30%</w:t>
+      </w:r>
+    </w:p>
+    <w:p>
+      <w:pPr>
+        <w:pStyle w:val="ListBullet"/>
+      </w:pPr>
+      <w:r>
+        <w:rPr>
+          <w:rFonts w:ascii="Malgun Gothic" w:hAnsi="Malgun Gothic" w:eastAsia="Malgun Gothic"/>
+          <w:b/>
+        </w:rPr>
+        <w:t>자석:</w:t>
+      </w:r>
+      <w:r>
+        <w:rPr>
+          <w:rFonts w:ascii="Malgun Gothic" w:hAnsi="Malgun Gothic" w:eastAsia="Malgun Gothic"/>
+        </w:rPr>
+        <w:t xml:space="preserve"> 플레이어 110px 이내 접근 시 거리² 비례 pull(</w:t>
+      </w:r>
+      <w:r>
+        <w:rPr>
+          <w:rFonts w:ascii="Consolas" w:hAnsi="Consolas"/>
+          <w:color w:val="333333"/>
+          <w:sz w:val="20"/>
+        </w:rPr>
+        <w:t>kItemMagnetPullSpeed = 95</w:t>
+      </w:r>
+      <w:r>
+        <w:rPr>
+          <w:rFonts w:ascii="Malgun Gothic" w:hAnsi="Malgun Gothic" w:eastAsia="Malgun Gothic"/>
+        </w:rPr>
+        <w:t>)</w:t>
+      </w:r>
+    </w:p>
+    <w:p>
+      <w:pPr>
+        <w:pStyle w:val="ListBullet"/>
+      </w:pPr>
+      <w:r>
+        <w:rPr>
+          <w:rFonts w:ascii="Malgun Gothic" w:hAnsi="Malgun Gothic" w:eastAsia="Malgun Gothic"/>
+          <w:b/>
+        </w:rPr>
+        <w:t>수집 피드백:</w:t>
+      </w:r>
+      <w:r>
+        <w:rPr>
+          <w:rFonts w:ascii="Malgun Gothic" w:hAnsi="Malgun Gothic" w:eastAsia="Malgun Gothic"/>
+        </w:rPr>
+        <w:t xml:space="preserve"> 색상별 파티클 6개 + </w:t>
+      </w:r>
+      <w:r>
+        <w:rPr>
+          <w:rFonts w:ascii="Consolas" w:hAnsi="Consolas"/>
+          <w:color w:val="333333"/>
+          <w:sz w:val="20"/>
+        </w:rPr>
+        <w:t>+HP</w:t>
+      </w:r>
+      <w:r>
+        <w:rPr>
+          <w:rFonts w:ascii="Malgun Gothic" w:hAnsi="Malgun Gothic" w:eastAsia="Malgun Gothic"/>
+        </w:rPr>
+        <w:t xml:space="preserve"> / </w:t>
+      </w:r>
+      <w:r>
+        <w:rPr>
+          <w:rFonts w:ascii="Consolas" w:hAnsi="Consolas"/>
+          <w:color w:val="333333"/>
+          <w:sz w:val="20"/>
+        </w:rPr>
+        <w:t>+STAMINA</w:t>
+      </w:r>
+      <w:r>
+        <w:rPr>
+          <w:rFonts w:ascii="Malgun Gothic" w:hAnsi="Malgun Gothic" w:eastAsia="Malgun Gothic"/>
+        </w:rPr>
+        <w:t xml:space="preserve"> / </w:t>
+      </w:r>
+      <w:r>
+        <w:rPr>
+          <w:rFonts w:ascii="Consolas" w:hAnsi="Consolas"/>
+          <w:color w:val="333333"/>
+          <w:sz w:val="20"/>
+        </w:rPr>
+        <w:t>+SHIELD</w:t>
+      </w:r>
+      <w:r>
+        <w:rPr>
+          <w:rFonts w:ascii="Malgun Gothic" w:hAnsi="Malgun Gothic" w:eastAsia="Malgun Gothic"/>
+        </w:rPr>
+        <w:t xml:space="preserve"> 팝업</w:t>
+      </w:r>
+    </w:p>
+    <w:p>
+      <w:pPr>
+        <w:pStyle w:val="Heading3"/>
+      </w:pPr>
+      <w:r>
+        <w:rPr>
+          <w:rFonts w:ascii="Malgun Gothic" w:hAnsi="Malgun Gothic" w:eastAsia="Malgun Gothic"/>
+        </w:rPr>
+        <w:t>4.3.6 피격 반응 및 시각 효과 `[B + 조현진]`</w:t>
+      </w:r>
+    </w:p>
+    <w:p>
+      <w:pPr>
+        <w:pStyle w:val="ListBullet"/>
+      </w:pPr>
+      <w:r>
+        <w:rPr>
+          <w:rFonts w:ascii="Malgun Gothic" w:hAnsi="Malgun Gothic" w:eastAsia="Malgun Gothic"/>
+          <w:b/>
+        </w:rPr>
+        <w:t>피격:</w:t>
+      </w:r>
+      <w:r>
+        <w:rPr>
+          <w:rFonts w:ascii="Malgun Gothic" w:hAnsi="Malgun Gothic" w:eastAsia="Malgun Gothic"/>
+        </w:rPr>
+        <w:t xml:space="preserve"> 빨간 화면 오버레이(0.4s), 파티클 8개, 피해량 장애물별 차등(Spike 0.4, Normal/Ceiling 0.25~0.3 등)</w:t>
+      </w:r>
+    </w:p>
+    <w:p>
+      <w:pPr>
+        <w:pStyle w:val="ListBullet"/>
+      </w:pPr>
+      <w:r>
+        <w:rPr>
+          <w:rFonts w:ascii="Malgun Gothic" w:hAnsi="Malgun Gothic" w:eastAsia="Malgun Gothic"/>
+          <w:b/>
+        </w:rPr>
+        <w:t>무적:</w:t>
+      </w:r>
+      <w:r>
+        <w:rPr>
+          <w:rFonts w:ascii="Malgun Gothic" w:hAnsi="Malgun Gothic" w:eastAsia="Malgun Gothic"/>
+        </w:rPr>
+        <w:t xml:space="preserve"> Cookie Run식 </w:t>
+      </w:r>
+      <w:r>
+        <w:rPr>
+          <w:rFonts w:ascii="Malgun Gothic" w:hAnsi="Malgun Gothic" w:eastAsia="Malgun Gothic"/>
+          <w:b/>
+        </w:rPr>
+        <w:t>1.5초</w:t>
+      </w:r>
+      <w:r>
+        <w:rPr>
+          <w:rFonts w:ascii="Malgun Gothic" w:hAnsi="Malgun Gothic" w:eastAsia="Malgun Gothic"/>
+        </w:rPr>
+        <w:t>(</w:t>
+      </w:r>
+      <w:r>
+        <w:rPr>
+          <w:rFonts w:ascii="Consolas" w:hAnsi="Consolas"/>
+          <w:color w:val="333333"/>
+          <w:sz w:val="20"/>
+        </w:rPr>
+        <w:t>kHitInvincibleTime</w:t>
+      </w:r>
+      <w:r>
+        <w:rPr>
+          <w:rFonts w:ascii="Malgun Gothic" w:hAnsi="Malgun Gothic" w:eastAsia="Malgun Gothic"/>
+        </w:rPr>
+        <w:t xml:space="preserve">), </w:t>
+      </w:r>
+      <w:r>
+        <w:rPr>
+          <w:rFonts w:ascii="Malgun Gothic" w:hAnsi="Malgun Gothic" w:eastAsia="Malgun Gothic"/>
+          <w:b/>
+        </w:rPr>
+        <w:t>16Hz 깜빡임</w:t>
+      </w:r>
+      <w:r>
+        <w:rPr>
+          <w:rFonts w:ascii="Malgun Gothic" w:hAnsi="Malgun Gothic" w:eastAsia="Malgun Gothic"/>
+        </w:rPr>
+        <w:t xml:space="preserve">, 피격 시 장애물 밖 </w:t>
+      </w:r>
+      <w:r>
+        <w:rPr>
+          <w:rFonts w:ascii="Malgun Gothic" w:hAnsi="Malgun Gothic" w:eastAsia="Malgun Gothic"/>
+          <w:b/>
+        </w:rPr>
+        <w:t>분리·넉백</w:t>
+      </w:r>
+      <w:r>
+        <w:rPr>
+          <w:rFonts w:ascii="Malgun Gothic" w:hAnsi="Malgun Gothic" w:eastAsia="Malgun Gothic"/>
+        </w:rPr>
+        <w:t xml:space="preserve"> (2.7절 #11)</w:t>
+      </w:r>
+    </w:p>
+    <w:p>
+      <w:pPr>
+        <w:pStyle w:val="ListBullet"/>
+      </w:pPr>
+      <w:r>
+        <w:rPr>
+          <w:rFonts w:ascii="Malgun Gothic" w:hAnsi="Malgun Gothic" w:eastAsia="Malgun Gothic"/>
+          <w:b/>
+        </w:rPr>
+        <w:t>폭발 충격파:</w:t>
+      </w:r>
+      <w:r>
+        <w:rPr>
+          <w:rFonts w:ascii="Malgun Gothic" w:hAnsi="Malgun Gothic" w:eastAsia="Malgun Gothic"/>
+        </w:rPr>
+        <w:t xml:space="preserve"> 반경 95px 내 장애물에 방향별 힘(</w:t>
+      </w:r>
+      <w:r>
+        <w:rPr>
+          <w:rFonts w:ascii="Consolas" w:hAnsi="Consolas"/>
+          <w:color w:val="333333"/>
+          <w:sz w:val="20"/>
+        </w:rPr>
+        <w:t>800/dist</w:t>
+      </w:r>
+      <w:r>
+        <w:rPr>
+          <w:rFonts w:ascii="Malgun Gothic" w:hAnsi="Malgun Gothic" w:eastAsia="Malgun Gothic"/>
+        </w:rPr>
+        <w:t xml:space="preserve">), </w:t>
+      </w:r>
+      <w:r>
+        <w:rPr>
+          <w:rFonts w:ascii="Consolas" w:hAnsi="Consolas"/>
+          <w:color w:val="333333"/>
+          <w:sz w:val="20"/>
+        </w:rPr>
+        <w:t>linearDamping = 0.1</w:t>
+      </w:r>
+    </w:p>
+    <w:p>
+      <w:pPr>
+        <w:pStyle w:val="ListBullet"/>
+      </w:pPr>
+      <w:r>
+        <w:rPr>
+          <w:rFonts w:ascii="Malgun Gothic" w:hAnsi="Malgun Gothic" w:eastAsia="Malgun Gothic"/>
+          <w:b/>
+        </w:rPr>
+        <w:t>파티클:</w:t>
+      </w:r>
+      <w:r>
+        <w:rPr>
+          <w:rFonts w:ascii="Malgun Gothic" w:hAnsi="Malgun Gothic" w:eastAsia="Malgun Gothic"/>
+        </w:rPr>
+        <w:t xml:space="preserve"> </w:t>
+      </w:r>
+      <w:r>
+        <w:rPr>
+          <w:rFonts w:ascii="Consolas" w:hAnsi="Consolas"/>
+          <w:color w:val="333333"/>
+          <w:sz w:val="20"/>
+        </w:rPr>
+        <w:t>SpawnParticles</w:t>
+      </w:r>
+      <w:r>
+        <w:rPr>
+          <w:rFonts w:ascii="Malgun Gothic" w:hAnsi="Malgun Gothic" w:eastAsia="Malgun Gothic"/>
+        </w:rPr>
+        <w:t>, 중력 400, 최대 6500개</w:t>
+      </w:r>
+    </w:p>
+    <w:p>
+      <w:pPr>
+        <w:pStyle w:val="ListBullet"/>
+      </w:pPr>
+      <w:r>
+        <w:rPr>
+          <w:rFonts w:ascii="Malgun Gothic" w:hAnsi="Malgun Gothic" w:eastAsia="Malgun Gothic"/>
+          <w:b/>
+        </w:rPr>
+        <w:t>스테이지 알림:</w:t>
+      </w:r>
+      <w:r>
+        <w:rPr>
+          <w:rFonts w:ascii="Malgun Gothic" w:hAnsi="Malgun Gothic" w:eastAsia="Malgun Gothic"/>
+        </w:rPr>
+        <w:t xml:space="preserve"> Stage 1/2/3 텍스트 3초 페이드 (5000m·10000m 전환)</w:t>
+      </w:r>
+    </w:p>
+    <w:p>
+      <w:pPr>
+        <w:pStyle w:val="Heading3"/>
+      </w:pPr>
+      <w:r>
+        <w:rPr>
+          <w:rFonts w:ascii="Malgun Gothic" w:hAnsi="Malgun Gothic" w:eastAsia="Malgun Gothic"/>
+        </w:rPr>
+        <w:t>4.3.7 슬로우모션 시스템 `[B]`</w:t>
+      </w:r>
+    </w:p>
+    <w:p>
+      <w:pPr>
+        <w:pStyle w:val="ListBullet"/>
+      </w:pPr>
+      <w:r>
+        <w:rPr>
+          <w:rFonts w:ascii="Malgun Gothic" w:hAnsi="Malgun Gothic" w:eastAsia="Malgun Gothic"/>
+          <w:b/>
+        </w:rPr>
+        <w:t>Shift</w:t>
+      </w:r>
+      <w:r>
+        <w:rPr>
+          <w:rFonts w:ascii="Malgun Gothic" w:hAnsi="Malgun Gothic" w:eastAsia="Malgun Gothic"/>
+        </w:rPr>
+        <w:t xml:space="preserve"> 홀드(기본) 또는 </w:t>
+      </w:r>
+      <w:r>
+        <w:rPr>
+          <w:rFonts w:ascii="Malgun Gothic" w:hAnsi="Malgun Gothic" w:eastAsia="Malgun Gothic"/>
+          <w:b/>
+        </w:rPr>
+        <w:t>H</w:t>
+      </w:r>
+      <w:r>
+        <w:rPr>
+          <w:rFonts w:ascii="Malgun Gothic" w:hAnsi="Malgun Gothic" w:eastAsia="Malgun Gothic"/>
+        </w:rPr>
+        <w:t xml:space="preserve">로 토글 모드 전환 — </w:t>
+      </w:r>
+      <w:r>
+        <w:rPr>
+          <w:rFonts w:ascii="Consolas" w:hAnsi="Consolas"/>
+          <w:color w:val="333333"/>
+          <w:sz w:val="20"/>
+        </w:rPr>
+        <w:t>simDt = dt × 0.35</w:t>
+      </w:r>
+      <w:r>
+        <w:rPr>
+          <w:rFonts w:ascii="Malgun Gothic" w:hAnsi="Malgun Gothic" w:eastAsia="Malgun Gothic"/>
+        </w:rPr>
+        <w:t>로 물리·스크롤·HP·스태미나·폭탄 타이머 통일</w:t>
+      </w:r>
+    </w:p>
+    <w:p>
+      <w:pPr>
+        <w:pStyle w:val="ListBullet"/>
+      </w:pPr>
+      <w:r>
+        <w:rPr>
+          <w:rFonts w:ascii="Malgun Gothic" w:hAnsi="Malgun Gothic" w:eastAsia="Malgun Gothic"/>
+        </w:rPr>
+        <w:t>슬로우 스태미나 최대 1.5, 활성 시 초당 0.5 소모, 비활성 시 0.25 회복</w:t>
+      </w:r>
+    </w:p>
+    <w:p>
+      <w:pPr>
+        <w:pStyle w:val="ListBullet"/>
+      </w:pPr>
+      <w:r>
+        <w:rPr>
+          <w:rFonts w:ascii="Malgun Gothic" w:hAnsi="Malgun Gothic" w:eastAsia="Malgun Gothic"/>
+        </w:rPr>
+        <w:t xml:space="preserve">HUD 스태미나 바 </w:t>
+      </w:r>
+      <w:r>
+        <w:rPr>
+          <w:rFonts w:ascii="Malgun Gothic" w:hAnsi="Malgun Gothic" w:eastAsia="Malgun Gothic"/>
+          <w:b/>
+        </w:rPr>
+        <w:t>좌(파랑)=슬로우 / 우(보라)=역행</w:t>
+      </w:r>
+      <w:r>
+        <w:rPr>
+          <w:rFonts w:ascii="Malgun Gothic" w:hAnsi="Malgun Gothic" w:eastAsia="Malgun Gothic"/>
+        </w:rPr>
+        <w:t xml:space="preserve"> 분리</w:t>
+      </w:r>
+    </w:p>
+    <w:p>
+      <w:pPr>
+        <w:pStyle w:val="Heading3"/>
+      </w:pPr>
+      <w:r>
+        <w:rPr>
+          <w:rFonts w:ascii="Malgun Gothic" w:hAnsi="Malgun Gothic" w:eastAsia="Malgun Gothic"/>
+        </w:rPr>
+        <w:t>4.3.8 점수·리더보드 시스템 `[B]`</w:t>
+      </w:r>
+    </w:p>
+    <w:p>
+      <w:pPr>
+        <w:pStyle w:val="ListBullet"/>
+      </w:pPr>
+      <w:r>
+        <w:rPr>
+          <w:rFonts w:ascii="Malgun Gothic" w:hAnsi="Malgun Gothic" w:eastAsia="Malgun Gothic"/>
+          <w:b/>
+        </w:rPr>
+        <w:t>점수:</w:t>
+      </w:r>
+      <w:r>
+        <w:rPr>
+          <w:rFonts w:ascii="Malgun Gothic" w:hAnsi="Malgun Gothic" w:eastAsia="Malgun Gothic"/>
+        </w:rPr>
+        <w:t xml:space="preserve"> </w:t>
+      </w:r>
+      <w:r>
+        <w:rPr>
+          <w:rFonts w:ascii="Consolas" w:hAnsi="Consolas"/>
+          <w:color w:val="333333"/>
+          <w:sz w:val="20"/>
+        </w:rPr>
+        <w:t>(distance / 10) + bombKill × 50</w:t>
+      </w:r>
+    </w:p>
+    <w:p>
+      <w:pPr>
+        <w:pStyle w:val="ListBullet"/>
+      </w:pPr>
+      <w:r>
+        <w:rPr>
+          <w:rFonts w:ascii="Malgun Gothic" w:hAnsi="Malgun Gothic" w:eastAsia="Malgun Gothic"/>
+          <w:b/>
+        </w:rPr>
+        <w:t>리더보드:</w:t>
+      </w:r>
+      <w:r>
+        <w:rPr>
+          <w:rFonts w:ascii="Malgun Gothic" w:hAnsi="Malgun Gothic" w:eastAsia="Malgun Gothic"/>
+        </w:rPr>
+        <w:t xml:space="preserve"> Game Over·Clear 시 </w:t>
+      </w:r>
+      <w:r>
+        <w:rPr>
+          <w:rFonts w:ascii="Consolas" w:hAnsi="Consolas"/>
+          <w:color w:val="333333"/>
+          <w:sz w:val="20"/>
+        </w:rPr>
+        <w:t>SubmitScore()</w:t>
+      </w:r>
+      <w:r>
+        <w:rPr>
+          <w:rFonts w:ascii="Malgun Gothic" w:hAnsi="Malgun Gothic" w:eastAsia="Malgun Gothic"/>
+        </w:rPr>
+        <w:t xml:space="preserve">, exe 경로 </w:t>
+      </w:r>
+      <w:r>
+        <w:rPr>
+          <w:rFonts w:ascii="Consolas" w:hAnsi="Consolas"/>
+          <w:color w:val="333333"/>
+          <w:sz w:val="20"/>
+        </w:rPr>
+        <w:t>scores.txt</w:t>
+      </w:r>
+      <w:r>
+        <w:rPr>
+          <w:rFonts w:ascii="Malgun Gothic" w:hAnsi="Malgun Gothic" w:eastAsia="Malgun Gothic"/>
+        </w:rPr>
+        <w:t>에 상위 10개 저장·표시</w:t>
+      </w:r>
+    </w:p>
+    <w:p>
+      <w:pPr>
+        <w:pStyle w:val="ListBullet"/>
+      </w:pPr>
+      <w:r>
+        <w:rPr>
+          <w:rFonts w:ascii="Malgun Gothic" w:hAnsi="Malgun Gothic" w:eastAsia="Malgun Gothic"/>
+          <w:b/>
+        </w:rPr>
+        <w:t>폭탄 쿨다운:</w:t>
+      </w:r>
+      <w:r>
+        <w:rPr>
+          <w:rFonts w:ascii="Malgun Gothic" w:hAnsi="Malgun Gothic" w:eastAsia="Malgun Gothic"/>
+        </w:rPr>
+        <w:t xml:space="preserve"> </w:t>
+      </w:r>
+      <w:r>
+        <w:rPr>
+          <w:rFonts w:ascii="Consolas" w:hAnsi="Consolas"/>
+          <w:color w:val="333333"/>
+          <w:sz w:val="20"/>
+        </w:rPr>
+        <w:t>UpdateThrow</w:t>
+      </w:r>
+      <w:r>
+        <w:rPr>
+          <w:rFonts w:ascii="Malgun Gothic" w:hAnsi="Malgun Gothic" w:eastAsia="Malgun Gothic"/>
+        </w:rPr>
+        <w:t xml:space="preserve"> </w:t>
+      </w:r>
+      <w:r>
+        <w:rPr>
+          <w:rFonts w:ascii="Malgun Gothic" w:hAnsi="Malgun Gothic" w:eastAsia="Malgun Gothic"/>
+          <w:b/>
+        </w:rPr>
+        <w:t>실제 발사 성공 시에만</w:t>
+      </w:r>
+      <w:r>
+        <w:rPr>
+          <w:rFonts w:ascii="Malgun Gothic" w:hAnsi="Malgun Gothic" w:eastAsia="Malgun Gothic"/>
+        </w:rPr>
+        <w:t xml:space="preserve"> 0.75초 적용 (2.7절 #2)</w:t>
       </w:r>
     </w:p>
     <w:p>
@@ -5524,7 +7605,7 @@
         <w:rPr>
           <w:rFonts w:ascii="Malgun Gothic" w:hAnsi="Malgun Gothic" w:eastAsia="Malgun Gothic"/>
         </w:rPr>
-        <w:t xml:space="preserve">A가 스냅샷 </w:t>
+        <w:t xml:space="preserve">A(폭탄·스냅샷)가 </w:t>
       </w:r>
       <w:r>
         <w:rPr>
@@ -5537,7 +7618,7 @@
         <w:rPr>
           <w:rFonts w:ascii="Malgun Gothic" w:hAnsi="Malgun Gothic" w:eastAsia="Malgun Gothic"/>
         </w:rPr>
-        <w:t xml:space="preserve">, B가 </w:t>
+        <w:t xml:space="preserve">, B(박효담)가 </w:t>
       </w:r>
       <w:r>
         <w:rPr>
@@ -5653,7 +7734,46 @@
         <w:rPr>
           <w:rFonts w:ascii="Malgun Gothic" w:hAnsi="Malgun Gothic" w:eastAsia="Malgun Gothic"/>
         </w:rPr>
-        <w:t xml:space="preserve"> 슬로우·스태미나 분리, Emerald 3스테이지, 타이틀·실드·역행 VFX, 리더보드·폭탄 쿨다운</w:t>
+        <w:t xml:space="preserve"> 슬로우·스태미나 분리, Emerald 3스테이지, 타이틀·실드·역행 VFX, 리더보드, 플레이 테스트 반영, </w:t>
+      </w:r>
+      <w:r>
+        <w:rPr>
+          <w:rFonts w:ascii="Malgun Gothic" w:hAnsi="Malgun Gothic" w:eastAsia="Malgun Gothic"/>
+          <w:b/>
+        </w:rPr>
+        <w:t>박효담 B 담당 보고서 섹션 통합</w:t>
+      </w:r>
+    </w:p>
+    <w:p>
+      <w:pPr>
+        <w:pStyle w:val="ListBullet"/>
+      </w:pPr>
+      <w:r>
+        <w:rPr>
+          <w:rFonts w:ascii="Malgun Gothic" w:hAnsi="Malgun Gothic" w:eastAsia="Malgun Gothic"/>
+          <w:b/>
+        </w:rPr>
+        <w:t>배포 패키지:</w:t>
+      </w:r>
+      <w:r>
+        <w:rPr>
+          <w:rFonts w:ascii="Malgun Gothic" w:hAnsi="Malgun Gothic" w:eastAsia="Malgun Gothic"/>
+        </w:rPr>
+        <w:t xml:space="preserve"> </w:t>
+      </w:r>
+      <w:r>
+        <w:rPr>
+          <w:rFonts w:ascii="Consolas" w:hAnsi="Consolas"/>
+          <w:color w:val="333333"/>
+          <w:sz w:val="20"/>
+        </w:rPr>
+        <w:t>dist/ChronoRush-play.zip</w:t>
+      </w:r>
+      <w:r>
+        <w:rPr>
+          <w:rFonts w:ascii="Malgun Gothic" w:hAnsi="Malgun Gothic" w:eastAsia="Malgun Gothic"/>
+        </w:rPr>
+        <w:t xml:space="preserve"> — Release 빌드 최신본(2026-06-06 23:04)</w:t>
       </w:r>
     </w:p>
     <w:p>
@@ -6347,7 +8467,7 @@
               <w:rPr>
                 <w:rFonts w:ascii="Malgun Gothic" w:hAnsi="Malgun Gothic" w:eastAsia="Malgun Gothic"/>
               </w:rPr>
-              <w:t>B</w:t>
+              <w:t>박효담</w:t>
             </w:r>
           </w:p>
         </w:tc>
@@ -6481,7 +8601,7 @@
               <w:rPr>
                 <w:rFonts w:ascii="Malgun Gothic" w:hAnsi="Malgun Gothic" w:eastAsia="Malgun Gothic"/>
               </w:rPr>
-              <w:t>B</w:t>
+              <w:t>박효담</w:t>
             </w:r>
           </w:p>
         </w:tc>
@@ -6535,7 +8655,7 @@
               <w:rPr>
                 <w:rFonts w:ascii="Malgun Gothic" w:hAnsi="Malgun Gothic" w:eastAsia="Malgun Gothic"/>
               </w:rPr>
-              <w:t>발사 후 2초 쿨다운</w:t>
+              <w:t>실제 발사 후 0.75초 쿨, 미발사 시 미적용</w:t>
             </w:r>
           </w:p>
         </w:tc>
@@ -6548,7 +8668,7 @@
               <w:rPr>
                 <w:rFonts w:ascii="Malgun Gothic" w:hAnsi="Malgun Gothic" w:eastAsia="Malgun Gothic"/>
               </w:rPr>
-              <w:t>B</w:t>
+              <w:t>박효담·조현진</w:t>
             </w:r>
           </w:p>
         </w:tc>
@@ -6603,6 +8723,408 @@
                 <w:rFonts w:ascii="Malgun Gothic" w:hAnsi="Malgun Gothic" w:eastAsia="Malgun Gothic"/>
               </w:rPr>
               <w:t>`build/` 삭제 후 재configure</w:t>
+            </w:r>
+          </w:p>
+        </w:tc>
+        <w:tc>
+          <w:tcPr>
+            <w:tcW w:type="dxa" w:w="1928"/>
+          </w:tcPr>
+          <w:p>
+            <w:r>
+              <w:rPr>
+                <w:rFonts w:ascii="Malgun Gothic" w:hAnsi="Malgun Gothic" w:eastAsia="Malgun Gothic"/>
+              </w:rPr>
+              <w:t>조현진</w:t>
+            </w:r>
+          </w:p>
+        </w:tc>
+      </w:tr>
+      <w:tr>
+        <w:tc>
+          <w:tcPr>
+            <w:tcW w:type="dxa" w:w="1928"/>
+          </w:tcPr>
+          <w:p>
+            <w:r>
+              <w:rPr>
+                <w:rFonts w:ascii="Malgun Gothic" w:hAnsi="Malgun Gothic" w:eastAsia="Malgun Gothic"/>
+              </w:rPr>
+              <w:t>9</w:t>
+            </w:r>
+          </w:p>
+        </w:tc>
+        <w:tc>
+          <w:tcPr>
+            <w:tcW w:type="dxa" w:w="1928"/>
+          </w:tcPr>
+          <w:p>
+            <w:r>
+              <w:rPr>
+                <w:rFonts w:ascii="Malgun Gothic" w:hAnsi="Malgun Gothic" w:eastAsia="Malgun Gothic"/>
+              </w:rPr>
+              <w:t>Game Over Space 무반응</w:t>
+            </w:r>
+          </w:p>
+        </w:tc>
+        <w:tc>
+          <w:tcPr>
+            <w:tcW w:type="dxa" w:w="1928"/>
+          </w:tcPr>
+          <w:p>
+            <w:r>
+              <w:rPr>
+                <w:rFonts w:ascii="Malgun Gothic" w:hAnsi="Malgun Gothic" w:eastAsia="Malgun Gothic"/>
+              </w:rPr>
+              <w:t>입력 처리 순서</w:t>
+            </w:r>
+          </w:p>
+        </w:tc>
+        <w:tc>
+          <w:tcPr>
+            <w:tcW w:type="dxa" w:w="1928"/>
+          </w:tcPr>
+          <w:p>
+            <w:r>
+              <w:rPr>
+                <w:rFonts w:ascii="Malgun Gothic" w:hAnsi="Malgun Gothic" w:eastAsia="Malgun Gothic"/>
+              </w:rPr>
+              <w:t>`HandleInput`에서 재시작·타이틀 처리</w:t>
+            </w:r>
+          </w:p>
+        </w:tc>
+        <w:tc>
+          <w:tcPr>
+            <w:tcW w:type="dxa" w:w="1928"/>
+          </w:tcPr>
+          <w:p>
+            <w:r>
+              <w:rPr>
+                <w:rFonts w:ascii="Malgun Gothic" w:hAnsi="Malgun Gothic" w:eastAsia="Malgun Gothic"/>
+              </w:rPr>
+              <w:t>조현진</w:t>
+            </w:r>
+          </w:p>
+        </w:tc>
+      </w:tr>
+      <w:tr>
+        <w:tc>
+          <w:tcPr>
+            <w:tcW w:type="dxa" w:w="1928"/>
+          </w:tcPr>
+          <w:p>
+            <w:r>
+              <w:rPr>
+                <w:rFonts w:ascii="Malgun Gothic" w:hAnsi="Malgun Gothic" w:eastAsia="Malgun Gothic"/>
+              </w:rPr>
+              <w:t>10</w:t>
+            </w:r>
+          </w:p>
+        </w:tc>
+        <w:tc>
+          <w:tcPr>
+            <w:tcW w:type="dxa" w:w="1928"/>
+          </w:tcPr>
+          <w:p>
+            <w:r>
+              <w:rPr>
+                <w:rFonts w:ascii="Malgun Gothic" w:hAnsi="Malgun Gothic" w:eastAsia="Malgun Gothic"/>
+              </w:rPr>
+              <w:t>H 전환 시 슬로우 오동작</w:t>
+            </w:r>
+          </w:p>
+        </w:tc>
+        <w:tc>
+          <w:tcPr>
+            <w:tcW w:type="dxa" w:w="1928"/>
+          </w:tcPr>
+          <w:p>
+            <w:r>
+              <w:rPr>
+                <w:rFonts w:ascii="Malgun Gothic" w:hAnsi="Malgun Gothic" w:eastAsia="Malgun Gothic"/>
+              </w:rPr>
+              <w:t>`slowPending` 잔류</w:t>
+            </w:r>
+          </w:p>
+        </w:tc>
+        <w:tc>
+          <w:tcPr>
+            <w:tcW w:type="dxa" w:w="1928"/>
+          </w:tcPr>
+          <w:p>
+            <w:r>
+              <w:rPr>
+                <w:rFonts w:ascii="Malgun Gothic" w:hAnsi="Malgun Gothic" w:eastAsia="Malgun Gothic"/>
+              </w:rPr>
+              <w:t>H·프레임 종료 시 pending 정리</w:t>
+            </w:r>
+          </w:p>
+        </w:tc>
+        <w:tc>
+          <w:tcPr>
+            <w:tcW w:type="dxa" w:w="1928"/>
+          </w:tcPr>
+          <w:p>
+            <w:r>
+              <w:rPr>
+                <w:rFonts w:ascii="Malgun Gothic" w:hAnsi="Malgun Gothic" w:eastAsia="Malgun Gothic"/>
+              </w:rPr>
+              <w:t>조현진</w:t>
+            </w:r>
+          </w:p>
+        </w:tc>
+      </w:tr>
+      <w:tr>
+        <w:tc>
+          <w:tcPr>
+            <w:tcW w:type="dxa" w:w="1928"/>
+          </w:tcPr>
+          <w:p>
+            <w:r>
+              <w:rPr>
+                <w:rFonts w:ascii="Malgun Gothic" w:hAnsi="Malgun Gothic" w:eastAsia="Malgun Gothic"/>
+              </w:rPr>
+              <w:t>11</w:t>
+            </w:r>
+          </w:p>
+        </w:tc>
+        <w:tc>
+          <w:tcPr>
+            <w:tcW w:type="dxa" w:w="1928"/>
+          </w:tcPr>
+          <w:p>
+            <w:r>
+              <w:rPr>
+                <w:rFonts w:ascii="Malgun Gothic" w:hAnsi="Malgun Gothic" w:eastAsia="Malgun Gothic"/>
+              </w:rPr>
+              <w:t>UI·리더보드 겹침</w:t>
+            </w:r>
+          </w:p>
+        </w:tc>
+        <w:tc>
+          <w:tcPr>
+            <w:tcW w:type="dxa" w:w="1928"/>
+          </w:tcPr>
+          <w:p>
+            <w:r>
+              <w:rPr>
+                <w:rFonts w:ascii="Malgun Gothic" w:hAnsi="Malgun Gothic" w:eastAsia="Malgun Gothic"/>
+              </w:rPr>
+              <w:t>패널 레이아웃</w:t>
+            </w:r>
+          </w:p>
+        </w:tc>
+        <w:tc>
+          <w:tcPr>
+            <w:tcW w:type="dxa" w:w="1928"/>
+          </w:tcPr>
+          <w:p>
+            <w:r>
+              <w:rPr>
+                <w:rFonts w:ascii="Malgun Gothic" w:hAnsi="Malgun Gothic" w:eastAsia="Malgun Gothic"/>
+              </w:rPr>
+              <w:t>3단 분리·세로 중앙 정렬</w:t>
+            </w:r>
+          </w:p>
+        </w:tc>
+        <w:tc>
+          <w:tcPr>
+            <w:tcW w:type="dxa" w:w="1928"/>
+          </w:tcPr>
+          <w:p>
+            <w:r>
+              <w:rPr>
+                <w:rFonts w:ascii="Malgun Gothic" w:hAnsi="Malgun Gothic" w:eastAsia="Malgun Gothic"/>
+              </w:rPr>
+              <w:t>조현진</w:t>
+            </w:r>
+          </w:p>
+        </w:tc>
+      </w:tr>
+      <w:tr>
+        <w:tc>
+          <w:tcPr>
+            <w:tcW w:type="dxa" w:w="1928"/>
+          </w:tcPr>
+          <w:p>
+            <w:r>
+              <w:rPr>
+                <w:rFonts w:ascii="Malgun Gothic" w:hAnsi="Malgun Gothic" w:eastAsia="Malgun Gothic"/>
+              </w:rPr>
+              <w:t>12</w:t>
+            </w:r>
+          </w:p>
+        </w:tc>
+        <w:tc>
+          <w:tcPr>
+            <w:tcW w:type="dxa" w:w="1928"/>
+          </w:tcPr>
+          <w:p>
+            <w:r>
+              <w:rPr>
+                <w:rFonts w:ascii="Malgun Gothic" w:hAnsi="Malgun Gothic" w:eastAsia="Malgun Gothic"/>
+              </w:rPr>
+              <w:t>피격 HP 연속 감소</w:t>
+            </w:r>
+          </w:p>
+        </w:tc>
+        <w:tc>
+          <w:tcPr>
+            <w:tcW w:type="dxa" w:w="1928"/>
+          </w:tcPr>
+          <w:p>
+            <w:r>
+              <w:rPr>
+                <w:rFonts w:ascii="Malgun Gothic" w:hAnsi="Malgun Gothic" w:eastAsia="Malgun Gothic"/>
+              </w:rPr>
+              <w:t>접촉 유지</w:t>
+            </w:r>
+          </w:p>
+        </w:tc>
+        <w:tc>
+          <w:tcPr>
+            <w:tcW w:type="dxa" w:w="1928"/>
+          </w:tcPr>
+          <w:p>
+            <w:r>
+              <w:rPr>
+                <w:rFonts w:ascii="Malgun Gothic" w:hAnsi="Malgun Gothic" w:eastAsia="Malgun Gothic"/>
+              </w:rPr>
+              <w:t>1.5s 무적·분리, Cookie Run식 깜빡임</w:t>
+            </w:r>
+          </w:p>
+        </w:tc>
+        <w:tc>
+          <w:tcPr>
+            <w:tcW w:type="dxa" w:w="1928"/>
+          </w:tcPr>
+          <w:p>
+            <w:r>
+              <w:rPr>
+                <w:rFonts w:ascii="Malgun Gothic" w:hAnsi="Malgun Gothic" w:eastAsia="Malgun Gothic"/>
+              </w:rPr>
+              <w:t>조현진</w:t>
+            </w:r>
+          </w:p>
+        </w:tc>
+      </w:tr>
+      <w:tr>
+        <w:tc>
+          <w:tcPr>
+            <w:tcW w:type="dxa" w:w="1928"/>
+          </w:tcPr>
+          <w:p>
+            <w:r>
+              <w:rPr>
+                <w:rFonts w:ascii="Malgun Gothic" w:hAnsi="Malgun Gothic" w:eastAsia="Malgun Gothic"/>
+              </w:rPr>
+              <w:t>13</w:t>
+            </w:r>
+          </w:p>
+        </w:tc>
+        <w:tc>
+          <w:tcPr>
+            <w:tcW w:type="dxa" w:w="1928"/>
+          </w:tcPr>
+          <w:p>
+            <w:r>
+              <w:rPr>
+                <w:rFonts w:ascii="Malgun Gothic" w:hAnsi="Malgun Gothic" w:eastAsia="Malgun Gothic"/>
+              </w:rPr>
+              <w:t>Emerald 가시성·난이도</w:t>
+            </w:r>
+          </w:p>
+        </w:tc>
+        <w:tc>
+          <w:tcPr>
+            <w:tcW w:type="dxa" w:w="1928"/>
+          </w:tcPr>
+          <w:p>
+            <w:r>
+              <w:rPr>
+                <w:rFonts w:ascii="Malgun Gothic" w:hAnsi="Malgun Gothic" w:eastAsia="Malgun Gothic"/>
+              </w:rPr>
+              <w:t>배경색·스폰</w:t>
+            </w:r>
+          </w:p>
+        </w:tc>
+        <w:tc>
+          <w:tcPr>
+            <w:tcW w:type="dxa" w:w="1928"/>
+          </w:tcPr>
+          <w:p>
+            <w:r>
+              <w:rPr>
+                <w:rFonts w:ascii="Malgun Gothic" w:hAnsi="Malgun Gothic" w:eastAsia="Malgun Gothic"/>
+              </w:rPr>
+              <w:t>ExtraBold 외곽선, 패턴 필터·간격 조정</w:t>
+            </w:r>
+          </w:p>
+        </w:tc>
+        <w:tc>
+          <w:tcPr>
+            <w:tcW w:type="dxa" w:w="1928"/>
+          </w:tcPr>
+          <w:p>
+            <w:r>
+              <w:rPr>
+                <w:rFonts w:ascii="Malgun Gothic" w:hAnsi="Malgun Gothic" w:eastAsia="Malgun Gothic"/>
+              </w:rPr>
+              <w:t>조현진</w:t>
+            </w:r>
+          </w:p>
+        </w:tc>
+      </w:tr>
+      <w:tr>
+        <w:tc>
+          <w:tcPr>
+            <w:tcW w:type="dxa" w:w="1928"/>
+          </w:tcPr>
+          <w:p>
+            <w:r>
+              <w:rPr>
+                <w:rFonts w:ascii="Malgun Gothic" w:hAnsi="Malgun Gothic" w:eastAsia="Malgun Gothic"/>
+              </w:rPr>
+              <w:t>14</w:t>
+            </w:r>
+          </w:p>
+        </w:tc>
+        <w:tc>
+          <w:tcPr>
+            <w:tcW w:type="dxa" w:w="1928"/>
+          </w:tcPr>
+          <w:p>
+            <w:r>
+              <w:rPr>
+                <w:rFonts w:ascii="Malgun Gothic" w:hAnsi="Malgun Gothic" w:eastAsia="Malgun Gothic"/>
+              </w:rPr>
+              <w:t>맵 타일 틈</w:t>
+            </w:r>
+          </w:p>
+        </w:tc>
+        <w:tc>
+          <w:tcPr>
+            <w:tcW w:type="dxa" w:w="1928"/>
+          </w:tcPr>
+          <w:p>
+            <w:r>
+              <w:rPr>
+                <w:rFonts w:ascii="Malgun Gothic" w:hAnsi="Malgun Gothic" w:eastAsia="Malgun Gothic"/>
+              </w:rPr>
+              <w:t>scroll·오버랩</w:t>
+            </w:r>
+          </w:p>
+        </w:tc>
+        <w:tc>
+          <w:tcPr>
+            <w:tcW w:type="dxa" w:w="1928"/>
+          </w:tcPr>
+          <w:p>
+            <w:r>
+              <w:rPr>
+                <w:rFonts w:ascii="Malgun Gothic" w:hAnsi="Malgun Gothic" w:eastAsia="Malgun Gothic"/>
+              </w:rPr>
+              <w:t>offset 보정, +1~+2px 오버랩</w:t>
             </w:r>
           </w:p>
         </w:tc>
@@ -6627,7 +9149,20 @@
         <w:rPr>
           <w:rFonts w:ascii="Malgun Gothic" w:hAnsi="Malgun Gothic" w:eastAsia="Malgun Gothic"/>
         </w:rPr>
-        <w:t>*[팀원 A — 본인 담당 버그 1건 추가 권장]*</w:t>
+        <w:t xml:space="preserve">*상세 피드백·대응 매핑은 </w:t>
+      </w:r>
+      <w:r>
+        <w:rPr>
+          <w:rFonts w:ascii="Malgun Gothic" w:hAnsi="Malgun Gothic" w:eastAsia="Malgun Gothic"/>
+          <w:b/>
+        </w:rPr>
+        <w:t>2.7절</w:t>
+      </w:r>
+      <w:r>
+        <w:rPr>
+          <w:rFonts w:ascii="Malgun Gothic" w:hAnsi="Malgun Gothic" w:eastAsia="Malgun Gothic"/>
+        </w:rPr>
+        <w:t xml:space="preserve"> 참조.*</w:t>
       </w:r>
     </w:p>
     <w:p>
@@ -6763,7 +9298,7 @@
               <w:rPr>
                 <w:rFonts w:ascii="Malgun Gothic" w:hAnsi="Malgun Gothic" w:eastAsia="Malgun Gothic"/>
               </w:rPr>
-              <w:t>폭탄·블랙홀·2초 쿨다운</w:t>
+              <w:t>폭탄·블랙홀·0.75s 쿨다운(발사 시만)</w:t>
             </w:r>
           </w:p>
         </w:tc>
@@ -6791,7 +9326,7 @@
               <w:rPr>
                 <w:rFonts w:ascii="Malgun Gothic" w:hAnsi="Malgun Gothic" w:eastAsia="Malgun Gothic"/>
               </w:rPr>
-              <w:t>시간 역행(3초)·GameSnapshot</w:t>
+              <w:t>시간 역행(3초)·GameSnapshot·2단 점프 스냅샷</w:t>
             </w:r>
           </w:p>
         </w:tc>
@@ -6819,7 +9354,7 @@
               <w:rPr>
                 <w:rFonts w:ascii="Malgun Gothic" w:hAnsi="Malgun Gothic" w:eastAsia="Malgun Gothic"/>
               </w:rPr>
-              <w:t>F 슬로우·이중 스태미나</w:t>
+              <w:t>Shift 슬로우·H 홀드/토글·이중 스태미나</w:t>
             </w:r>
           </w:p>
         </w:tc>
@@ -6847,7 +9382,7 @@
               <w:rPr>
                 <w:rFonts w:ascii="Malgun Gothic" w:hAnsi="Malgun Gothic" w:eastAsia="Malgun Gothic"/>
               </w:rPr>
-              <w:t>HUD·한글 UI·타이틀·2단계 시작</w:t>
+              <w:t>2단 점프·Cookie Run식 피격 무적(1.5s)</w:t>
             </w:r>
           </w:p>
         </w:tc>
@@ -6875,7 +9410,7 @@
               <w:rPr>
                 <w:rFonts w:ascii="Malgun Gothic" w:hAnsi="Malgun Gothic" w:eastAsia="Malgun Gothic"/>
               </w:rPr>
-              <w:t>장애물 8종 + 낙하물</w:t>
+              <w:t>HUD·한글 UI·타이틀·2단계 시작·조작법 순서 정리</w:t>
             </w:r>
           </w:p>
         </w:tc>
@@ -6903,7 +9438,7 @@
               <w:rPr>
                 <w:rFonts w:ascii="Malgun Gothic" w:hAnsi="Malgun Gothic" w:eastAsia="Malgun Gothic"/>
               </w:rPr>
-              <w:t>아이템 3종(체력·스태미나·실드)</w:t>
+              <w:t>Game Over·Clear UI 분리·리더보드 TOP 10</w:t>
             </w:r>
           </w:p>
         </w:tc>
@@ -6931,7 +9466,7 @@
               <w:rPr>
                 <w:rFonts w:ascii="Malgun Gothic" w:hAnsi="Malgun Gothic" w:eastAsia="Malgun Gothic"/>
               </w:rPr>
-              <w:t>로컬 리더보드 TOP 10</w:t>
+              <w:t>Emerald 장애물 외곽선·스폰 밸런스 조정</w:t>
             </w:r>
           </w:p>
         </w:tc>
@@ -6959,7 +9494,35 @@
               <w:rPr>
                 <w:rFonts w:ascii="Malgun Gothic" w:hAnsi="Malgun Gothic" w:eastAsia="Malgun Gothic"/>
               </w:rPr>
-              <w:t>Git 협업·CMake·배포 zip</w:t>
+              <w:t>Git 협업·CMake·배포 zip (`dist/ChronoRush-play.zip`, 2026-06-06 23:04)</w:t>
+            </w:r>
+          </w:p>
+        </w:tc>
+        <w:tc>
+          <w:tcPr>
+            <w:tcW w:type="dxa" w:w="4819"/>
+          </w:tcPr>
+          <w:p>
+            <w:r>
+              <w:rPr>
+                <w:rFonts w:ascii="Malgun Gothic" w:hAnsi="Malgun Gothic" w:eastAsia="Malgun Gothic"/>
+              </w:rPr>
+              <w:t>✅</w:t>
+            </w:r>
+          </w:p>
+        </w:tc>
+      </w:tr>
+      <w:tr>
+        <w:tc>
+          <w:tcPr>
+            <w:tcW w:type="dxa" w:w="4819"/>
+          </w:tcPr>
+          <w:p>
+            <w:r>
+              <w:rPr>
+                <w:rFonts w:ascii="Malgun Gothic" w:hAnsi="Malgun Gothic" w:eastAsia="Malgun Gothic"/>
+              </w:rPr>
+              <w:t>장애물 8종·낙하물·아이템 3종·피격·점수·리더보드 (B 담당)</w:t>
             </w:r>
           </w:p>
         </w:tc>
@@ -7023,17 +9586,16 @@
       </w:r>
       <w:r>
         <w:rPr>
-          <w:rFonts w:ascii="Consolas" w:hAnsi="Consolas"/>
-          <w:color w:val="333333"/>
-          <w:sz w:val="20"/>
-        </w:rPr>
-        <w:t>dist/ChronoRush-play.zip</w:t>
-      </w:r>
-      <w:r>
-        <w:rPr>
-          <w:rFonts w:ascii="Malgun Gothic" w:hAnsi="Malgun Gothic" w:eastAsia="Malgun Gothic"/>
-        </w:rPr>
-        <w:t xml:space="preserve"> 압축 해제 후 exe 실행</w:t>
+          <w:rFonts w:ascii="Malgun Gothic" w:hAnsi="Malgun Gothic" w:eastAsia="Malgun Gothic"/>
+          <w:b/>
+        </w:rPr>
+        <w:t>`dist/ChronoRush-play.zip`</w:t>
+      </w:r>
+      <w:r>
+        <w:rPr>
+          <w:rFonts w:ascii="Malgun Gothic" w:hAnsi="Malgun Gothic" w:eastAsia="Malgun Gothic"/>
+        </w:rPr>
+        <w:t>(Release 2026-06-06 23:04) 압축 해제 후 exe 실행</w:t>
       </w:r>
     </w:p>
     <w:p>
@@ -7045,13 +9607,26 @@
           <w:rFonts w:ascii="Malgun Gothic" w:hAnsi="Malgun Gothic" w:eastAsia="Malgun Gothic"/>
           <w:b/>
         </w:rPr>
-        <w:t>플레이 영상:</w:t>
-      </w:r>
-      <w:r>
-        <w:rPr>
-          <w:rFonts w:ascii="Malgun Gothic" w:hAnsi="Malgun Gothic" w:eastAsia="Malgun Gothic"/>
-        </w:rPr>
-        <w:t xml:space="preserve"> *[팀에서 녹화 후 URL 또는 LMS 첨부 — TODO]*</w:t>
+        <w:t>LMS 제출:</w:t>
+      </w:r>
+      <w:r>
+        <w:rPr>
+          <w:rFonts w:ascii="Malgun Gothic" w:hAnsi="Malgun Gothic" w:eastAsia="Malgun Gothic"/>
+        </w:rPr>
+        <w:t xml:space="preserve"> 과제 안내에 따라 </w:t>
+      </w:r>
+      <w:r>
+        <w:rPr>
+          <w:rFonts w:ascii="Malgun Gothic" w:hAnsi="Malgun Gothic" w:eastAsia="Malgun Gothic"/>
+          <w:b/>
+        </w:rPr>
+        <w:t>최종 보고서 PDF</w:t>
+      </w:r>
+      <w:r>
+        <w:rPr>
+          <w:rFonts w:ascii="Malgun Gothic" w:hAnsi="Malgun Gothic" w:eastAsia="Malgun Gothic"/>
+        </w:rPr>
+        <w:t xml:space="preserve"> 제출(본 과제는 별도 플레이 영상 제출 없음)</w:t>
       </w:r>
     </w:p>
     <w:p>
@@ -7113,7 +9688,7 @@
         <w:rPr>
           <w:rFonts w:ascii="Malgun Gothic" w:hAnsi="Malgun Gothic" w:eastAsia="Malgun Gothic"/>
         </w:rPr>
-        <w:t xml:space="preserve"> 밸런스 미세 조정 필요</w:t>
+        <w:t xml:space="preserve"> — 플레이 테스트 1·2차 반영 후에도 Emerald 후반 미세 조정 여지</w:t>
       </w:r>
     </w:p>
     <w:p>
@@ -7125,13 +9700,13 @@
           <w:rFonts w:ascii="Malgun Gothic" w:hAnsi="Malgun Gothic" w:eastAsia="Malgun Gothic"/>
           <w:b/>
         </w:rPr>
-        <w:t>`Game.cpp` 비대</w:t>
-      </w:r>
-      <w:r>
-        <w:rPr>
-          <w:rFonts w:ascii="Malgun Gothic" w:hAnsi="Malgun Gothic" w:eastAsia="Malgun Gothic"/>
-        </w:rPr>
-        <w:t xml:space="preserve"> — SpawnManager, RewindFacade 모듈 분리</w:t>
+        <w:t>맵 타일</w:t>
+      </w:r>
+      <w:r>
+        <w:rPr>
+          <w:rFonts w:ascii="Malgun Gothic" w:hAnsi="Malgun Gothic" w:eastAsia="Malgun Gothic"/>
+        </w:rPr>
+        <w:t xml:space="preserve"> — PNG·스케일 한계로 완전 제거는 어려우나, 코드 측 정렬·오버랩으로 개선(2.7절 #7)</w:t>
       </w:r>
     </w:p>
     <w:p>
@@ -7143,13 +9718,13 @@
           <w:rFonts w:ascii="Malgun Gothic" w:hAnsi="Malgun Gothic" w:eastAsia="Malgun Gothic"/>
           <w:b/>
         </w:rPr>
-        <w:t>에셋 용량</w:t>
-      </w:r>
-      <w:r>
-        <w:rPr>
-          <w:rFonts w:ascii="Malgun Gothic" w:hAnsi="Malgun Gothic" w:eastAsia="Malgun Gothic"/>
-        </w:rPr>
-        <w:t xml:space="preserve"> — PNG 비압축 대용량(~100MB); 배포용 WebP/텍스처 아틀라스 검토</w:t>
+        <w:t>`Game.cpp` 비대</w:t>
+      </w:r>
+      <w:r>
+        <w:rPr>
+          <w:rFonts w:ascii="Malgun Gothic" w:hAnsi="Malgun Gothic" w:eastAsia="Malgun Gothic"/>
+        </w:rPr>
+        <w:t xml:space="preserve"> — SpawnManager, RewindFacade 모듈 분리</w:t>
       </w:r>
     </w:p>
     <w:p>
@@ -7161,6 +9736,24 @@
           <w:rFonts w:ascii="Malgun Gothic" w:hAnsi="Malgun Gothic" w:eastAsia="Malgun Gothic"/>
           <w:b/>
         </w:rPr>
+        <w:t>에셋 용량</w:t>
+      </w:r>
+      <w:r>
+        <w:rPr>
+          <w:rFonts w:ascii="Malgun Gothic" w:hAnsi="Malgun Gothic" w:eastAsia="Malgun Gothic"/>
+        </w:rPr>
+        <w:t xml:space="preserve"> — PNG 비압축 대용량(~100MB); 배포용 WebP/텍스처 아틀라스 검토</w:t>
+      </w:r>
+    </w:p>
+    <w:p>
+      <w:pPr>
+        <w:pStyle w:val="ListBullet"/>
+      </w:pPr>
+      <w:r>
+        <w:rPr>
+          <w:rFonts w:ascii="Malgun Gothic" w:hAnsi="Malgun Gothic" w:eastAsia="Malgun Gothic"/>
+          <w:b/>
+        </w:rPr>
         <w:t>멀티플랫폼</w:t>
       </w:r>
       <w:r>
@@ -7250,21 +9843,41 @@
       <w:r>
         <w:rPr>
           <w:rFonts w:ascii="Malgun Gothic" w:hAnsi="Malgun Gothic" w:eastAsia="Malgun Gothic"/>
-        </w:rPr>
-        <w:t xml:space="preserve">팀원 A·B와 </w:t>
-      </w:r>
-      <w:r>
-        <w:rPr>
-          <w:rFonts w:ascii="Malgun Gothic" w:hAnsi="Malgun Gothic" w:eastAsia="Malgun Gothic"/>
           <w:b/>
         </w:rPr>
+        <w:t>박효담·조현진</w:t>
+      </w:r>
+      <w:r>
+        <w:rPr>
+          <w:rFonts w:ascii="Malgun Gothic" w:hAnsi="Malgun Gothic" w:eastAsia="Malgun Gothic"/>
+        </w:rPr>
+        <w:t xml:space="preserve">과 </w:t>
+      </w:r>
+      <w:r>
+        <w:rPr>
+          <w:rFonts w:ascii="Malgun Gothic" w:hAnsi="Malgun Gothic" w:eastAsia="Malgun Gothic"/>
+          <w:b/>
+        </w:rPr>
         <w:t>`snapshot-agreement` 사전 합의</w:t>
       </w:r>
       <w:r>
         <w:rPr>
           <w:rFonts w:ascii="Malgun Gothic" w:hAnsi="Malgun Gothic" w:eastAsia="Malgun Gothic"/>
         </w:rPr>
-        <w:t xml:space="preserve"> 후 병렬 개발한 경험이, “폭발 후 Z로 되감기” 같은 엣지 케이스를 안정적으로 처리하는 데 핵심이었다. UI·3스테이지·VFX 통합과 버그 수정을 통해 </w:t>
+        <w:t xml:space="preserve"> 후 병렬 개발한 경험이, “폭발 후 Z로 되감기” 같은 엣지 케이스를 안정적으로 처리하는 데 핵심이었다. </w:t>
+      </w:r>
+      <w:r>
+        <w:rPr>
+          <w:rFonts w:ascii="Malgun Gothic" w:hAnsi="Malgun Gothic" w:eastAsia="Malgun Gothic"/>
+          <w:b/>
+        </w:rPr>
+        <w:t>플레이 테스트(2.7절)</w:t>
+      </w:r>
+      <w:r>
+        <w:rPr>
+          <w:rFonts w:ascii="Malgun Gothic" w:hAnsi="Malgun Gothic" w:eastAsia="Malgun Gothic"/>
+        </w:rPr>
+        <w:t xml:space="preserve"> 를 통해 조작·UI·난이도·입력 안정성을 순차 개선하였고, B 담당 기술 섹션(4.1·4.3)과 UI·3스테이지·VFX 통합을 거쳐 </w:t>
       </w:r>
       <w:r>
         <w:rPr>
@@ -7291,7 +9904,7 @@
         <w:rPr>
           <w:rFonts w:ascii="Malgun Gothic" w:hAnsi="Malgun Gothic" w:eastAsia="Malgun Gothic"/>
         </w:rPr>
-        <w:t>)까지 완성하였으며, 사운드·밸런스·코드 모듈화는 후속 과제로 남긴다.</w:t>
+        <w:t>, Release 2026-06-06 23:04)까지 완성하였다. 사운드·후반 밸런스·코드 모듈화는 후속 과제로 남긴다.</w:t>
       </w:r>
     </w:p>
     <w:p>
@@ -7375,6 +9988,20 @@
         </w:rPr>
         <w:t>docs/report-writing-guide.md</w:t>
       </w:r>
+      <w:r>
+        <w:rPr>
+          <w:rFonts w:ascii="Malgun Gothic" w:hAnsi="Malgun Gothic" w:eastAsia="Malgun Gothic"/>
+        </w:rPr>
+        <w:t xml:space="preserve">, </w:t>
+      </w:r>
+      <w:r>
+        <w:rPr>
+          <w:rFonts w:ascii="Consolas" w:hAnsi="Consolas"/>
+          <w:color w:val="333333"/>
+          <w:sz w:val="20"/>
+        </w:rPr>
+        <w:t>docs/final-report-박효담-최종.docx</w:t>
+      </w:r>
     </w:p>
     <w:p>
       <w:pPr>
@@ -7411,20 +10038,33 @@
         <w:rPr>
           <w:rFonts w:ascii="Malgun Gothic" w:hAnsi="Malgun Gothic" w:eastAsia="Malgun Gothic"/>
         </w:rPr>
-        <w:t xml:space="preserve">☐ 표지 — 팀원 </w:t>
+        <w:t xml:space="preserve">☐ 표지 — </w:t>
       </w:r>
       <w:r>
         <w:rPr>
           <w:rFonts w:ascii="Malgun Gothic" w:hAnsi="Malgun Gothic" w:eastAsia="Malgun Gothic"/>
           <w:b/>
         </w:rPr>
+        <w:t>NULL Bros.</w:t>
+      </w:r>
+      <w:r>
+        <w:rPr>
+          <w:rFonts w:ascii="Malgun Gothic" w:hAnsi="Malgun Gothic" w:eastAsia="Malgun Gothic"/>
+        </w:rPr>
+        <w:t xml:space="preserve">, 팀원 </w:t>
+      </w:r>
+      <w:r>
+        <w:rPr>
+          <w:rFonts w:ascii="Malgun Gothic" w:hAnsi="Malgun Gothic" w:eastAsia="Malgun Gothic"/>
+          <w:b/>
+        </w:rPr>
         <w:t>학번·실명</w:t>
       </w:r>
       <w:r>
         <w:rPr>
           <w:rFonts w:ascii="Malgun Gothic" w:hAnsi="Malgun Gothic" w:eastAsia="Malgun Gothic"/>
         </w:rPr>
-        <w:t xml:space="preserve"> 기입</w:t>
+        <w:t xml:space="preserve"> 기입 *(본문 상단에 반영됨)*</w:t>
       </w:r>
     </w:p>
     <w:p>
@@ -7460,7 +10100,20 @@
         <w:rPr>
           <w:rFonts w:ascii="Malgun Gothic" w:hAnsi="Malgun Gothic" w:eastAsia="Malgun Gothic"/>
         </w:rPr>
-        <w:t>☐ 팀원 A — 4.2·6장 본인 항목 1건 보완</w:t>
+        <w:t xml:space="preserve">☐ A4, 10~11pt, </w:t>
+      </w:r>
+      <w:r>
+        <w:rPr>
+          <w:rFonts w:ascii="Malgun Gothic" w:hAnsi="Malgun Gothic" w:eastAsia="Malgun Gothic"/>
+          <w:b/>
+        </w:rPr>
+        <w:t>6~8쪽</w:t>
+      </w:r>
+      <w:r>
+        <w:rPr>
+          <w:rFonts w:ascii="Malgun Gothic" w:hAnsi="Malgun Gothic" w:eastAsia="Malgun Gothic"/>
+        </w:rPr>
+        <w:t xml:space="preserve"> (부록·체크리스트는 PDF에서 삭제 가능)</w:t>
       </w:r>
     </w:p>
     <w:p>
@@ -7471,44 +10124,20 @@
         <w:rPr>
           <w:rFonts w:ascii="Malgun Gothic" w:hAnsi="Malgun Gothic" w:eastAsia="Malgun Gothic"/>
         </w:rPr>
-        <w:t xml:space="preserve">☐ A4, 10~11pt, </w:t>
-      </w:r>
-      <w:r>
-        <w:rPr>
-          <w:rFonts w:ascii="Malgun Gothic" w:hAnsi="Malgun Gothic" w:eastAsia="Malgun Gothic"/>
-          <w:b/>
-        </w:rPr>
-        <w:t>6~8쪽</w:t>
-      </w:r>
-      <w:r>
-        <w:rPr>
-          <w:rFonts w:ascii="Malgun Gothic" w:hAnsi="Malgun Gothic" w:eastAsia="Malgun Gothic"/>
-        </w:rPr>
-        <w:t xml:space="preserve"> (부록·체크리스트는 PDF에서 삭제 가능)</w:t>
+        <w:t>☐ Word/PDF export → LMS 업로드</w:t>
       </w:r>
     </w:p>
     <w:p>
-      <w:pPr>
-        <w:pStyle w:val="ListBullet"/>
-      </w:pPr>
-      <w:r>
-        <w:rPr>
-          <w:rFonts w:ascii="Malgun Gothic" w:hAnsi="Malgun Gothic" w:eastAsia="Malgun Gothic"/>
-        </w:rPr>
-        <w:t>☐ Word/PDF export → LMS 업로드</w:t>
+      <w:r>
+        <w:t>────────────────────────────────────────</w:t>
       </w:r>
     </w:p>
     <w:p>
       <w:r>
-        <w:t>────────────────────────────────────────</w:t>
-      </w:r>
-    </w:p>
-    <w:p>
-      <w:r>
-        <w:rPr>
-          <w:rFonts w:ascii="Malgun Gothic" w:hAnsi="Malgun Gothic" w:eastAsia="Malgun Gothic"/>
-        </w:rPr>
-        <w:t>*문서 버전: 2026-06-06 — 2차 본문 작성 (조현진). 팀원 A/B 이름·학번·캡처·영상 URL은 PDF 직전에 반영.*</w:t>
+        <w:rPr>
+          <w:rFonts w:ascii="Malgun Gothic" w:hAnsi="Malgun Gothic" w:eastAsia="Malgun Gothic"/>
+        </w:rPr>
+        <w:t>*문서 버전: 2026-06-06 — 4차 본문 (NULL Bros., 팀원 학번 반영, B 섹션 통합, 조현진). 캡처·영상 URL은 PDF 직전에 반영.*</w:t>
       </w:r>
     </w:p>
     <w:sectPr>
